--- a/Theo_Devos-Vernes_c3479858_NUTeams2200Onboarding2026.docx
+++ b/Theo_Devos-Vernes_c3479858_NUTeams2200Onboarding2026.docx
@@ -1,10 +1,9 @@
 
 <file path=word/document.xml><?xml version="1.0" encoding="utf-8"?>
-<w:document xmlns:o="urn:schemas-microsoft-com:office:office" xmlns:r="http://schemas.openxmlformats.org/officeDocument/2006/relationships" xmlns:v="urn:schemas-microsoft-com:vml" xmlns:w="http://schemas.openxmlformats.org/wordprocessingml/2006/main" xmlns:w10="urn:schemas-microsoft-com:office:word" xmlns:wp="http://schemas.openxmlformats.org/drawingml/2006/wordprocessingDrawing" xmlns:pic="http://schemas.openxmlformats.org/drawingml/2006/picture" xmlns:wps="http://schemas.microsoft.com/office/word/2010/wordprocessingShape" xmlns:wpg="http://schemas.microsoft.com/office/word/2010/wordprocessingGroup" xmlns:mc="http://schemas.openxmlformats.org/markup-compatibility/2006" xmlns:wp14="http://schemas.microsoft.com/office/word/2010/wordprocessingDrawing" xmlns:w14="http://schemas.microsoft.com/office/word/2010/wordml" xmlns:w15="http://schemas.microsoft.com/office/word/2012/wordml" mc:Ignorable="w14 wp14 w15">
+<w:document xmlns:wpc="http://schemas.microsoft.com/office/word/2010/wordprocessingCanvas" xmlns:cx="http://schemas.microsoft.com/office/drawing/2014/chartex" xmlns:cx1="http://schemas.microsoft.com/office/drawing/2015/9/8/chartex" xmlns:cx2="http://schemas.microsoft.com/office/drawing/2015/10/21/chartex" xmlns:cx3="http://schemas.microsoft.com/office/drawing/2016/5/9/chartex" xmlns:cx4="http://schemas.microsoft.com/office/drawing/2016/5/10/chartex" xmlns:cx5="http://schemas.microsoft.com/office/drawing/2016/5/11/chartex" xmlns:cx6="http://schemas.microsoft.com/office/drawing/2016/5/12/chartex" xmlns:cx7="http://schemas.microsoft.com/office/drawing/2016/5/13/chartex" xmlns:cx8="http://schemas.microsoft.com/office/drawing/2016/5/14/chartex" xmlns:mc="http://schemas.openxmlformats.org/markup-compatibility/2006" xmlns:m="http://schemas.openxmlformats.org/officeDocument/2006/math" xmlns:aink="http://schemas.microsoft.com/office/drawing/2016/ink" xmlns:am3d="http://schemas.microsoft.com/office/drawing/2017/model3d" xmlns:oel="http://schemas.microsoft.com/office/2019/extlst" xmlns:r="http://schemas.openxmlformats.org/officeDocument/2006/relationships" xmlns:wp14="http://schemas.microsoft.com/office/word/2010/wordprocessingDrawing" xmlns:wp="http://schemas.openxmlformats.org/drawingml/2006/wordprocessingDrawing" xmlns:wpg="http://schemas.microsoft.com/office/word/2010/wordprocessingGroup" xmlns:wpi="http://schemas.microsoft.com/office/word/2010/wordprocessingInk" xmlns:wps="http://schemas.microsoft.com/office/word/2010/wordprocessingShape" xmlns:o="urn:schemas-microsoft-com:office:office" xmlns:v="urn:schemas-microsoft-com:vml" xmlns:w10="urn:schemas-microsoft-com:office:word" xmlns:w="http://schemas.openxmlformats.org/wordprocessingml/2006/main" xmlns:w14="http://schemas.microsoft.com/office/word/2010/wordml" xmlns:w15="http://schemas.microsoft.com/office/word/2012/wordml" xmlns:w16cex="http://schemas.microsoft.com/office/word/2018/wordml/cex" xmlns:w16cid="http://schemas.microsoft.com/office/word/2016/wordml/cid" xmlns:w16="http://schemas.microsoft.com/office/word/2018/wordml" xmlns:w16sdtdh="http://schemas.microsoft.com/office/word/2020/wordml/sdtdatahash" xmlns:w16sdtfl="http://schemas.microsoft.com/office/word/2024/wordml/sdtformatlock" xmlns:w16se="http://schemas.microsoft.com/office/word/2015/wordml/symex" xmlns:w16du="http://schemas.microsoft.com/office/word/2023/wordml/word16du" xmlns:wne="http://schemas.microsoft.com/office/word/2006/wordml" mc:Ignorable="w14 w15 w16se w16cid w16 w16cex w16sdtdh w16sdtfl w16du wp14">
   <w:body>
     <w:p>
       <w:pPr>
-        <w:pStyle w:val="Normal"/>
         <w:rPr>
           <w:b/>
           <w:bCs/>
@@ -25,6 +24,7 @@
         </w:rPr>
         <w:t xml:space="preserve"> </w:t>
       </w:r>
+      <w:proofErr w:type="spellStart"/>
       <w:r>
         <w:rPr>
           <w:b/>
@@ -34,153 +34,9 @@
           <w:u w:val="single"/>
           <w:lang w:val="en-GB"/>
         </w:rPr>
-        <w:t xml:space="preserve">NUTeams onboarding Portfolio </w:t>
-      </w:r>
-    </w:p>
-    <w:p>
-      <w:pPr>
-        <w:pStyle w:val="Normal"/>
-        <w:rPr>
-          <w:lang w:val="en-GB"/>
-        </w:rPr>
-      </w:pPr>
-      <w:r>
-        <w:rPr>
-          <w:lang w:val="en-GB"/>
-        </w:rPr>
-        <w:t xml:space="preserve">This is your NUTeams training portfolio. Download and complete this document as you complete onboarding exercises and submit it as evidence these tasks have been completed. </w:t>
-      </w:r>
-    </w:p>
-    <w:p>
-      <w:pPr>
-        <w:pStyle w:val="Normal"/>
-        <w:rPr>
-          <w:lang w:val="en-GB"/>
-        </w:rPr>
-      </w:pPr>
-      <w:r>
-        <w:rPr>
-          <w:lang w:val="en-GB"/>
-        </w:rPr>
-        <w:t xml:space="preserve">All tasks are required, all evidence is required for each task. </w:t>
-      </w:r>
-    </w:p>
-    <w:p>
-      <w:pPr>
-        <w:pStyle w:val="Normal"/>
-        <w:rPr>
-          <w:lang w:val="en-GB"/>
-        </w:rPr>
-      </w:pPr>
-      <w:r>
-        <w:rPr>
-          <w:lang w:val="en-GB"/>
-        </w:rPr>
-        <w:t xml:space="preserve">It is acceptable for you to have completed tasks before 2026 and have them counted, however you will need to provide appropriate evidence, as agreed by Malcolm or Dylan. If you do not have evidence you will need to redo the task. </w:t>
-      </w:r>
-    </w:p>
-    <w:p>
-      <w:pPr>
-        <w:pStyle w:val="Normal"/>
-        <w:suppressLineNumbers w:val="0"/>
-        <w:bidi w:val="0"/>
-        <w:spacing w:lineRule="auto" w:line="278" w:beforeAutospacing="0" w:before="0" w:afterAutospacing="0" w:after="160"/>
-        <w:ind w:start="0" w:end="0"/>
-        <w:jc w:val="start"/>
-        <w:rPr>
-          <w:rFonts w:ascii="Aptos" w:hAnsi="Aptos" w:eastAsia="Aptos" w:cs="Aptos"/>
-          <w:sz w:val="24"/>
-          <w:szCs w:val="24"/>
-          <w:lang w:val="en-AU"/>
-        </w:rPr>
-      </w:pPr>
-      <w:r>
-        <w:rPr>
-          <w:lang w:val="en-GB"/>
-        </w:rPr>
-        <w:t>Most evidence will require an Approver. The Approvers for 2026 are:</w:t>
-      </w:r>
-      <w:r>
-        <w:rPr/>
-        <w:br/>
-      </w:r>
-      <w:r>
-        <w:rPr>
-          <w:rFonts w:eastAsia="Aptos" w:cs="Aptos" w:ascii="Aptos" w:hAnsi="Aptos"/>
-          <w:b w:val="false"/>
-          <w:bCs w:val="false"/>
-          <w:i w:val="false"/>
-          <w:iCs w:val="false"/>
-          <w:caps w:val="false"/>
-          <w:smallCaps w:val="false"/>
-          <w:color w:themeColor="text1" w:val="000000"/>
-          <w:sz w:val="24"/>
-          <w:szCs w:val="24"/>
-          <w:lang w:val="en-AU"/>
-        </w:rPr>
-        <w:t>Malcolm Sidney, Adam Minett (NURacing), John Wong (NUMarine), Rylie Heller (NURocketry), Ben Erwin (NUMarine), Riley Wollen (NURacing), Oliver O’Grady (NURocketry), and Dylan Cuskelly – note you do not need to get an approver from your team at this stage, any availible approver can mark you off.</w:t>
-      </w:r>
-    </w:p>
-    <w:p>
-      <w:pPr>
-        <w:pStyle w:val="Normal"/>
-        <w:rPr>
-          <w:lang w:val="en-GB"/>
-        </w:rPr>
-      </w:pPr>
-      <w:r>
-        <w:rPr>
-          <w:lang w:val="en-GB"/>
-        </w:rPr>
-        <w:t xml:space="preserve">Deadlines for tasks are as listed with each task. All tasks must be completed before the deadlines. No extension will be granted for any reason. You may need to submit this document periodically throughout the onboarding process. You do not have to work though it linearly, do task in whatever order is most efficient. </w:t>
-      </w:r>
-    </w:p>
-    <w:p>
-      <w:pPr>
-        <w:pStyle w:val="Normal"/>
-        <w:rPr>
-          <w:lang w:val="en-GB"/>
-        </w:rPr>
-      </w:pPr>
-      <w:r>
-        <w:rPr>
-          <w:lang w:val="en-GB"/>
-        </w:rPr>
-        <w:t>It is your responsibility to manage your time appropriately as a professional. Your ability to complete tasks on time and to an appropriate standard is one of the components being measured.</w:t>
-      </w:r>
-    </w:p>
-    <w:p>
-      <w:pPr>
-        <w:pStyle w:val="Normal"/>
-        <w:rPr>
-          <w:lang w:val="en-GB"/>
-        </w:rPr>
-      </w:pPr>
-      <w:r>
-        <w:rPr>
-          <w:lang w:val="en-GB"/>
-        </w:rPr>
-        <w:t xml:space="preserve">If you are having trouble completing tasks or collecting appropriate evidence reach out early. </w:t>
-      </w:r>
-    </w:p>
-    <w:p>
-      <w:pPr>
-        <w:pStyle w:val="Normal"/>
-        <w:rPr>
-          <w:lang w:val="en-GB"/>
-        </w:rPr>
-      </w:pPr>
-      <w:r>
-        <w:rPr>
-          <w:lang w:val="en-GB"/>
-        </w:rPr>
-        <w:t xml:space="preserve">If you are uncomfortable having your photo taken please reach out so we can organise other arrangements. </w:t>
-      </w:r>
-      <w:r>
-        <w:rPr/>
-        <w:br/>
-        <w:br/>
-      </w:r>
+        <w:t>NUTeams</w:t>
+      </w:r>
+      <w:proofErr w:type="spellEnd"/>
       <w:r>
         <w:rPr>
           <w:b/>
@@ -190,12 +46,312 @@
           <w:u w:val="single"/>
           <w:lang w:val="en-GB"/>
         </w:rPr>
+        <w:t xml:space="preserve"> onboarding Portfolio </w:t>
+      </w:r>
+    </w:p>
+    <w:p>
+      <w:pPr>
+        <w:rPr>
+          <w:lang w:val="en-GB"/>
+        </w:rPr>
+      </w:pPr>
+      <w:r>
+        <w:rPr>
+          <w:lang w:val="en-GB"/>
+        </w:rPr>
+        <w:t xml:space="preserve">This is your </w:t>
+      </w:r>
+      <w:proofErr w:type="spellStart"/>
+      <w:r>
+        <w:rPr>
+          <w:lang w:val="en-GB"/>
+        </w:rPr>
+        <w:t>NUTeams</w:t>
+      </w:r>
+      <w:proofErr w:type="spellEnd"/>
+      <w:r>
+        <w:rPr>
+          <w:lang w:val="en-GB"/>
+        </w:rPr>
+        <w:t xml:space="preserve"> training portfolio. Download and complete this document as you complete onboarding exercises and submit it as evidence these tasks have been completed. </w:t>
+      </w:r>
+    </w:p>
+    <w:p>
+      <w:pPr>
+        <w:rPr>
+          <w:lang w:val="en-GB"/>
+        </w:rPr>
+      </w:pPr>
+      <w:r>
+        <w:rPr>
+          <w:lang w:val="en-GB"/>
+        </w:rPr>
+        <w:t xml:space="preserve">All tasks are </w:t>
+      </w:r>
+      <w:proofErr w:type="gramStart"/>
+      <w:r>
+        <w:rPr>
+          <w:lang w:val="en-GB"/>
+        </w:rPr>
+        <w:t>required,</w:t>
+      </w:r>
+      <w:proofErr w:type="gramEnd"/>
+      <w:r>
+        <w:rPr>
+          <w:lang w:val="en-GB"/>
+        </w:rPr>
+        <w:t xml:space="preserve"> all evidence is required for each task. </w:t>
+      </w:r>
+    </w:p>
+    <w:p>
+      <w:pPr>
+        <w:rPr>
+          <w:lang w:val="en-GB"/>
+        </w:rPr>
+      </w:pPr>
+      <w:r>
+        <w:rPr>
+          <w:lang w:val="en-GB"/>
+        </w:rPr>
+        <w:t xml:space="preserve">It is acceptable for you to have completed tasks before 2026 and have them counted, however you will need to provide appropriate evidence, as agreed by Malcolm or Dylan. If you do not have </w:t>
+      </w:r>
+      <w:proofErr w:type="gramStart"/>
+      <w:r>
+        <w:rPr>
+          <w:lang w:val="en-GB"/>
+        </w:rPr>
+        <w:t>evidence</w:t>
+      </w:r>
+      <w:proofErr w:type="gramEnd"/>
+      <w:r>
+        <w:rPr>
+          <w:lang w:val="en-GB"/>
+        </w:rPr>
+        <w:t xml:space="preserve"> you will need to redo the task. </w:t>
+      </w:r>
+    </w:p>
+    <w:p>
+      <w:pPr>
+        <w:rPr>
+          <w:rFonts w:ascii="Aptos" w:eastAsia="Aptos" w:hAnsi="Aptos" w:cs="Aptos"/>
+        </w:rPr>
+      </w:pPr>
+      <w:r>
+        <w:rPr>
+          <w:lang w:val="en-GB"/>
+        </w:rPr>
+        <w:t>Most evidence will require an Approver. The Approvers for 2026 are:</w:t>
+      </w:r>
+      <w:r>
+        <w:br/>
+      </w:r>
+      <w:r>
+        <w:rPr>
+          <w:rFonts w:ascii="Aptos" w:eastAsia="Aptos" w:hAnsi="Aptos" w:cs="Aptos"/>
+          <w:color w:val="000000" w:themeColor="text1"/>
+        </w:rPr>
+        <w:t>Malcolm Sidney, Adam Minett (</w:t>
+      </w:r>
+      <w:proofErr w:type="spellStart"/>
+      <w:r>
+        <w:rPr>
+          <w:rFonts w:ascii="Aptos" w:eastAsia="Aptos" w:hAnsi="Aptos" w:cs="Aptos"/>
+          <w:color w:val="000000" w:themeColor="text1"/>
+        </w:rPr>
+        <w:t>NURacing</w:t>
+      </w:r>
+      <w:proofErr w:type="spellEnd"/>
+      <w:r>
+        <w:rPr>
+          <w:rFonts w:ascii="Aptos" w:eastAsia="Aptos" w:hAnsi="Aptos" w:cs="Aptos"/>
+          <w:color w:val="000000" w:themeColor="text1"/>
+        </w:rPr>
+        <w:t>), John Wong (</w:t>
+      </w:r>
+      <w:proofErr w:type="spellStart"/>
+      <w:r>
+        <w:rPr>
+          <w:rFonts w:ascii="Aptos" w:eastAsia="Aptos" w:hAnsi="Aptos" w:cs="Aptos"/>
+          <w:color w:val="000000" w:themeColor="text1"/>
+        </w:rPr>
+        <w:t>NUMarine</w:t>
+      </w:r>
+      <w:proofErr w:type="spellEnd"/>
+      <w:r>
+        <w:rPr>
+          <w:rFonts w:ascii="Aptos" w:eastAsia="Aptos" w:hAnsi="Aptos" w:cs="Aptos"/>
+          <w:color w:val="000000" w:themeColor="text1"/>
+        </w:rPr>
+        <w:t>), Rylie Heller (</w:t>
+      </w:r>
+      <w:proofErr w:type="spellStart"/>
+      <w:r>
+        <w:rPr>
+          <w:rFonts w:ascii="Aptos" w:eastAsia="Aptos" w:hAnsi="Aptos" w:cs="Aptos"/>
+          <w:color w:val="000000" w:themeColor="text1"/>
+        </w:rPr>
+        <w:t>NURocketry</w:t>
+      </w:r>
+      <w:proofErr w:type="spellEnd"/>
+      <w:r>
+        <w:rPr>
+          <w:rFonts w:ascii="Aptos" w:eastAsia="Aptos" w:hAnsi="Aptos" w:cs="Aptos"/>
+          <w:color w:val="000000" w:themeColor="text1"/>
+        </w:rPr>
+        <w:t>), Ben Erwin (</w:t>
+      </w:r>
+      <w:proofErr w:type="spellStart"/>
+      <w:r>
+        <w:rPr>
+          <w:rFonts w:ascii="Aptos" w:eastAsia="Aptos" w:hAnsi="Aptos" w:cs="Aptos"/>
+          <w:color w:val="000000" w:themeColor="text1"/>
+        </w:rPr>
+        <w:t>NUMarine</w:t>
+      </w:r>
+      <w:proofErr w:type="spellEnd"/>
+      <w:r>
+        <w:rPr>
+          <w:rFonts w:ascii="Aptos" w:eastAsia="Aptos" w:hAnsi="Aptos" w:cs="Aptos"/>
+          <w:color w:val="000000" w:themeColor="text1"/>
+        </w:rPr>
+        <w:t>), Riley Wollen (</w:t>
+      </w:r>
+      <w:proofErr w:type="spellStart"/>
+      <w:r>
+        <w:rPr>
+          <w:rFonts w:ascii="Aptos" w:eastAsia="Aptos" w:hAnsi="Aptos" w:cs="Aptos"/>
+          <w:color w:val="000000" w:themeColor="text1"/>
+        </w:rPr>
+        <w:t>NURacing</w:t>
+      </w:r>
+      <w:proofErr w:type="spellEnd"/>
+      <w:r>
+        <w:rPr>
+          <w:rFonts w:ascii="Aptos" w:eastAsia="Aptos" w:hAnsi="Aptos" w:cs="Aptos"/>
+          <w:color w:val="000000" w:themeColor="text1"/>
+        </w:rPr>
+        <w:t>), Oliver O’Grady (</w:t>
+      </w:r>
+      <w:proofErr w:type="spellStart"/>
+      <w:r>
+        <w:rPr>
+          <w:rFonts w:ascii="Aptos" w:eastAsia="Aptos" w:hAnsi="Aptos" w:cs="Aptos"/>
+          <w:color w:val="000000" w:themeColor="text1"/>
+        </w:rPr>
+        <w:t>NURocketry</w:t>
+      </w:r>
+      <w:proofErr w:type="spellEnd"/>
+      <w:r>
+        <w:rPr>
+          <w:rFonts w:ascii="Aptos" w:eastAsia="Aptos" w:hAnsi="Aptos" w:cs="Aptos"/>
+          <w:color w:val="000000" w:themeColor="text1"/>
+        </w:rPr>
+        <w:t xml:space="preserve">), and Dylan </w:t>
+      </w:r>
+      <w:proofErr w:type="spellStart"/>
+      <w:r>
+        <w:rPr>
+          <w:rFonts w:ascii="Aptos" w:eastAsia="Aptos" w:hAnsi="Aptos" w:cs="Aptos"/>
+          <w:color w:val="000000" w:themeColor="text1"/>
+        </w:rPr>
+        <w:t>Cuskelly</w:t>
+      </w:r>
+      <w:proofErr w:type="spellEnd"/>
+      <w:r>
+        <w:rPr>
+          <w:rFonts w:ascii="Aptos" w:eastAsia="Aptos" w:hAnsi="Aptos" w:cs="Aptos"/>
+          <w:color w:val="000000" w:themeColor="text1"/>
+        </w:rPr>
+        <w:t xml:space="preserve"> – note you do not need to get an approver from your team at this stage, any </w:t>
+      </w:r>
+      <w:proofErr w:type="spellStart"/>
+      <w:r>
+        <w:rPr>
+          <w:rFonts w:ascii="Aptos" w:eastAsia="Aptos" w:hAnsi="Aptos" w:cs="Aptos"/>
+          <w:color w:val="000000" w:themeColor="text1"/>
+        </w:rPr>
+        <w:t>availible</w:t>
+      </w:r>
+      <w:proofErr w:type="spellEnd"/>
+      <w:r>
+        <w:rPr>
+          <w:rFonts w:ascii="Aptos" w:eastAsia="Aptos" w:hAnsi="Aptos" w:cs="Aptos"/>
+          <w:color w:val="000000" w:themeColor="text1"/>
+        </w:rPr>
+        <w:t xml:space="preserve"> approver can mark you off.</w:t>
+      </w:r>
+    </w:p>
+    <w:p>
+      <w:pPr>
+        <w:rPr>
+          <w:lang w:val="en-GB"/>
+        </w:rPr>
+      </w:pPr>
+      <w:r>
+        <w:rPr>
+          <w:lang w:val="en-GB"/>
+        </w:rPr>
+        <w:t xml:space="preserve">Deadlines for tasks are as listed with each task. All tasks must be completed before the deadlines. No extension will be granted for any reason. You may need to submit this document periodically throughout the onboarding process. You do not have to work though it linearly, do task in whatever order is most efficient. </w:t>
+      </w:r>
+    </w:p>
+    <w:p>
+      <w:pPr>
+        <w:rPr>
+          <w:lang w:val="en-GB"/>
+        </w:rPr>
+      </w:pPr>
+      <w:r>
+        <w:rPr>
+          <w:lang w:val="en-GB"/>
+        </w:rPr>
+        <w:t>It is your responsibility to manage your time appropriately as a professional. Your ability to complete tasks on time and to an appropriate standard is one of the components being measured.</w:t>
+      </w:r>
+    </w:p>
+    <w:p>
+      <w:pPr>
+        <w:rPr>
+          <w:lang w:val="en-GB"/>
+        </w:rPr>
+      </w:pPr>
+      <w:r>
+        <w:rPr>
+          <w:lang w:val="en-GB"/>
+        </w:rPr>
+        <w:t xml:space="preserve">If you are having trouble completing tasks or collecting appropriate evidence reach out early. </w:t>
+      </w:r>
+    </w:p>
+    <w:p>
+      <w:pPr>
+        <w:rPr>
+          <w:lang w:val="en-GB"/>
+        </w:rPr>
+      </w:pPr>
+      <w:r>
+        <w:rPr>
+          <w:lang w:val="en-GB"/>
+        </w:rPr>
+        <w:t xml:space="preserve">If you are uncomfortable having your photo taken please reach out so we can organise other arrangements. </w:t>
+      </w:r>
+      <w:r>
+        <w:br/>
+      </w:r>
+      <w:r>
+        <w:br/>
+      </w:r>
+      <w:r>
+        <w:rPr>
+          <w:b/>
+          <w:bCs/>
+          <w:sz w:val="32"/>
+          <w:szCs w:val="32"/>
+          <w:u w:val="single"/>
+          <w:lang w:val="en-GB"/>
+        </w:rPr>
         <w:t xml:space="preserve">Submission requirements </w:t>
       </w:r>
     </w:p>
     <w:p>
       <w:pPr>
-        <w:pStyle w:val="Normal"/>
         <w:rPr>
           <w:lang w:val="en-GB"/>
         </w:rPr>
@@ -207,7 +363,6 @@
         <w:t xml:space="preserve">You are required to name this document: Firstname_lastname_c1234567_NUTeams2200Onboarding2026. </w:t>
       </w:r>
       <w:r>
-        <w:rPr/>
         <w:br/>
       </w:r>
       <w:r>
@@ -219,26 +374,15 @@
     </w:p>
     <w:p>
       <w:pPr>
-        <w:pStyle w:val="Normal"/>
-        <w:rPr>
-          <w:lang w:val="en-GB"/>
-        </w:rPr>
-      </w:pPr>
-      <w:r>
-        <w:rPr>
-          <w:lang w:val="en-GB"/>
-        </w:rPr>
-      </w:r>
+        <w:rPr>
+          <w:lang w:val="en-GB"/>
+        </w:rPr>
+      </w:pPr>
       <w:r>
         <w:br w:type="page"/>
       </w:r>
     </w:p>
     <w:p>
-      <w:pPr>
-        <w:pStyle w:val="Normal"/>
-        <w:spacing w:before="0" w:after="160"/>
-        <w:rPr/>
-      </w:pPr>
       <w:r>
         <w:rPr>
           <w:b/>
@@ -247,6 +391,7 @@
           <w:szCs w:val="28"/>
           <w:u w:val="single"/>
         </w:rPr>
+        <w:lastRenderedPageBreak/>
         <w:t>Required software.</w:t>
       </w:r>
       <w:r>
@@ -259,9 +404,10 @@
         <w:t xml:space="preserve"> </w:t>
       </w:r>
       <w:r>
-        <w:rPr/>
         <w:br/>
         <w:t xml:space="preserve">Join the following with your firstname.lastname@uon.edu.au account: </w:t>
+      </w:r>
+      <w:r>
         <w:br/>
       </w:r>
       <w:r>
@@ -272,10 +418,9 @@
         <w:t>ASANA</w:t>
       </w:r>
       <w:r>
-        <w:rPr/>
         <w:t xml:space="preserve"> - </w:t>
       </w:r>
-      <w:hyperlink r:id="rId2">
+      <w:hyperlink r:id="rId7">
         <w:r>
           <w:rPr>
             <w:rStyle w:val="Hyperlink"/>
@@ -284,7 +429,6 @@
         </w:r>
       </w:hyperlink>
       <w:r>
-        <w:rPr/>
         <w:t xml:space="preserve"> Go to setting, under profile, add your full name and a photo of yourself. Under </w:t>
       </w:r>
       <w:r>
@@ -295,7 +439,6 @@
         <w:t>Settings</w:t>
       </w:r>
       <w:r>
-        <w:rPr/>
         <w:t xml:space="preserve">, under </w:t>
       </w:r>
       <w:r>
@@ -306,32 +449,41 @@
         <w:t>notifications</w:t>
       </w:r>
       <w:r>
-        <w:rPr/>
         <w:t xml:space="preserve">, under </w:t>
       </w:r>
+      <w:proofErr w:type="gramStart"/>
       <w:r>
         <w:rPr>
           <w:i/>
           <w:iCs/>
         </w:rPr>
-        <w:t xml:space="preserve">Email </w:t>
-      </w:r>
-      <w:r>
-        <w:rPr/>
-        <w:t xml:space="preserve">turn off everything except </w:t>
-      </w:r>
+        <w:t>Email</w:t>
+      </w:r>
+      <w:proofErr w:type="gramEnd"/>
       <w:r>
         <w:rPr>
           <w:i/>
           <w:iCs/>
         </w:rPr>
+        <w:t xml:space="preserve"> </w:t>
+      </w:r>
+      <w:r>
+        <w:t xml:space="preserve">turn off everything except </w:t>
+      </w:r>
+      <w:r>
+        <w:rPr>
+          <w:i/>
+          <w:iCs/>
+        </w:rPr>
         <w:t>someone mentions @username</w:t>
       </w:r>
       <w:r>
-        <w:rPr/>
         <w:t xml:space="preserve">. No items will be purchased unless your photo can be verified. </w:t>
+      </w:r>
+      <w:r>
         <w:br/>
       </w:r>
+      <w:proofErr w:type="spellStart"/>
       <w:r>
         <w:rPr>
           <w:b/>
@@ -339,11 +491,11 @@
         </w:rPr>
         <w:t>OnShape</w:t>
       </w:r>
-      <w:r>
-        <w:rPr/>
+      <w:proofErr w:type="spellEnd"/>
+      <w:r>
         <w:t xml:space="preserve"> - </w:t>
       </w:r>
-      <w:hyperlink r:id="rId3">
+      <w:hyperlink r:id="rId8">
         <w:r>
           <w:rPr>
             <w:rStyle w:val="Hyperlink"/>
@@ -352,8 +504,9 @@
         </w:r>
       </w:hyperlink>
       <w:r>
-        <w:rPr/>
         <w:t xml:space="preserve"> </w:t>
+      </w:r>
+      <w:r>
         <w:br/>
       </w:r>
       <w:r>
@@ -364,10 +517,9 @@
         <w:t>ILab</w:t>
       </w:r>
       <w:r>
-        <w:rPr/>
         <w:t xml:space="preserve"> - </w:t>
       </w:r>
-      <w:hyperlink r:id="rId4">
+      <w:hyperlink r:id="rId9">
         <w:r>
           <w:rPr>
             <w:rStyle w:val="Hyperlink"/>
@@ -376,8 +528,9 @@
         </w:r>
       </w:hyperlink>
       <w:r>
-        <w:rPr/>
         <w:t xml:space="preserve"> - search "NU Teams" - don't enter a phone number, it is not required. </w:t>
+      </w:r>
+      <w:r>
         <w:br/>
       </w:r>
       <w:r>
@@ -388,10 +541,9 @@
         <w:t>GitHub</w:t>
       </w:r>
       <w:r>
-        <w:rPr/>
         <w:t xml:space="preserve"> - </w:t>
       </w:r>
-      <w:hyperlink r:id="rId5">
+      <w:hyperlink r:id="rId10">
         <w:r>
           <w:rPr>
             <w:rStyle w:val="Hyperlink"/>
@@ -400,9 +552,12 @@
         </w:r>
       </w:hyperlink>
       <w:r>
-        <w:rPr/>
         <w:t xml:space="preserve"> - you may sign up using your existing GitHub if you already have one.</w:t>
+      </w:r>
+      <w:r>
         <w:br/>
+      </w:r>
+      <w:r>
         <w:br/>
       </w:r>
       <w:r>
@@ -430,7 +585,7 @@
         </w:rPr>
         <w:t xml:space="preserve">online modules: </w:t>
       </w:r>
-      <w:hyperlink r:id="rId6">
+      <w:hyperlink r:id="rId11">
         <w:r>
           <w:rPr>
             <w:rStyle w:val="Hyperlink"/>
@@ -441,13 +596,11 @@
     </w:p>
     <w:p>
       <w:pPr>
-        <w:pStyle w:val="Normal"/>
-        <w:rPr>
-          <w:lang w:val="en-GB"/>
-        </w:rPr>
-      </w:pPr>
-      <w:r>
-        <w:rPr/>
+        <w:rPr>
+          <w:lang w:val="en-GB"/>
+        </w:rPr>
+      </w:pPr>
+      <w:r>
         <w:br/>
       </w:r>
       <w:r>
@@ -470,7 +623,6 @@
         <w:t xml:space="preserve"> </w:t>
       </w:r>
       <w:r>
-        <w:rPr/>
         <w:br/>
       </w:r>
       <w:r>
@@ -479,7 +631,25 @@
           <w:bCs/>
           <w:lang w:val="en-GB"/>
         </w:rPr>
-        <w:t>Self enrol link DO THIS FIRST:</w:t>
+        <w:t xml:space="preserve">Self </w:t>
+      </w:r>
+      <w:proofErr w:type="gramStart"/>
+      <w:r>
+        <w:rPr>
+          <w:b/>
+          <w:bCs/>
+          <w:lang w:val="en-GB"/>
+        </w:rPr>
+        <w:t>enrol</w:t>
+      </w:r>
+      <w:proofErr w:type="gramEnd"/>
+      <w:r>
+        <w:rPr>
+          <w:b/>
+          <w:bCs/>
+          <w:lang w:val="en-GB"/>
+        </w:rPr>
+        <w:t xml:space="preserve"> link DO THIS FIRST:</w:t>
       </w:r>
       <w:r>
         <w:rPr>
@@ -487,7 +657,7 @@
         </w:rPr>
         <w:t xml:space="preserve"> </w:t>
       </w:r>
-      <w:hyperlink r:id="rId7">
+      <w:hyperlink r:id="rId12">
         <w:r>
           <w:rPr>
             <w:rStyle w:val="Hyperlink"/>
@@ -505,26 +675,49 @@
     </w:p>
     <w:p>
       <w:pPr>
-        <w:pStyle w:val="Normal"/>
-        <w:rPr>
-          <w:lang w:val="en-GB"/>
-        </w:rPr>
-      </w:pPr>
+        <w:rPr>
+          <w:lang w:val="en-GB"/>
+        </w:rPr>
+      </w:pPr>
+      <w:proofErr w:type="spellStart"/>
       <w:r>
         <w:rPr>
           <w:b/>
           <w:bCs/>
           <w:lang w:val="en-GB"/>
         </w:rPr>
-        <w:t xml:space="preserve">NUTeams safety induction quiz </w:t>
-      </w:r>
-      <w:r>
-        <w:rPr>
-          <w:lang w:val="en-GB"/>
-        </w:rPr>
-        <w:t xml:space="preserve">(sometimes referred to as the Building induction – you must do the quiz in this link): </w:t>
-      </w:r>
-      <w:hyperlink r:id="rId8">
+        <w:t>NUTeams</w:t>
+      </w:r>
+      <w:proofErr w:type="spellEnd"/>
+      <w:r>
+        <w:rPr>
+          <w:b/>
+          <w:bCs/>
+          <w:lang w:val="en-GB"/>
+        </w:rPr>
+        <w:t xml:space="preserve"> safety induction quiz </w:t>
+      </w:r>
+      <w:r>
+        <w:rPr>
+          <w:lang w:val="en-GB"/>
+        </w:rPr>
+        <w:t xml:space="preserve">(sometimes referred to as the </w:t>
+      </w:r>
+      <w:proofErr w:type="gramStart"/>
+      <w:r>
+        <w:rPr>
+          <w:lang w:val="en-GB"/>
+        </w:rPr>
+        <w:t>Building</w:t>
+      </w:r>
+      <w:proofErr w:type="gramEnd"/>
+      <w:r>
+        <w:rPr>
+          <w:lang w:val="en-GB"/>
+        </w:rPr>
+        <w:t xml:space="preserve"> induction – you must do the quiz in this link): </w:t>
+      </w:r>
+      <w:hyperlink r:id="rId13">
         <w:r>
           <w:rPr>
             <w:rStyle w:val="Hyperlink"/>
@@ -542,7 +735,6 @@
     </w:p>
     <w:p>
       <w:pPr>
-        <w:pStyle w:val="Normal"/>
         <w:rPr>
           <w:lang w:val="en-GB"/>
         </w:rPr>
@@ -561,7 +753,7 @@
         </w:rPr>
         <w:t xml:space="preserve">: </w:t>
       </w:r>
-      <w:hyperlink r:id="rId9">
+      <w:hyperlink r:id="rId14">
         <w:r>
           <w:rPr>
             <w:rStyle w:val="Hyperlink"/>
@@ -579,7 +771,6 @@
     </w:p>
     <w:p>
       <w:pPr>
-        <w:pStyle w:val="Normal"/>
         <w:rPr>
           <w:b/>
           <w:bCs/>
@@ -594,7 +785,7 @@
         </w:rPr>
         <w:t xml:space="preserve">EC Student Workshop General Induction Quiz: </w:t>
       </w:r>
-      <w:hyperlink r:id="rId10">
+      <w:hyperlink r:id="rId15">
         <w:r>
           <w:rPr>
             <w:rStyle w:val="Hyperlink"/>
@@ -605,10 +796,6 @@
       </w:hyperlink>
     </w:p>
     <w:p>
-      <w:pPr>
-        <w:pStyle w:val="Normal"/>
-        <w:rPr/>
-      </w:pPr>
       <w:r>
         <w:rPr>
           <w:b/>
@@ -617,10 +804,9 @@
         <w:t>ABEW induction (now confusing also called student workshop):</w:t>
       </w:r>
       <w:r>
-        <w:rPr/>
         <w:t xml:space="preserve"> </w:t>
       </w:r>
-      <w:hyperlink r:id="rId11">
+      <w:hyperlink r:id="rId16">
         <w:r>
           <w:rPr>
             <w:rStyle w:val="Hyperlink"/>
@@ -629,13 +815,11 @@
         </w:r>
       </w:hyperlink>
       <w:r>
-        <w:rPr/>
         <w:t xml:space="preserve"> </w:t>
       </w:r>
     </w:p>
     <w:p>
       <w:pPr>
-        <w:pStyle w:val="Normal"/>
         <w:rPr>
           <w:lang w:val="en-GB"/>
         </w:rPr>
@@ -654,7 +838,7 @@
         </w:rPr>
         <w:t xml:space="preserve">: </w:t>
       </w:r>
-      <w:hyperlink r:id="rId12">
+      <w:hyperlink r:id="rId17">
         <w:r>
           <w:rPr>
             <w:rStyle w:val="Hyperlink"/>
@@ -672,7 +856,6 @@
     </w:p>
     <w:p>
       <w:pPr>
-        <w:pStyle w:val="Normal"/>
         <w:rPr>
           <w:lang w:val="en-GB"/>
         </w:rPr>
@@ -691,7 +874,7 @@
         </w:rPr>
         <w:t xml:space="preserve"> </w:t>
       </w:r>
-      <w:hyperlink r:id="rId13">
+      <w:hyperlink r:id="rId18">
         <w:r>
           <w:rPr>
             <w:rStyle w:val="Hyperlink"/>
@@ -709,7 +892,6 @@
     </w:p>
     <w:p>
       <w:pPr>
-        <w:pStyle w:val="Normal"/>
         <w:rPr>
           <w:lang w:val="en-GB"/>
         </w:rPr>
@@ -728,7 +910,7 @@
         </w:rPr>
         <w:t xml:space="preserve"> </w:t>
       </w:r>
-      <w:hyperlink r:id="rId14">
+      <w:hyperlink r:id="rId19">
         <w:r>
           <w:rPr>
             <w:rStyle w:val="Hyperlink"/>
@@ -746,7 +928,6 @@
     </w:p>
     <w:p>
       <w:pPr>
-        <w:pStyle w:val="Normal"/>
         <w:rPr>
           <w:lang w:val="en-GB"/>
         </w:rPr>
@@ -765,7 +946,7 @@
         </w:rPr>
         <w:t xml:space="preserve"> </w:t>
       </w:r>
-      <w:hyperlink r:id="rId15">
+      <w:hyperlink r:id="rId20">
         <w:r>
           <w:rPr>
             <w:rStyle w:val="Hyperlink"/>
@@ -783,7 +964,6 @@
     </w:p>
     <w:p>
       <w:pPr>
-        <w:pStyle w:val="Normal"/>
         <w:rPr>
           <w:b/>
           <w:bCs/>
@@ -792,6 +972,9 @@
           <w:u w:val="single"/>
         </w:rPr>
       </w:pPr>
+    </w:p>
+    <w:p>
+      <w:proofErr w:type="spellStart"/>
       <w:r>
         <w:rPr>
           <w:b/>
@@ -800,13 +983,9 @@
           <w:szCs w:val="28"/>
           <w:u w:val="single"/>
         </w:rPr>
-      </w:r>
-    </w:p>
-    <w:p>
-      <w:pPr>
-        <w:pStyle w:val="Normal"/>
-        <w:rPr/>
-      </w:pPr>
+        <w:t>OnShape</w:t>
+      </w:r>
+      <w:proofErr w:type="spellEnd"/>
       <w:r>
         <w:rPr>
           <w:b/>
@@ -815,10 +994,9 @@
           <w:szCs w:val="28"/>
           <w:u w:val="single"/>
         </w:rPr>
-        <w:t>OnShape learning centre</w:t>
-      </w:r>
-      <w:r>
-        <w:rPr/>
+        <w:t xml:space="preserve"> learning centre</w:t>
+      </w:r>
+      <w:r>
         <w:br/>
       </w:r>
       <w:r>
@@ -829,10 +1007,9 @@
         <w:t>Intro to part design short course</w:t>
       </w:r>
       <w:r>
-        <w:rPr/>
         <w:t xml:space="preserve">: </w:t>
       </w:r>
-      <w:hyperlink r:id="rId16">
+      <w:hyperlink r:id="rId21">
         <w:r>
           <w:rPr>
             <w:rStyle w:val="Hyperlink"/>
@@ -841,7 +1018,6 @@
         </w:r>
       </w:hyperlink>
       <w:r>
-        <w:rPr/>
         <w:br/>
       </w:r>
       <w:r>
@@ -852,10 +1028,9 @@
         <w:t>AND Introduction Exercises (2 parts in the video link)</w:t>
       </w:r>
       <w:r>
-        <w:rPr/>
         <w:t xml:space="preserve">: </w:t>
       </w:r>
-      <w:hyperlink r:id="rId17">
+      <w:hyperlink r:id="rId22">
         <w:r>
           <w:rPr>
             <w:rStyle w:val="Hyperlink"/>
@@ -864,22 +1039,12 @@
         </w:r>
       </w:hyperlink>
       <w:r>
-        <w:rPr/>
         <w:t xml:space="preserve"> </w:t>
       </w:r>
     </w:p>
-    <w:p>
-      <w:pPr>
-        <w:pStyle w:val="Normal"/>
-        <w:rPr/>
-      </w:pPr>
-      <w:r>
-        <w:rPr/>
-      </w:r>
-    </w:p>
-    <w:p>
-      <w:pPr>
-        <w:pStyle w:val="Normal"/>
+    <w:p/>
+    <w:p>
+      <w:pPr>
         <w:rPr>
           <w:b/>
           <w:bCs/>
@@ -900,17 +1065,31 @@
       </w:r>
     </w:p>
     <w:p>
-      <w:pPr>
-        <w:pStyle w:val="Normal"/>
-        <w:rPr/>
-      </w:pPr>
       <w:r>
         <w:rPr>
           <w:b/>
           <w:bCs/>
           <w:lang w:val="en-GB"/>
         </w:rPr>
-        <w:t>TA Mcha Lab Induction (Only to be completed AFTER Lab Tools Zero to Hero)</w:t>
+        <w:t xml:space="preserve">TA </w:t>
+      </w:r>
+      <w:proofErr w:type="spellStart"/>
+      <w:r>
+        <w:rPr>
+          <w:b/>
+          <w:bCs/>
+          <w:lang w:val="en-GB"/>
+        </w:rPr>
+        <w:t>Mcha</w:t>
+      </w:r>
+      <w:proofErr w:type="spellEnd"/>
+      <w:r>
+        <w:rPr>
+          <w:b/>
+          <w:bCs/>
+          <w:lang w:val="en-GB"/>
+        </w:rPr>
+        <w:t xml:space="preserve"> Lab Induction (Only to be completed AFTER Lab Tools Zero to Hero)</w:t>
       </w:r>
       <w:r>
         <w:rPr>
@@ -918,7 +1097,7 @@
         </w:rPr>
         <w:t xml:space="preserve">: </w:t>
       </w:r>
-      <w:hyperlink r:id="rId18">
+      <w:hyperlink r:id="rId23">
         <w:r>
           <w:rPr>
             <w:rStyle w:val="Hyperlink"/>
@@ -936,12 +1115,6 @@
     </w:p>
     <w:p>
       <w:pPr>
-        <w:pStyle w:val="Normal"/>
-        <w:suppressLineNumbers w:val="0"/>
-        <w:bidi w:val="0"/>
-        <w:spacing w:lineRule="auto" w:line="278" w:beforeAutospacing="0" w:before="0" w:afterAutospacing="0" w:after="160"/>
-        <w:ind w:start="0" w:end="0"/>
-        <w:jc w:val="start"/>
         <w:rPr>
           <w:lang w:val="en-GB"/>
         </w:rPr>
@@ -960,7 +1133,7 @@
         </w:rPr>
         <w:t xml:space="preserve"> </w:t>
       </w:r>
-      <w:hyperlink r:id="rId19">
+      <w:hyperlink r:id="rId24">
         <w:r>
           <w:rPr>
             <w:rStyle w:val="Hyperlink"/>
@@ -976,7 +1149,6 @@
         <w:t xml:space="preserve">  </w:t>
       </w:r>
       <w:r>
-        <w:rPr/>
         <w:br/>
       </w:r>
       <w:r>
@@ -985,8 +1157,6 @@
     </w:p>
     <w:p>
       <w:pPr>
-        <w:pStyle w:val="Normal"/>
-        <w:spacing w:before="0" w:after="160"/>
         <w:rPr>
           <w:b/>
           <w:bCs/>
@@ -1006,6 +1176,7 @@
           <w:u w:val="single"/>
           <w:lang w:val="en-GB"/>
         </w:rPr>
+        <w:lastRenderedPageBreak/>
         <w:t xml:space="preserve">Sign up for Online systems – </w:t>
       </w:r>
       <w:r>
@@ -1023,21 +1194,47 @@
     </w:p>
     <w:p>
       <w:pPr>
-        <w:pStyle w:val="Normal"/>
-        <w:rPr>
-          <w:lang w:val="en-GB"/>
-        </w:rPr>
-      </w:pPr>
-      <w:r>
-        <w:rPr>
-          <w:lang w:val="en-GB"/>
-        </w:rPr>
-        <w:t xml:space="preserve">Sign up to the online systems OnShape, Ilab, GitHub and ASANA. </w:t>
-      </w:r>
-    </w:p>
-    <w:p>
-      <w:pPr>
-        <w:pStyle w:val="Normal"/>
+        <w:rPr>
+          <w:lang w:val="en-GB"/>
+        </w:rPr>
+      </w:pPr>
+      <w:r>
+        <w:rPr>
+          <w:lang w:val="en-GB"/>
+        </w:rPr>
+        <w:t xml:space="preserve">Sign up to the online systems </w:t>
+      </w:r>
+      <w:proofErr w:type="spellStart"/>
+      <w:r>
+        <w:rPr>
+          <w:lang w:val="en-GB"/>
+        </w:rPr>
+        <w:t>OnShape</w:t>
+      </w:r>
+      <w:proofErr w:type="spellEnd"/>
+      <w:r>
+        <w:rPr>
+          <w:lang w:val="en-GB"/>
+        </w:rPr>
+        <w:t xml:space="preserve">, </w:t>
+      </w:r>
+      <w:proofErr w:type="spellStart"/>
+      <w:r>
+        <w:rPr>
+          <w:lang w:val="en-GB"/>
+        </w:rPr>
+        <w:t>Ilab</w:t>
+      </w:r>
+      <w:proofErr w:type="spellEnd"/>
+      <w:r>
+        <w:rPr>
+          <w:lang w:val="en-GB"/>
+        </w:rPr>
+        <w:t xml:space="preserve">, GitHub and ASANA. </w:t>
+      </w:r>
+    </w:p>
+    <w:p>
+      <w:pPr>
         <w:rPr>
           <w:lang w:val="en-GB"/>
         </w:rPr>
@@ -1051,7 +1248,6 @@
     </w:p>
     <w:p>
       <w:pPr>
-        <w:pStyle w:val="Normal"/>
         <w:rPr>
           <w:lang w:val="en-GB"/>
         </w:rPr>
@@ -1063,7 +1259,6 @@
         <w:t>Student number</w:t>
       </w:r>
       <w:r>
-        <w:rPr/>
         <w:br/>
       </w:r>
       <w:r>
@@ -1073,17 +1268,31 @@
         <w:t>@uon email address</w:t>
       </w:r>
       <w:r>
-        <w:rPr/>
         <w:br/>
       </w:r>
-      <w:r>
-        <w:rPr>
-          <w:lang w:val="en-GB"/>
-        </w:rPr>
-        <w:t>Github user name</w:t>
-      </w:r>
-      <w:r>
-        <w:rPr/>
+      <w:proofErr w:type="spellStart"/>
+      <w:r>
+        <w:rPr>
+          <w:lang w:val="en-GB"/>
+        </w:rPr>
+        <w:t>Github</w:t>
+      </w:r>
+      <w:proofErr w:type="spellEnd"/>
+      <w:r>
+        <w:rPr>
+          <w:lang w:val="en-GB"/>
+        </w:rPr>
+        <w:t xml:space="preserve"> </w:t>
+      </w:r>
+      <w:proofErr w:type="gramStart"/>
+      <w:r>
+        <w:rPr>
+          <w:lang w:val="en-GB"/>
+        </w:rPr>
+        <w:t>user name</w:t>
+      </w:r>
+      <w:proofErr w:type="gramEnd"/>
+      <w:r>
         <w:br/>
       </w:r>
       <w:r>
@@ -1093,18 +1302,11 @@
         <w:t>Requesting Role FYP</w:t>
       </w:r>
       <w:r>
-        <w:rPr/>
         <w:br/>
       </w:r>
     </w:p>
     <w:p>
       <w:pPr>
-        <w:pStyle w:val="Normal"/>
-        <w:suppressLineNumbers w:val="0"/>
-        <w:bidi w:val="0"/>
-        <w:spacing w:lineRule="auto" w:line="278" w:beforeAutospacing="0" w:before="0" w:afterAutospacing="0" w:after="160"/>
-        <w:ind w:start="0" w:end="0"/>
-        <w:jc w:val="start"/>
         <w:rPr>
           <w:b/>
           <w:bCs/>
@@ -1122,29 +1324,36 @@
     </w:p>
     <w:p>
       <w:pPr>
-        <w:pStyle w:val="Normal"/>
-        <w:rPr>
-          <w:lang w:val="en-GB"/>
-        </w:rPr>
-      </w:pPr>
-      <w:r>
-        <w:rPr>
-          <w:lang w:val="en-GB"/>
-        </w:rPr>
-      </w:r>
-    </w:p>
-    <w:p>
-      <w:pPr>
-        <w:pStyle w:val="Normal"/>
-        <w:rPr>
-          <w:lang w:val="en-GB"/>
-        </w:rPr>
-      </w:pPr>
-      <w:r>
-        <w:rPr>
-          <w:lang w:val="en-GB"/>
-        </w:rPr>
-        <w:t xml:space="preserve">Your Discord user name must be your name </w:t>
+        <w:rPr>
+          <w:lang w:val="en-GB"/>
+        </w:rPr>
+      </w:pPr>
+    </w:p>
+    <w:p>
+      <w:pPr>
+        <w:rPr>
+          <w:lang w:val="en-GB"/>
+        </w:rPr>
+      </w:pPr>
+      <w:r>
+        <w:rPr>
+          <w:lang w:val="en-GB"/>
+        </w:rPr>
+        <w:t xml:space="preserve">Your Discord </w:t>
+      </w:r>
+      <w:proofErr w:type="gramStart"/>
+      <w:r>
+        <w:rPr>
+          <w:lang w:val="en-GB"/>
+        </w:rPr>
+        <w:t>user name</w:t>
+      </w:r>
+      <w:proofErr w:type="gramEnd"/>
+      <w:r>
+        <w:rPr>
+          <w:lang w:val="en-GB"/>
+        </w:rPr>
+        <w:t xml:space="preserve"> must be your name </w:t>
       </w:r>
       <w:r>
         <w:rPr>
@@ -1163,7 +1372,6 @@
     </w:p>
     <w:p>
       <w:pPr>
-        <w:pStyle w:val="Normal"/>
         <w:rPr>
           <w:b/>
           <w:bCs/>
@@ -1173,37 +1381,14 @@
           <w:lang w:val="en-GB"/>
         </w:rPr>
       </w:pPr>
-      <w:r>
-        <w:rPr>
-          <w:b/>
-          <w:bCs/>
-          <w:sz w:val="32"/>
-          <w:szCs w:val="32"/>
-          <w:u w:val="single"/>
-          <w:lang w:val="en-GB"/>
-        </w:rPr>
-      </w:r>
-    </w:p>
-    <w:p>
-      <w:pPr>
-        <w:pStyle w:val="Normal"/>
-        <w:rPr/>
-      </w:pPr>
-      <w:r>
-        <w:rPr/>
+    </w:p>
+    <w:p>
+      <w:r>
         <w:drawing>
-          <wp:anchor distT="0" distB="0" distL="0" distR="0" simplePos="0" relativeHeight="44" behindDoc="0" locked="0" layoutInCell="0" allowOverlap="1">
-            <wp:simplePos x="0" y="0"/>
-            <wp:positionH relativeFrom="column">
-              <wp:align>center</wp:align>
-            </wp:positionH>
-            <wp:positionV relativeFrom="paragraph">
-              <wp:posOffset>635</wp:posOffset>
-            </wp:positionV>
-            <wp:extent cx="4799965" cy="1676400"/>
+          <wp:inline distT="0" distB="0" distL="0" distR="0" wp14:anchorId="2AB534C6" wp14:editId="3DF83491">
+            <wp:extent cx="6645910" cy="2596515"/>
             <wp:effectExtent l="0" t="0" r="0" b="0"/>
-            <wp:wrapSquare wrapText="largest"/>
-            <wp:docPr id="1" name="Image1"/>
+            <wp:docPr id="1430553806" name="Picture 1"/>
             <wp:cNvGraphicFramePr>
               <a:graphicFrameLocks xmlns:a="http://schemas.openxmlformats.org/drawingml/2006/main" noChangeAspect="1"/>
             </wp:cNvGraphicFramePr>
@@ -1211,31 +1396,28 @@
               <a:graphicData uri="http://schemas.openxmlformats.org/drawingml/2006/picture">
                 <pic:pic xmlns:pic="http://schemas.openxmlformats.org/drawingml/2006/picture">
                   <pic:nvPicPr>
-                    <pic:cNvPr id="1" name="Image1"/>
-                    <pic:cNvPicPr>
-                      <a:picLocks noChangeAspect="1" noChangeArrowheads="1"/>
-                    </pic:cNvPicPr>
+                    <pic:cNvPr id="1430553806" name=""/>
+                    <pic:cNvPicPr/>
                   </pic:nvPicPr>
                   <pic:blipFill>
-                    <a:blip r:embed="rId20"/>
+                    <a:blip r:embed="rId25"/>
                     <a:stretch>
                       <a:fillRect/>
                     </a:stretch>
                   </pic:blipFill>
-                  <pic:spPr bwMode="auto">
+                  <pic:spPr>
                     <a:xfrm>
                       <a:off x="0" y="0"/>
-                      <a:ext cx="4799965" cy="1676400"/>
+                      <a:ext cx="6645910" cy="2596515"/>
                     </a:xfrm>
                     <a:prstGeom prst="rect">
                       <a:avLst/>
                     </a:prstGeom>
-                    <a:noFill/>
                   </pic:spPr>
                 </pic:pic>
               </a:graphicData>
             </a:graphic>
-          </wp:anchor>
+          </wp:inline>
         </w:drawing>
       </w:r>
       <w:r>
@@ -1244,8 +1426,6 @@
     </w:p>
     <w:p>
       <w:pPr>
-        <w:pStyle w:val="Normal"/>
-        <w:spacing w:before="0" w:after="160"/>
         <w:rPr>
           <w:b/>
           <w:bCs/>
@@ -1265,6 +1445,7 @@
           <w:u w:val="single"/>
           <w:lang w:val="en-GB"/>
         </w:rPr>
+        <w:lastRenderedPageBreak/>
         <w:t xml:space="preserve">Online Inductions prt1 – </w:t>
       </w:r>
       <w:r>
@@ -1282,7 +1463,6 @@
     </w:p>
     <w:p>
       <w:pPr>
-        <w:pStyle w:val="Normal"/>
         <w:rPr>
           <w:lang w:val="en-GB"/>
         </w:rPr>
@@ -1296,7 +1476,6 @@
     </w:p>
     <w:p>
       <w:pPr>
-        <w:pStyle w:val="Normal"/>
         <w:rPr>
           <w:lang w:val="en-GB"/>
         </w:rPr>
@@ -1308,8 +1487,9 @@
         <w:t xml:space="preserve">Each screenshot be taken such that your name can be seen as well as your grade. </w:t>
       </w:r>
       <w:r>
-        <w:rPr/>
         <w:br/>
+      </w:r>
+      <w:r>
         <w:br/>
       </w:r>
       <w:r>
@@ -1321,7 +1501,6 @@
     </w:p>
     <w:p>
       <w:pPr>
-        <w:pStyle w:val="Normal"/>
         <w:rPr>
           <w:lang w:val="en-GB"/>
         </w:rPr>
@@ -1335,7 +1514,6 @@
     </w:p>
     <w:p>
       <w:pPr>
-        <w:pStyle w:val="Normal"/>
         <w:rPr>
           <w:lang w:val="en-GB"/>
         </w:rPr>
@@ -1349,16 +1527,16 @@
     </w:p>
     <w:p>
       <w:pPr>
-        <w:pStyle w:val="Normal"/>
-        <w:keepNext w:val="true"/>
-        <w:rPr/>
-      </w:pPr>
-      <w:r>
-        <w:rPr/>
+        <w:keepNext/>
+      </w:pPr>
+      <w:r>
+        <w:rPr>
+          <w:noProof/>
+        </w:rPr>
         <mc:AlternateContent>
           <mc:Choice Requires="wps">
             <w:drawing>
-              <wp:anchor distT="38100" distB="38100" distL="38100" distR="38100" simplePos="0" relativeHeight="43" behindDoc="0" locked="0" layoutInCell="1" allowOverlap="1" wp14:anchorId="0240F66D">
+              <wp:anchor distT="38100" distB="38100" distL="38100" distR="38100" simplePos="0" relativeHeight="43" behindDoc="0" locked="0" layoutInCell="1" allowOverlap="1" wp14:anchorId="0240F66D" wp14:editId="1ADFC348">
                 <wp:simplePos x="0" y="0"/>
                 <wp:positionH relativeFrom="column">
                   <wp:posOffset>4714875</wp:posOffset>
@@ -1370,6 +1548,7 @@
                 <wp:effectExtent l="38100" t="38100" r="38100" b="38100"/>
                 <wp:wrapNone/>
                 <wp:docPr id="2" name="Oval 59"/>
+                <wp:cNvGraphicFramePr/>
                 <a:graphic xmlns:a="http://schemas.openxmlformats.org/drawingml/2006/main">
                   <a:graphicData uri="http://schemas.microsoft.com/office/word/2010/wordprocessingShape">
                     <wps:wsp>
@@ -1410,7 +1589,7 @@
               </wp:anchor>
             </w:drawing>
           </mc:Choice>
-          <mc:Fallback>
+          <mc:Fallback xmlns:pic="http://schemas.openxmlformats.org/drawingml/2006/picture">
             <w:pict>
               <v:oval id="shape_0" stroked="t" o:allowincell="f" style="position:absolute;margin-left:371.25pt;margin-top:49.4pt;width:50.95pt;height:26.95pt;mso-wrap-style:none;v-text-anchor:middle" wp14:anchorId="0240F66D">
                 <v:fill o:detectmouseclick="t" on="false"/>
@@ -1420,8 +1599,13 @@
             </w:pict>
           </mc:Fallback>
         </mc:AlternateContent>
+      </w:r>
+      <w:r>
+        <w:rPr>
+          <w:noProof/>
+        </w:rPr>
         <w:drawing>
-          <wp:inline distT="0" distB="0" distL="0" distR="0">
+          <wp:inline distT="0" distB="0" distL="0" distR="0" wp14:anchorId="15535E3A" wp14:editId="3A528BF8">
             <wp:extent cx="6391275" cy="3602990"/>
             <wp:effectExtent l="0" t="0" r="0" b="0"/>
             <wp:docPr id="3" name="Picture 58"/>
@@ -1438,7 +1622,7 @@
                     </pic:cNvPicPr>
                   </pic:nvPicPr>
                   <pic:blipFill>
-                    <a:blip r:embed="rId21"/>
+                    <a:blip r:embed="rId26"/>
                     <a:stretch>
                       <a:fillRect/>
                     </a:stretch>
@@ -1468,62 +1652,49 @@
         </w:rPr>
       </w:pPr>
       <w:r>
-        <w:rPr/>
         <w:t xml:space="preserve">Figure </w:t>
       </w:r>
-      <w:r>
-        <w:rPr/>
-        <w:fldChar w:fldCharType="begin"/>
-      </w:r>
-      <w:r>
-        <w:rPr/>
-        <w:instrText xml:space="preserve"> SEQ Figure \* ARABIC </w:instrText>
-      </w:r>
-      <w:r>
-        <w:rPr/>
-        <w:fldChar w:fldCharType="separate"/>
-      </w:r>
-      <w:r>
-        <w:rPr/>
-        <w:t>1</w:t>
-      </w:r>
-      <w:r>
-        <w:rPr/>
-        <w:fldChar w:fldCharType="end"/>
-      </w:r>
-      <w:r>
-        <w:rPr/>
-        <w:t xml:space="preserve"> It is hard to get both your name and grade on screen in Canvas gradebook - Use the print grades button for an easier screenshotable PDF.</w:t>
-      </w:r>
-    </w:p>
-    <w:p>
-      <w:pPr>
-        <w:pStyle w:val="Normal"/>
-        <w:rPr>
-          <w:lang w:val="en-GB"/>
-        </w:rPr>
-      </w:pPr>
-      <w:r>
-        <w:rPr>
-          <w:lang w:val="en-GB"/>
-        </w:rPr>
-      </w:r>
-    </w:p>
-    <w:p>
-      <w:pPr>
-        <w:pStyle w:val="Normal"/>
-        <w:keepNext w:val="true"/>
-        <w:rPr/>
-      </w:pPr>
-      <w:r>
-        <w:rPr/>
+      <w:fldSimple w:instr=" SEQ Figure \* ARABIC ">
+        <w:r>
+          <w:t>1</w:t>
+        </w:r>
+      </w:fldSimple>
+      <w:r>
+        <w:t xml:space="preserve"> It is hard to get both your name and grade on screen in Canvas gradebook - Use the print grades button for an easier </w:t>
+      </w:r>
+      <w:proofErr w:type="spellStart"/>
+      <w:r>
+        <w:t>screenshotable</w:t>
+      </w:r>
+      <w:proofErr w:type="spellEnd"/>
+      <w:r>
+        <w:t xml:space="preserve"> PDF.</w:t>
+      </w:r>
+    </w:p>
+    <w:p>
+      <w:pPr>
+        <w:rPr>
+          <w:lang w:val="en-GB"/>
+        </w:rPr>
+      </w:pPr>
+    </w:p>
+    <w:p>
+      <w:pPr>
+        <w:keepNext/>
+      </w:pPr>
+      <w:r>
+        <w:rPr>
+          <w:noProof/>
+        </w:rPr>
+        <w:lastRenderedPageBreak/>
         <mc:AlternateContent>
           <mc:Choice Requires="wpg">
             <w:drawing>
-              <wp:inline distT="0" distB="0" distL="0" distR="0" wp14:anchorId="5DFB8A18">
+              <wp:inline distT="0" distB="0" distL="0" distR="0" wp14:anchorId="5DFB8A18" wp14:editId="0BD08C14">
                 <wp:extent cx="6807200" cy="2978150"/>
                 <wp:effectExtent l="0" t="0" r="12700" b="12700"/>
                 <wp:docPr id="4" name="Group 2"/>
+                <wp:cNvGraphicFramePr/>
                 <a:graphic xmlns:a="http://schemas.openxmlformats.org/drawingml/2006/main">
                   <a:graphicData uri="http://schemas.microsoft.com/office/word/2010/wordprocessingGroup">
                     <wpg:wgp>
@@ -1594,24 +1765,21 @@
                           </a:ln>
                         </wps:spPr>
                         <wps:style>
-                          <a:lnRef idx="0"/>
-                          <a:fillRef idx="0"/>
-                          <a:effectRef idx="0"/>
+                          <a:lnRef idx="0">
+                            <a:scrgbClr r="0" g="0" b="0"/>
+                          </a:lnRef>
+                          <a:fillRef idx="0">
+                            <a:scrgbClr r="0" g="0" b="0"/>
+                          </a:fillRef>
+                          <a:effectRef idx="0">
+                            <a:scrgbClr r="0" g="0" b="0"/>
+                          </a:effectRef>
                           <a:fontRef idx="minor"/>
                         </wps:style>
                         <wps:txbx>
                           <w:txbxContent>
                             <w:p>
-                              <w:pPr>
-                                <w:pStyle w:val="Normal"/>
-                                <w:widowControl/>
-                                <w:bidi w:val="0"/>
-                                <w:spacing w:lineRule="auto" w:line="278" w:before="0" w:after="160"/>
-                                <w:jc w:val="start"/>
-                                <w:rPr/>
-                              </w:pPr>
                               <w:r>
-                                <w:rPr/>
                                 <w:t>Your name needs to be somewhere</w:t>
                               </w:r>
                             </w:p>
@@ -1643,17 +1811,21 @@
                           </a:ln>
                         </wps:spPr>
                         <wps:style>
-                          <a:lnRef idx="0"/>
-                          <a:fillRef idx="0"/>
-                          <a:effectRef idx="0"/>
+                          <a:lnRef idx="0">
+                            <a:scrgbClr r="0" g="0" b="0"/>
+                          </a:lnRef>
+                          <a:fillRef idx="0">
+                            <a:scrgbClr r="0" g="0" b="0"/>
+                          </a:fillRef>
+                          <a:effectRef idx="0">
+                            <a:scrgbClr r="0" g="0" b="0"/>
+                          </a:effectRef>
                           <a:fontRef idx="minor"/>
                         </wps:style>
                         <wps:txbx>
                           <w:txbxContent>
                             <w:p>
                               <w:pPr>
-                                <w:pStyle w:val="Normal"/>
-                                <w:spacing w:before="0" w:after="160"/>
                                 <w:rPr>
                                   <w:lang w:val="en-GB"/>
                                 </w:rPr>
@@ -1663,15 +1835,65 @@
                                   <w:lang w:val="en-GB"/>
                                 </w:rPr>
                                 <w:t>Quiz name</w:t>
+                              </w:r>
+                              <w:r>
+                                <w:rPr>
+                                  <w:lang w:val="en-GB"/>
+                                </w:rPr>
                                 <w:tab/>
+                              </w:r>
+                              <w:r>
+                                <w:rPr>
+                                  <w:lang w:val="en-GB"/>
+                                </w:rPr>
                                 <w:tab/>
+                              </w:r>
+                              <w:r>
+                                <w:rPr>
+                                  <w:lang w:val="en-GB"/>
+                                </w:rPr>
                                 <w:tab/>
+                              </w:r>
+                              <w:r>
+                                <w:rPr>
+                                  <w:lang w:val="en-GB"/>
+                                </w:rPr>
                                 <w:tab/>
+                              </w:r>
+                              <w:r>
+                                <w:rPr>
+                                  <w:lang w:val="en-GB"/>
+                                </w:rPr>
                                 <w:tab/>
+                              </w:r>
+                              <w:r>
+                                <w:rPr>
+                                  <w:lang w:val="en-GB"/>
+                                </w:rPr>
                                 <w:tab/>
+                              </w:r>
+                              <w:r>
+                                <w:rPr>
+                                  <w:lang w:val="en-GB"/>
+                                </w:rPr>
                                 <w:tab/>
+                              </w:r>
+                              <w:r>
+                                <w:rPr>
+                                  <w:lang w:val="en-GB"/>
+                                </w:rPr>
                                 <w:tab/>
+                              </w:r>
+                              <w:r>
+                                <w:rPr>
+                                  <w:lang w:val="en-GB"/>
+                                </w:rPr>
                                 <w:tab/>
+                              </w:r>
+                              <w:r>
+                                <w:rPr>
+                                  <w:lang w:val="en-GB"/>
+                                </w:rPr>
                                 <w:tab/>
                                 <w:t>score/score</w:t>
                               </w:r>
@@ -1690,44 +1912,24 @@
           </mc:Choice>
           <mc:Fallback>
             <w:pict>
-              <v:group id="shape_0" alt="Group 2" style="position:absolute;margin-left:0pt;margin-top:-235.55pt;width:536pt;height:234.5pt" coordorigin="0,-4711" coordsize="10720,4690">
-                <v:rect id="shape_0" fillcolor="#156082" stroked="t" o:allowincell="f" style="position:absolute;left:0;top:-4711;width:10719;height:4689;mso-wrap-style:none;v-text-anchor:middle;mso-position-vertical:top">
-                  <v:fill o:detectmouseclick="t" type="solid" color2="#ea9f7d"/>
-                  <v:stroke color="#092a38" weight="19080" joinstyle="miter" endcap="flat"/>
-                  <w10:wrap type="square"/>
-                </v:rect>
-                <v:rect id="shape_0" fillcolor="white" stroked="t" o:allowincell="f" style="position:absolute;left:260;top:-4411;width:4148;height:655;mso-wrap-style:square;v-text-anchor:top;mso-position-vertical:top">
-                  <v:fill o:detectmouseclick="t" type="solid" color2="black"/>
-                  <v:stroke color="black" weight="9360" joinstyle="miter" endcap="flat"/>
+              <v:group w14:anchorId="5DFB8A18" id="Group 2" o:spid="_x0000_s1026" style="width:536pt;height:234.5pt;mso-position-horizontal-relative:char;mso-position-vertical-relative:line" coordsize="68072,29782" o:gfxdata="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">
+                <v:rect id="Rectangle 1" o:spid="_x0000_s1027" style="position:absolute;width:68072;height:29782;visibility:visible;mso-wrap-style:square;v-text-anchor:top" o:gfxdata="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" fillcolor="#156082" strokecolor="#092a38" strokeweight="1.5pt"/>
+                <v:rect id="_x0000_s1028" style="position:absolute;left:1652;top:1904;width:26345;height:4165;visibility:visible;mso-wrap-style:square;v-text-anchor:top" o:gfxdata="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">
                   <v:textbox>
                     <w:txbxContent>
                       <w:p>
-                        <w:pPr>
-                          <w:pStyle w:val="Normal"/>
-                          <w:widowControl/>
-                          <w:bidi w:val="0"/>
-                          <w:spacing w:lineRule="auto" w:line="278" w:before="0" w:after="160"/>
-                          <w:jc w:val="start"/>
-                          <w:rPr/>
-                        </w:pPr>
                         <w:r>
-                          <w:rPr/>
                           <w:t>Your name needs to be somewhere</w:t>
                         </w:r>
                       </w:p>
                     </w:txbxContent>
                   </v:textbox>
-                  <w10:wrap type="square"/>
                 </v:rect>
-                <v:rect id="shape_0" fillcolor="white" stroked="t" o:allowincell="f" style="position:absolute;left:380;top:-2381;width:10049;height:779;mso-wrap-style:square;v-text-anchor:top;mso-position-vertical:top">
-                  <v:fill o:detectmouseclick="t" type="solid" color2="black"/>
-                  <v:stroke color="black" weight="9360" joinstyle="miter" endcap="flat"/>
+                <v:rect id="_x0000_s1029" style="position:absolute;left:2412;top:14796;width:63817;height:4953;visibility:visible;mso-wrap-style:square;v-text-anchor:top" o:gfxdata="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">
                   <v:textbox>
                     <w:txbxContent>
                       <w:p>
                         <w:pPr>
-                          <w:pStyle w:val="Normal"/>
-                          <w:spacing w:before="0" w:after="160"/>
                           <w:rPr>
                             <w:lang w:val="en-GB"/>
                           </w:rPr>
@@ -1737,61 +1939,98 @@
                             <w:lang w:val="en-GB"/>
                           </w:rPr>
                           <w:t>Quiz name</w:t>
+                        </w:r>
+                        <w:r>
+                          <w:rPr>
+                            <w:lang w:val="en-GB"/>
+                          </w:rPr>
                           <w:tab/>
+                        </w:r>
+                        <w:r>
+                          <w:rPr>
+                            <w:lang w:val="en-GB"/>
+                          </w:rPr>
                           <w:tab/>
+                        </w:r>
+                        <w:r>
+                          <w:rPr>
+                            <w:lang w:val="en-GB"/>
+                          </w:rPr>
                           <w:tab/>
+                        </w:r>
+                        <w:r>
+                          <w:rPr>
+                            <w:lang w:val="en-GB"/>
+                          </w:rPr>
                           <w:tab/>
+                        </w:r>
+                        <w:r>
+                          <w:rPr>
+                            <w:lang w:val="en-GB"/>
+                          </w:rPr>
                           <w:tab/>
+                        </w:r>
+                        <w:r>
+                          <w:rPr>
+                            <w:lang w:val="en-GB"/>
+                          </w:rPr>
                           <w:tab/>
+                        </w:r>
+                        <w:r>
+                          <w:rPr>
+                            <w:lang w:val="en-GB"/>
+                          </w:rPr>
                           <w:tab/>
+                        </w:r>
+                        <w:r>
+                          <w:rPr>
+                            <w:lang w:val="en-GB"/>
+                          </w:rPr>
                           <w:tab/>
+                        </w:r>
+                        <w:r>
+                          <w:rPr>
+                            <w:lang w:val="en-GB"/>
+                          </w:rPr>
                           <w:tab/>
+                        </w:r>
+                        <w:r>
+                          <w:rPr>
+                            <w:lang w:val="en-GB"/>
+                          </w:rPr>
                           <w:tab/>
                           <w:t>score/score</w:t>
                         </w:r>
                       </w:p>
                     </w:txbxContent>
                   </v:textbox>
-                  <w10:wrap type="square"/>
                 </v:rect>
+                <w10:anchorlock/>
               </v:group>
             </w:pict>
           </mc:Fallback>
         </mc:AlternateContent>
       </w:r>
     </w:p>
-    <w:p>
-      <w:pPr>
-        <w:pStyle w:val="Normal"/>
-        <w:rPr/>
-      </w:pPr>
-      <w:r>
-        <w:rPr/>
-      </w:r>
-    </w:p>
-    <w:p>
-      <w:pPr>
-        <w:pStyle w:val="Normal"/>
-        <w:rPr/>
-      </w:pPr>
-      <w:r>
-        <w:rPr/>
+    <w:p/>
+    <w:p>
+      <w:r>
         <w:t xml:space="preserve">Include as many screenshots as required. </w:t>
       </w:r>
     </w:p>
     <w:p>
       <w:pPr>
-        <w:pStyle w:val="Normal"/>
-        <w:rPr>
-          <w:lang w:val="en-GB"/>
-        </w:rPr>
-      </w:pPr>
-      <w:r>
-        <w:rPr>
+        <w:rPr>
+          <w:lang w:val="en-GB"/>
+        </w:rPr>
+      </w:pPr>
+      <w:r>
+        <w:rPr>
+          <w:noProof/>
           <w:lang w:val="en-GB"/>
         </w:rPr>
         <w:drawing>
-          <wp:anchor distT="0" distB="0" distL="0" distR="0" simplePos="0" relativeHeight="45" behindDoc="0" locked="0" layoutInCell="0" allowOverlap="1">
+          <wp:anchor distT="0" distB="0" distL="0" distR="0" simplePos="0" relativeHeight="45" behindDoc="0" locked="0" layoutInCell="0" allowOverlap="1" wp14:anchorId="5A9A8CB8" wp14:editId="7615442F">
             <wp:simplePos x="0" y="0"/>
             <wp:positionH relativeFrom="column">
               <wp:align>left</wp:align>
@@ -1816,7 +2055,7 @@
                     </pic:cNvPicPr>
                   </pic:nvPicPr>
                   <pic:blipFill>
-                    <a:blip r:embed="rId22"/>
+                    <a:blip r:embed="rId27"/>
                     <a:stretch>
                       <a:fillRect/>
                     </a:stretch>
@@ -1836,8 +2075,14 @@
             </a:graphic>
           </wp:anchor>
         </w:drawing>
+      </w:r>
+      <w:r>
+        <w:rPr>
+          <w:noProof/>
+          <w:lang w:val="en-GB"/>
+        </w:rPr>
         <w:drawing>
-          <wp:anchor distT="0" distB="0" distL="0" distR="0" simplePos="0" relativeHeight="46" behindDoc="0" locked="0" layoutInCell="0" allowOverlap="1">
+          <wp:anchor distT="0" distB="0" distL="0" distR="0" simplePos="0" relativeHeight="46" behindDoc="0" locked="0" layoutInCell="0" allowOverlap="1" wp14:anchorId="28E5BB02" wp14:editId="1043FFD7">
             <wp:simplePos x="0" y="0"/>
             <wp:positionH relativeFrom="column">
               <wp:posOffset>3199130</wp:posOffset>
@@ -1862,7 +2107,7 @@
                     </pic:cNvPicPr>
                   </pic:nvPicPr>
                   <pic:blipFill>
-                    <a:blip r:embed="rId23"/>
+                    <a:blip r:embed="rId28"/>
                     <a:stretch>
                       <a:fillRect/>
                     </a:stretch>
@@ -1886,7 +2131,6 @@
     </w:p>
     <w:p>
       <w:pPr>
-        <w:pStyle w:val="Normal"/>
         <w:rPr>
           <w:b/>
           <w:bCs/>
@@ -1896,33 +2140,14 @@
           <w:lang w:val="en-GB"/>
         </w:rPr>
       </w:pPr>
-      <w:r>
-        <w:rPr>
-          <w:b/>
-          <w:bCs/>
-          <w:sz w:val="32"/>
-          <w:szCs w:val="32"/>
-          <w:u w:val="single"/>
-          <w:lang w:val="en-GB"/>
-        </w:rPr>
-      </w:r>
-    </w:p>
-    <w:p>
-      <w:pPr>
-        <w:pStyle w:val="Normal"/>
-        <w:rPr/>
-      </w:pPr>
-      <w:r>
-        <w:rPr/>
-      </w:r>
+    </w:p>
+    <w:p>
       <w:r>
         <w:br w:type="page"/>
       </w:r>
     </w:p>
     <w:p>
       <w:pPr>
-        <w:pStyle w:val="Normal"/>
-        <w:spacing w:before="0" w:after="160"/>
         <w:rPr>
           <w:b/>
           <w:bCs/>
@@ -1937,13 +2162,15 @@
         <w:rPr>
           <w:b/>
           <w:bCs/>
+          <w:noProof/>
           <w:sz w:val="32"/>
           <w:szCs w:val="32"/>
           <w:u w:val="single"/>
           <w:lang w:val="en-GB"/>
         </w:rPr>
+        <w:lastRenderedPageBreak/>
         <w:drawing>
-          <wp:anchor distT="0" distB="0" distL="0" distR="0" simplePos="0" relativeHeight="47" behindDoc="0" locked="0" layoutInCell="0" allowOverlap="1">
+          <wp:anchor distT="0" distB="0" distL="0" distR="0" simplePos="0" relativeHeight="47" behindDoc="0" locked="0" layoutInCell="0" allowOverlap="1" wp14:anchorId="1BBA92DB" wp14:editId="5FA0946D">
             <wp:simplePos x="0" y="0"/>
             <wp:positionH relativeFrom="column">
               <wp:posOffset>-20320</wp:posOffset>
@@ -1968,7 +2195,7 @@
                     </pic:cNvPicPr>
                   </pic:nvPicPr>
                   <pic:blipFill>
-                    <a:blip r:embed="rId24"/>
+                    <a:blip r:embed="rId29"/>
                     <a:stretch>
                       <a:fillRect/>
                     </a:stretch>
@@ -1988,8 +2215,19 @@
             </a:graphic>
           </wp:anchor>
         </w:drawing>
+      </w:r>
+      <w:r>
+        <w:rPr>
+          <w:b/>
+          <w:bCs/>
+          <w:noProof/>
+          <w:sz w:val="32"/>
+          <w:szCs w:val="32"/>
+          <w:u w:val="single"/>
+          <w:lang w:val="en-GB"/>
+        </w:rPr>
         <w:drawing>
-          <wp:anchor distT="0" distB="0" distL="0" distR="0" simplePos="0" relativeHeight="48" behindDoc="0" locked="0" layoutInCell="0" allowOverlap="1">
+          <wp:anchor distT="0" distB="0" distL="0" distR="0" simplePos="0" relativeHeight="48" behindDoc="0" locked="0" layoutInCell="0" allowOverlap="1" wp14:anchorId="2E6B14A2" wp14:editId="5D034811">
             <wp:simplePos x="0" y="0"/>
             <wp:positionH relativeFrom="column">
               <wp:posOffset>3265805</wp:posOffset>
@@ -2014,7 +2252,7 @@
                     </pic:cNvPicPr>
                   </pic:nvPicPr>
                   <pic:blipFill>
-                    <a:blip r:embed="rId25"/>
+                    <a:blip r:embed="rId30"/>
                     <a:stretch>
                       <a:fillRect/>
                     </a:stretch>
@@ -2034,8 +2272,19 @@
             </a:graphic>
           </wp:anchor>
         </w:drawing>
+      </w:r>
+      <w:r>
+        <w:rPr>
+          <w:b/>
+          <w:bCs/>
+          <w:noProof/>
+          <w:sz w:val="32"/>
+          <w:szCs w:val="32"/>
+          <w:u w:val="single"/>
+          <w:lang w:val="en-GB"/>
+        </w:rPr>
         <w:drawing>
-          <wp:anchor distT="0" distB="0" distL="0" distR="0" simplePos="0" relativeHeight="49" behindDoc="0" locked="0" layoutInCell="0" allowOverlap="1">
+          <wp:anchor distT="0" distB="0" distL="0" distR="0" simplePos="0" relativeHeight="49" behindDoc="0" locked="0" layoutInCell="0" allowOverlap="1" wp14:anchorId="61F09D60" wp14:editId="66D2469C">
             <wp:simplePos x="0" y="0"/>
             <wp:positionH relativeFrom="column">
               <wp:posOffset>1522730</wp:posOffset>
@@ -2060,7 +2309,7 @@
                     </pic:cNvPicPr>
                   </pic:nvPicPr>
                   <pic:blipFill>
-                    <a:blip r:embed="rId26"/>
+                    <a:blip r:embed="rId31"/>
                     <a:stretch>
                       <a:fillRect/>
                     </a:stretch>
@@ -2087,8 +2336,6 @@
     </w:p>
     <w:p>
       <w:pPr>
-        <w:pStyle w:val="Normal"/>
-        <w:spacing w:before="0" w:after="160"/>
         <w:rPr>
           <w:b/>
           <w:bCs/>
@@ -2108,6 +2355,7 @@
           <w:u w:val="single"/>
           <w:lang w:val="en-GB"/>
         </w:rPr>
+        <w:lastRenderedPageBreak/>
         <w:t xml:space="preserve">Online Inductions prt2 – </w:t>
       </w:r>
       <w:r>
@@ -2125,12 +2373,6 @@
     </w:p>
     <w:p>
       <w:pPr>
-        <w:pStyle w:val="Normal"/>
-        <w:suppressLineNumbers w:val="0"/>
-        <w:bidi w:val="0"/>
-        <w:spacing w:lineRule="auto" w:line="278" w:beforeAutospacing="0" w:before="0" w:afterAutospacing="0" w:after="160"/>
-        <w:ind w:start="0" w:end="0"/>
-        <w:jc w:val="start"/>
         <w:rPr>
           <w:lang w:val="en-GB"/>
         </w:rPr>
@@ -2144,7 +2386,6 @@
     </w:p>
     <w:p>
       <w:pPr>
-        <w:pStyle w:val="Normal"/>
         <w:rPr>
           <w:lang w:val="en-GB"/>
         </w:rPr>
@@ -2156,8 +2397,9 @@
         <w:t xml:space="preserve">Each screenshot be taken such that your name can be seen as well as your grade. </w:t>
       </w:r>
       <w:r>
-        <w:rPr/>
         <w:br/>
+      </w:r>
+      <w:r>
         <w:br/>
       </w:r>
       <w:r>
@@ -2169,7 +2411,6 @@
     </w:p>
     <w:p>
       <w:pPr>
-        <w:pStyle w:val="Normal"/>
         <w:rPr>
           <w:lang w:val="en-GB"/>
         </w:rPr>
@@ -2182,10 +2423,6 @@
       </w:r>
     </w:p>
     <w:p>
-      <w:pPr>
-        <w:pStyle w:val="Normal"/>
-        <w:rPr/>
-      </w:pPr>
       <w:r>
         <w:rPr>
           <w:lang w:val="en-GB"/>
@@ -2194,19 +2431,18 @@
       </w:r>
     </w:p>
     <w:p>
-      <w:pPr>
-        <w:pStyle w:val="Normal"/>
-        <w:rPr/>
-      </w:pPr>
-      <w:r>
-        <w:rPr/>
+      <w:r>
+        <w:rPr>
+          <w:noProof/>
+        </w:rPr>
         <mc:AlternateContent>
           <mc:Choice Requires="wpg">
             <w:drawing>
-              <wp:inline distT="0" distB="0" distL="0" distR="0" wp14:anchorId="3ECD3004">
+              <wp:inline distT="0" distB="0" distL="0" distR="0" wp14:anchorId="3ECD3004" wp14:editId="2BEBCD9A">
                 <wp:extent cx="6807200" cy="2978150"/>
                 <wp:effectExtent l="0" t="0" r="12700" b="12700"/>
                 <wp:docPr id="13" name="Group 2"/>
+                <wp:cNvGraphicFramePr/>
                 <a:graphic xmlns:a="http://schemas.openxmlformats.org/drawingml/2006/main">
                   <a:graphicData uri="http://schemas.microsoft.com/office/word/2010/wordprocessingGroup">
                     <wpg:wgp>
@@ -2277,24 +2513,21 @@
                           </a:ln>
                         </wps:spPr>
                         <wps:style>
-                          <a:lnRef idx="0"/>
-                          <a:fillRef idx="0"/>
-                          <a:effectRef idx="0"/>
+                          <a:lnRef idx="0">
+                            <a:scrgbClr r="0" g="0" b="0"/>
+                          </a:lnRef>
+                          <a:fillRef idx="0">
+                            <a:scrgbClr r="0" g="0" b="0"/>
+                          </a:fillRef>
+                          <a:effectRef idx="0">
+                            <a:scrgbClr r="0" g="0" b="0"/>
+                          </a:effectRef>
                           <a:fontRef idx="minor"/>
                         </wps:style>
                         <wps:txbx>
                           <w:txbxContent>
                             <w:p>
-                              <w:pPr>
-                                <w:pStyle w:val="Normal"/>
-                                <w:widowControl/>
-                                <w:bidi w:val="0"/>
-                                <w:spacing w:lineRule="auto" w:line="278" w:before="0" w:after="160"/>
-                                <w:jc w:val="start"/>
-                                <w:rPr/>
-                              </w:pPr>
                               <w:r>
-                                <w:rPr/>
                                 <w:t>Your name needs to be somewhere</w:t>
                               </w:r>
                             </w:p>
@@ -2326,17 +2559,21 @@
                           </a:ln>
                         </wps:spPr>
                         <wps:style>
-                          <a:lnRef idx="0"/>
-                          <a:fillRef idx="0"/>
-                          <a:effectRef idx="0"/>
+                          <a:lnRef idx="0">
+                            <a:scrgbClr r="0" g="0" b="0"/>
+                          </a:lnRef>
+                          <a:fillRef idx="0">
+                            <a:scrgbClr r="0" g="0" b="0"/>
+                          </a:fillRef>
+                          <a:effectRef idx="0">
+                            <a:scrgbClr r="0" g="0" b="0"/>
+                          </a:effectRef>
                           <a:fontRef idx="minor"/>
                         </wps:style>
                         <wps:txbx>
                           <w:txbxContent>
                             <w:p>
                               <w:pPr>
-                                <w:pStyle w:val="Normal"/>
-                                <w:spacing w:before="0" w:after="160"/>
                                 <w:rPr>
                                   <w:lang w:val="en-GB"/>
                                 </w:rPr>
@@ -2346,15 +2583,65 @@
                                   <w:lang w:val="en-GB"/>
                                 </w:rPr>
                                 <w:t>Quiz name</w:t>
+                              </w:r>
+                              <w:r>
+                                <w:rPr>
+                                  <w:lang w:val="en-GB"/>
+                                </w:rPr>
                                 <w:tab/>
+                              </w:r>
+                              <w:r>
+                                <w:rPr>
+                                  <w:lang w:val="en-GB"/>
+                                </w:rPr>
                                 <w:tab/>
+                              </w:r>
+                              <w:r>
+                                <w:rPr>
+                                  <w:lang w:val="en-GB"/>
+                                </w:rPr>
                                 <w:tab/>
+                              </w:r>
+                              <w:r>
+                                <w:rPr>
+                                  <w:lang w:val="en-GB"/>
+                                </w:rPr>
                                 <w:tab/>
+                              </w:r>
+                              <w:r>
+                                <w:rPr>
+                                  <w:lang w:val="en-GB"/>
+                                </w:rPr>
                                 <w:tab/>
+                              </w:r>
+                              <w:r>
+                                <w:rPr>
+                                  <w:lang w:val="en-GB"/>
+                                </w:rPr>
                                 <w:tab/>
+                              </w:r>
+                              <w:r>
+                                <w:rPr>
+                                  <w:lang w:val="en-GB"/>
+                                </w:rPr>
                                 <w:tab/>
+                              </w:r>
+                              <w:r>
+                                <w:rPr>
+                                  <w:lang w:val="en-GB"/>
+                                </w:rPr>
                                 <w:tab/>
+                              </w:r>
+                              <w:r>
+                                <w:rPr>
+                                  <w:lang w:val="en-GB"/>
+                                </w:rPr>
                                 <w:tab/>
+                              </w:r>
+                              <w:r>
+                                <w:rPr>
+                                  <w:lang w:val="en-GB"/>
+                                </w:rPr>
                                 <w:tab/>
                                 <w:t>score/score</w:t>
                               </w:r>
@@ -2373,44 +2660,24 @@
           </mc:Choice>
           <mc:Fallback>
             <w:pict>
-              <v:group id="shape_0" alt="Group 2" style="position:absolute;margin-left:0pt;margin-top:-235.55pt;width:536pt;height:234.5pt" coordorigin="0,-4711" coordsize="10720,4690">
-                <v:rect id="shape_0" fillcolor="#156082" stroked="t" o:allowincell="f" style="position:absolute;left:0;top:-4711;width:10719;height:4689;mso-wrap-style:none;v-text-anchor:middle;mso-position-vertical:top">
-                  <v:fill o:detectmouseclick="t" type="solid" color2="#ea9f7d"/>
-                  <v:stroke color="#092a38" weight="19080" joinstyle="miter" endcap="flat"/>
-                  <w10:wrap type="square"/>
-                </v:rect>
-                <v:rect id="shape_0" fillcolor="white" stroked="t" o:allowincell="f" style="position:absolute;left:260;top:-4411;width:4148;height:655;mso-wrap-style:square;v-text-anchor:top;mso-position-vertical:top">
-                  <v:fill o:detectmouseclick="t" type="solid" color2="black"/>
-                  <v:stroke color="black" weight="9360" joinstyle="miter" endcap="flat"/>
+              <v:group w14:anchorId="3ECD3004" id="_x0000_s1030" style="width:536pt;height:234.5pt;mso-position-horizontal-relative:char;mso-position-vertical-relative:line" coordsize="68072,29782" o:gfxdata="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">
+                <v:rect id="Rectangle 1" o:spid="_x0000_s1031" style="position:absolute;width:68072;height:29782;visibility:visible;mso-wrap-style:square;v-text-anchor:top" o:gfxdata="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" fillcolor="#156082" strokecolor="#092a38" strokeweight="1.5pt"/>
+                <v:rect id="_x0000_s1032" style="position:absolute;left:1652;top:1904;width:26345;height:4165;visibility:visible;mso-wrap-style:square;v-text-anchor:top" o:gfxdata="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">
                   <v:textbox>
                     <w:txbxContent>
                       <w:p>
-                        <w:pPr>
-                          <w:pStyle w:val="Normal"/>
-                          <w:widowControl/>
-                          <w:bidi w:val="0"/>
-                          <w:spacing w:lineRule="auto" w:line="278" w:before="0" w:after="160"/>
-                          <w:jc w:val="start"/>
-                          <w:rPr/>
-                        </w:pPr>
                         <w:r>
-                          <w:rPr/>
                           <w:t>Your name needs to be somewhere</w:t>
                         </w:r>
                       </w:p>
                     </w:txbxContent>
                   </v:textbox>
-                  <w10:wrap type="square"/>
                 </v:rect>
-                <v:rect id="shape_0" fillcolor="white" stroked="t" o:allowincell="f" style="position:absolute;left:380;top:-2381;width:10049;height:779;mso-wrap-style:square;v-text-anchor:top;mso-position-vertical:top">
-                  <v:fill o:detectmouseclick="t" type="solid" color2="black"/>
-                  <v:stroke color="black" weight="9360" joinstyle="miter" endcap="flat"/>
+                <v:rect id="_x0000_s1033" style="position:absolute;left:2412;top:14796;width:63817;height:4953;visibility:visible;mso-wrap-style:square;v-text-anchor:top" o:gfxdata="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">
                   <v:textbox>
                     <w:txbxContent>
                       <w:p>
                         <w:pPr>
-                          <w:pStyle w:val="Normal"/>
-                          <w:spacing w:before="0" w:after="160"/>
                           <w:rPr>
                             <w:lang w:val="en-GB"/>
                           </w:rPr>
@@ -2420,23 +2687,73 @@
                             <w:lang w:val="en-GB"/>
                           </w:rPr>
                           <w:t>Quiz name</w:t>
+                        </w:r>
+                        <w:r>
+                          <w:rPr>
+                            <w:lang w:val="en-GB"/>
+                          </w:rPr>
                           <w:tab/>
+                        </w:r>
+                        <w:r>
+                          <w:rPr>
+                            <w:lang w:val="en-GB"/>
+                          </w:rPr>
                           <w:tab/>
+                        </w:r>
+                        <w:r>
+                          <w:rPr>
+                            <w:lang w:val="en-GB"/>
+                          </w:rPr>
                           <w:tab/>
+                        </w:r>
+                        <w:r>
+                          <w:rPr>
+                            <w:lang w:val="en-GB"/>
+                          </w:rPr>
                           <w:tab/>
+                        </w:r>
+                        <w:r>
+                          <w:rPr>
+                            <w:lang w:val="en-GB"/>
+                          </w:rPr>
                           <w:tab/>
+                        </w:r>
+                        <w:r>
+                          <w:rPr>
+                            <w:lang w:val="en-GB"/>
+                          </w:rPr>
                           <w:tab/>
+                        </w:r>
+                        <w:r>
+                          <w:rPr>
+                            <w:lang w:val="en-GB"/>
+                          </w:rPr>
                           <w:tab/>
+                        </w:r>
+                        <w:r>
+                          <w:rPr>
+                            <w:lang w:val="en-GB"/>
+                          </w:rPr>
                           <w:tab/>
+                        </w:r>
+                        <w:r>
+                          <w:rPr>
+                            <w:lang w:val="en-GB"/>
+                          </w:rPr>
                           <w:tab/>
+                        </w:r>
+                        <w:r>
+                          <w:rPr>
+                            <w:lang w:val="en-GB"/>
+                          </w:rPr>
                           <w:tab/>
                           <w:t>score/score</w:t>
                         </w:r>
                       </w:p>
                     </w:txbxContent>
                   </v:textbox>
-                  <w10:wrap type="square"/>
                 </v:rect>
+                <w10:anchorlock/>
               </v:group>
             </w:pict>
           </mc:Fallback>
@@ -2445,56 +2762,30 @@
     </w:p>
     <w:p>
       <w:pPr>
-        <w:pStyle w:val="Normal"/>
-        <w:rPr>
-          <w:lang w:val="en-GB"/>
-        </w:rPr>
-      </w:pPr>
-      <w:r>
-        <w:rPr>
-          <w:lang w:val="en-GB"/>
-        </w:rPr>
-      </w:r>
-    </w:p>
-    <w:p>
-      <w:pPr>
-        <w:pStyle w:val="Normal"/>
-        <w:rPr>
-          <w:lang w:val="en-GB"/>
-        </w:rPr>
-      </w:pPr>
-      <w:r>
-        <w:rPr>
-          <w:lang w:val="en-GB"/>
-        </w:rPr>
-      </w:r>
-    </w:p>
-    <w:p>
-      <w:pPr>
-        <w:pStyle w:val="Normal"/>
-        <w:rPr>
-          <w:lang w:val="en-GB"/>
-        </w:rPr>
-      </w:pPr>
-      <w:r>
-        <w:rPr>
-          <w:lang w:val="en-GB"/>
-        </w:rPr>
-      </w:r>
+        <w:rPr>
+          <w:lang w:val="en-GB"/>
+        </w:rPr>
+      </w:pPr>
+    </w:p>
+    <w:p>
+      <w:pPr>
+        <w:rPr>
+          <w:lang w:val="en-GB"/>
+        </w:rPr>
+      </w:pPr>
+    </w:p>
+    <w:p>
+      <w:pPr>
+        <w:rPr>
+          <w:lang w:val="en-GB"/>
+        </w:rPr>
+      </w:pPr>
       <w:r>
         <w:br w:type="page"/>
       </w:r>
     </w:p>
     <w:p>
-      <w:pPr>
-        <w:pStyle w:val="Normal"/>
-        <w:suppressLineNumbers w:val="0"/>
-        <w:bidi w:val="0"/>
-        <w:spacing w:lineRule="auto" w:line="278" w:beforeAutospacing="0" w:before="0" w:afterAutospacing="0" w:after="160"/>
-        <w:ind w:start="0" w:end="0"/>
-        <w:jc w:val="start"/>
-        <w:rPr/>
-      </w:pPr>
+      <w:proofErr w:type="spellStart"/>
       <w:r>
         <w:rPr>
           <w:b/>
@@ -2504,7 +2795,20 @@
           <w:u w:val="single"/>
           <w:lang w:val="en-GB"/>
         </w:rPr>
-        <w:t xml:space="preserve">OnShape – </w:t>
+        <w:lastRenderedPageBreak/>
+        <w:t>OnShape</w:t>
+      </w:r>
+      <w:proofErr w:type="spellEnd"/>
+      <w:r>
+        <w:rPr>
+          <w:b/>
+          <w:bCs/>
+          <w:sz w:val="32"/>
+          <w:szCs w:val="32"/>
+          <w:u w:val="single"/>
+          <w:lang w:val="en-GB"/>
+        </w:rPr>
+        <w:t xml:space="preserve"> – </w:t>
       </w:r>
       <w:r>
         <w:rPr>
@@ -2521,33 +2825,47 @@
     </w:p>
     <w:p>
       <w:pPr>
-        <w:pStyle w:val="Normal"/>
-        <w:rPr>
-          <w:lang w:val="en-GB"/>
-        </w:rPr>
-      </w:pPr>
-      <w:r>
-        <w:rPr>
-          <w:lang w:val="en-GB"/>
-        </w:rPr>
-        <w:t xml:space="preserve">Complete the Intro to Part design Onshape training module. Once complete you should get a pdf certificate. Paste a screenshot of the certificate below. </w:t>
-      </w:r>
-    </w:p>
-    <w:p>
-      <w:pPr>
-        <w:pStyle w:val="Normal"/>
-        <w:keepNext w:val="true"/>
-        <w:rPr/>
-      </w:pPr>
-      <w:r>
-        <w:rPr/>
+        <w:rPr>
+          <w:lang w:val="en-GB"/>
+        </w:rPr>
+      </w:pPr>
+      <w:r>
+        <w:rPr>
+          <w:lang w:val="en-GB"/>
+        </w:rPr>
+        <w:t xml:space="preserve">Complete the Intro to Part design </w:t>
+      </w:r>
+      <w:proofErr w:type="spellStart"/>
+      <w:r>
+        <w:rPr>
+          <w:lang w:val="en-GB"/>
+        </w:rPr>
+        <w:t>Onshape</w:t>
+      </w:r>
+      <w:proofErr w:type="spellEnd"/>
+      <w:r>
+        <w:rPr>
+          <w:lang w:val="en-GB"/>
+        </w:rPr>
+        <w:t xml:space="preserve"> training module. Once complete you should get a pdf certificate. Paste a screenshot of the certificate below. </w:t>
+      </w:r>
+    </w:p>
+    <w:p>
+      <w:pPr>
+        <w:keepNext/>
+      </w:pPr>
+      <w:r>
+        <w:rPr>
+          <w:noProof/>
+        </w:rPr>
         <mc:AlternateContent>
           <mc:Choice Requires="wpg">
             <w:drawing>
-              <wp:inline distT="0" distB="0" distL="0" distR="0" wp14:anchorId="6D29720E">
+              <wp:inline distT="0" distB="0" distL="0" distR="0" wp14:anchorId="6D29720E" wp14:editId="103B5B40">
                 <wp:extent cx="6807200" cy="2978150"/>
                 <wp:effectExtent l="0" t="0" r="12700" b="12700"/>
                 <wp:docPr id="17" name="Group 2"/>
+                <wp:cNvGraphicFramePr/>
                 <a:graphic xmlns:a="http://schemas.openxmlformats.org/drawingml/2006/main">
                   <a:graphicData uri="http://schemas.microsoft.com/office/word/2010/wordprocessingGroup">
                     <wpg:wgp>
@@ -2618,24 +2936,21 @@
                           </a:ln>
                         </wps:spPr>
                         <wps:style>
-                          <a:lnRef idx="0"/>
-                          <a:fillRef idx="0"/>
-                          <a:effectRef idx="0"/>
+                          <a:lnRef idx="0">
+                            <a:scrgbClr r="0" g="0" b="0"/>
+                          </a:lnRef>
+                          <a:fillRef idx="0">
+                            <a:scrgbClr r="0" g="0" b="0"/>
+                          </a:fillRef>
+                          <a:effectRef idx="0">
+                            <a:scrgbClr r="0" g="0" b="0"/>
+                          </a:effectRef>
                           <a:fontRef idx="minor"/>
                         </wps:style>
                         <wps:txbx>
                           <w:txbxContent>
                             <w:p>
-                              <w:pPr>
-                                <w:pStyle w:val="Normal"/>
-                                <w:widowControl/>
-                                <w:bidi w:val="0"/>
-                                <w:spacing w:lineRule="auto" w:line="278" w:before="0" w:after="160"/>
-                                <w:jc w:val="start"/>
-                                <w:rPr/>
-                              </w:pPr>
                               <w:r>
-                                <w:rPr/>
                                 <w:t>Your name needs to be somewhere</w:t>
                               </w:r>
                             </w:p>
@@ -2667,17 +2982,21 @@
                           </a:ln>
                         </wps:spPr>
                         <wps:style>
-                          <a:lnRef idx="0"/>
-                          <a:fillRef idx="0"/>
-                          <a:effectRef idx="0"/>
+                          <a:lnRef idx="0">
+                            <a:scrgbClr r="0" g="0" b="0"/>
+                          </a:lnRef>
+                          <a:fillRef idx="0">
+                            <a:scrgbClr r="0" g="0" b="0"/>
+                          </a:fillRef>
+                          <a:effectRef idx="0">
+                            <a:scrgbClr r="0" g="0" b="0"/>
+                          </a:effectRef>
                           <a:fontRef idx="minor"/>
                         </wps:style>
                         <wps:txbx>
                           <w:txbxContent>
                             <w:p>
                               <w:pPr>
-                                <w:pStyle w:val="Normal"/>
-                                <w:spacing w:before="0" w:after="160"/>
                                 <w:rPr>
                                   <w:lang w:val="en-GB"/>
                                 </w:rPr>
@@ -2703,44 +3022,24 @@
           </mc:Choice>
           <mc:Fallback>
             <w:pict>
-              <v:group id="shape_0" alt="Group 2" style="position:absolute;margin-left:0pt;margin-top:-235.55pt;width:536pt;height:234.5pt" coordorigin="0,-4711" coordsize="10720,4690">
-                <v:rect id="shape_0" fillcolor="#156082" stroked="t" o:allowincell="f" style="position:absolute;left:0;top:-4711;width:10719;height:4689;mso-wrap-style:none;v-text-anchor:middle;mso-position-vertical:top">
-                  <v:fill o:detectmouseclick="t" type="solid" color2="#ea9f7d"/>
-                  <v:stroke color="#092a38" weight="19080" joinstyle="miter" endcap="flat"/>
-                  <w10:wrap type="square"/>
-                </v:rect>
-                <v:rect id="shape_0" fillcolor="white" stroked="t" o:allowincell="f" style="position:absolute;left:2660;top:-3211;width:4149;height:655;mso-wrap-style:square;v-text-anchor:top;mso-position-vertical:top">
-                  <v:fill o:detectmouseclick="t" type="solid" color2="black"/>
-                  <v:stroke color="black" weight="9360" joinstyle="miter" endcap="flat"/>
+              <v:group w14:anchorId="6D29720E" id="_x0000_s1034" style="width:536pt;height:234.5pt;mso-position-horizontal-relative:char;mso-position-vertical-relative:line" coordsize="68072,29782" o:gfxdata="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">
+                <v:rect id="Rectangle 1" o:spid="_x0000_s1035" style="position:absolute;width:68072;height:29782;visibility:visible;mso-wrap-style:square;v-text-anchor:top" o:gfxdata="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" fillcolor="#156082" strokecolor="#092a38" strokeweight="1.5pt"/>
+                <v:rect id="_x0000_s1036" style="position:absolute;left:16891;top:9525;width:26352;height:4165;visibility:visible;mso-wrap-style:square;v-text-anchor:top" o:gfxdata="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">
                   <v:textbox>
                     <w:txbxContent>
                       <w:p>
-                        <w:pPr>
-                          <w:pStyle w:val="Normal"/>
-                          <w:widowControl/>
-                          <w:bidi w:val="0"/>
-                          <w:spacing w:lineRule="auto" w:line="278" w:before="0" w:after="160"/>
-                          <w:jc w:val="start"/>
-                          <w:rPr/>
-                        </w:pPr>
                         <w:r>
-                          <w:rPr/>
                           <w:t>Your name needs to be somewhere</w:t>
                         </w:r>
                       </w:p>
                     </w:txbxContent>
                   </v:textbox>
-                  <w10:wrap type="square"/>
                 </v:rect>
-                <v:rect id="shape_0" fillcolor="white" stroked="t" o:allowincell="f" style="position:absolute;left:380;top:-2381;width:10049;height:779;mso-wrap-style:square;v-text-anchor:top;mso-position-vertical:top">
-                  <v:fill o:detectmouseclick="t" type="solid" color2="black"/>
-                  <v:stroke color="black" weight="9360" joinstyle="miter" endcap="flat"/>
+                <v:rect id="_x0000_s1037" style="position:absolute;left:2412;top:14796;width:63817;height:4953;visibility:visible;mso-wrap-style:square;v-text-anchor:top" o:gfxdata="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">
                   <v:textbox>
                     <w:txbxContent>
                       <w:p>
                         <w:pPr>
-                          <w:pStyle w:val="Normal"/>
-                          <w:spacing w:before="0" w:after="160"/>
                           <w:rPr>
                             <w:lang w:val="en-GB"/>
                           </w:rPr>
@@ -2754,8 +3053,8 @@
                       </w:p>
                     </w:txbxContent>
                   </v:textbox>
-                  <w10:wrap type="square"/>
                 </v:rect>
+                <w10:anchorlock/>
               </v:group>
             </w:pict>
           </mc:Fallback>
@@ -2764,47 +3063,112 @@
     </w:p>
     <w:p>
       <w:pPr>
-        <w:pStyle w:val="Normal"/>
-        <w:rPr>
-          <w:lang w:val="en-GB"/>
-        </w:rPr>
-      </w:pPr>
-      <w:r>
-        <w:rPr>
-          <w:lang w:val="en-GB"/>
-        </w:rPr>
-      </w:r>
-    </w:p>
-    <w:p>
-      <w:pPr>
-        <w:pStyle w:val="Normal"/>
-        <w:rPr>
-          <w:lang w:val="en-GB"/>
-        </w:rPr>
-      </w:pPr>
-      <w:r>
-        <w:rPr>
-          <w:lang w:val="en-GB"/>
-        </w:rPr>
-        <w:t>Once you have access to the NUTeams OnShape, complete the 2 NUTEAMS online induction exercises: NU Teams - Onshape introduction 1 (Lachlan’s example) and NUTeams – Onshape introduction 2. Provide screenshots of each</w:t>
-      </w:r>
-    </w:p>
-    <w:p>
-      <w:pPr>
-        <w:pStyle w:val="Normal"/>
-        <w:rPr>
-          <w:lang w:val="en-GB"/>
-        </w:rPr>
-      </w:pPr>
-      <w:r>
-        <w:rPr/>
+        <w:rPr>
+          <w:lang w:val="en-GB"/>
+        </w:rPr>
+      </w:pPr>
+    </w:p>
+    <w:p>
+      <w:pPr>
+        <w:rPr>
+          <w:lang w:val="en-GB"/>
+        </w:rPr>
+      </w:pPr>
+      <w:r>
+        <w:rPr>
+          <w:lang w:val="en-GB"/>
+        </w:rPr>
+        <w:t xml:space="preserve">Once you have access to the </w:t>
+      </w:r>
+      <w:proofErr w:type="spellStart"/>
+      <w:r>
+        <w:rPr>
+          <w:lang w:val="en-GB"/>
+        </w:rPr>
+        <w:t>NUTeams</w:t>
+      </w:r>
+      <w:proofErr w:type="spellEnd"/>
+      <w:r>
+        <w:rPr>
+          <w:lang w:val="en-GB"/>
+        </w:rPr>
+        <w:t xml:space="preserve"> </w:t>
+      </w:r>
+      <w:proofErr w:type="spellStart"/>
+      <w:r>
+        <w:rPr>
+          <w:lang w:val="en-GB"/>
+        </w:rPr>
+        <w:t>OnShape</w:t>
+      </w:r>
+      <w:proofErr w:type="spellEnd"/>
+      <w:r>
+        <w:rPr>
+          <w:lang w:val="en-GB"/>
+        </w:rPr>
+        <w:t xml:space="preserve">, complete the 2 NUTEAMS online induction exercises: NU Teams - </w:t>
+      </w:r>
+      <w:proofErr w:type="spellStart"/>
+      <w:r>
+        <w:rPr>
+          <w:lang w:val="en-GB"/>
+        </w:rPr>
+        <w:t>Onshape</w:t>
+      </w:r>
+      <w:proofErr w:type="spellEnd"/>
+      <w:r>
+        <w:rPr>
+          <w:lang w:val="en-GB"/>
+        </w:rPr>
+        <w:t xml:space="preserve"> introduction 1 (Lachlan’s example) and </w:t>
+      </w:r>
+      <w:proofErr w:type="spellStart"/>
+      <w:r>
+        <w:rPr>
+          <w:lang w:val="en-GB"/>
+        </w:rPr>
+        <w:t>NUTeams</w:t>
+      </w:r>
+      <w:proofErr w:type="spellEnd"/>
+      <w:r>
+        <w:rPr>
+          <w:lang w:val="en-GB"/>
+        </w:rPr>
+        <w:t xml:space="preserve"> – </w:t>
+      </w:r>
+      <w:proofErr w:type="spellStart"/>
+      <w:r>
+        <w:rPr>
+          <w:lang w:val="en-GB"/>
+        </w:rPr>
+        <w:t>Onshape</w:t>
+      </w:r>
+      <w:proofErr w:type="spellEnd"/>
+      <w:r>
+        <w:rPr>
+          <w:lang w:val="en-GB"/>
+        </w:rPr>
+        <w:t xml:space="preserve"> introduction 2. Provide screenshots of each</w:t>
+      </w:r>
+    </w:p>
+    <w:p>
+      <w:pPr>
+        <w:rPr>
+          <w:lang w:val="en-GB"/>
+        </w:rPr>
+      </w:pPr>
+      <w:r>
+        <w:rPr>
+          <w:noProof/>
+        </w:rPr>
         <mc:AlternateContent>
           <mc:Choice Requires="wpg">
             <w:drawing>
-              <wp:inline distT="0" distB="0" distL="0" distR="0" wp14:anchorId="12F1FA5A">
+              <wp:inline distT="0" distB="0" distL="0" distR="0" wp14:anchorId="12F1FA5A" wp14:editId="5028529B">
                 <wp:extent cx="6645910" cy="2907030"/>
                 <wp:effectExtent l="0" t="0" r="21590" b="26670"/>
                 <wp:docPr id="21" name="Group 2"/>
+                <wp:cNvGraphicFramePr/>
                 <a:graphic xmlns:a="http://schemas.openxmlformats.org/drawingml/2006/main">
                   <a:graphicData uri="http://schemas.microsoft.com/office/word/2010/wordprocessingGroup">
                     <wpg:wgp>
@@ -2875,17 +3239,21 @@
                           </a:ln>
                         </wps:spPr>
                         <wps:style>
-                          <a:lnRef idx="0"/>
-                          <a:fillRef idx="0"/>
-                          <a:effectRef idx="0"/>
+                          <a:lnRef idx="0">
+                            <a:scrgbClr r="0" g="0" b="0"/>
+                          </a:lnRef>
+                          <a:fillRef idx="0">
+                            <a:scrgbClr r="0" g="0" b="0"/>
+                          </a:fillRef>
+                          <a:effectRef idx="0">
+                            <a:scrgbClr r="0" g="0" b="0"/>
+                          </a:effectRef>
                           <a:fontRef idx="minor"/>
                         </wps:style>
                         <wps:txbx>
                           <w:txbxContent>
                             <w:p>
                               <w:pPr>
-                                <w:pStyle w:val="Normal"/>
-                                <w:spacing w:before="0" w:after="160"/>
                                 <w:rPr>
                                   <w:lang w:val="en-GB"/>
                                 </w:rPr>
@@ -2911,21 +3279,13 @@
           </mc:Choice>
           <mc:Fallback>
             <w:pict>
-              <v:group id="shape_0" alt="Group 2" style="position:absolute;margin-left:0pt;margin-top:-231.05pt;width:523.3pt;height:228.9pt" coordorigin="0,-4621" coordsize="10466,4578">
-                <v:rect id="shape_0" fillcolor="#156082" stroked="t" o:allowincell="f" style="position:absolute;left:0;top:-4621;width:10465;height:4577;mso-wrap-style:none;v-text-anchor:middle;mso-position-vertical:top">
-                  <v:fill o:detectmouseclick="t" type="solid" color2="#ea9f7d"/>
-                  <v:stroke color="#092a38" weight="19080" joinstyle="miter" endcap="flat"/>
-                  <w10:wrap type="square"/>
-                </v:rect>
-                <v:rect id="shape_0" fillcolor="white" stroked="t" o:allowincell="f" style="position:absolute;left:371;top:-2347;width:9811;height:760;mso-wrap-style:square;v-text-anchor:top;mso-position-vertical:top">
-                  <v:fill o:detectmouseclick="t" type="solid" color2="black"/>
-                  <v:stroke color="black" weight="9360" joinstyle="miter" endcap="flat"/>
+              <v:group w14:anchorId="12F1FA5A" id="_x0000_s1038" style="width:523.3pt;height:228.9pt;mso-position-horizontal-relative:char;mso-position-vertical-relative:line" coordsize="66459,29070" o:gfxdata="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">
+                <v:rect id="Rectangle 1" o:spid="_x0000_s1039" style="position:absolute;width:66459;height:29070;visibility:visible;mso-wrap-style:square;v-text-anchor:top" o:gfxdata="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" fillcolor="#156082" strokecolor="#092a38" strokeweight="1.5pt"/>
+                <v:rect id="_x0000_s1040" style="position:absolute;left:2354;top:14439;width:62305;height:4831;visibility:visible;mso-wrap-style:square;v-text-anchor:top" o:gfxdata="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">
                   <v:textbox>
                     <w:txbxContent>
                       <w:p>
                         <w:pPr>
-                          <w:pStyle w:val="Normal"/>
-                          <w:spacing w:before="0" w:after="160"/>
                           <w:rPr>
                             <w:lang w:val="en-GB"/>
                           </w:rPr>
@@ -2939,8 +3299,8 @@
                       </w:p>
                     </w:txbxContent>
                   </v:textbox>
-                  <w10:wrap type="square"/>
                 </v:rect>
+                <w10:anchorlock/>
               </v:group>
             </w:pict>
           </mc:Fallback>
@@ -2949,20 +3309,23 @@
     </w:p>
     <w:p>
       <w:pPr>
-        <w:pStyle w:val="Normal"/>
-        <w:rPr>
-          <w:lang w:val="en-GB"/>
-        </w:rPr>
-      </w:pPr>
-      <w:r>
-        <w:rPr/>
+        <w:rPr>
+          <w:lang w:val="en-GB"/>
+        </w:rPr>
+      </w:pPr>
+      <w:r>
+        <w:rPr>
+          <w:noProof/>
+        </w:rPr>
+        <w:lastRenderedPageBreak/>
         <mc:AlternateContent>
           <mc:Choice Requires="wpg">
             <w:drawing>
-              <wp:inline distT="0" distB="0" distL="0" distR="0" wp14:anchorId="03BA3F4F">
+              <wp:inline distT="0" distB="0" distL="0" distR="0" wp14:anchorId="03BA3F4F" wp14:editId="35F5F287">
                 <wp:extent cx="6645910" cy="2907665"/>
                 <wp:effectExtent l="0" t="0" r="21590" b="26670"/>
                 <wp:docPr id="24" name="Group 2"/>
+                <wp:cNvGraphicFramePr/>
                 <a:graphic xmlns:a="http://schemas.openxmlformats.org/drawingml/2006/main">
                   <a:graphicData uri="http://schemas.microsoft.com/office/word/2010/wordprocessingGroup">
                     <wpg:wgp>
@@ -3033,17 +3396,21 @@
                           </a:ln>
                         </wps:spPr>
                         <wps:style>
-                          <a:lnRef idx="0"/>
-                          <a:fillRef idx="0"/>
-                          <a:effectRef idx="0"/>
+                          <a:lnRef idx="0">
+                            <a:scrgbClr r="0" g="0" b="0"/>
+                          </a:lnRef>
+                          <a:fillRef idx="0">
+                            <a:scrgbClr r="0" g="0" b="0"/>
+                          </a:fillRef>
+                          <a:effectRef idx="0">
+                            <a:scrgbClr r="0" g="0" b="0"/>
+                          </a:effectRef>
                           <a:fontRef idx="minor"/>
                         </wps:style>
                         <wps:txbx>
                           <w:txbxContent>
                             <w:p>
                               <w:pPr>
-                                <w:pStyle w:val="Normal"/>
-                                <w:spacing w:before="0" w:after="160"/>
                                 <w:rPr>
                                   <w:lang w:val="en-GB"/>
                                 </w:rPr>
@@ -3069,21 +3436,13 @@
           </mc:Choice>
           <mc:Fallback>
             <w:pict>
-              <v:group id="shape_0" alt="Group 2" style="position:absolute;margin-left:0pt;margin-top:-231.1pt;width:523.3pt;height:228.95pt" coordorigin="0,-4622" coordsize="10466,4579">
-                <v:rect id="shape_0" fillcolor="#156082" stroked="t" o:allowincell="f" style="position:absolute;left:0;top:-4622;width:10465;height:4578;mso-wrap-style:none;v-text-anchor:middle;mso-position-vertical:top">
-                  <v:fill o:detectmouseclick="t" type="solid" color2="#ea9f7d"/>
-                  <v:stroke color="#092a38" weight="19080" joinstyle="miter" endcap="flat"/>
-                  <w10:wrap type="square"/>
-                </v:rect>
-                <v:rect id="shape_0" fillcolor="white" stroked="t" o:allowincell="f" style="position:absolute;left:371;top:-2347;width:9811;height:761;mso-wrap-style:square;v-text-anchor:top;mso-position-vertical:top">
-                  <v:fill o:detectmouseclick="t" type="solid" color2="black"/>
-                  <v:stroke color="black" weight="9360" joinstyle="miter" endcap="flat"/>
+              <v:group w14:anchorId="03BA3F4F" id="_x0000_s1041" style="width:523.3pt;height:228.95pt;mso-position-horizontal-relative:char;mso-position-vertical-relative:line" coordsize="66459,29077" o:gfxdata="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">
+                <v:rect id="Rectangle 1" o:spid="_x0000_s1042" style="position:absolute;width:66459;height:29077;visibility:visible;mso-wrap-style:square;v-text-anchor:top" o:gfxdata="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" fillcolor="#156082" strokecolor="#092a38" strokeweight="1.5pt"/>
+                <v:rect id="_x0000_s1043" style="position:absolute;left:2354;top:14446;width:62305;height:4839;visibility:visible;mso-wrap-style:square;v-text-anchor:top" o:gfxdata="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">
                   <v:textbox>
                     <w:txbxContent>
                       <w:p>
                         <w:pPr>
-                          <w:pStyle w:val="Normal"/>
-                          <w:spacing w:before="0" w:after="160"/>
                           <w:rPr>
                             <w:lang w:val="en-GB"/>
                           </w:rPr>
@@ -3097,8 +3456,8 @@
                       </w:p>
                     </w:txbxContent>
                   </v:textbox>
-                  <w10:wrap type="square"/>
                 </v:rect>
+                <w10:anchorlock/>
               </v:group>
             </w:pict>
           </mc:Fallback>
@@ -3107,26 +3466,15 @@
     </w:p>
     <w:p>
       <w:pPr>
-        <w:pStyle w:val="Normal"/>
-        <w:rPr>
-          <w:lang w:val="en-GB"/>
-        </w:rPr>
-      </w:pPr>
-      <w:r>
-        <w:rPr>
-          <w:lang w:val="en-GB"/>
-        </w:rPr>
-      </w:r>
+        <w:rPr>
+          <w:lang w:val="en-GB"/>
+        </w:rPr>
+      </w:pPr>
       <w:r>
         <w:br w:type="page"/>
       </w:r>
     </w:p>
     <w:p>
-      <w:pPr>
-        <w:pStyle w:val="Normal"/>
-        <w:spacing w:before="0" w:after="160"/>
-        <w:rPr/>
-      </w:pPr>
       <w:r>
         <w:rPr>
           <w:b/>
@@ -3136,6 +3484,7 @@
           <w:u w:val="single"/>
           <w:lang w:val="en-GB"/>
         </w:rPr>
+        <w:lastRenderedPageBreak/>
         <w:t>GitHub</w:t>
       </w:r>
       <w:r>
@@ -3170,7 +3519,6 @@
     </w:p>
     <w:p>
       <w:pPr>
-        <w:pStyle w:val="Normal"/>
         <w:rPr>
           <w:lang w:val="en-GB"/>
         </w:rPr>
@@ -3184,7 +3532,6 @@
     </w:p>
     <w:p>
       <w:pPr>
-        <w:pStyle w:val="Normal"/>
         <w:rPr>
           <w:lang w:val="en-GB"/>
         </w:rPr>
@@ -3198,15 +3545,16 @@
     </w:p>
     <w:p>
       <w:pPr>
-        <w:pStyle w:val="Normal"/>
-        <w:rPr>
-          <w:lang w:val="en-GB"/>
-        </w:rPr>
-      </w:pPr>
-      <w:r>
-        <w:rPr/>
+        <w:rPr>
+          <w:lang w:val="en-GB"/>
+        </w:rPr>
+      </w:pPr>
+      <w:r>
+        <w:rPr>
+          <w:noProof/>
+        </w:rPr>
         <w:drawing>
-          <wp:inline distT="0" distB="0" distL="0" distR="0">
+          <wp:inline distT="0" distB="0" distL="0" distR="0" wp14:anchorId="3766064D" wp14:editId="600C88F8">
             <wp:extent cx="6715125" cy="2696845"/>
             <wp:effectExtent l="0" t="0" r="0" b="0"/>
             <wp:docPr id="27" name="Picture 3"/>
@@ -3223,7 +3571,7 @@
                     </pic:cNvPicPr>
                   </pic:nvPicPr>
                   <pic:blipFill>
-                    <a:blip r:embed="rId27"/>
+                    <a:blip r:embed="rId32"/>
                     <a:stretch>
                       <a:fillRect/>
                     </a:stretch>
@@ -3247,26 +3595,16 @@
     </w:p>
     <w:p>
       <w:pPr>
-        <w:pStyle w:val="Normal"/>
-        <w:rPr>
-          <w:lang w:val="en-GB"/>
-        </w:rPr>
-      </w:pPr>
-      <w:r>
-        <w:rPr>
-          <w:lang w:val="en-GB"/>
-        </w:rPr>
-      </w:r>
+        <w:rPr>
+          <w:lang w:val="en-GB"/>
+        </w:rPr>
+      </w:pPr>
       <w:r>
         <w:br w:type="page"/>
       </w:r>
     </w:p>
     <w:p>
-      <w:pPr>
-        <w:pStyle w:val="Normal"/>
-        <w:spacing w:before="0" w:after="160"/>
-        <w:rPr/>
-      </w:pPr>
+      <w:proofErr w:type="spellStart"/>
       <w:r>
         <w:rPr>
           <w:b/>
@@ -3276,7 +3614,20 @@
           <w:u w:val="single"/>
           <w:lang w:val="en-GB"/>
         </w:rPr>
-        <w:t xml:space="preserve">LabTools – </w:t>
+        <w:lastRenderedPageBreak/>
+        <w:t>LabTools</w:t>
+      </w:r>
+      <w:proofErr w:type="spellEnd"/>
+      <w:r>
+        <w:rPr>
+          <w:b/>
+          <w:bCs/>
+          <w:sz w:val="32"/>
+          <w:szCs w:val="32"/>
+          <w:u w:val="single"/>
+          <w:lang w:val="en-GB"/>
+        </w:rPr>
+        <w:t xml:space="preserve"> – </w:t>
       </w:r>
       <w:r>
         <w:rPr>
@@ -3293,7 +3644,6 @@
     </w:p>
     <w:p>
       <w:pPr>
-        <w:pStyle w:val="Normal"/>
         <w:rPr>
           <w:lang w:val="en-GB"/>
         </w:rPr>
@@ -3307,33 +3657,29 @@
     </w:p>
     <w:p>
       <w:pPr>
-        <w:pStyle w:val="Normal"/>
-        <w:rPr>
-          <w:lang w:val="en-GB"/>
-        </w:rPr>
-      </w:pPr>
-      <w:r>
-        <w:rPr>
-          <w:lang w:val="en-GB"/>
-        </w:rPr>
-      </w:r>
-    </w:p>
-    <w:p>
-      <w:pPr>
-        <w:pStyle w:val="Normal"/>
-        <w:rPr>
-          <w:lang w:val="en-GB"/>
-        </w:rPr>
-      </w:pPr>
-      <w:r>
-        <w:rPr/>
+        <w:rPr>
+          <w:lang w:val="en-GB"/>
+        </w:rPr>
+      </w:pPr>
+    </w:p>
+    <w:p>
+      <w:pPr>
+        <w:rPr>
+          <w:lang w:val="en-GB"/>
+        </w:rPr>
+      </w:pPr>
+      <w:r>
+        <w:rPr>
+          <w:noProof/>
+        </w:rPr>
         <mc:AlternateContent>
           <mc:Choice Requires="wpg">
             <w:drawing>
-              <wp:inline distT="0" distB="0" distL="0" distR="0" wp14:anchorId="7ADD0AE8">
+              <wp:inline distT="0" distB="0" distL="0" distR="0" wp14:anchorId="7ADD0AE8" wp14:editId="5BEF797E">
                 <wp:extent cx="6445250" cy="3727450"/>
                 <wp:effectExtent l="0" t="0" r="12700" b="25400"/>
                 <wp:docPr id="28" name="Group 7"/>
+                <wp:cNvGraphicFramePr/>
                 <a:graphic xmlns:a="http://schemas.openxmlformats.org/drawingml/2006/main">
                   <a:graphicData uri="http://schemas.microsoft.com/office/word/2010/wordprocessingGroup">
                     <wpg:wgp>
@@ -3516,17 +3862,21 @@
                           </a:ln>
                         </wps:spPr>
                         <wps:style>
-                          <a:lnRef idx="0"/>
-                          <a:fillRef idx="0"/>
-                          <a:effectRef idx="0"/>
+                          <a:lnRef idx="0">
+                            <a:scrgbClr r="0" g="0" b="0"/>
+                          </a:lnRef>
+                          <a:fillRef idx="0">
+                            <a:scrgbClr r="0" g="0" b="0"/>
+                          </a:fillRef>
+                          <a:effectRef idx="0">
+                            <a:scrgbClr r="0" g="0" b="0"/>
+                          </a:effectRef>
                           <a:fontRef idx="minor"/>
                         </wps:style>
                         <wps:txbx>
                           <w:txbxContent>
                             <w:p>
                               <w:pPr>
-                                <w:pStyle w:val="Normal"/>
-                                <w:spacing w:before="0" w:after="160"/>
                                 <w:jc w:val="center"/>
                                 <w:rPr>
                                   <w:b/>
@@ -3571,17 +3921,21 @@
                           </a:ln>
                         </wps:spPr>
                         <wps:style>
-                          <a:lnRef idx="0"/>
-                          <a:fillRef idx="0"/>
-                          <a:effectRef idx="0"/>
+                          <a:lnRef idx="0">
+                            <a:scrgbClr r="0" g="0" b="0"/>
+                          </a:lnRef>
+                          <a:fillRef idx="0">
+                            <a:scrgbClr r="0" g="0" b="0"/>
+                          </a:fillRef>
+                          <a:effectRef idx="0">
+                            <a:scrgbClr r="0" g="0" b="0"/>
+                          </a:effectRef>
                           <a:fontRef idx="minor"/>
                         </wps:style>
                         <wps:txbx>
                           <w:txbxContent>
                             <w:p>
                               <w:pPr>
-                                <w:pStyle w:val="Normal"/>
-                                <w:spacing w:before="0" w:after="160"/>
                                 <w:jc w:val="center"/>
                                 <w:rPr>
                                   <w:b/>
@@ -3628,17 +3982,21 @@
                           </a:ln>
                         </wps:spPr>
                         <wps:style>
-                          <a:lnRef idx="0"/>
-                          <a:fillRef idx="0"/>
-                          <a:effectRef idx="0"/>
+                          <a:lnRef idx="0">
+                            <a:scrgbClr r="0" g="0" b="0"/>
+                          </a:lnRef>
+                          <a:fillRef idx="0">
+                            <a:scrgbClr r="0" g="0" b="0"/>
+                          </a:fillRef>
+                          <a:effectRef idx="0">
+                            <a:scrgbClr r="0" g="0" b="0"/>
+                          </a:effectRef>
                           <a:fontRef idx="minor"/>
                         </wps:style>
                         <wps:txbx>
                           <w:txbxContent>
                             <w:p>
                               <w:pPr>
-                                <w:pStyle w:val="Normal"/>
-                                <w:spacing w:before="0" w:after="160"/>
                                 <w:jc w:val="center"/>
                                 <w:rPr>
                                   <w:b/>
@@ -3671,113 +4029,37 @@
           </mc:Choice>
           <mc:Fallback>
             <w:pict>
-              <v:group id="shape_0" alt="Group 7" style="position:absolute;margin-left:0pt;margin-top:-295.55pt;width:507.5pt;height:293.5pt" coordorigin="0,-5911" coordsize="10150,5870">
-                <v:rect id="shape_0" fillcolor="#156082" stroked="t" o:allowincell="f" style="position:absolute;left:0;top:-5911;width:10149;height:5869;mso-wrap-style:none;v-text-anchor:middle;mso-position-vertical:top">
-                  <v:fill o:detectmouseclick="t" type="solid" color2="#ea9f7d"/>
-                  <v:stroke color="#092a38" weight="19080" joinstyle="miter" endcap="flat"/>
-                  <w10:wrap type="square"/>
-                </v:rect>
-                <v:shapetype id="_x0000_t96" coordsize="21600,21600" o:spt="96" adj="1005" path="m,10800qy@19@20qx@21@22qy@23@24qx@25@26xnsem@2@5qy@27@28qx@29@30qy@31@32qx@33@34m@3@5qy@35@28qx@36@30qy@37@32qx@38@34em@1@7c@41@47@44@50@4@7nfem,10800qy@19@20qx@21@22qy@23@24qx@25@26xnfe">
+              <v:group w14:anchorId="7ADD0AE8" id="Group 7" o:spid="_x0000_s1044" style="width:507.5pt;height:293.5pt;mso-position-horizontal-relative:char;mso-position-vertical-relative:line" coordsize="64450,37274" o:gfxdata="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">
+                <v:rect id="Rectangle 4" o:spid="_x0000_s1045" style="position:absolute;width:64450;height:37274;visibility:visible;mso-wrap-style:square;v-text-anchor:top" o:gfxdata="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" fillcolor="#156082" strokecolor="#092a38" strokeweight="1.5pt"/>
+                <v:shapetype id="_x0000_t96" coordsize="21600,21600" o:spt="96" adj="17520" path="m10800,qx,10800,10800,21600,21600,10800,10800,xem7340,6445qx6215,7570,7340,8695,8465,7570,7340,6445xnfem14260,6445qx13135,7570,14260,8695,15385,7570,14260,6445xnfem4960@0c8853@3,12747@3,16640@0nfe">
+                  <v:formulas>
+                    <v:f eqn="sum 33030 0 #0"/>
+                    <v:f eqn="prod #0 4 3"/>
+                    <v:f eqn="prod @0 1 3"/>
+                    <v:f eqn="sum @1 0 @2"/>
+                  </v:formulas>
+                  <v:path o:extrusionok="f" gradientshapeok="t" o:connecttype="custom" o:connectlocs="10800,0;3163,3163;0,10800;3163,18437;10800,21600;18437,18437;21600,10800;18437,3163" textboxrect="3163,3163,18437,18437"/>
+                  <v:handles>
+                    <v:h position="center,#0" yrange="15510,17520"/>
+                  </v:handles>
+                  <o:complex v:ext="view"/>
+                </v:shapetype>
+                <v:shape id="Smiley Face 5" o:spid="_x0000_s1046" type="#_x0000_t96" style="position:absolute;left:8510;top:8762;width:12128;height:9392;visibility:visible;mso-wrap-style:square;v-text-anchor:top" o:gfxdata="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" fillcolor="#156082" strokecolor="#092a38" strokeweight="1.5pt">
                   <v:stroke joinstyle="miter"/>
-                  <v:formulas>
-                    <v:f eqn="val #0"/>
-                    <v:f eqn="prod width 4969 21699"/>
-                    <v:f eqn="val 6215"/>
-                    <v:f eqn="val 13135"/>
-                    <v:f eqn="val 16640"/>
-                    <v:f eqn="val 7570"/>
-                    <v:f eqn="val 16515"/>
-                    <v:f eqn="sum @6 0 @0"/>
-                    <v:f eqn="sum @6 @0 0"/>
-                    <v:f eqn="prod 2 @0 1"/>
-                    <v:f eqn="sum @8 @9 0"/>
-                    <v:f eqn="sumangle 0 45 0"/>
-                    <v:f eqn="cos 10800 @11"/>
-                    <v:f eqn="sin 10800 @11"/>
-                    <v:f eqn="sum 10800 0 @12"/>
-                    <v:f eqn="sum 10800 @12 0"/>
-                    <v:f eqn="sum 10800 0 @13"/>
-                    <v:f eqn="sum 10800 @13 0"/>
-                    <v:f eqn="val 1125"/>
-                    <v:f eqn="sum 10800 0 0"/>
-                    <v:f eqn="sum 0 10800 10800"/>
-                    <v:f eqn="sum 10800 @19 0"/>
-                    <v:f eqn="sum 10800 @20 0"/>
-                    <v:f eqn="sum 0 @21 10800"/>
-                    <v:f eqn="sum 10800 @22 0"/>
-                    <v:f eqn="sum 0 @23 10800"/>
-                    <v:f eqn="sum 0 @24 10800"/>
-                    <v:f eqn="sum @18 @2 0"/>
-                    <v:f eqn="sum 0 @5 @18"/>
-                    <v:f eqn="sum @18 @27 0"/>
-                    <v:f eqn="sum @18 @28 0"/>
-                    <v:f eqn="sum 0 @29 @18"/>
-                    <v:f eqn="sum @18 @30 0"/>
-                    <v:f eqn="sum 0 @31 @18"/>
-                    <v:f eqn="sum 0 @32 @18"/>
-                    <v:f eqn="sum @18 @3 0"/>
-                    <v:f eqn="sum @18 @35 0"/>
-                    <v:f eqn="sum 0 @36 @18"/>
-                    <v:f eqn="sum 0 @37 @18"/>
-                    <v:f eqn="sum 0 10800 @1"/>
-                    <v:f eqn="prod 2 @39 3"/>
-                    <v:f eqn="sum @1 @40 0"/>
-                    <v:f eqn="sum 0 @4 @1"/>
-                    <v:f eqn="prod 1 @42 3"/>
-                    <v:f eqn="sum @41 @43 0"/>
-                    <v:f eqn="sum 0 @10 @7"/>
-                    <v:f eqn="prod 2 @45 3"/>
-                    <v:f eqn="sum @7 @46 0"/>
-                    <v:f eqn="sum 0 @7 @7"/>
-                    <v:f eqn="prod 1 @48 3"/>
-                    <v:f eqn="sum @47 @49 0"/>
-                  </v:formulas>
-                  <v:path gradientshapeok="t" o:connecttype="rect" textboxrect="@14,@16,@15,@17"/>
-                  <v:handles>
-                    <v:h position="10800,@8"/>
-                  </v:handles>
+                </v:shape>
+                <v:shape id="Smiley Face 5" o:spid="_x0000_s1047" type="#_x0000_t96" style="position:absolute;left:42552;top:8571;width:10980;height:9587;visibility:visible;mso-wrap-style:square;v-text-anchor:top" o:gfxdata="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" fillcolor="#156082" strokecolor="#092a38" strokeweight="1.5pt">
+                  <v:stroke joinstyle="miter"/>
+                </v:shape>
+                <v:shapetype id="_x0000_t72" coordsize="21600,21600" o:spt="72" path="m11462,4342l9722,1887,8550,6382,4502,3625r870,4192l1172,8270r2763,3322l,12877r3330,2493l1285,17825r3520,415l4917,21600,7527,18125r1173,1587l9872,17370r1740,1472l12180,15935r2762,1435l14640,14350r4237,1282l16380,12310r1890,-1020l16985,9402,21600,6645,16380,6532,18007,3172,14525,5777,14790,xe">
+                  <v:stroke joinstyle="miter"/>
+                  <v:path gradientshapeok="t" o:connecttype="custom" o:connectlocs="9722,1887;0,12877;11612,18842;21600,6645" o:connectangles="270,180,90,0" textboxrect="5372,6382,14640,15935"/>
                 </v:shapetype>
-                <v:shape id="shape_0" fillcolor="#156082" stroked="t" o:allowincell="f" style="position:absolute;left:1340;top:-4531;width:1909;height:1478;mso-wrap-style:none;v-text-anchor:middle;mso-position-vertical:top" type="_x0000_t96" path="l-2147483623,-2147483618xel-2147483641,-2147483635l-2147483597,-2147483596el-2147483604,-2147483602el-2147483643,-2147483630xe">
-                  <v:fill o:detectmouseclick="t" type="solid" color2="#ea9f7d"/>
-                  <v:stroke color="#092a38" weight="19080" joinstyle="miter" endcap="flat"/>
-                  <w10:wrap type="square"/>
-                </v:shape>
-                <v:shape id="shape_0" fillcolor="#156082" stroked="t" o:allowincell="f" style="position:absolute;left:6701;top:-4561;width:1728;height:1509;mso-wrap-style:none;v-text-anchor:middle;mso-position-vertical:top" type="_x0000_t96" path="l-2147483623,-2147483618xel-2147483641,-2147483635l-2147483597,-2147483596el-2147483604,-2147483602el-2147483643,-2147483630xe">
-                  <v:fill o:detectmouseclick="t" type="solid" color2="#ea9f7d"/>
-                  <v:stroke color="#092a38" weight="19080" joinstyle="miter" endcap="flat"/>
-                  <w10:wrap type="square"/>
-                </v:shape>
-                <v:shapetype id="_x0000_t72" coordsize="21600,21600" o:spt="72" path="m11462,4342l14790,l14525,5777l18007,3172l16380,6532l21600,6645l16985,9402l18270,11290l16380,12310l18877,15632l14640,14350l14942,17370l12180,15935l11612,18842l9872,17370l8700,19712l7527,18125l4917,21600l4805,18240l1285,17825l3330,15370l,12877l3935,11592l1172,8270l5372,7817l4502,3625l8550,6382l9722,1887xe">
-                  <v:stroke joinstyle="miter"/>
-                  <v:formulas>
-                    <v:f eqn="val 9722"/>
-                    <v:f eqn="val 5372"/>
-                    <v:f eqn="val 11612"/>
-                    <v:f eqn="val 14640"/>
-                    <v:f eqn="val 1887"/>
-                    <v:f eqn="val 6382"/>
-                    <v:f eqn="val 12877"/>
-                    <v:f eqn="val 19712"/>
-                    <v:f eqn="val 18842"/>
-                    <v:f eqn="val 15935"/>
-                    <v:f eqn="val 6645"/>
-                  </v:formulas>
-                  <v:path gradientshapeok="t" o:connecttype="rect" textboxrect="@1,@5,@3,@9"/>
-                </v:shapetype>
-                <v:shape id="shape_0" fillcolor="#e97132" stroked="t" o:allowincell="f" style="position:absolute;left:3900;top:-2950;width:2549;height:2098;mso-wrap-style:none;v-text-anchor:middle;mso-position-vertical:top" type="_x0000_t72" path="m11462,4342l14790,0l14525,5777l18007,3172l16380,6532l21600,6645l16985,9402l18270,11290l16380,12310l18877,15632l14640,14350l14942,17370l12180,15935l11612,18842l9872,17370l8700,19712l7527,18125l4917,21600l4805,18240l1285,17825l3330,15370l0,12877l3935,11592l1172,8270l5372,7817l4502,3625l8550,6382l9722,1887xe">
-                  <v:fill o:detectmouseclick="t" type="solid" color2="#168ecd"/>
-                  <v:stroke color="#092a38" weight="19080" joinstyle="miter" endcap="flat"/>
-                  <w10:wrap type="square"/>
-                </v:shape>
-                <v:rect id="shape_0" fillcolor="white" stroked="t" o:allowincell="f" style="position:absolute;left:1580;top:-5411;width:1298;height:638;mso-wrap-style:square;v-text-anchor:top;mso-position-vertical:top">
-                  <v:fill o:detectmouseclick="t" type="solid" color2="black"/>
-                  <v:stroke color="black" weight="9360" joinstyle="miter" endcap="flat"/>
+                <v:shape id="Explosion: 14 Points 6" o:spid="_x0000_s1048" type="#_x0000_t72" style="position:absolute;left:24764;top:18802;width:16193;height:13328;visibility:visible;mso-wrap-style:square;v-text-anchor:top" o:gfxdata="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" fillcolor="#e97132 [3205]" strokecolor="#092a38" strokeweight="1.5pt"/>
+                <v:rect id="_x0000_s1049" style="position:absolute;left:10033;top:3175;width:8247;height:4057;visibility:visible;mso-wrap-style:square;v-text-anchor:top" o:gfxdata="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">
                   <v:textbox>
                     <w:txbxContent>
                       <w:p>
                         <w:pPr>
-                          <w:pStyle w:val="Normal"/>
-                          <w:spacing w:before="0" w:after="160"/>
                           <w:jc w:val="center"/>
                           <w:rPr>
                             <w:b/>
@@ -3796,17 +4078,12 @@
                       </w:p>
                     </w:txbxContent>
                   </v:textbox>
-                  <w10:wrap type="square"/>
                 </v:rect>
-                <v:rect id="shape_0" fillcolor="white" stroked="t" o:allowincell="f" style="position:absolute;left:6621;top:-5411;width:1878;height:638;mso-wrap-style:square;v-text-anchor:top;mso-position-vertical:top">
-                  <v:fill o:detectmouseclick="t" type="solid" color2="black"/>
-                  <v:stroke color="black" weight="9360" joinstyle="miter" endcap="flat"/>
+                <v:rect id="_x0000_s1050" style="position:absolute;left:42044;top:3175;width:11930;height:4057;visibility:visible;mso-wrap-style:square;v-text-anchor:top" o:gfxdata="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">
                   <v:textbox>
                     <w:txbxContent>
                       <w:p>
                         <w:pPr>
-                          <w:pStyle w:val="Normal"/>
-                          <w:spacing w:before="0" w:after="160"/>
                           <w:jc w:val="center"/>
                           <w:rPr>
                             <w:b/>
@@ -3827,17 +4104,12 @@
                       </w:p>
                     </w:txbxContent>
                   </v:textbox>
-                  <w10:wrap type="square"/>
                 </v:rect>
-                <v:rect id="shape_0" fillcolor="white" stroked="t" o:allowincell="f" style="position:absolute;left:4210;top:-3591;width:1879;height:639;mso-wrap-style:square;v-text-anchor:top;mso-position-vertical:top">
-                  <v:fill o:detectmouseclick="t" type="solid" color2="black"/>
-                  <v:stroke color="black" weight="9360" joinstyle="miter" endcap="flat"/>
+                <v:rect id="_x0000_s1051" style="position:absolute;left:26733;top:14731;width:11938;height:4064;visibility:visible;mso-wrap-style:square;v-text-anchor:top" o:gfxdata="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">
                   <v:textbox>
                     <w:txbxContent>
                       <w:p>
                         <w:pPr>
-                          <w:pStyle w:val="Normal"/>
-                          <w:spacing w:before="0" w:after="160"/>
                           <w:jc w:val="center"/>
                           <w:rPr>
                             <w:b/>
@@ -3858,8 +4130,8 @@
                       </w:p>
                     </w:txbxContent>
                   </v:textbox>
-                  <w10:wrap type="square"/>
                 </v:rect>
+                <w10:anchorlock/>
               </v:group>
             </w:pict>
           </mc:Fallback>
@@ -3868,39 +4140,22 @@
     </w:p>
     <w:p>
       <w:pPr>
-        <w:pStyle w:val="Normal"/>
-        <w:rPr>
-          <w:lang w:val="en-GB"/>
-        </w:rPr>
-      </w:pPr>
-      <w:r>
-        <w:rPr>
-          <w:lang w:val="en-GB"/>
-        </w:rPr>
-      </w:r>
-    </w:p>
-    <w:p>
-      <w:pPr>
-        <w:pStyle w:val="Normal"/>
-        <w:rPr>
-          <w:lang w:val="en-GB"/>
-        </w:rPr>
-      </w:pPr>
-      <w:r>
-        <w:rPr>
-          <w:lang w:val="en-GB"/>
-        </w:rPr>
-      </w:r>
+        <w:rPr>
+          <w:lang w:val="en-GB"/>
+        </w:rPr>
+      </w:pPr>
+    </w:p>
+    <w:p>
+      <w:pPr>
+        <w:rPr>
+          <w:lang w:val="en-GB"/>
+        </w:rPr>
+      </w:pPr>
       <w:r>
         <w:br w:type="page"/>
       </w:r>
     </w:p>
     <w:p>
-      <w:pPr>
-        <w:pStyle w:val="Normal"/>
-        <w:spacing w:before="0" w:after="160"/>
-        <w:rPr/>
-      </w:pPr>
       <w:r>
         <w:rPr>
           <w:b/>
@@ -3910,6 +4165,7 @@
           <w:u w:val="single"/>
           <w:lang w:val="en-GB"/>
         </w:rPr>
+        <w:lastRenderedPageBreak/>
         <w:t xml:space="preserve">PCB Zero to Hero – </w:t>
       </w:r>
       <w:r>
@@ -3927,7 +4183,6 @@
     </w:p>
     <w:p>
       <w:pPr>
-        <w:pStyle w:val="Normal"/>
         <w:rPr>
           <w:lang w:val="en-GB"/>
         </w:rPr>
@@ -3941,20 +4196,22 @@
     </w:p>
     <w:p>
       <w:pPr>
-        <w:pStyle w:val="Normal"/>
-        <w:rPr>
-          <w:lang w:val="en-GB"/>
-        </w:rPr>
-      </w:pPr>
-      <w:r>
-        <w:rPr/>
+        <w:rPr>
+          <w:lang w:val="en-GB"/>
+        </w:rPr>
+      </w:pPr>
+      <w:r>
+        <w:rPr>
+          <w:noProof/>
+        </w:rPr>
         <mc:AlternateContent>
           <mc:Choice Requires="wpg">
             <w:drawing>
-              <wp:inline distT="0" distB="0" distL="0" distR="0" wp14:anchorId="2E8D4E0B">
+              <wp:inline distT="0" distB="0" distL="0" distR="0" wp14:anchorId="2E8D4E0B" wp14:editId="0D14CA17">
                 <wp:extent cx="6445250" cy="3727450"/>
                 <wp:effectExtent l="0" t="0" r="12700" b="25400"/>
                 <wp:docPr id="36" name="Group 7"/>
+                <wp:cNvGraphicFramePr/>
                 <a:graphic xmlns:a="http://schemas.openxmlformats.org/drawingml/2006/main">
                   <a:graphicData uri="http://schemas.microsoft.com/office/word/2010/wordprocessingGroup">
                     <wpg:wgp>
@@ -4137,17 +4394,21 @@
                           </a:ln>
                         </wps:spPr>
                         <wps:style>
-                          <a:lnRef idx="0"/>
-                          <a:fillRef idx="0"/>
-                          <a:effectRef idx="0"/>
+                          <a:lnRef idx="0">
+                            <a:scrgbClr r="0" g="0" b="0"/>
+                          </a:lnRef>
+                          <a:fillRef idx="0">
+                            <a:scrgbClr r="0" g="0" b="0"/>
+                          </a:fillRef>
+                          <a:effectRef idx="0">
+                            <a:scrgbClr r="0" g="0" b="0"/>
+                          </a:effectRef>
                           <a:fontRef idx="minor"/>
                         </wps:style>
                         <wps:txbx>
                           <w:txbxContent>
                             <w:p>
                               <w:pPr>
-                                <w:pStyle w:val="Normal"/>
-                                <w:spacing w:before="0" w:after="160"/>
                                 <w:jc w:val="center"/>
                                 <w:rPr>
                                   <w:b/>
@@ -4192,17 +4453,21 @@
                           </a:ln>
                         </wps:spPr>
                         <wps:style>
-                          <a:lnRef idx="0"/>
-                          <a:fillRef idx="0"/>
-                          <a:effectRef idx="0"/>
+                          <a:lnRef idx="0">
+                            <a:scrgbClr r="0" g="0" b="0"/>
+                          </a:lnRef>
+                          <a:fillRef idx="0">
+                            <a:scrgbClr r="0" g="0" b="0"/>
+                          </a:fillRef>
+                          <a:effectRef idx="0">
+                            <a:scrgbClr r="0" g="0" b="0"/>
+                          </a:effectRef>
                           <a:fontRef idx="minor"/>
                         </wps:style>
                         <wps:txbx>
                           <w:txbxContent>
                             <w:p>
                               <w:pPr>
-                                <w:pStyle w:val="Normal"/>
-                                <w:spacing w:before="0" w:after="160"/>
                                 <w:jc w:val="center"/>
                                 <w:rPr>
                                   <w:b/>
@@ -4249,17 +4514,21 @@
                           </a:ln>
                         </wps:spPr>
                         <wps:style>
-                          <a:lnRef idx="0"/>
-                          <a:fillRef idx="0"/>
-                          <a:effectRef idx="0"/>
+                          <a:lnRef idx="0">
+                            <a:scrgbClr r="0" g="0" b="0"/>
+                          </a:lnRef>
+                          <a:fillRef idx="0">
+                            <a:scrgbClr r="0" g="0" b="0"/>
+                          </a:fillRef>
+                          <a:effectRef idx="0">
+                            <a:scrgbClr r="0" g="0" b="0"/>
+                          </a:effectRef>
                           <a:fontRef idx="minor"/>
                         </wps:style>
                         <wps:txbx>
                           <w:txbxContent>
                             <w:p>
                               <w:pPr>
-                                <w:pStyle w:val="Normal"/>
-                                <w:spacing w:before="0" w:after="160"/>
                                 <w:jc w:val="center"/>
                                 <w:rPr>
                                   <w:b/>
@@ -4292,36 +4561,20 @@
           </mc:Choice>
           <mc:Fallback>
             <w:pict>
-              <v:group id="shape_0" alt="Group 7" style="position:absolute;margin-left:0pt;margin-top:-295.55pt;width:507.5pt;height:293.5pt" coordorigin="0,-5911" coordsize="10150,5870">
-                <v:rect id="shape_0" fillcolor="#156082" stroked="t" o:allowincell="f" style="position:absolute;left:0;top:-5911;width:10149;height:5869;mso-wrap-style:none;v-text-anchor:middle;mso-position-vertical:top">
-                  <v:fill o:detectmouseclick="t" type="solid" color2="#ea9f7d"/>
-                  <v:stroke color="#092a38" weight="19080" joinstyle="miter" endcap="flat"/>
-                  <w10:wrap type="square"/>
-                </v:rect>
-                <v:shape id="shape_0" fillcolor="#156082" stroked="t" o:allowincell="f" style="position:absolute;left:1340;top:-4531;width:1909;height:1478;mso-wrap-style:none;v-text-anchor:middle;mso-position-vertical:top" type="_x0000_t96" path="l-2147483623,-2147483618xel-2147483641,-2147483635l-2147483597,-2147483596el-2147483604,-2147483602el-2147483643,-2147483630xe">
-                  <v:fill o:detectmouseclick="t" type="solid" color2="#ea9f7d"/>
-                  <v:stroke color="#092a38" weight="19080" joinstyle="miter" endcap="flat"/>
-                  <w10:wrap type="square"/>
+              <v:group w14:anchorId="2E8D4E0B" id="_x0000_s1052" style="width:507.5pt;height:293.5pt;mso-position-horizontal-relative:char;mso-position-vertical-relative:line" coordsize="64450,37274" o:gfxdata="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">
+                <v:rect id="Rectangle 4" o:spid="_x0000_s1053" style="position:absolute;width:64450;height:37274;visibility:visible;mso-wrap-style:square;v-text-anchor:top" o:gfxdata="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" fillcolor="#156082" strokecolor="#092a38" strokeweight="1.5pt"/>
+                <v:shape id="Smiley Face 5" o:spid="_x0000_s1054" type="#_x0000_t96" style="position:absolute;left:8510;top:8762;width:12128;height:9392;visibility:visible;mso-wrap-style:square;v-text-anchor:top" o:gfxdata="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" fillcolor="#156082" strokecolor="#092a38" strokeweight="1.5pt">
+                  <v:stroke joinstyle="miter"/>
                 </v:shape>
-                <v:shape id="shape_0" fillcolor="#156082" stroked="t" o:allowincell="f" style="position:absolute;left:6701;top:-4561;width:1728;height:1509;mso-wrap-style:none;v-text-anchor:middle;mso-position-vertical:top" type="_x0000_t96" path="l-2147483623,-2147483618xel-2147483641,-2147483635l-2147483597,-2147483596el-2147483604,-2147483602el-2147483643,-2147483630xe">
-                  <v:fill o:detectmouseclick="t" type="solid" color2="#ea9f7d"/>
-                  <v:stroke color="#092a38" weight="19080" joinstyle="miter" endcap="flat"/>
-                  <w10:wrap type="square"/>
+                <v:shape id="Smiley Face 5" o:spid="_x0000_s1055" type="#_x0000_t96" style="position:absolute;left:42552;top:8571;width:10980;height:9587;visibility:visible;mso-wrap-style:square;v-text-anchor:top" o:gfxdata="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" fillcolor="#156082" strokecolor="#092a38" strokeweight="1.5pt">
+                  <v:stroke joinstyle="miter"/>
                 </v:shape>
-                <v:shape id="shape_0" fillcolor="#e97132" stroked="t" o:allowincell="f" style="position:absolute;left:3900;top:-2950;width:2549;height:2098;mso-wrap-style:none;v-text-anchor:middle;mso-position-vertical:top" type="_x0000_t72" path="m11462,4342l14790,0l14525,5777l18007,3172l16380,6532l21600,6645l16985,9402l18270,11290l16380,12310l18877,15632l14640,14350l14942,17370l12180,15935l11612,18842l9872,17370l8700,19712l7527,18125l4917,21600l4805,18240l1285,17825l3330,15370l0,12877l3935,11592l1172,8270l5372,7817l4502,3625l8550,6382l9722,1887xe">
-                  <v:fill o:detectmouseclick="t" type="solid" color2="#168ecd"/>
-                  <v:stroke color="#092a38" weight="19080" joinstyle="miter" endcap="flat"/>
-                  <w10:wrap type="square"/>
-                </v:shape>
-                <v:rect id="shape_0" fillcolor="white" stroked="t" o:allowincell="f" style="position:absolute;left:1580;top:-5411;width:1298;height:638;mso-wrap-style:square;v-text-anchor:top;mso-position-vertical:top">
-                  <v:fill o:detectmouseclick="t" type="solid" color2="black"/>
-                  <v:stroke color="black" weight="9360" joinstyle="miter" endcap="flat"/>
+                <v:shape id="Explosion: 14 Points 6" o:spid="_x0000_s1056" type="#_x0000_t72" style="position:absolute;left:24764;top:18802;width:16193;height:13328;visibility:visible;mso-wrap-style:square;v-text-anchor:top" o:gfxdata="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" fillcolor="#e97132 [3205]" strokecolor="#092a38" strokeweight="1.5pt"/>
+                <v:rect id="_x0000_s1057" style="position:absolute;left:10033;top:3175;width:8247;height:4057;visibility:visible;mso-wrap-style:square;v-text-anchor:top" o:gfxdata="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">
                   <v:textbox>
                     <w:txbxContent>
                       <w:p>
                         <w:pPr>
-                          <w:pStyle w:val="Normal"/>
-                          <w:spacing w:before="0" w:after="160"/>
                           <w:jc w:val="center"/>
                           <w:rPr>
                             <w:b/>
@@ -4340,17 +4593,12 @@
                       </w:p>
                     </w:txbxContent>
                   </v:textbox>
-                  <w10:wrap type="square"/>
                 </v:rect>
-                <v:rect id="shape_0" fillcolor="white" stroked="t" o:allowincell="f" style="position:absolute;left:6621;top:-5411;width:1878;height:638;mso-wrap-style:square;v-text-anchor:top;mso-position-vertical:top">
-                  <v:fill o:detectmouseclick="t" type="solid" color2="black"/>
-                  <v:stroke color="black" weight="9360" joinstyle="miter" endcap="flat"/>
+                <v:rect id="_x0000_s1058" style="position:absolute;left:42044;top:3175;width:11930;height:4057;visibility:visible;mso-wrap-style:square;v-text-anchor:top" o:gfxdata="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">
                   <v:textbox>
                     <w:txbxContent>
                       <w:p>
                         <w:pPr>
-                          <w:pStyle w:val="Normal"/>
-                          <w:spacing w:before="0" w:after="160"/>
                           <w:jc w:val="center"/>
                           <w:rPr>
                             <w:b/>
@@ -4371,17 +4619,12 @@
                       </w:p>
                     </w:txbxContent>
                   </v:textbox>
-                  <w10:wrap type="square"/>
                 </v:rect>
-                <v:rect id="shape_0" fillcolor="white" stroked="t" o:allowincell="f" style="position:absolute;left:4210;top:-3591;width:1879;height:639;mso-wrap-style:square;v-text-anchor:top;mso-position-vertical:top">
-                  <v:fill o:detectmouseclick="t" type="solid" color2="black"/>
-                  <v:stroke color="black" weight="9360" joinstyle="miter" endcap="flat"/>
+                <v:rect id="_x0000_s1059" style="position:absolute;left:26733;top:14731;width:11938;height:4064;visibility:visible;mso-wrap-style:square;v-text-anchor:top" o:gfxdata="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">
                   <v:textbox>
                     <w:txbxContent>
                       <w:p>
                         <w:pPr>
-                          <w:pStyle w:val="Normal"/>
-                          <w:spacing w:before="0" w:after="160"/>
                           <w:jc w:val="center"/>
                           <w:rPr>
                             <w:b/>
@@ -4402,8 +4645,8 @@
                       </w:p>
                     </w:txbxContent>
                   </v:textbox>
-                  <w10:wrap type="square"/>
                 </v:rect>
+                <w10:anchorlock/>
               </v:group>
             </w:pict>
           </mc:Fallback>
@@ -4412,21 +4655,47 @@
     </w:p>
     <w:p>
       <w:pPr>
-        <w:pStyle w:val="Normal"/>
-        <w:rPr>
-          <w:lang w:val="en-GB"/>
-        </w:rPr>
-      </w:pPr>
-      <w:r>
-        <w:rPr>
-          <w:lang w:val="en-GB"/>
-        </w:rPr>
-        <w:t xml:space="preserve">Provide a screenshots of your PCB in KiCad as a schematic and as a populated board. </w:t>
-      </w:r>
-    </w:p>
-    <w:p>
-      <w:pPr>
-        <w:pStyle w:val="Normal"/>
+        <w:rPr>
+          <w:lang w:val="en-GB"/>
+        </w:rPr>
+      </w:pPr>
+      <w:r>
+        <w:rPr>
+          <w:lang w:val="en-GB"/>
+        </w:rPr>
+        <w:t xml:space="preserve">Provide a </w:t>
+      </w:r>
+      <w:proofErr w:type="gramStart"/>
+      <w:r>
+        <w:rPr>
+          <w:lang w:val="en-GB"/>
+        </w:rPr>
+        <w:t>screenshots of your PCB</w:t>
+      </w:r>
+      <w:proofErr w:type="gramEnd"/>
+      <w:r>
+        <w:rPr>
+          <w:lang w:val="en-GB"/>
+        </w:rPr>
+        <w:t xml:space="preserve"> in </w:t>
+      </w:r>
+      <w:proofErr w:type="spellStart"/>
+      <w:r>
+        <w:rPr>
+          <w:lang w:val="en-GB"/>
+        </w:rPr>
+        <w:t>KiCad</w:t>
+      </w:r>
+      <w:proofErr w:type="spellEnd"/>
+      <w:r>
+        <w:rPr>
+          <w:lang w:val="en-GB"/>
+        </w:rPr>
+        <w:t xml:space="preserve"> as a schematic and as a populated board. </w:t>
+      </w:r>
+    </w:p>
+    <w:p>
+      <w:pPr>
         <w:rPr>
           <w:lang w:val="en-GB"/>
         </w:rPr>
@@ -4440,17 +4709,18 @@
     </w:p>
     <w:p>
       <w:pPr>
-        <w:pStyle w:val="Normal"/>
-        <w:rPr>
-          <w:lang w:val="en-GB"/>
-        </w:rPr>
-      </w:pPr>
-      <w:r>
-        <w:rPr/>
+        <w:rPr>
+          <w:lang w:val="en-GB"/>
+        </w:rPr>
+      </w:pPr>
+      <w:r>
+        <w:rPr>
+          <w:noProof/>
+        </w:rPr>
         <mc:AlternateContent>
           <mc:Choice Requires="wps">
             <w:drawing>
-              <wp:anchor distT="0" distB="12065" distL="0" distR="22225" simplePos="0" relativeHeight="41" behindDoc="0" locked="0" layoutInCell="0" allowOverlap="1" wp14:anchorId="4EBECE3B">
+              <wp:anchor distT="0" distB="12065" distL="0" distR="22225" simplePos="0" relativeHeight="41" behindDoc="0" locked="0" layoutInCell="0" allowOverlap="1" wp14:anchorId="4EBECE3B" wp14:editId="71999CBC">
                 <wp:simplePos x="0" y="0"/>
                 <wp:positionH relativeFrom="margin">
                   <wp:posOffset>4305300</wp:posOffset>
@@ -4462,6 +4732,7 @@
                 <wp:effectExtent l="5715" t="5715" r="4445" b="4445"/>
                 <wp:wrapNone/>
                 <wp:docPr id="44" name="Text Box 2"/>
+                <wp:cNvGraphicFramePr/>
                 <a:graphic xmlns:a="http://schemas.openxmlformats.org/drawingml/2006/main">
                   <a:graphicData uri="http://schemas.microsoft.com/office/word/2010/wordprocessingShape">
                     <wps:wsp>
@@ -4485,9 +4756,15 @@
                         </a:ln>
                       </wps:spPr>
                       <wps:style>
-                        <a:lnRef idx="0"/>
-                        <a:fillRef idx="0"/>
-                        <a:effectRef idx="0"/>
+                        <a:lnRef idx="0">
+                          <a:scrgbClr r="0" g="0" b="0"/>
+                        </a:lnRef>
+                        <a:fillRef idx="0">
+                          <a:scrgbClr r="0" g="0" b="0"/>
+                        </a:fillRef>
+                        <a:effectRef idx="0">
+                          <a:scrgbClr r="0" g="0" b="0"/>
+                        </a:effectRef>
                         <a:fontRef idx="minor"/>
                       </wps:style>
                       <wps:txbx>
@@ -4495,7 +4772,6 @@
                           <w:p>
                             <w:pPr>
                               <w:pStyle w:val="FrameContents"/>
-                              <w:spacing w:before="0" w:after="160"/>
                               <w:rPr>
                                 <w:lang w:val="en-GB"/>
                               </w:rPr>
@@ -4520,15 +4796,12 @@
           </mc:Choice>
           <mc:Fallback>
             <w:pict>
-              <v:rect id="shape_0" fillcolor="white" stroked="t" o:allowincell="f" style="position:absolute;margin-left:339pt;margin-top:190.9pt;width:182.7pt;height:38pt;mso-wrap-style:square;v-text-anchor:top;mso-position-horizontal-relative:margin" wp14:anchorId="4EBECE3B">
-                <v:fill o:detectmouseclick="t" type="solid" color2="black"/>
-                <v:stroke color="black" weight="9360" joinstyle="miter" endcap="flat"/>
+              <v:rect w14:anchorId="4EBECE3B" id="Text Box 2" o:spid="_x0000_s1060" style="position:absolute;margin-left:339pt;margin-top:190.9pt;width:182.75pt;height:38.05pt;z-index:41;visibility:visible;mso-wrap-style:square;mso-wrap-distance-left:0;mso-wrap-distance-top:0;mso-wrap-distance-right:1.75pt;mso-wrap-distance-bottom:.95pt;mso-position-horizontal:absolute;mso-position-horizontal-relative:margin;mso-position-vertical:absolute;mso-position-vertical-relative:text;v-text-anchor:top" o:gfxdata="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" o:allowincell="f">
                 <v:textbox>
                   <w:txbxContent>
                     <w:p>
                       <w:pPr>
                         <w:pStyle w:val="FrameContents"/>
-                        <w:spacing w:before="0" w:after="160"/>
                         <w:rPr>
                           <w:lang w:val="en-GB"/>
                         </w:rPr>
@@ -4542,18 +4815,24 @@
                     </w:p>
                   </w:txbxContent>
                 </v:textbox>
-                <w10:wrap type="none"/>
+                <w10:wrap anchorx="margin"/>
               </v:rect>
             </w:pict>
           </mc:Fallback>
         </mc:AlternateContent>
+      </w:r>
+      <w:r>
+        <w:rPr>
+          <w:noProof/>
+        </w:rPr>
         <mc:AlternateContent>
           <mc:Choice Requires="wpg">
             <w:drawing>
-              <wp:inline distT="0" distB="0" distL="0" distR="0" wp14:anchorId="1A5B4610">
+              <wp:inline distT="0" distB="0" distL="0" distR="0" wp14:anchorId="1A5B4610" wp14:editId="2D1EC3F8">
                 <wp:extent cx="6645910" cy="2907030"/>
                 <wp:effectExtent l="0" t="0" r="21590" b="26670"/>
                 <wp:docPr id="45" name="Group 2"/>
+                <wp:cNvGraphicFramePr/>
                 <a:graphic xmlns:a="http://schemas.openxmlformats.org/drawingml/2006/main">
                   <a:graphicData uri="http://schemas.microsoft.com/office/word/2010/wordprocessingGroup">
                     <wpg:wgp>
@@ -4624,17 +4903,21 @@
                           </a:ln>
                         </wps:spPr>
                         <wps:style>
-                          <a:lnRef idx="0"/>
-                          <a:fillRef idx="0"/>
-                          <a:effectRef idx="0"/>
+                          <a:lnRef idx="0">
+                            <a:scrgbClr r="0" g="0" b="0"/>
+                          </a:lnRef>
+                          <a:fillRef idx="0">
+                            <a:scrgbClr r="0" g="0" b="0"/>
+                          </a:fillRef>
+                          <a:effectRef idx="0">
+                            <a:scrgbClr r="0" g="0" b="0"/>
+                          </a:effectRef>
                           <a:fontRef idx="minor"/>
                         </wps:style>
                         <wps:txbx>
                           <w:txbxContent>
                             <w:p>
                               <w:pPr>
-                                <w:pStyle w:val="Normal"/>
-                                <w:spacing w:before="0" w:after="160"/>
                                 <w:rPr>
                                   <w:lang w:val="en-GB"/>
                                 </w:rPr>
@@ -4660,21 +4943,13 @@
           </mc:Choice>
           <mc:Fallback>
             <w:pict>
-              <v:group id="shape_0" alt="Group 2" style="position:absolute;margin-left:0pt;margin-top:-231.05pt;width:523.3pt;height:228.9pt" coordorigin="0,-4621" coordsize="10466,4578">
-                <v:rect id="shape_0" fillcolor="#156082" stroked="t" o:allowincell="f" style="position:absolute;left:0;top:-4621;width:10465;height:4577;mso-wrap-style:none;v-text-anchor:middle;mso-position-vertical:top">
-                  <v:fill o:detectmouseclick="t" type="solid" color2="#ea9f7d"/>
-                  <v:stroke color="#092a38" weight="19080" joinstyle="miter" endcap="flat"/>
-                  <w10:wrap type="square"/>
-                </v:rect>
-                <v:rect id="shape_0" fillcolor="white" stroked="t" o:allowincell="f" style="position:absolute;left:371;top:-2347;width:9811;height:760;mso-wrap-style:square;v-text-anchor:top;mso-position-vertical:top">
-                  <v:fill o:detectmouseclick="t" type="solid" color2="black"/>
-                  <v:stroke color="black" weight="9360" joinstyle="miter" endcap="flat"/>
+              <v:group w14:anchorId="1A5B4610" id="_x0000_s1061" style="width:523.3pt;height:228.9pt;mso-position-horizontal-relative:char;mso-position-vertical-relative:line" coordsize="66459,29070" o:gfxdata="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">
+                <v:rect id="Rectangle 1" o:spid="_x0000_s1062" style="position:absolute;width:66459;height:29070;visibility:visible;mso-wrap-style:square;v-text-anchor:top" o:gfxdata="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" fillcolor="#156082" strokecolor="#092a38" strokeweight="1.5pt"/>
+                <v:rect id="_x0000_s1063" style="position:absolute;left:2354;top:14439;width:62305;height:4831;visibility:visible;mso-wrap-style:square;v-text-anchor:top" o:gfxdata="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">
                   <v:textbox>
                     <w:txbxContent>
                       <w:p>
                         <w:pPr>
-                          <w:pStyle w:val="Normal"/>
-                          <w:spacing w:before="0" w:after="160"/>
                           <w:rPr>
                             <w:lang w:val="en-GB"/>
                           </w:rPr>
@@ -4688,8 +4963,8 @@
                       </w:p>
                     </w:txbxContent>
                   </v:textbox>
-                  <w10:wrap type="square"/>
                 </v:rect>
+                <w10:anchorlock/>
               </v:group>
             </w:pict>
           </mc:Fallback>
@@ -4698,20 +4973,23 @@
     </w:p>
     <w:p>
       <w:pPr>
-        <w:pStyle w:val="Normal"/>
-        <w:rPr>
-          <w:lang w:val="en-GB"/>
-        </w:rPr>
-      </w:pPr>
-      <w:r>
-        <w:rPr/>
+        <w:rPr>
+          <w:lang w:val="en-GB"/>
+        </w:rPr>
+      </w:pPr>
+      <w:r>
+        <w:rPr>
+          <w:noProof/>
+        </w:rPr>
+        <w:lastRenderedPageBreak/>
         <mc:AlternateContent>
           <mc:Choice Requires="wpg">
             <w:drawing>
-              <wp:inline distT="0" distB="0" distL="0" distR="0" wp14:anchorId="39F56A6D">
+              <wp:inline distT="0" distB="0" distL="0" distR="0" wp14:anchorId="39F56A6D" wp14:editId="1050DBAF">
                 <wp:extent cx="6645910" cy="2907030"/>
                 <wp:effectExtent l="0" t="0" r="21590" b="26670"/>
                 <wp:docPr id="48" name="Group 2"/>
+                <wp:cNvGraphicFramePr/>
                 <a:graphic xmlns:a="http://schemas.openxmlformats.org/drawingml/2006/main">
                   <a:graphicData uri="http://schemas.microsoft.com/office/word/2010/wordprocessingGroup">
                     <wpg:wgp>
@@ -4782,17 +5060,21 @@
                           </a:ln>
                         </wps:spPr>
                         <wps:style>
-                          <a:lnRef idx="0"/>
-                          <a:fillRef idx="0"/>
-                          <a:effectRef idx="0"/>
+                          <a:lnRef idx="0">
+                            <a:scrgbClr r="0" g="0" b="0"/>
+                          </a:lnRef>
+                          <a:fillRef idx="0">
+                            <a:scrgbClr r="0" g="0" b="0"/>
+                          </a:fillRef>
+                          <a:effectRef idx="0">
+                            <a:scrgbClr r="0" g="0" b="0"/>
+                          </a:effectRef>
                           <a:fontRef idx="minor"/>
                         </wps:style>
                         <wps:txbx>
                           <w:txbxContent>
                             <w:p>
                               <w:pPr>
-                                <w:pStyle w:val="Normal"/>
-                                <w:spacing w:before="0" w:after="160"/>
                                 <w:rPr>
                                   <w:lang w:val="en-GB"/>
                                 </w:rPr>
@@ -4818,21 +5100,13 @@
           </mc:Choice>
           <mc:Fallback>
             <w:pict>
-              <v:group id="shape_0" alt="Group 2" style="position:absolute;margin-left:0pt;margin-top:-231.05pt;width:523.3pt;height:228.9pt" coordorigin="0,-4621" coordsize="10466,4578">
-                <v:rect id="shape_0" fillcolor="#156082" stroked="t" o:allowincell="f" style="position:absolute;left:0;top:-4621;width:10465;height:4577;mso-wrap-style:none;v-text-anchor:middle;mso-position-vertical:top">
-                  <v:fill o:detectmouseclick="t" type="solid" color2="#ea9f7d"/>
-                  <v:stroke color="#092a38" weight="19080" joinstyle="miter" endcap="flat"/>
-                  <w10:wrap type="square"/>
-                </v:rect>
-                <v:rect id="shape_0" fillcolor="white" stroked="t" o:allowincell="f" style="position:absolute;left:371;top:-2347;width:9811;height:760;mso-wrap-style:square;v-text-anchor:top;mso-position-vertical:top">
-                  <v:fill o:detectmouseclick="t" type="solid" color2="black"/>
-                  <v:stroke color="black" weight="9360" joinstyle="miter" endcap="flat"/>
+              <v:group w14:anchorId="39F56A6D" id="_x0000_s1064" style="width:523.3pt;height:228.9pt;mso-position-horizontal-relative:char;mso-position-vertical-relative:line" coordsize="66459,29070" o:gfxdata="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">
+                <v:rect id="Rectangle 1" o:spid="_x0000_s1065" style="position:absolute;width:66459;height:29070;visibility:visible;mso-wrap-style:square;v-text-anchor:top" o:gfxdata="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" fillcolor="#156082" strokecolor="#092a38" strokeweight="1.5pt"/>
+                <v:rect id="_x0000_s1066" style="position:absolute;left:2354;top:14439;width:62305;height:4831;visibility:visible;mso-wrap-style:square;v-text-anchor:top" o:gfxdata="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">
                   <v:textbox>
                     <w:txbxContent>
                       <w:p>
                         <w:pPr>
-                          <w:pStyle w:val="Normal"/>
-                          <w:spacing w:before="0" w:after="160"/>
                           <w:rPr>
                             <w:lang w:val="en-GB"/>
                           </w:rPr>
@@ -4846,8 +5120,8 @@
                       </w:p>
                     </w:txbxContent>
                   </v:textbox>
-                  <w10:wrap type="square"/>
                 </v:rect>
+                <w10:anchorlock/>
               </v:group>
             </w:pict>
           </mc:Fallback>
@@ -4856,39 +5130,22 @@
     </w:p>
     <w:p>
       <w:pPr>
-        <w:pStyle w:val="Normal"/>
-        <w:rPr>
-          <w:lang w:val="en-GB"/>
-        </w:rPr>
-      </w:pPr>
-      <w:r>
-        <w:rPr>
-          <w:lang w:val="en-GB"/>
-        </w:rPr>
-      </w:r>
-    </w:p>
-    <w:p>
-      <w:pPr>
-        <w:pStyle w:val="Normal"/>
-        <w:rPr>
-          <w:lang w:val="en-GB"/>
-        </w:rPr>
-      </w:pPr>
-      <w:r>
-        <w:rPr>
-          <w:lang w:val="en-GB"/>
-        </w:rPr>
-      </w:r>
+        <w:rPr>
+          <w:lang w:val="en-GB"/>
+        </w:rPr>
+      </w:pPr>
+    </w:p>
+    <w:p>
+      <w:pPr>
+        <w:rPr>
+          <w:lang w:val="en-GB"/>
+        </w:rPr>
+      </w:pPr>
       <w:r>
         <w:br w:type="page"/>
       </w:r>
     </w:p>
     <w:p>
-      <w:pPr>
-        <w:pStyle w:val="Normal"/>
-        <w:spacing w:before="0" w:after="160"/>
-        <w:rPr/>
-      </w:pPr>
       <w:r>
         <w:rPr>
           <w:b/>
@@ -4898,6 +5155,7 @@
           <w:u w:val="single"/>
           <w:lang w:val="en-GB"/>
         </w:rPr>
+        <w:lastRenderedPageBreak/>
         <w:t xml:space="preserve">3D printing Zero to Hero – </w:t>
       </w:r>
       <w:r>
@@ -4915,7 +5173,6 @@
     </w:p>
     <w:p>
       <w:pPr>
-        <w:pStyle w:val="Normal"/>
         <w:rPr>
           <w:lang w:val="en-GB"/>
         </w:rPr>
@@ -4929,20 +5186,22 @@
     </w:p>
     <w:p>
       <w:pPr>
-        <w:pStyle w:val="Normal"/>
-        <w:rPr>
-          <w:lang w:val="en-GB"/>
-        </w:rPr>
-      </w:pPr>
-      <w:r>
-        <w:rPr/>
+        <w:rPr>
+          <w:lang w:val="en-GB"/>
+        </w:rPr>
+      </w:pPr>
+      <w:r>
+        <w:rPr>
+          <w:noProof/>
+        </w:rPr>
         <mc:AlternateContent>
           <mc:Choice Requires="wpg">
             <w:drawing>
-              <wp:inline distT="0" distB="0" distL="0" distR="0" wp14:anchorId="5CA58347">
+              <wp:inline distT="0" distB="0" distL="0" distR="0" wp14:anchorId="5CA58347" wp14:editId="09089335">
                 <wp:extent cx="6445250" cy="3727450"/>
                 <wp:effectExtent l="0" t="0" r="12700" b="25400"/>
                 <wp:docPr id="51" name="Group 7"/>
+                <wp:cNvGraphicFramePr/>
                 <a:graphic xmlns:a="http://schemas.openxmlformats.org/drawingml/2006/main">
                   <a:graphicData uri="http://schemas.microsoft.com/office/word/2010/wordprocessingGroup">
                     <wpg:wgp>
@@ -5125,17 +5384,21 @@
                           </a:ln>
                         </wps:spPr>
                         <wps:style>
-                          <a:lnRef idx="0"/>
-                          <a:fillRef idx="0"/>
-                          <a:effectRef idx="0"/>
+                          <a:lnRef idx="0">
+                            <a:scrgbClr r="0" g="0" b="0"/>
+                          </a:lnRef>
+                          <a:fillRef idx="0">
+                            <a:scrgbClr r="0" g="0" b="0"/>
+                          </a:fillRef>
+                          <a:effectRef idx="0">
+                            <a:scrgbClr r="0" g="0" b="0"/>
+                          </a:effectRef>
                           <a:fontRef idx="minor"/>
                         </wps:style>
                         <wps:txbx>
                           <w:txbxContent>
                             <w:p>
                               <w:pPr>
-                                <w:pStyle w:val="Normal"/>
-                                <w:spacing w:before="0" w:after="160"/>
                                 <w:jc w:val="center"/>
                                 <w:rPr>
                                   <w:b/>
@@ -5180,17 +5443,21 @@
                           </a:ln>
                         </wps:spPr>
                         <wps:style>
-                          <a:lnRef idx="0"/>
-                          <a:fillRef idx="0"/>
-                          <a:effectRef idx="0"/>
+                          <a:lnRef idx="0">
+                            <a:scrgbClr r="0" g="0" b="0"/>
+                          </a:lnRef>
+                          <a:fillRef idx="0">
+                            <a:scrgbClr r="0" g="0" b="0"/>
+                          </a:fillRef>
+                          <a:effectRef idx="0">
+                            <a:scrgbClr r="0" g="0" b="0"/>
+                          </a:effectRef>
                           <a:fontRef idx="minor"/>
                         </wps:style>
                         <wps:txbx>
                           <w:txbxContent>
                             <w:p>
                               <w:pPr>
-                                <w:pStyle w:val="Normal"/>
-                                <w:spacing w:before="0" w:after="160"/>
                                 <w:jc w:val="center"/>
                                 <w:rPr>
                                   <w:b/>
@@ -5237,17 +5504,21 @@
                           </a:ln>
                         </wps:spPr>
                         <wps:style>
-                          <a:lnRef idx="0"/>
-                          <a:fillRef idx="0"/>
-                          <a:effectRef idx="0"/>
+                          <a:lnRef idx="0">
+                            <a:scrgbClr r="0" g="0" b="0"/>
+                          </a:lnRef>
+                          <a:fillRef idx="0">
+                            <a:scrgbClr r="0" g="0" b="0"/>
+                          </a:fillRef>
+                          <a:effectRef idx="0">
+                            <a:scrgbClr r="0" g="0" b="0"/>
+                          </a:effectRef>
                           <a:fontRef idx="minor"/>
                         </wps:style>
                         <wps:txbx>
                           <w:txbxContent>
                             <w:p>
                               <w:pPr>
-                                <w:pStyle w:val="Normal"/>
-                                <w:spacing w:before="0" w:after="160"/>
                                 <w:jc w:val="center"/>
                                 <w:rPr>
                                   <w:b/>
@@ -5280,36 +5551,20 @@
           </mc:Choice>
           <mc:Fallback>
             <w:pict>
-              <v:group id="shape_0" alt="Group 7" style="position:absolute;margin-left:0pt;margin-top:-295.55pt;width:507.5pt;height:293.5pt" coordorigin="0,-5911" coordsize="10150,5870">
-                <v:rect id="shape_0" fillcolor="#156082" stroked="t" o:allowincell="f" style="position:absolute;left:0;top:-5911;width:10149;height:5869;mso-wrap-style:none;v-text-anchor:middle;mso-position-vertical:top">
-                  <v:fill o:detectmouseclick="t" type="solid" color2="#ea9f7d"/>
-                  <v:stroke color="#092a38" weight="19080" joinstyle="miter" endcap="flat"/>
-                  <w10:wrap type="square"/>
-                </v:rect>
-                <v:shape id="shape_0" fillcolor="#156082" stroked="t" o:allowincell="f" style="position:absolute;left:1340;top:-4531;width:1909;height:1478;mso-wrap-style:none;v-text-anchor:middle;mso-position-vertical:top" type="_x0000_t96" path="l-2147483623,-2147483618xel-2147483641,-2147483635l-2147483597,-2147483596el-2147483604,-2147483602el-2147483643,-2147483630xe">
-                  <v:fill o:detectmouseclick="t" type="solid" color2="#ea9f7d"/>
-                  <v:stroke color="#092a38" weight="19080" joinstyle="miter" endcap="flat"/>
-                  <w10:wrap type="square"/>
+              <v:group w14:anchorId="5CA58347" id="_x0000_s1067" style="width:507.5pt;height:293.5pt;mso-position-horizontal-relative:char;mso-position-vertical-relative:line" coordsize="64450,37274" o:gfxdata="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">
+                <v:rect id="Rectangle 4" o:spid="_x0000_s1068" style="position:absolute;width:64450;height:37274;visibility:visible;mso-wrap-style:square;v-text-anchor:top" o:gfxdata="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" fillcolor="#156082" strokecolor="#092a38" strokeweight="1.5pt"/>
+                <v:shape id="Smiley Face 5" o:spid="_x0000_s1069" type="#_x0000_t96" style="position:absolute;left:8510;top:8762;width:12128;height:9392;visibility:visible;mso-wrap-style:square;v-text-anchor:top" o:gfxdata="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" fillcolor="#156082" strokecolor="#092a38" strokeweight="1.5pt">
+                  <v:stroke joinstyle="miter"/>
                 </v:shape>
-                <v:shape id="shape_0" fillcolor="#156082" stroked="t" o:allowincell="f" style="position:absolute;left:6701;top:-4561;width:1728;height:1509;mso-wrap-style:none;v-text-anchor:middle;mso-position-vertical:top" type="_x0000_t96" path="l-2147483623,-2147483618xel-2147483641,-2147483635l-2147483597,-2147483596el-2147483604,-2147483602el-2147483643,-2147483630xe">
-                  <v:fill o:detectmouseclick="t" type="solid" color2="#ea9f7d"/>
-                  <v:stroke color="#092a38" weight="19080" joinstyle="miter" endcap="flat"/>
-                  <w10:wrap type="square"/>
+                <v:shape id="Smiley Face 5" o:spid="_x0000_s1070" type="#_x0000_t96" style="position:absolute;left:42552;top:8571;width:10980;height:9587;visibility:visible;mso-wrap-style:square;v-text-anchor:top" o:gfxdata="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" fillcolor="#156082" strokecolor="#092a38" strokeweight="1.5pt">
+                  <v:stroke joinstyle="miter"/>
                 </v:shape>
-                <v:shape id="shape_0" fillcolor="#e97132" stroked="t" o:allowincell="f" style="position:absolute;left:3900;top:-2950;width:2549;height:2098;mso-wrap-style:none;v-text-anchor:middle;mso-position-vertical:top" type="_x0000_t72" path="m11462,4342l14790,0l14525,5777l18007,3172l16380,6532l21600,6645l16985,9402l18270,11290l16380,12310l18877,15632l14640,14350l14942,17370l12180,15935l11612,18842l9872,17370l8700,19712l7527,18125l4917,21600l4805,18240l1285,17825l3330,15370l0,12877l3935,11592l1172,8270l5372,7817l4502,3625l8550,6382l9722,1887xe">
-                  <v:fill o:detectmouseclick="t" type="solid" color2="#168ecd"/>
-                  <v:stroke color="#092a38" weight="19080" joinstyle="miter" endcap="flat"/>
-                  <w10:wrap type="square"/>
-                </v:shape>
-                <v:rect id="shape_0" fillcolor="white" stroked="t" o:allowincell="f" style="position:absolute;left:1580;top:-5411;width:1298;height:638;mso-wrap-style:square;v-text-anchor:top;mso-position-vertical:top">
-                  <v:fill o:detectmouseclick="t" type="solid" color2="black"/>
-                  <v:stroke color="black" weight="9360" joinstyle="miter" endcap="flat"/>
+                <v:shape id="Explosion: 14 Points 6" o:spid="_x0000_s1071" type="#_x0000_t72" style="position:absolute;left:24764;top:18802;width:16193;height:13328;visibility:visible;mso-wrap-style:square;v-text-anchor:top" o:gfxdata="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" fillcolor="#e97132 [3205]" strokecolor="#092a38" strokeweight="1.5pt"/>
+                <v:rect id="_x0000_s1072" style="position:absolute;left:10033;top:3175;width:8247;height:4057;visibility:visible;mso-wrap-style:square;v-text-anchor:top" o:gfxdata="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">
                   <v:textbox>
                     <w:txbxContent>
                       <w:p>
                         <w:pPr>
-                          <w:pStyle w:val="Normal"/>
-                          <w:spacing w:before="0" w:after="160"/>
                           <w:jc w:val="center"/>
                           <w:rPr>
                             <w:b/>
@@ -5328,17 +5583,12 @@
                       </w:p>
                     </w:txbxContent>
                   </v:textbox>
-                  <w10:wrap type="square"/>
                 </v:rect>
-                <v:rect id="shape_0" fillcolor="white" stroked="t" o:allowincell="f" style="position:absolute;left:6621;top:-5411;width:1878;height:638;mso-wrap-style:square;v-text-anchor:top;mso-position-vertical:top">
-                  <v:fill o:detectmouseclick="t" type="solid" color2="black"/>
-                  <v:stroke color="black" weight="9360" joinstyle="miter" endcap="flat"/>
+                <v:rect id="_x0000_s1073" style="position:absolute;left:42044;top:3175;width:11930;height:4057;visibility:visible;mso-wrap-style:square;v-text-anchor:top" o:gfxdata="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">
                   <v:textbox>
                     <w:txbxContent>
                       <w:p>
                         <w:pPr>
-                          <w:pStyle w:val="Normal"/>
-                          <w:spacing w:before="0" w:after="160"/>
                           <w:jc w:val="center"/>
                           <w:rPr>
                             <w:b/>
@@ -5359,17 +5609,12 @@
                       </w:p>
                     </w:txbxContent>
                   </v:textbox>
-                  <w10:wrap type="square"/>
                 </v:rect>
-                <v:rect id="shape_0" fillcolor="white" stroked="t" o:allowincell="f" style="position:absolute;left:4210;top:-3591;width:1879;height:639;mso-wrap-style:square;v-text-anchor:top;mso-position-vertical:top">
-                  <v:fill o:detectmouseclick="t" type="solid" color2="black"/>
-                  <v:stroke color="black" weight="9360" joinstyle="miter" endcap="flat"/>
+                <v:rect id="_x0000_s1074" style="position:absolute;left:26733;top:14731;width:11938;height:4064;visibility:visible;mso-wrap-style:square;v-text-anchor:top" o:gfxdata="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">
                   <v:textbox>
                     <w:txbxContent>
                       <w:p>
                         <w:pPr>
-                          <w:pStyle w:val="Normal"/>
-                          <w:spacing w:before="0" w:after="160"/>
                           <w:jc w:val="center"/>
                           <w:rPr>
                             <w:b/>
@@ -5390,8 +5635,8 @@
                       </w:p>
                     </w:txbxContent>
                   </v:textbox>
-                  <w10:wrap type="square"/>
                 </v:rect>
+                <w10:anchorlock/>
               </v:group>
             </w:pict>
           </mc:Fallback>
@@ -5400,20 +5645,13 @@
     </w:p>
     <w:p>
       <w:pPr>
-        <w:pStyle w:val="Normal"/>
-        <w:rPr>
-          <w:lang w:val="en-GB"/>
-        </w:rPr>
-      </w:pPr>
-      <w:r>
-        <w:rPr>
-          <w:lang w:val="en-GB"/>
-        </w:rPr>
-      </w:r>
-    </w:p>
-    <w:p>
-      <w:pPr>
-        <w:pStyle w:val="Normal"/>
+        <w:rPr>
+          <w:lang w:val="en-GB"/>
+        </w:rPr>
+      </w:pPr>
+    </w:p>
+    <w:p>
+      <w:pPr>
         <w:rPr>
           <w:lang w:val="en-GB"/>
         </w:rPr>
@@ -5427,20 +5665,22 @@
     </w:p>
     <w:p>
       <w:pPr>
-        <w:pStyle w:val="Normal"/>
-        <w:rPr>
-          <w:lang w:val="en-GB"/>
-        </w:rPr>
-      </w:pPr>
-      <w:r>
-        <w:rPr/>
+        <w:rPr>
+          <w:lang w:val="en-GB"/>
+        </w:rPr>
+      </w:pPr>
+      <w:r>
+        <w:rPr>
+          <w:noProof/>
+        </w:rPr>
         <mc:AlternateContent>
           <mc:Choice Requires="wpg">
             <w:drawing>
-              <wp:inline distT="0" distB="0" distL="0" distR="0" wp14:anchorId="0760E258">
+              <wp:inline distT="0" distB="0" distL="0" distR="0" wp14:anchorId="0760E258" wp14:editId="2904086F">
                 <wp:extent cx="6645910" cy="2907030"/>
                 <wp:effectExtent l="0" t="0" r="21590" b="26670"/>
                 <wp:docPr id="59" name="Group 2"/>
+                <wp:cNvGraphicFramePr/>
                 <a:graphic xmlns:a="http://schemas.openxmlformats.org/drawingml/2006/main">
                   <a:graphicData uri="http://schemas.microsoft.com/office/word/2010/wordprocessingGroup">
                     <wpg:wgp>
@@ -5511,17 +5751,21 @@
                           </a:ln>
                         </wps:spPr>
                         <wps:style>
-                          <a:lnRef idx="0"/>
-                          <a:fillRef idx="0"/>
-                          <a:effectRef idx="0"/>
+                          <a:lnRef idx="0">
+                            <a:scrgbClr r="0" g="0" b="0"/>
+                          </a:lnRef>
+                          <a:fillRef idx="0">
+                            <a:scrgbClr r="0" g="0" b="0"/>
+                          </a:fillRef>
+                          <a:effectRef idx="0">
+                            <a:scrgbClr r="0" g="0" b="0"/>
+                          </a:effectRef>
                           <a:fontRef idx="minor"/>
                         </wps:style>
                         <wps:txbx>
                           <w:txbxContent>
                             <w:p>
                               <w:pPr>
-                                <w:pStyle w:val="Normal"/>
-                                <w:spacing w:before="0" w:after="160"/>
                                 <w:rPr>
                                   <w:lang w:val="en-GB"/>
                                 </w:rPr>
@@ -5547,21 +5791,13 @@
           </mc:Choice>
           <mc:Fallback>
             <w:pict>
-              <v:group id="shape_0" alt="Group 2" style="position:absolute;margin-left:0pt;margin-top:-231.05pt;width:523.3pt;height:228.9pt" coordorigin="0,-4621" coordsize="10466,4578">
-                <v:rect id="shape_0" fillcolor="#156082" stroked="t" o:allowincell="f" style="position:absolute;left:0;top:-4621;width:10465;height:4577;mso-wrap-style:none;v-text-anchor:middle;mso-position-vertical:top">
-                  <v:fill o:detectmouseclick="t" type="solid" color2="#ea9f7d"/>
-                  <v:stroke color="#092a38" weight="19080" joinstyle="miter" endcap="flat"/>
-                  <w10:wrap type="square"/>
-                </v:rect>
-                <v:rect id="shape_0" fillcolor="white" stroked="t" o:allowincell="f" style="position:absolute;left:371;top:-2347;width:9811;height:760;mso-wrap-style:square;v-text-anchor:top;mso-position-vertical:top">
-                  <v:fill o:detectmouseclick="t" type="solid" color2="black"/>
-                  <v:stroke color="black" weight="9360" joinstyle="miter" endcap="flat"/>
+              <v:group w14:anchorId="0760E258" id="_x0000_s1075" style="width:523.3pt;height:228.9pt;mso-position-horizontal-relative:char;mso-position-vertical-relative:line" coordsize="66459,29070" o:gfxdata="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">
+                <v:rect id="Rectangle 1" o:spid="_x0000_s1076" style="position:absolute;width:66459;height:29070;visibility:visible;mso-wrap-style:square;v-text-anchor:top" o:gfxdata="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" fillcolor="#156082" strokecolor="#092a38" strokeweight="1.5pt"/>
+                <v:rect id="_x0000_s1077" style="position:absolute;left:2354;top:14439;width:62305;height:4831;visibility:visible;mso-wrap-style:square;v-text-anchor:top" o:gfxdata="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">
                   <v:textbox>
                     <w:txbxContent>
                       <w:p>
                         <w:pPr>
-                          <w:pStyle w:val="Normal"/>
-                          <w:spacing w:before="0" w:after="160"/>
                           <w:rPr>
                             <w:lang w:val="en-GB"/>
                           </w:rPr>
@@ -5575,8 +5811,8 @@
                       </w:p>
                     </w:txbxContent>
                   </v:textbox>
-                  <w10:wrap type="square"/>
                 </v:rect>
+                <w10:anchorlock/>
               </v:group>
             </w:pict>
           </mc:Fallback>
@@ -5585,39 +5821,22 @@
     </w:p>
     <w:p>
       <w:pPr>
-        <w:pStyle w:val="Normal"/>
-        <w:rPr>
-          <w:lang w:val="en-GB"/>
-        </w:rPr>
-      </w:pPr>
-      <w:r>
-        <w:rPr>
-          <w:lang w:val="en-GB"/>
-        </w:rPr>
-      </w:r>
-    </w:p>
-    <w:p>
-      <w:pPr>
-        <w:pStyle w:val="Normal"/>
-        <w:rPr>
-          <w:lang w:val="en-GB"/>
-        </w:rPr>
-      </w:pPr>
-      <w:r>
-        <w:rPr>
-          <w:lang w:val="en-GB"/>
-        </w:rPr>
-      </w:r>
+        <w:rPr>
+          <w:lang w:val="en-GB"/>
+        </w:rPr>
+      </w:pPr>
+    </w:p>
+    <w:p>
+      <w:pPr>
+        <w:rPr>
+          <w:lang w:val="en-GB"/>
+        </w:rPr>
+      </w:pPr>
       <w:r>
         <w:br w:type="page"/>
       </w:r>
     </w:p>
     <w:p>
-      <w:pPr>
-        <w:pStyle w:val="Normal"/>
-        <w:spacing w:before="0" w:after="160"/>
-        <w:rPr/>
-      </w:pPr>
       <w:r>
         <w:rPr>
           <w:b/>
@@ -5627,6 +5846,7 @@
           <w:u w:val="single"/>
           <w:lang w:val="en-GB"/>
         </w:rPr>
+        <w:lastRenderedPageBreak/>
         <w:t xml:space="preserve">Arduino Zero to Hero – </w:t>
       </w:r>
       <w:r>
@@ -5644,7 +5864,6 @@
     </w:p>
     <w:p>
       <w:pPr>
-        <w:pStyle w:val="Normal"/>
         <w:rPr>
           <w:lang w:val="en-GB"/>
         </w:rPr>
@@ -5658,20 +5877,22 @@
     </w:p>
     <w:p>
       <w:pPr>
-        <w:pStyle w:val="Normal"/>
-        <w:rPr>
-          <w:lang w:val="en-GB"/>
-        </w:rPr>
-      </w:pPr>
-      <w:r>
-        <w:rPr/>
+        <w:rPr>
+          <w:lang w:val="en-GB"/>
+        </w:rPr>
+      </w:pPr>
+      <w:r>
+        <w:rPr>
+          <w:noProof/>
+        </w:rPr>
         <mc:AlternateContent>
           <mc:Choice Requires="wpg">
             <w:drawing>
-              <wp:inline distT="0" distB="0" distL="0" distR="0" wp14:anchorId="69C4F392">
+              <wp:inline distT="0" distB="0" distL="0" distR="0" wp14:anchorId="69C4F392" wp14:editId="1AC45C4C">
                 <wp:extent cx="6445250" cy="3727450"/>
                 <wp:effectExtent l="0" t="0" r="12700" b="25400"/>
                 <wp:docPr id="62" name="Group 7"/>
+                <wp:cNvGraphicFramePr/>
                 <a:graphic xmlns:a="http://schemas.openxmlformats.org/drawingml/2006/main">
                   <a:graphicData uri="http://schemas.microsoft.com/office/word/2010/wordprocessingGroup">
                     <wpg:wgp>
@@ -5854,17 +6075,21 @@
                           </a:ln>
                         </wps:spPr>
                         <wps:style>
-                          <a:lnRef idx="0"/>
-                          <a:fillRef idx="0"/>
-                          <a:effectRef idx="0"/>
+                          <a:lnRef idx="0">
+                            <a:scrgbClr r="0" g="0" b="0"/>
+                          </a:lnRef>
+                          <a:fillRef idx="0">
+                            <a:scrgbClr r="0" g="0" b="0"/>
+                          </a:fillRef>
+                          <a:effectRef idx="0">
+                            <a:scrgbClr r="0" g="0" b="0"/>
+                          </a:effectRef>
                           <a:fontRef idx="minor"/>
                         </wps:style>
                         <wps:txbx>
                           <w:txbxContent>
                             <w:p>
                               <w:pPr>
-                                <w:pStyle w:val="Normal"/>
-                                <w:spacing w:before="0" w:after="160"/>
                                 <w:jc w:val="center"/>
                                 <w:rPr>
                                   <w:b/>
@@ -5909,17 +6134,21 @@
                           </a:ln>
                         </wps:spPr>
                         <wps:style>
-                          <a:lnRef idx="0"/>
-                          <a:fillRef idx="0"/>
-                          <a:effectRef idx="0"/>
+                          <a:lnRef idx="0">
+                            <a:scrgbClr r="0" g="0" b="0"/>
+                          </a:lnRef>
+                          <a:fillRef idx="0">
+                            <a:scrgbClr r="0" g="0" b="0"/>
+                          </a:fillRef>
+                          <a:effectRef idx="0">
+                            <a:scrgbClr r="0" g="0" b="0"/>
+                          </a:effectRef>
                           <a:fontRef idx="minor"/>
                         </wps:style>
                         <wps:txbx>
                           <w:txbxContent>
                             <w:p>
                               <w:pPr>
-                                <w:pStyle w:val="Normal"/>
-                                <w:spacing w:before="0" w:after="160"/>
                                 <w:jc w:val="center"/>
                                 <w:rPr>
                                   <w:b/>
@@ -5966,17 +6195,21 @@
                           </a:ln>
                         </wps:spPr>
                         <wps:style>
-                          <a:lnRef idx="0"/>
-                          <a:fillRef idx="0"/>
-                          <a:effectRef idx="0"/>
+                          <a:lnRef idx="0">
+                            <a:scrgbClr r="0" g="0" b="0"/>
+                          </a:lnRef>
+                          <a:fillRef idx="0">
+                            <a:scrgbClr r="0" g="0" b="0"/>
+                          </a:fillRef>
+                          <a:effectRef idx="0">
+                            <a:scrgbClr r="0" g="0" b="0"/>
+                          </a:effectRef>
                           <a:fontRef idx="minor"/>
                         </wps:style>
                         <wps:txbx>
                           <w:txbxContent>
                             <w:p>
                               <w:pPr>
-                                <w:pStyle w:val="Normal"/>
-                                <w:spacing w:before="0" w:after="160"/>
                                 <w:jc w:val="center"/>
                                 <w:rPr>
                                   <w:b/>
@@ -6009,36 +6242,20 @@
           </mc:Choice>
           <mc:Fallback>
             <w:pict>
-              <v:group id="shape_0" alt="Group 7" style="position:absolute;margin-left:0pt;margin-top:-295.55pt;width:507.5pt;height:293.5pt" coordorigin="0,-5911" coordsize="10150,5870">
-                <v:rect id="shape_0" fillcolor="#156082" stroked="t" o:allowincell="f" style="position:absolute;left:0;top:-5911;width:10149;height:5869;mso-wrap-style:none;v-text-anchor:middle;mso-position-vertical:top">
-                  <v:fill o:detectmouseclick="t" type="solid" color2="#ea9f7d"/>
-                  <v:stroke color="#092a38" weight="19080" joinstyle="miter" endcap="flat"/>
-                  <w10:wrap type="square"/>
-                </v:rect>
-                <v:shape id="shape_0" fillcolor="#156082" stroked="t" o:allowincell="f" style="position:absolute;left:1340;top:-4531;width:1909;height:1478;mso-wrap-style:none;v-text-anchor:middle;mso-position-vertical:top" type="_x0000_t96" path="l-2147483623,-2147483618xel-2147483641,-2147483635l-2147483597,-2147483596el-2147483604,-2147483602el-2147483643,-2147483630xe">
-                  <v:fill o:detectmouseclick="t" type="solid" color2="#ea9f7d"/>
-                  <v:stroke color="#092a38" weight="19080" joinstyle="miter" endcap="flat"/>
-                  <w10:wrap type="square"/>
+              <v:group w14:anchorId="69C4F392" id="_x0000_s1078" style="width:507.5pt;height:293.5pt;mso-position-horizontal-relative:char;mso-position-vertical-relative:line" coordsize="64450,37274" o:gfxdata="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">
+                <v:rect id="Rectangle 4" o:spid="_x0000_s1079" style="position:absolute;width:64450;height:37274;visibility:visible;mso-wrap-style:square;v-text-anchor:top" o:gfxdata="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" fillcolor="#156082" strokecolor="#092a38" strokeweight="1.5pt"/>
+                <v:shape id="Smiley Face 5" o:spid="_x0000_s1080" type="#_x0000_t96" style="position:absolute;left:8510;top:8762;width:12128;height:9392;visibility:visible;mso-wrap-style:square;v-text-anchor:top" o:gfxdata="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" fillcolor="#156082" strokecolor="#092a38" strokeweight="1.5pt">
+                  <v:stroke joinstyle="miter"/>
                 </v:shape>
-                <v:shape id="shape_0" fillcolor="#156082" stroked="t" o:allowincell="f" style="position:absolute;left:6701;top:-4561;width:1728;height:1509;mso-wrap-style:none;v-text-anchor:middle;mso-position-vertical:top" type="_x0000_t96" path="l-2147483623,-2147483618xel-2147483641,-2147483635l-2147483597,-2147483596el-2147483604,-2147483602el-2147483643,-2147483630xe">
-                  <v:fill o:detectmouseclick="t" type="solid" color2="#ea9f7d"/>
-                  <v:stroke color="#092a38" weight="19080" joinstyle="miter" endcap="flat"/>
-                  <w10:wrap type="square"/>
+                <v:shape id="Smiley Face 5" o:spid="_x0000_s1081" type="#_x0000_t96" style="position:absolute;left:42552;top:8571;width:10980;height:9587;visibility:visible;mso-wrap-style:square;v-text-anchor:top" o:gfxdata="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" fillcolor="#156082" strokecolor="#092a38" strokeweight="1.5pt">
+                  <v:stroke joinstyle="miter"/>
                 </v:shape>
-                <v:shape id="shape_0" fillcolor="#e97132" stroked="t" o:allowincell="f" style="position:absolute;left:3900;top:-2950;width:2549;height:2098;mso-wrap-style:none;v-text-anchor:middle;mso-position-vertical:top" type="_x0000_t72" path="m11462,4342l14790,0l14525,5777l18007,3172l16380,6532l21600,6645l16985,9402l18270,11290l16380,12310l18877,15632l14640,14350l14942,17370l12180,15935l11612,18842l9872,17370l8700,19712l7527,18125l4917,21600l4805,18240l1285,17825l3330,15370l0,12877l3935,11592l1172,8270l5372,7817l4502,3625l8550,6382l9722,1887xe">
-                  <v:fill o:detectmouseclick="t" type="solid" color2="#168ecd"/>
-                  <v:stroke color="#092a38" weight="19080" joinstyle="miter" endcap="flat"/>
-                  <w10:wrap type="square"/>
-                </v:shape>
-                <v:rect id="shape_0" fillcolor="white" stroked="t" o:allowincell="f" style="position:absolute;left:1580;top:-5411;width:1298;height:638;mso-wrap-style:square;v-text-anchor:top;mso-position-vertical:top">
-                  <v:fill o:detectmouseclick="t" type="solid" color2="black"/>
-                  <v:stroke color="black" weight="9360" joinstyle="miter" endcap="flat"/>
+                <v:shape id="Explosion: 14 Points 6" o:spid="_x0000_s1082" type="#_x0000_t72" style="position:absolute;left:24764;top:18802;width:16193;height:13328;visibility:visible;mso-wrap-style:square;v-text-anchor:top" o:gfxdata="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" fillcolor="#e97132 [3205]" strokecolor="#092a38" strokeweight="1.5pt"/>
+                <v:rect id="_x0000_s1083" style="position:absolute;left:10033;top:3175;width:8247;height:4057;visibility:visible;mso-wrap-style:square;v-text-anchor:top" o:gfxdata="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">
                   <v:textbox>
                     <w:txbxContent>
                       <w:p>
                         <w:pPr>
-                          <w:pStyle w:val="Normal"/>
-                          <w:spacing w:before="0" w:after="160"/>
                           <w:jc w:val="center"/>
                           <w:rPr>
                             <w:b/>
@@ -6057,17 +6274,12 @@
                       </w:p>
                     </w:txbxContent>
                   </v:textbox>
-                  <w10:wrap type="square"/>
                 </v:rect>
-                <v:rect id="shape_0" fillcolor="white" stroked="t" o:allowincell="f" style="position:absolute;left:6621;top:-5411;width:1878;height:638;mso-wrap-style:square;v-text-anchor:top;mso-position-vertical:top">
-                  <v:fill o:detectmouseclick="t" type="solid" color2="black"/>
-                  <v:stroke color="black" weight="9360" joinstyle="miter" endcap="flat"/>
+                <v:rect id="_x0000_s1084" style="position:absolute;left:42044;top:3175;width:11930;height:4057;visibility:visible;mso-wrap-style:square;v-text-anchor:top" o:gfxdata="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">
                   <v:textbox>
                     <w:txbxContent>
                       <w:p>
                         <w:pPr>
-                          <w:pStyle w:val="Normal"/>
-                          <w:spacing w:before="0" w:after="160"/>
                           <w:jc w:val="center"/>
                           <w:rPr>
                             <w:b/>
@@ -6088,17 +6300,12 @@
                       </w:p>
                     </w:txbxContent>
                   </v:textbox>
-                  <w10:wrap type="square"/>
                 </v:rect>
-                <v:rect id="shape_0" fillcolor="white" stroked="t" o:allowincell="f" style="position:absolute;left:4210;top:-3591;width:1879;height:639;mso-wrap-style:square;v-text-anchor:top;mso-position-vertical:top">
-                  <v:fill o:detectmouseclick="t" type="solid" color2="black"/>
-                  <v:stroke color="black" weight="9360" joinstyle="miter" endcap="flat"/>
+                <v:rect id="_x0000_s1085" style="position:absolute;left:26733;top:14731;width:11938;height:4064;visibility:visible;mso-wrap-style:square;v-text-anchor:top" o:gfxdata="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">
                   <v:textbox>
                     <w:txbxContent>
                       <w:p>
                         <w:pPr>
-                          <w:pStyle w:val="Normal"/>
-                          <w:spacing w:before="0" w:after="160"/>
                           <w:jc w:val="center"/>
                           <w:rPr>
                             <w:b/>
@@ -6119,8 +6326,8 @@
                       </w:p>
                     </w:txbxContent>
                   </v:textbox>
-                  <w10:wrap type="square"/>
                 </v:rect>
+                <w10:anchorlock/>
               </v:group>
             </w:pict>
           </mc:Fallback>
@@ -6129,7 +6336,6 @@
     </w:p>
     <w:p>
       <w:pPr>
-        <w:pStyle w:val="Normal"/>
         <w:rPr>
           <w:lang w:val="en-GB"/>
         </w:rPr>
@@ -6143,21 +6349,22 @@
     </w:p>
     <w:p>
       <w:pPr>
-        <w:pStyle w:val="Normal"/>
-        <w:spacing w:before="0" w:after="160"/>
-        <w:rPr>
-          <w:lang w:val="en-GB"/>
-        </w:rPr>
-      </w:pPr>
-      <w:r>
-        <w:rPr/>
+        <w:rPr>
+          <w:lang w:val="en-GB"/>
+        </w:rPr>
+      </w:pPr>
+      <w:r>
+        <w:rPr>
+          <w:noProof/>
+        </w:rPr>
         <mc:AlternateContent>
           <mc:Choice Requires="wpg">
             <w:drawing>
-              <wp:inline distT="0" distB="0" distL="0" distR="0" wp14:anchorId="2F508949">
+              <wp:inline distT="0" distB="0" distL="0" distR="0" wp14:anchorId="2F508949" wp14:editId="7A159E81">
                 <wp:extent cx="6645910" cy="2907030"/>
                 <wp:effectExtent l="0" t="0" r="21590" b="26670"/>
                 <wp:docPr id="70" name="Group 2"/>
+                <wp:cNvGraphicFramePr/>
                 <a:graphic xmlns:a="http://schemas.openxmlformats.org/drawingml/2006/main">
                   <a:graphicData uri="http://schemas.microsoft.com/office/word/2010/wordprocessingGroup">
                     <wpg:wgp>
@@ -6228,17 +6435,21 @@
                           </a:ln>
                         </wps:spPr>
                         <wps:style>
-                          <a:lnRef idx="0"/>
-                          <a:fillRef idx="0"/>
-                          <a:effectRef idx="0"/>
+                          <a:lnRef idx="0">
+                            <a:scrgbClr r="0" g="0" b="0"/>
+                          </a:lnRef>
+                          <a:fillRef idx="0">
+                            <a:scrgbClr r="0" g="0" b="0"/>
+                          </a:fillRef>
+                          <a:effectRef idx="0">
+                            <a:scrgbClr r="0" g="0" b="0"/>
+                          </a:effectRef>
                           <a:fontRef idx="minor"/>
                         </wps:style>
                         <wps:txbx>
                           <w:txbxContent>
                             <w:p>
                               <w:pPr>
-                                <w:pStyle w:val="Normal"/>
-                                <w:spacing w:before="0" w:after="160"/>
                                 <w:rPr>
                                   <w:lang w:val="en-GB"/>
                                 </w:rPr>
@@ -6264,21 +6475,13 @@
           </mc:Choice>
           <mc:Fallback>
             <w:pict>
-              <v:group id="shape_0" alt="Group 2" style="position:absolute;margin-left:0pt;margin-top:-231.05pt;width:523.3pt;height:228.9pt" coordorigin="0,-4621" coordsize="10466,4578">
-                <v:rect id="shape_0" fillcolor="#156082" stroked="t" o:allowincell="f" style="position:absolute;left:0;top:-4621;width:10465;height:4577;mso-wrap-style:none;v-text-anchor:middle;mso-position-vertical:top">
-                  <v:fill o:detectmouseclick="t" type="solid" color2="#ea9f7d"/>
-                  <v:stroke color="#092a38" weight="19080" joinstyle="miter" endcap="flat"/>
-                  <w10:wrap type="square"/>
-                </v:rect>
-                <v:rect id="shape_0" fillcolor="white" stroked="t" o:allowincell="f" style="position:absolute;left:371;top:-2347;width:9811;height:760;mso-wrap-style:square;v-text-anchor:top;mso-position-vertical:top">
-                  <v:fill o:detectmouseclick="t" type="solid" color2="black"/>
-                  <v:stroke color="black" weight="9360" joinstyle="miter" endcap="flat"/>
+              <v:group w14:anchorId="2F508949" id="_x0000_s1086" style="width:523.3pt;height:228.9pt;mso-position-horizontal-relative:char;mso-position-vertical-relative:line" coordsize="66459,29070" o:gfxdata="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">
+                <v:rect id="Rectangle 1" o:spid="_x0000_s1087" style="position:absolute;width:66459;height:29070;visibility:visible;mso-wrap-style:square;v-text-anchor:top" o:gfxdata="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" fillcolor="#156082" strokecolor="#092a38" strokeweight="1.5pt"/>
+                <v:rect id="_x0000_s1088" style="position:absolute;left:2354;top:14439;width:62305;height:4831;visibility:visible;mso-wrap-style:square;v-text-anchor:top" o:gfxdata="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">
                   <v:textbox>
                     <w:txbxContent>
                       <w:p>
                         <w:pPr>
-                          <w:pStyle w:val="Normal"/>
-                          <w:spacing w:before="0" w:after="160"/>
                           <w:rPr>
                             <w:lang w:val="en-GB"/>
                           </w:rPr>
@@ -6292,8 +6495,8 @@
                       </w:p>
                     </w:txbxContent>
                   </v:textbox>
-                  <w10:wrap type="square"/>
                 </v:rect>
+                <w10:anchorlock/>
               </v:group>
             </w:pict>
           </mc:Fallback>
@@ -6301,24 +6504,22 @@
       </w:r>
     </w:p>
     <w:sectPr>
-      <w:type w:val="nextPage"/>
       <w:pgSz w:w="11906" w:h="16838"/>
-      <w:pgMar w:left="720" w:right="720" w:gutter="0" w:header="0" w:top="720" w:footer="0" w:bottom="720"/>
-      <w:pgNumType w:fmt="decimal"/>
-      <w:formProt w:val="false"/>
-      <w:textDirection w:val="lrTb"/>
-      <w:docGrid w:type="default" w:linePitch="360" w:charSpace="0"/>
+      <w:pgMar w:top="720" w:right="720" w:bottom="720" w:left="720" w:header="0" w:footer="0" w:gutter="0"/>
+      <w:cols w:space="720"/>
+      <w:formProt w:val="0"/>
+      <w:docGrid w:linePitch="360"/>
     </w:sectPr>
   </w:body>
 </w:document>
 </file>
 
 <file path=word/styles.xml><?xml version="1.0" encoding="utf-8"?>
-<w:styles xmlns:w="http://schemas.openxmlformats.org/wordprocessingml/2006/main" xmlns:w14="http://schemas.microsoft.com/office/word/2010/wordml" xmlns:mc="http://schemas.openxmlformats.org/markup-compatibility/2006" mc:Ignorable="w14">
+<w:styles xmlns:mc="http://schemas.openxmlformats.org/markup-compatibility/2006" xmlns:r="http://schemas.openxmlformats.org/officeDocument/2006/relationships" xmlns:w="http://schemas.openxmlformats.org/wordprocessingml/2006/main" xmlns:w14="http://schemas.microsoft.com/office/word/2010/wordml" xmlns:w15="http://schemas.microsoft.com/office/word/2012/wordml" xmlns:w16cex="http://schemas.microsoft.com/office/word/2018/wordml/cex" xmlns:w16cid="http://schemas.microsoft.com/office/word/2016/wordml/cid" xmlns:w16="http://schemas.microsoft.com/office/word/2018/wordml" xmlns:w16sdtdh="http://schemas.microsoft.com/office/word/2020/wordml/sdtdatahash" xmlns:w16sdtfl="http://schemas.microsoft.com/office/word/2024/wordml/sdtformatlock" xmlns:w16se="http://schemas.microsoft.com/office/word/2015/wordml/symex" xmlns:w16du="http://schemas.microsoft.com/office/word/2023/wordml/word16du" mc:Ignorable="w14 w15 w16se w16cid w16 w16cex w16sdtdh w16sdtfl w16du">
   <w:docDefaults>
     <w:rPrDefault>
       <w:rPr>
-        <w:rFonts w:ascii="Aptos" w:hAnsi="Aptos" w:eastAsia="Aptos" w:cs="" w:asciiTheme="minorHAnsi" w:cstheme="minorBidi" w:eastAsiaTheme="minorHAnsi" w:hAnsiTheme="minorHAnsi"/>
+        <w:rFonts w:asciiTheme="minorHAnsi" w:eastAsiaTheme="minorHAnsi" w:hAnsiTheme="minorHAnsi" w:cstheme="minorBidi"/>
         <w:kern w:val="2"/>
         <w:sz w:val="24"/>
         <w:szCs w:val="24"/>
@@ -6328,21 +6529,21 @@
     </w:rPrDefault>
     <w:pPrDefault>
       <w:pPr>
-        <w:suppressAutoHyphens w:val="true"/>
+        <w:suppressAutoHyphens/>
       </w:pPr>
     </w:pPrDefault>
   </w:docDefaults>
   <w:latentStyles w:defLockedState="0" w:defUIPriority="99" w:defSemiHidden="0" w:defUnhideWhenUsed="0" w:defQFormat="0" w:count="376">
     <w:lsdException w:name="Normal" w:uiPriority="0" w:qFormat="1"/>
     <w:lsdException w:name="heading 1" w:uiPriority="9" w:qFormat="1"/>
-    <w:lsdException w:name="heading 2" w:uiPriority="9" w:semiHidden="1" w:unhideWhenUsed="1" w:qFormat="1"/>
-    <w:lsdException w:name="heading 3" w:uiPriority="9" w:semiHidden="1" w:unhideWhenUsed="1" w:qFormat="1"/>
-    <w:lsdException w:name="heading 4" w:uiPriority="9" w:semiHidden="1" w:unhideWhenUsed="1" w:qFormat="1"/>
-    <w:lsdException w:name="heading 5" w:uiPriority="9" w:semiHidden="1" w:unhideWhenUsed="1" w:qFormat="1"/>
-    <w:lsdException w:name="heading 6" w:uiPriority="9" w:semiHidden="1" w:unhideWhenUsed="1" w:qFormat="1"/>
-    <w:lsdException w:name="heading 7" w:uiPriority="9" w:semiHidden="1" w:unhideWhenUsed="1" w:qFormat="1"/>
-    <w:lsdException w:name="heading 8" w:uiPriority="9" w:semiHidden="1" w:unhideWhenUsed="1" w:qFormat="1"/>
-    <w:lsdException w:name="heading 9" w:uiPriority="9" w:semiHidden="1" w:unhideWhenUsed="1" w:qFormat="1"/>
+    <w:lsdException w:name="heading 2" w:semiHidden="1" w:uiPriority="9" w:unhideWhenUsed="1" w:qFormat="1"/>
+    <w:lsdException w:name="heading 3" w:semiHidden="1" w:uiPriority="9" w:unhideWhenUsed="1" w:qFormat="1"/>
+    <w:lsdException w:name="heading 4" w:semiHidden="1" w:uiPriority="9" w:unhideWhenUsed="1" w:qFormat="1"/>
+    <w:lsdException w:name="heading 5" w:semiHidden="1" w:uiPriority="9" w:unhideWhenUsed="1" w:qFormat="1"/>
+    <w:lsdException w:name="heading 6" w:semiHidden="1" w:uiPriority="9" w:unhideWhenUsed="1" w:qFormat="1"/>
+    <w:lsdException w:name="heading 7" w:semiHidden="1" w:uiPriority="9" w:unhideWhenUsed="1" w:qFormat="1"/>
+    <w:lsdException w:name="heading 8" w:semiHidden="1" w:uiPriority="9" w:unhideWhenUsed="1" w:qFormat="1"/>
+    <w:lsdException w:name="heading 9" w:semiHidden="1" w:uiPriority="9" w:unhideWhenUsed="1" w:qFormat="1"/>
     <w:lsdException w:name="index 1" w:semiHidden="1" w:unhideWhenUsed="1"/>
     <w:lsdException w:name="index 2" w:semiHidden="1" w:unhideWhenUsed="1"/>
     <w:lsdException w:name="index 3" w:semiHidden="1" w:unhideWhenUsed="1"/>
@@ -6352,22 +6553,22 @@
     <w:lsdException w:name="index 7" w:semiHidden="1" w:unhideWhenUsed="1"/>
     <w:lsdException w:name="index 8" w:semiHidden="1" w:unhideWhenUsed="1"/>
     <w:lsdException w:name="index 9" w:semiHidden="1" w:unhideWhenUsed="1"/>
-    <w:lsdException w:name="toc 1" w:uiPriority="39" w:semiHidden="1" w:unhideWhenUsed="1"/>
-    <w:lsdException w:name="toc 2" w:uiPriority="39" w:semiHidden="1" w:unhideWhenUsed="1"/>
-    <w:lsdException w:name="toc 3" w:uiPriority="39" w:semiHidden="1" w:unhideWhenUsed="1"/>
-    <w:lsdException w:name="toc 4" w:uiPriority="39" w:semiHidden="1" w:unhideWhenUsed="1"/>
-    <w:lsdException w:name="toc 5" w:uiPriority="39" w:semiHidden="1" w:unhideWhenUsed="1"/>
-    <w:lsdException w:name="toc 6" w:uiPriority="39" w:semiHidden="1" w:unhideWhenUsed="1"/>
-    <w:lsdException w:name="toc 7" w:uiPriority="39" w:semiHidden="1" w:unhideWhenUsed="1"/>
-    <w:lsdException w:name="toc 8" w:uiPriority="39" w:semiHidden="1" w:unhideWhenUsed="1"/>
-    <w:lsdException w:name="toc 9" w:uiPriority="39" w:semiHidden="1" w:unhideWhenUsed="1"/>
+    <w:lsdException w:name="toc 1" w:semiHidden="1" w:uiPriority="39" w:unhideWhenUsed="1"/>
+    <w:lsdException w:name="toc 2" w:semiHidden="1" w:uiPriority="39" w:unhideWhenUsed="1"/>
+    <w:lsdException w:name="toc 3" w:semiHidden="1" w:uiPriority="39" w:unhideWhenUsed="1"/>
+    <w:lsdException w:name="toc 4" w:semiHidden="1" w:uiPriority="39" w:unhideWhenUsed="1"/>
+    <w:lsdException w:name="toc 5" w:semiHidden="1" w:uiPriority="39" w:unhideWhenUsed="1"/>
+    <w:lsdException w:name="toc 6" w:semiHidden="1" w:uiPriority="39" w:unhideWhenUsed="1"/>
+    <w:lsdException w:name="toc 7" w:semiHidden="1" w:uiPriority="39" w:unhideWhenUsed="1"/>
+    <w:lsdException w:name="toc 8" w:semiHidden="1" w:uiPriority="39" w:unhideWhenUsed="1"/>
+    <w:lsdException w:name="toc 9" w:semiHidden="1" w:uiPriority="39" w:unhideWhenUsed="1"/>
     <w:lsdException w:name="Normal Indent" w:semiHidden="1" w:unhideWhenUsed="1"/>
     <w:lsdException w:name="footnote text" w:semiHidden="1" w:unhideWhenUsed="1"/>
     <w:lsdException w:name="annotation text" w:semiHidden="1" w:unhideWhenUsed="1"/>
     <w:lsdException w:name="header" w:semiHidden="1" w:unhideWhenUsed="1"/>
     <w:lsdException w:name="footer" w:semiHidden="1" w:unhideWhenUsed="1"/>
     <w:lsdException w:name="index heading" w:semiHidden="1" w:unhideWhenUsed="1"/>
-    <w:lsdException w:name="caption" w:uiPriority="35" w:semiHidden="1" w:unhideWhenUsed="1" w:qFormat="1"/>
+    <w:lsdException w:name="caption" w:semiHidden="1" w:uiPriority="35" w:unhideWhenUsed="1" w:qFormat="1"/>
     <w:lsdException w:name="table of figures" w:semiHidden="1" w:unhideWhenUsed="1"/>
     <w:lsdException w:name="envelope address" w:semiHidden="1" w:unhideWhenUsed="1"/>
     <w:lsdException w:name="envelope return" w:semiHidden="1" w:unhideWhenUsed="1"/>
@@ -6398,7 +6599,7 @@
     <w:lsdException w:name="Title" w:uiPriority="10" w:qFormat="1"/>
     <w:lsdException w:name="Closing" w:semiHidden="1" w:unhideWhenUsed="1"/>
     <w:lsdException w:name="Signature" w:semiHidden="1" w:unhideWhenUsed="1"/>
-    <w:lsdException w:name="Default Paragraph Font" w:uiPriority="1" w:semiHidden="1" w:unhideWhenUsed="1"/>
+    <w:lsdException w:name="Default Paragraph Font" w:semiHidden="1" w:uiPriority="1" w:unhideWhenUsed="1"/>
     <w:lsdException w:name="Body Text" w:semiHidden="1" w:unhideWhenUsed="1"/>
     <w:lsdException w:name="Body Text Indent" w:semiHidden="1" w:unhideWhenUsed="1"/>
     <w:lsdException w:name="List Continue" w:semiHidden="1" w:unhideWhenUsed="1"/>
@@ -6598,8 +6799,8 @@
     <w:lsdException w:name="Subtle Reference" w:uiPriority="31" w:qFormat="1"/>
     <w:lsdException w:name="Intense Reference" w:uiPriority="32" w:qFormat="1"/>
     <w:lsdException w:name="Book Title" w:uiPriority="33" w:qFormat="1"/>
-    <w:lsdException w:name="Bibliography" w:uiPriority="37" w:semiHidden="1" w:unhideWhenUsed="1"/>
-    <w:lsdException w:name="TOC Heading" w:uiPriority="39" w:semiHidden="1" w:unhideWhenUsed="1" w:qFormat="1"/>
+    <w:lsdException w:name="Bibliography" w:semiHidden="1" w:uiPriority="37" w:unhideWhenUsed="1"/>
+    <w:lsdException w:name="TOC Heading" w:semiHidden="1" w:uiPriority="39" w:unhideWhenUsed="1" w:qFormat="1"/>
     <w:lsdException w:name="Plain Table 1" w:uiPriority="41"/>
     <w:lsdException w:name="Plain Table 2" w:uiPriority="42"/>
     <w:lsdException w:name="Plain Table 3" w:uiPriority="43"/>
@@ -6710,24 +6911,12 @@
     <w:lsdException w:name="Unresolved Mention" w:semiHidden="1" w:unhideWhenUsed="1"/>
     <w:lsdException w:name="Smart Link" w:semiHidden="1" w:unhideWhenUsed="1"/>
   </w:latentStyles>
-  <w:style w:type="paragraph" w:styleId="Normal" w:default="1">
+  <w:style w:type="paragraph" w:default="1" w:styleId="Normal">
     <w:name w:val="Normal"/>
     <w:qFormat/>
     <w:pPr>
-      <w:widowControl/>
-      <w:bidi w:val="0"/>
-      <w:spacing w:lineRule="auto" w:line="278" w:before="0" w:after="160"/>
-      <w:jc w:val="start"/>
+      <w:spacing w:after="160" w:line="278" w:lineRule="auto"/>
     </w:pPr>
-    <w:rPr>
-      <w:rFonts w:ascii="Aptos" w:hAnsi="Aptos" w:eastAsia="Aptos" w:cs="" w:asciiTheme="minorHAnsi" w:cstheme="minorBidi" w:eastAsiaTheme="minorHAnsi" w:hAnsiTheme="minorHAnsi"/>
-      <w:color w:val="auto"/>
-      <w:kern w:val="2"/>
-      <w:sz w:val="24"/>
-      <w:szCs w:val="24"/>
-      <w:lang w:val="en-AU" w:eastAsia="en-US" w:bidi="ar-SA"/>
-      <w14:ligatures w14:val="standardContextual"/>
-    </w:rPr>
   </w:style>
   <w:style w:type="paragraph" w:styleId="Heading1">
     <w:name w:val="heading 1"/>
@@ -6736,16 +6925,16 @@
     <w:link w:val="Heading1Char"/>
     <w:uiPriority w:val="9"/>
     <w:qFormat/>
-    <w:rsid w:val="00814dc8"/>
+    <w:rsid w:val="00814DC8"/>
     <w:pPr>
-      <w:keepNext w:val="true"/>
+      <w:keepNext/>
       <w:keepLines/>
       <w:spacing w:before="360" w:after="80"/>
       <w:outlineLvl w:val="0"/>
     </w:pPr>
     <w:rPr>
-      <w:rFonts w:ascii="Aptos Display" w:hAnsi="Aptos Display" w:eastAsia="" w:cs="" w:asciiTheme="majorHAnsi" w:cstheme="majorBidi" w:eastAsiaTheme="majorEastAsia" w:hAnsiTheme="majorHAnsi"/>
-      <w:color w:themeColor="accent1" w:themeShade="bf" w:val="0F4761"/>
+      <w:rFonts w:asciiTheme="majorHAnsi" w:eastAsiaTheme="majorEastAsia" w:hAnsiTheme="majorHAnsi" w:cstheme="majorBidi"/>
+      <w:color w:val="0F4761" w:themeColor="accent1" w:themeShade="BF"/>
       <w:sz w:val="40"/>
       <w:szCs w:val="40"/>
     </w:rPr>
@@ -6759,16 +6948,16 @@
     <w:semiHidden/>
     <w:unhideWhenUsed/>
     <w:qFormat/>
-    <w:rsid w:val="00814dc8"/>
+    <w:rsid w:val="00814DC8"/>
     <w:pPr>
-      <w:keepNext w:val="true"/>
+      <w:keepNext/>
       <w:keepLines/>
       <w:spacing w:before="160" w:after="80"/>
       <w:outlineLvl w:val="1"/>
     </w:pPr>
     <w:rPr>
-      <w:rFonts w:ascii="Aptos Display" w:hAnsi="Aptos Display" w:eastAsia="" w:cs="" w:asciiTheme="majorHAnsi" w:cstheme="majorBidi" w:eastAsiaTheme="majorEastAsia" w:hAnsiTheme="majorHAnsi"/>
-      <w:color w:themeColor="accent1" w:themeShade="bf" w:val="0F4761"/>
+      <w:rFonts w:asciiTheme="majorHAnsi" w:eastAsiaTheme="majorEastAsia" w:hAnsiTheme="majorHAnsi" w:cstheme="majorBidi"/>
+      <w:color w:val="0F4761" w:themeColor="accent1" w:themeShade="BF"/>
       <w:sz w:val="32"/>
       <w:szCs w:val="32"/>
     </w:rPr>
@@ -6782,16 +6971,16 @@
     <w:semiHidden/>
     <w:unhideWhenUsed/>
     <w:qFormat/>
-    <w:rsid w:val="00814dc8"/>
+    <w:rsid w:val="00814DC8"/>
     <w:pPr>
-      <w:keepNext w:val="true"/>
+      <w:keepNext/>
       <w:keepLines/>
       <w:spacing w:before="160" w:after="80"/>
       <w:outlineLvl w:val="2"/>
     </w:pPr>
     <w:rPr>
-      <w:rFonts w:eastAsia="" w:cs="" w:cstheme="majorBidi" w:eastAsiaTheme="majorEastAsia"/>
-      <w:color w:themeColor="accent1" w:themeShade="bf" w:val="0F4761"/>
+      <w:rFonts w:eastAsiaTheme="majorEastAsia" w:cstheme="majorBidi"/>
+      <w:color w:val="0F4761" w:themeColor="accent1" w:themeShade="BF"/>
       <w:sz w:val="28"/>
       <w:szCs w:val="28"/>
     </w:rPr>
@@ -6805,18 +6994,18 @@
     <w:semiHidden/>
     <w:unhideWhenUsed/>
     <w:qFormat/>
-    <w:rsid w:val="00814dc8"/>
+    <w:rsid w:val="00814DC8"/>
     <w:pPr>
-      <w:keepNext w:val="true"/>
+      <w:keepNext/>
       <w:keepLines/>
       <w:spacing w:before="80" w:after="40"/>
       <w:outlineLvl w:val="3"/>
     </w:pPr>
     <w:rPr>
-      <w:rFonts w:eastAsia="" w:cs="" w:cstheme="majorBidi" w:eastAsiaTheme="majorEastAsia"/>
+      <w:rFonts w:eastAsiaTheme="majorEastAsia" w:cstheme="majorBidi"/>
       <w:i/>
       <w:iCs/>
-      <w:color w:themeColor="accent1" w:themeShade="bf" w:val="0F4761"/>
+      <w:color w:val="0F4761" w:themeColor="accent1" w:themeShade="BF"/>
     </w:rPr>
   </w:style>
   <w:style w:type="paragraph" w:styleId="Heading5">
@@ -6828,16 +7017,16 @@
     <w:semiHidden/>
     <w:unhideWhenUsed/>
     <w:qFormat/>
-    <w:rsid w:val="00814dc8"/>
+    <w:rsid w:val="00814DC8"/>
     <w:pPr>
-      <w:keepNext w:val="true"/>
+      <w:keepNext/>
       <w:keepLines/>
       <w:spacing w:before="80" w:after="40"/>
       <w:outlineLvl w:val="4"/>
     </w:pPr>
     <w:rPr>
-      <w:rFonts w:eastAsia="" w:cs="" w:cstheme="majorBidi" w:eastAsiaTheme="majorEastAsia"/>
-      <w:color w:themeColor="accent1" w:themeShade="bf" w:val="0F4761"/>
+      <w:rFonts w:eastAsiaTheme="majorEastAsia" w:cstheme="majorBidi"/>
+      <w:color w:val="0F4761" w:themeColor="accent1" w:themeShade="BF"/>
     </w:rPr>
   </w:style>
   <w:style w:type="paragraph" w:styleId="Heading6">
@@ -6849,18 +7038,18 @@
     <w:semiHidden/>
     <w:unhideWhenUsed/>
     <w:qFormat/>
-    <w:rsid w:val="00814dc8"/>
+    <w:rsid w:val="00814DC8"/>
     <w:pPr>
-      <w:keepNext w:val="true"/>
+      <w:keepNext/>
       <w:keepLines/>
       <w:spacing w:before="40" w:after="0"/>
       <w:outlineLvl w:val="5"/>
     </w:pPr>
     <w:rPr>
-      <w:rFonts w:eastAsia="" w:cs="" w:cstheme="majorBidi" w:eastAsiaTheme="majorEastAsia"/>
+      <w:rFonts w:eastAsiaTheme="majorEastAsia" w:cstheme="majorBidi"/>
       <w:i/>
       <w:iCs/>
-      <w:color w:themeColor="text1" w:themeTint="a6" w:val="595959"/>
+      <w:color w:val="595959" w:themeColor="text1" w:themeTint="A6"/>
     </w:rPr>
   </w:style>
   <w:style w:type="paragraph" w:styleId="Heading7">
@@ -6872,16 +7061,16 @@
     <w:semiHidden/>
     <w:unhideWhenUsed/>
     <w:qFormat/>
-    <w:rsid w:val="00814dc8"/>
+    <w:rsid w:val="00814DC8"/>
     <w:pPr>
-      <w:keepNext w:val="true"/>
+      <w:keepNext/>
       <w:keepLines/>
       <w:spacing w:before="40" w:after="0"/>
       <w:outlineLvl w:val="6"/>
     </w:pPr>
     <w:rPr>
-      <w:rFonts w:eastAsia="" w:cs="" w:cstheme="majorBidi" w:eastAsiaTheme="majorEastAsia"/>
-      <w:color w:themeColor="text1" w:themeTint="a6" w:val="595959"/>
+      <w:rFonts w:eastAsiaTheme="majorEastAsia" w:cstheme="majorBidi"/>
+      <w:color w:val="595959" w:themeColor="text1" w:themeTint="A6"/>
     </w:rPr>
   </w:style>
   <w:style w:type="paragraph" w:styleId="Heading8">
@@ -6893,18 +7082,18 @@
     <w:semiHidden/>
     <w:unhideWhenUsed/>
     <w:qFormat/>
-    <w:rsid w:val="00814dc8"/>
+    <w:rsid w:val="00814DC8"/>
     <w:pPr>
-      <w:keepNext w:val="true"/>
+      <w:keepNext/>
       <w:keepLines/>
-      <w:spacing w:before="0" w:after="0"/>
+      <w:spacing w:after="0"/>
       <w:outlineLvl w:val="7"/>
     </w:pPr>
     <w:rPr>
-      <w:rFonts w:eastAsia="" w:cs="" w:cstheme="majorBidi" w:eastAsiaTheme="majorEastAsia"/>
+      <w:rFonts w:eastAsiaTheme="majorEastAsia" w:cstheme="majorBidi"/>
       <w:i/>
       <w:iCs/>
-      <w:color w:themeColor="text1" w:themeTint="d8" w:val="272727"/>
+      <w:color w:val="272727" w:themeColor="text1" w:themeTint="D8"/>
     </w:rPr>
   </w:style>
   <w:style w:type="paragraph" w:styleId="Heading9">
@@ -6916,195 +7105,214 @@
     <w:semiHidden/>
     <w:unhideWhenUsed/>
     <w:qFormat/>
-    <w:rsid w:val="00814dc8"/>
+    <w:rsid w:val="00814DC8"/>
     <w:pPr>
-      <w:keepNext w:val="true"/>
+      <w:keepNext/>
       <w:keepLines/>
-      <w:spacing w:before="0" w:after="0"/>
+      <w:spacing w:after="0"/>
       <w:outlineLvl w:val="8"/>
     </w:pPr>
     <w:rPr>
-      <w:rFonts w:eastAsia="" w:cs="" w:cstheme="majorBidi" w:eastAsiaTheme="majorEastAsia"/>
-      <w:color w:themeColor="text1" w:themeTint="d8" w:val="272727"/>
+      <w:rFonts w:eastAsiaTheme="majorEastAsia" w:cstheme="majorBidi"/>
+      <w:color w:val="272727" w:themeColor="text1" w:themeTint="D8"/>
     </w:rPr>
   </w:style>
-  <w:style w:type="character" w:styleId="DefaultParagraphFont" w:default="1">
+  <w:style w:type="character" w:default="1" w:styleId="DefaultParagraphFont">
     <w:name w:val="Default Paragraph Font"/>
     <w:uiPriority w:val="1"/>
     <w:semiHidden/>
     <w:unhideWhenUsed/>
-    <w:qFormat/>
-    <w:rPr/>
   </w:style>
-  <w:style w:type="character" w:styleId="Heading1Char" w:customStyle="1">
+  <w:style w:type="table" w:default="1" w:styleId="TableNormal">
+    <w:name w:val="Normal Table"/>
+    <w:uiPriority w:val="99"/>
+    <w:semiHidden/>
+    <w:unhideWhenUsed/>
+    <w:tblPr>
+      <w:tblInd w:w="0" w:type="dxa"/>
+      <w:tblCellMar>
+        <w:top w:w="0" w:type="dxa"/>
+        <w:left w:w="108" w:type="dxa"/>
+        <w:bottom w:w="0" w:type="dxa"/>
+        <w:right w:w="108" w:type="dxa"/>
+      </w:tblCellMar>
+    </w:tblPr>
+  </w:style>
+  <w:style w:type="numbering" w:default="1" w:styleId="NoList">
+    <w:name w:val="No List"/>
+    <w:uiPriority w:val="99"/>
+    <w:semiHidden/>
+    <w:unhideWhenUsed/>
+  </w:style>
+  <w:style w:type="character" w:customStyle="1" w:styleId="Heading1Char">
     <w:name w:val="Heading 1 Char"/>
     <w:basedOn w:val="DefaultParagraphFont"/>
     <w:link w:val="Heading1"/>
     <w:uiPriority w:val="9"/>
     <w:qFormat/>
-    <w:rsid w:val="00814dc8"/>
+    <w:rsid w:val="00814DC8"/>
     <w:rPr>
-      <w:rFonts w:ascii="Aptos Display" w:hAnsi="Aptos Display" w:eastAsia="" w:cs="" w:asciiTheme="majorHAnsi" w:cstheme="majorBidi" w:eastAsiaTheme="majorEastAsia" w:hAnsiTheme="majorHAnsi"/>
-      <w:color w:themeColor="accent1" w:themeShade="bf" w:val="0F4761"/>
+      <w:rFonts w:asciiTheme="majorHAnsi" w:eastAsiaTheme="majorEastAsia" w:hAnsiTheme="majorHAnsi" w:cstheme="majorBidi"/>
+      <w:color w:val="0F4761" w:themeColor="accent1" w:themeShade="BF"/>
       <w:sz w:val="40"/>
       <w:szCs w:val="40"/>
     </w:rPr>
   </w:style>
-  <w:style w:type="character" w:styleId="Heading2Char" w:customStyle="1">
+  <w:style w:type="character" w:customStyle="1" w:styleId="Heading2Char">
     <w:name w:val="Heading 2 Char"/>
     <w:basedOn w:val="DefaultParagraphFont"/>
     <w:link w:val="Heading2"/>
     <w:uiPriority w:val="9"/>
     <w:semiHidden/>
     <w:qFormat/>
-    <w:rsid w:val="00814dc8"/>
+    <w:rsid w:val="00814DC8"/>
     <w:rPr>
-      <w:rFonts w:ascii="Aptos Display" w:hAnsi="Aptos Display" w:eastAsia="" w:cs="" w:asciiTheme="majorHAnsi" w:cstheme="majorBidi" w:eastAsiaTheme="majorEastAsia" w:hAnsiTheme="majorHAnsi"/>
-      <w:color w:themeColor="accent1" w:themeShade="bf" w:val="0F4761"/>
+      <w:rFonts w:asciiTheme="majorHAnsi" w:eastAsiaTheme="majorEastAsia" w:hAnsiTheme="majorHAnsi" w:cstheme="majorBidi"/>
+      <w:color w:val="0F4761" w:themeColor="accent1" w:themeShade="BF"/>
       <w:sz w:val="32"/>
       <w:szCs w:val="32"/>
     </w:rPr>
   </w:style>
-  <w:style w:type="character" w:styleId="Heading3Char" w:customStyle="1">
+  <w:style w:type="character" w:customStyle="1" w:styleId="Heading3Char">
     <w:name w:val="Heading 3 Char"/>
     <w:basedOn w:val="DefaultParagraphFont"/>
     <w:link w:val="Heading3"/>
     <w:uiPriority w:val="9"/>
     <w:semiHidden/>
     <w:qFormat/>
-    <w:rsid w:val="00814dc8"/>
+    <w:rsid w:val="00814DC8"/>
     <w:rPr>
-      <w:rFonts w:eastAsia="" w:cs="" w:cstheme="majorBidi" w:eastAsiaTheme="majorEastAsia"/>
-      <w:color w:themeColor="accent1" w:themeShade="bf" w:val="0F4761"/>
+      <w:rFonts w:eastAsiaTheme="majorEastAsia" w:cstheme="majorBidi"/>
+      <w:color w:val="0F4761" w:themeColor="accent1" w:themeShade="BF"/>
       <w:sz w:val="28"/>
       <w:szCs w:val="28"/>
     </w:rPr>
   </w:style>
-  <w:style w:type="character" w:styleId="Heading4Char" w:customStyle="1">
+  <w:style w:type="character" w:customStyle="1" w:styleId="Heading4Char">
     <w:name w:val="Heading 4 Char"/>
     <w:basedOn w:val="DefaultParagraphFont"/>
     <w:link w:val="Heading4"/>
     <w:uiPriority w:val="9"/>
     <w:semiHidden/>
     <w:qFormat/>
-    <w:rsid w:val="00814dc8"/>
+    <w:rsid w:val="00814DC8"/>
     <w:rPr>
-      <w:rFonts w:eastAsia="" w:cs="" w:cstheme="majorBidi" w:eastAsiaTheme="majorEastAsia"/>
+      <w:rFonts w:eastAsiaTheme="majorEastAsia" w:cstheme="majorBidi"/>
       <w:i/>
       <w:iCs/>
-      <w:color w:themeColor="accent1" w:themeShade="bf" w:val="0F4761"/>
+      <w:color w:val="0F4761" w:themeColor="accent1" w:themeShade="BF"/>
     </w:rPr>
   </w:style>
-  <w:style w:type="character" w:styleId="Heading5Char" w:customStyle="1">
+  <w:style w:type="character" w:customStyle="1" w:styleId="Heading5Char">
     <w:name w:val="Heading 5 Char"/>
     <w:basedOn w:val="DefaultParagraphFont"/>
     <w:link w:val="Heading5"/>
     <w:uiPriority w:val="9"/>
     <w:semiHidden/>
     <w:qFormat/>
-    <w:rsid w:val="00814dc8"/>
+    <w:rsid w:val="00814DC8"/>
     <w:rPr>
-      <w:rFonts w:eastAsia="" w:cs="" w:cstheme="majorBidi" w:eastAsiaTheme="majorEastAsia"/>
-      <w:color w:themeColor="accent1" w:themeShade="bf" w:val="0F4761"/>
+      <w:rFonts w:eastAsiaTheme="majorEastAsia" w:cstheme="majorBidi"/>
+      <w:color w:val="0F4761" w:themeColor="accent1" w:themeShade="BF"/>
     </w:rPr>
   </w:style>
-  <w:style w:type="character" w:styleId="Heading6Char" w:customStyle="1">
+  <w:style w:type="character" w:customStyle="1" w:styleId="Heading6Char">
     <w:name w:val="Heading 6 Char"/>
     <w:basedOn w:val="DefaultParagraphFont"/>
     <w:link w:val="Heading6"/>
     <w:uiPriority w:val="9"/>
     <w:semiHidden/>
     <w:qFormat/>
-    <w:rsid w:val="00814dc8"/>
+    <w:rsid w:val="00814DC8"/>
     <w:rPr>
-      <w:rFonts w:eastAsia="" w:cs="" w:cstheme="majorBidi" w:eastAsiaTheme="majorEastAsia"/>
+      <w:rFonts w:eastAsiaTheme="majorEastAsia" w:cstheme="majorBidi"/>
       <w:i/>
       <w:iCs/>
-      <w:color w:themeColor="text1" w:themeTint="a6" w:val="595959"/>
+      <w:color w:val="595959" w:themeColor="text1" w:themeTint="A6"/>
     </w:rPr>
   </w:style>
-  <w:style w:type="character" w:styleId="Heading7Char" w:customStyle="1">
+  <w:style w:type="character" w:customStyle="1" w:styleId="Heading7Char">
     <w:name w:val="Heading 7 Char"/>
     <w:basedOn w:val="DefaultParagraphFont"/>
     <w:link w:val="Heading7"/>
     <w:uiPriority w:val="9"/>
     <w:semiHidden/>
     <w:qFormat/>
-    <w:rsid w:val="00814dc8"/>
+    <w:rsid w:val="00814DC8"/>
     <w:rPr>
-      <w:rFonts w:eastAsia="" w:cs="" w:cstheme="majorBidi" w:eastAsiaTheme="majorEastAsia"/>
-      <w:color w:themeColor="text1" w:themeTint="a6" w:val="595959"/>
+      <w:rFonts w:eastAsiaTheme="majorEastAsia" w:cstheme="majorBidi"/>
+      <w:color w:val="595959" w:themeColor="text1" w:themeTint="A6"/>
     </w:rPr>
   </w:style>
-  <w:style w:type="character" w:styleId="Heading8Char" w:customStyle="1">
+  <w:style w:type="character" w:customStyle="1" w:styleId="Heading8Char">
     <w:name w:val="Heading 8 Char"/>
     <w:basedOn w:val="DefaultParagraphFont"/>
     <w:link w:val="Heading8"/>
     <w:uiPriority w:val="9"/>
     <w:semiHidden/>
     <w:qFormat/>
-    <w:rsid w:val="00814dc8"/>
+    <w:rsid w:val="00814DC8"/>
     <w:rPr>
-      <w:rFonts w:eastAsia="" w:cs="" w:cstheme="majorBidi" w:eastAsiaTheme="majorEastAsia"/>
+      <w:rFonts w:eastAsiaTheme="majorEastAsia" w:cstheme="majorBidi"/>
       <w:i/>
       <w:iCs/>
-      <w:color w:themeColor="text1" w:themeTint="d8" w:val="272727"/>
+      <w:color w:val="272727" w:themeColor="text1" w:themeTint="D8"/>
     </w:rPr>
   </w:style>
-  <w:style w:type="character" w:styleId="Heading9Char" w:customStyle="1">
+  <w:style w:type="character" w:customStyle="1" w:styleId="Heading9Char">
     <w:name w:val="Heading 9 Char"/>
     <w:basedOn w:val="DefaultParagraphFont"/>
     <w:link w:val="Heading9"/>
     <w:uiPriority w:val="9"/>
     <w:semiHidden/>
     <w:qFormat/>
-    <w:rsid w:val="00814dc8"/>
+    <w:rsid w:val="00814DC8"/>
     <w:rPr>
-      <w:rFonts w:eastAsia="" w:cs="" w:cstheme="majorBidi" w:eastAsiaTheme="majorEastAsia"/>
-      <w:color w:themeColor="text1" w:themeTint="d8" w:val="272727"/>
+      <w:rFonts w:eastAsiaTheme="majorEastAsia" w:cstheme="majorBidi"/>
+      <w:color w:val="272727" w:themeColor="text1" w:themeTint="D8"/>
     </w:rPr>
   </w:style>
-  <w:style w:type="character" w:styleId="TitleChar" w:customStyle="1">
+  <w:style w:type="character" w:customStyle="1" w:styleId="TitleChar">
     <w:name w:val="Title Char"/>
     <w:basedOn w:val="DefaultParagraphFont"/>
     <w:link w:val="Title"/>
     <w:uiPriority w:val="10"/>
     <w:qFormat/>
-    <w:rsid w:val="00814dc8"/>
+    <w:rsid w:val="00814DC8"/>
     <w:rPr>
-      <w:rFonts w:ascii="Aptos Display" w:hAnsi="Aptos Display" w:eastAsia="" w:cs="" w:asciiTheme="majorHAnsi" w:cstheme="majorBidi" w:eastAsiaTheme="majorEastAsia" w:hAnsiTheme="majorHAnsi"/>
+      <w:rFonts w:asciiTheme="majorHAnsi" w:eastAsiaTheme="majorEastAsia" w:hAnsiTheme="majorHAnsi" w:cstheme="majorBidi"/>
       <w:spacing w:val="-10"/>
       <w:kern w:val="2"/>
       <w:sz w:val="56"/>
       <w:szCs w:val="56"/>
     </w:rPr>
   </w:style>
-  <w:style w:type="character" w:styleId="SubtitleChar" w:customStyle="1">
+  <w:style w:type="character" w:customStyle="1" w:styleId="SubtitleChar">
     <w:name w:val="Subtitle Char"/>
     <w:basedOn w:val="DefaultParagraphFont"/>
     <w:link w:val="Subtitle"/>
     <w:uiPriority w:val="11"/>
     <w:qFormat/>
-    <w:rsid w:val="00814dc8"/>
+    <w:rsid w:val="00814DC8"/>
     <w:rPr>
-      <w:rFonts w:eastAsia="" w:cs="" w:cstheme="majorBidi" w:eastAsiaTheme="majorEastAsia"/>
-      <w:color w:themeColor="text1" w:themeTint="a6" w:val="595959"/>
+      <w:rFonts w:eastAsiaTheme="majorEastAsia" w:cstheme="majorBidi"/>
+      <w:color w:val="595959" w:themeColor="text1" w:themeTint="A6"/>
       <w:spacing w:val="15"/>
       <w:sz w:val="28"/>
       <w:szCs w:val="28"/>
     </w:rPr>
   </w:style>
-  <w:style w:type="character" w:styleId="QuoteChar" w:customStyle="1">
+  <w:style w:type="character" w:customStyle="1" w:styleId="QuoteChar">
     <w:name w:val="Quote Char"/>
     <w:basedOn w:val="DefaultParagraphFont"/>
     <w:link w:val="Quote"/>
     <w:uiPriority w:val="29"/>
     <w:qFormat/>
-    <w:rsid w:val="00814dc8"/>
+    <w:rsid w:val="00814DC8"/>
     <w:rPr>
       <w:i/>
       <w:iCs/>
-      <w:color w:themeColor="text1" w:themeTint="bf" w:val="404040"/>
+      <w:color w:val="404040" w:themeColor="text1" w:themeTint="BF"/>
     </w:rPr>
   </w:style>
   <w:style w:type="character" w:styleId="IntenseEmphasis">
@@ -7112,24 +7320,24 @@
     <w:basedOn w:val="DefaultParagraphFont"/>
     <w:uiPriority w:val="21"/>
     <w:qFormat/>
-    <w:rsid w:val="00814dc8"/>
+    <w:rsid w:val="00814DC8"/>
     <w:rPr>
       <w:i/>
       <w:iCs/>
-      <w:color w:themeColor="accent1" w:themeShade="bf" w:val="0F4761"/>
+      <w:color w:val="0F4761" w:themeColor="accent1" w:themeShade="BF"/>
     </w:rPr>
   </w:style>
-  <w:style w:type="character" w:styleId="IntenseQuoteChar" w:customStyle="1">
+  <w:style w:type="character" w:customStyle="1" w:styleId="IntenseQuoteChar">
     <w:name w:val="Intense Quote Char"/>
     <w:basedOn w:val="DefaultParagraphFont"/>
     <w:link w:val="IntenseQuote"/>
     <w:uiPriority w:val="30"/>
     <w:qFormat/>
-    <w:rsid w:val="00814dc8"/>
+    <w:rsid w:val="00814DC8"/>
     <w:rPr>
       <w:i/>
       <w:iCs/>
-      <w:color w:themeColor="accent1" w:themeShade="bf" w:val="0F4761"/>
+      <w:color w:val="0F4761" w:themeColor="accent1" w:themeShade="BF"/>
     </w:rPr>
   </w:style>
   <w:style w:type="character" w:styleId="IntenseReference">
@@ -7137,12 +7345,12 @@
     <w:basedOn w:val="DefaultParagraphFont"/>
     <w:uiPriority w:val="32"/>
     <w:qFormat/>
-    <w:rsid w:val="00814dc8"/>
+    <w:rsid w:val="00814DC8"/>
     <w:rPr>
       <w:b/>
       <w:bCs/>
       <w:smallCaps/>
-      <w:color w:themeColor="accent1" w:themeShade="bf" w:val="0F4761"/>
+      <w:color w:val="0F4761" w:themeColor="accent1" w:themeShade="BF"/>
       <w:spacing w:val="5"/>
     </w:rPr>
   </w:style>
@@ -7151,9 +7359,9 @@
     <w:basedOn w:val="DefaultParagraphFont"/>
     <w:uiPriority w:val="99"/>
     <w:unhideWhenUsed/>
-    <w:rsid w:val="00ad72b4"/>
+    <w:rsid w:val="00AD72B4"/>
     <w:rPr>
-      <w:color w:themeColor="hyperlink" w:val="467886"/>
+      <w:color w:val="467886" w:themeColor="hyperlink"/>
       <w:u w:val="single"/>
     </w:rPr>
   </w:style>
@@ -7164,10 +7372,10 @@
     <w:semiHidden/>
     <w:unhideWhenUsed/>
     <w:qFormat/>
-    <w:rsid w:val="00ad72b4"/>
+    <w:rsid w:val="00AD72B4"/>
     <w:rPr>
       <w:color w:val="605E5C"/>
-      <w:shd w:fill="E1DFDD" w:val="clear"/>
+      <w:shd w:val="clear" w:color="auto" w:fill="E1DFDD"/>
     </w:rPr>
   </w:style>
   <w:style w:type="character" w:styleId="FollowedHyperlink">
@@ -7176,23 +7384,23 @@
     <w:uiPriority w:val="99"/>
     <w:semiHidden/>
     <w:unhideWhenUsed/>
-    <w:rsid w:val="006b63cf"/>
+    <w:rsid w:val="006B63CF"/>
     <w:rPr>
-      <w:color w:themeColor="followedHyperlink" w:val="96607D"/>
+      <w:color w:val="96607D" w:themeColor="followedHyperlink"/>
       <w:u w:val="single"/>
     </w:rPr>
   </w:style>
-  <w:style w:type="paragraph" w:styleId="Heading">
+  <w:style w:type="paragraph" w:customStyle="1" w:styleId="Heading">
     <w:name w:val="Heading"/>
     <w:basedOn w:val="Normal"/>
     <w:next w:val="BodyText"/>
     <w:qFormat/>
     <w:pPr>
-      <w:keepNext w:val="true"/>
+      <w:keepNext/>
       <w:spacing w:before="240" w:after="120"/>
     </w:pPr>
     <w:rPr>
-      <w:rFonts w:ascii="Liberation Sans" w:hAnsi="Liberation Sans" w:eastAsia="Noto Sans CJK SC" w:cs="Noto Sans Devanagari"/>
+      <w:rFonts w:ascii="Liberation Sans" w:eastAsia="Noto Sans CJK SC" w:hAnsi="Liberation Sans" w:cs="Noto Sans Devanagari"/>
       <w:sz w:val="28"/>
       <w:szCs w:val="28"/>
     </w:rPr>
@@ -7201,14 +7409,12 @@
     <w:name w:val="Body Text"/>
     <w:basedOn w:val="Normal"/>
     <w:pPr>
-      <w:spacing w:lineRule="auto" w:line="276" w:before="0" w:after="140"/>
+      <w:spacing w:after="140" w:line="276" w:lineRule="auto"/>
     </w:pPr>
-    <w:rPr/>
   </w:style>
   <w:style w:type="paragraph" w:styleId="List">
     <w:name w:val="List"/>
     <w:basedOn w:val="BodyText"/>
-    <w:pPr/>
     <w:rPr>
       <w:rFonts w:cs="Noto Sans Devanagari"/>
     </w:rPr>
@@ -7220,18 +7426,18 @@
     <w:uiPriority w:val="35"/>
     <w:unhideWhenUsed/>
     <w:qFormat/>
-    <w:rsid w:val="003b0f06"/>
+    <w:rsid w:val="003B0F06"/>
     <w:pPr>
-      <w:spacing w:lineRule="auto" w:line="240" w:before="0" w:after="200"/>
+      <w:spacing w:after="200" w:line="240" w:lineRule="auto"/>
     </w:pPr>
     <w:rPr>
       <w:i/>
       <w:iCs/>
-      <w:color w:themeColor="text1" w:val="000000"/>
+      <w:color w:val="000000" w:themeColor="text1"/>
       <w:szCs w:val="18"/>
     </w:rPr>
   </w:style>
-  <w:style w:type="paragraph" w:styleId="Index">
+  <w:style w:type="paragraph" w:customStyle="1" w:styleId="Index">
     <w:name w:val="Index"/>
     <w:basedOn w:val="Normal"/>
     <w:qFormat/>
@@ -7249,15 +7455,14 @@
     <w:link w:val="TitleChar"/>
     <w:uiPriority w:val="10"/>
     <w:qFormat/>
-    <w:rsid w:val="00814dc8"/>
+    <w:rsid w:val="00814DC8"/>
     <w:pPr>
-      <w:spacing w:lineRule="auto" w:line="240" w:before="0" w:after="80"/>
+      <w:spacing w:after="80" w:line="240" w:lineRule="auto"/>
       <w:contextualSpacing/>
     </w:pPr>
     <w:rPr>
-      <w:rFonts w:ascii="Aptos Display" w:hAnsi="Aptos Display" w:eastAsia="" w:cs="" w:asciiTheme="majorHAnsi" w:cstheme="majorBidi" w:eastAsiaTheme="majorEastAsia" w:hAnsiTheme="majorHAnsi"/>
+      <w:rFonts w:asciiTheme="majorHAnsi" w:eastAsiaTheme="majorEastAsia" w:hAnsiTheme="majorHAnsi" w:cstheme="majorBidi"/>
       <w:spacing w:val="-10"/>
-      <w:kern w:val="2"/>
       <w:sz w:val="56"/>
       <w:szCs w:val="56"/>
     </w:rPr>
@@ -7269,11 +7474,10 @@
     <w:link w:val="SubtitleChar"/>
     <w:uiPriority w:val="11"/>
     <w:qFormat/>
-    <w:rsid w:val="00814dc8"/>
-    <w:pPr/>
+    <w:rsid w:val="00814DC8"/>
     <w:rPr>
-      <w:rFonts w:eastAsia="" w:cs="" w:cstheme="majorBidi" w:eastAsiaTheme="majorEastAsia"/>
-      <w:color w:themeColor="text1" w:themeTint="a6" w:val="595959"/>
+      <w:rFonts w:eastAsiaTheme="majorEastAsia" w:cstheme="majorBidi"/>
+      <w:color w:val="595959" w:themeColor="text1" w:themeTint="A6"/>
       <w:spacing w:val="15"/>
       <w:sz w:val="28"/>
       <w:szCs w:val="28"/>
@@ -7286,15 +7490,15 @@
     <w:link w:val="QuoteChar"/>
     <w:uiPriority w:val="29"/>
     <w:qFormat/>
-    <w:rsid w:val="00814dc8"/>
+    <w:rsid w:val="00814DC8"/>
     <w:pPr>
-      <w:spacing w:before="160" w:after="160"/>
+      <w:spacing w:before="160"/>
       <w:jc w:val="center"/>
     </w:pPr>
     <w:rPr>
       <w:i/>
       <w:iCs/>
-      <w:color w:themeColor="text1" w:themeTint="bf" w:val="404040"/>
+      <w:color w:val="404040" w:themeColor="text1" w:themeTint="BF"/>
     </w:rPr>
   </w:style>
   <w:style w:type="paragraph" w:styleId="ListParagraph">
@@ -7302,13 +7506,11 @@
     <w:basedOn w:val="Normal"/>
     <w:uiPriority w:val="34"/>
     <w:qFormat/>
-    <w:rsid w:val="00814dc8"/>
+    <w:rsid w:val="00814DC8"/>
     <w:pPr>
-      <w:spacing w:before="0" w:after="160"/>
-      <w:ind w:start="720"/>
+      <w:ind w:left="720"/>
       <w:contextualSpacing/>
     </w:pPr>
-    <w:rPr/>
   </w:style>
   <w:style w:type="paragraph" w:styleId="IntenseQuote">
     <w:name w:val="Intense Quote"/>
@@ -7317,55 +7519,32 @@
     <w:link w:val="IntenseQuoteChar"/>
     <w:uiPriority w:val="30"/>
     <w:qFormat/>
-    <w:rsid w:val="00814dc8"/>
+    <w:rsid w:val="00814DC8"/>
     <w:pPr>
       <w:pBdr>
-        <w:top w:val="single" w:sz="4" w:space="10" w:color="0F4761" w:themeColor="accent1" w:themeShade="bf"/>
-        <w:bottom w:val="single" w:sz="4" w:space="10" w:color="0F4761" w:themeColor="accent1" w:themeShade="bf"/>
+        <w:top w:val="single" w:sz="4" w:space="10" w:color="0F4761" w:themeColor="accent1" w:themeShade="BF"/>
+        <w:bottom w:val="single" w:sz="4" w:space="10" w:color="0F4761" w:themeColor="accent1" w:themeShade="BF"/>
       </w:pBdr>
       <w:spacing w:before="360" w:after="360"/>
-      <w:ind w:start="864" w:end="864"/>
+      <w:ind w:left="864" w:right="864"/>
       <w:jc w:val="center"/>
     </w:pPr>
     <w:rPr>
       <w:i/>
       <w:iCs/>
-      <w:color w:themeColor="accent1" w:themeShade="bf" w:val="0F4761"/>
+      <w:color w:val="0F4761" w:themeColor="accent1" w:themeShade="BF"/>
     </w:rPr>
   </w:style>
-  <w:style w:type="paragraph" w:styleId="FrameContents">
+  <w:style w:type="paragraph" w:customStyle="1" w:styleId="FrameContents">
     <w:name w:val="Frame Contents"/>
     <w:basedOn w:val="Normal"/>
     <w:qFormat/>
-    <w:pPr/>
-    <w:rPr/>
-  </w:style>
-  <w:style w:type="numbering" w:styleId="NoList" w:default="1">
-    <w:name w:val="No List"/>
-    <w:uiPriority w:val="99"/>
-    <w:semiHidden/>
-    <w:unhideWhenUsed/>
-    <w:qFormat/>
-  </w:style>
-  <w:style w:type="table" w:default="1" w:styleId="TableNormal">
-    <w:name w:val="Normal Table"/>
-    <w:uiPriority w:val="99"/>
-    <w:semiHidden/>
-    <w:unhideWhenUsed/>
-    <w:tblPr>
-      <w:tblCellMar>
-        <w:top w:w="0" w:type="dxa"/>
-        <w:left w:w="108" w:type="dxa"/>
-        <w:bottom w:w="0" w:type="dxa"/>
-        <w:right w:w="108" w:type="dxa"/>
-      </w:tblCellMar>
-    </w:tblPr>
   </w:style>
 </w:styles>
 </file>
 
 <file path=word/theme/theme1.xml><?xml version="1.0" encoding="utf-8"?>
-<a:theme xmlns:a="http://schemas.openxmlformats.org/drawingml/2006/main" xmlns:r="http://schemas.openxmlformats.org/officeDocument/2006/relationships" name="Office Theme">
+<a:theme xmlns:a="http://schemas.openxmlformats.org/drawingml/2006/main" name="Office Theme">
   <a:themeElements>
     <a:clrScheme name="Office">
       <a:dk1>
@@ -7407,12 +7586,12 @@
     </a:clrScheme>
     <a:fontScheme name="Office">
       <a:majorFont>
-        <a:latin typeface="Aptos Display" panose="02110004020202020204" pitchFamily="0" charset="1"/>
+        <a:latin typeface="Aptos Display" panose="02110004020202020204"/>
         <a:ea typeface=""/>
         <a:cs typeface=""/>
       </a:majorFont>
       <a:minorFont>
-        <a:latin typeface="Aptos" panose="02110004020202020204" pitchFamily="0" charset="1"/>
+        <a:latin typeface="Aptos" panose="02110004020202020204"/>
         <a:ea typeface=""/>
         <a:cs typeface=""/>
       </a:minorFont>
@@ -7444,7 +7623,7 @@
             </a:gs>
           </a:gsLst>
           <a:lin ang="5400000" scaled="0"/>
-          <a:tileRect l="0" t="0" r="0" b="0"/>
+          <a:tileRect/>
         </a:gradFill>
         <a:gradFill>
           <a:gsLst>
@@ -7468,7 +7647,7 @@
             </a:gs>
           </a:gsLst>
           <a:lin ang="5400000" scaled="0"/>
-          <a:tileRect l="0" t="0" r="0" b="0"/>
+          <a:tileRect/>
         </a:gradFill>
       </a:fillStyleLst>
       <a:lnStyleLst>
@@ -7528,15 +7707,38 @@
             </a:gs>
           </a:gsLst>
           <a:lin ang="5400000" scaled="0"/>
-          <a:tileRect l="0" t="0" r="0" b="0"/>
+          <a:tileRect/>
         </a:gradFill>
       </a:bgFillStyleLst>
     </a:fmtScheme>
   </a:themeElements>
+  <a:objectDefaults/>
+  <a:extraClrSchemeLst/>
 </a:theme>
 </file>
 
 <file path=customXml/item1.xml><?xml version="1.0" encoding="utf-8"?>
+<p:properties xmlns:p="http://schemas.microsoft.com/office/2006/metadata/properties" xmlns:xsi="http://www.w3.org/2001/XMLSchema-instance" xmlns:pc="http://schemas.microsoft.com/office/infopath/2007/PartnerControls">
+  <documentManagement>
+    <PartNumber xmlns="0ad71be4-300e-4da4-9890-e32ad5c0a962" xsi:nil="true"/>
+    <TaxCatchAll xmlns="c631679c-bfd8-4445-9cda-c9f05602c282" xsi:nil="true"/>
+    <lcf76f155ced4ddcb4097134ff3c332f xmlns="0ad71be4-300e-4da4-9890-e32ad5c0a962">
+      <Terms xmlns="http://schemas.microsoft.com/office/infopath/2007/PartnerControls"/>
+    </lcf76f155ced4ddcb4097134ff3c332f>
+  </documentManagement>
+</p:properties>
+</file>
+
+<file path=customXml/item2.xml><?xml version="1.0" encoding="utf-8"?>
+<?mso-contentType ?>
+<FormTemplates xmlns="http://schemas.microsoft.com/sharepoint/v3/contenttype/forms">
+  <Display>DocumentLibraryForm</Display>
+  <Edit>DocumentLibraryForm</Edit>
+  <New>DocumentLibraryForm</New>
+</FormTemplates>
+</file>
+
+<file path=customXml/item3.xml><?xml version="1.0" encoding="utf-8"?>
 <ct:contentTypeSchema xmlns:ct="http://schemas.microsoft.com/office/2006/metadata/contentType" xmlns:ma="http://schemas.microsoft.com/office/2006/metadata/properties/metaAttributes" ct:_="" ma:_="" ma:contentTypeName="Document" ma:contentTypeID="0x0101000AC20C0D73B1E34F9B2B46F6AD2F766E" ma:contentTypeVersion="14" ma:contentTypeDescription="Create a new document." ma:contentTypeScope="" ma:versionID="46225f4707eac3d6eb376a3d996c0d6b">
   <xsd:schema xmlns:xsd="http://www.w3.org/2001/XMLSchema" xmlns:xs="http://www.w3.org/2001/XMLSchema" xmlns:p="http://schemas.microsoft.com/office/2006/metadata/properties" xmlns:ns2="0ad71be4-300e-4da4-9890-e32ad5c0a962" xmlns:ns3="c631679c-bfd8-4445-9cda-c9f05602c282" targetNamespace="http://schemas.microsoft.com/office/2006/metadata/properties" ma:root="true" ma:fieldsID="9ce227525533969de88b2603fe31c150" ns2:_="" ns3:_="">
     <xsd:import namespace="0ad71be4-300e-4da4-9890-e32ad5c0a962"/>
@@ -7749,28 +7951,26 @@
 </ct:contentTypeSchema>
 </file>
 
-<file path=customXml/item2.xml><?xml version="1.0" encoding="utf-8"?>
-<?mso-contentType ?>
-<FormTemplates xmlns="http://schemas.microsoft.com/sharepoint/v3/contenttype/forms">
-  <Display>DocumentLibraryForm</Display>
-  <Edit>DocumentLibraryForm</Edit>
-  <New>DocumentLibraryForm</New>
-</FormTemplates>
+<file path=customXml/itemProps1.xml><?xml version="1.0" encoding="utf-8"?>
+<ds:datastoreItem xmlns:ds="http://schemas.openxmlformats.org/officeDocument/2006/customXml" ds:itemID="{B253B42D-A807-4CAA-8FA4-4DA2EC658818}">
+  <ds:schemaRefs>
+    <ds:schemaRef ds:uri="http://schemas.microsoft.com/office/2006/metadata/properties"/>
+    <ds:schemaRef ds:uri="http://schemas.microsoft.com/office/infopath/2007/PartnerControls"/>
+    <ds:schemaRef ds:uri="0ad71be4-300e-4da4-9890-e32ad5c0a962"/>
+    <ds:schemaRef ds:uri="c631679c-bfd8-4445-9cda-c9f05602c282"/>
+  </ds:schemaRefs>
+</ds:datastoreItem>
 </file>
 
-<file path=customXml/item3.xml><?xml version="1.0" encoding="utf-8"?>
-<p:properties xmlns:p="http://schemas.microsoft.com/office/2006/metadata/properties" xmlns:xsi="http://www.w3.org/2001/XMLSchema-instance" xmlns:pc="http://schemas.microsoft.com/office/infopath/2007/PartnerControls">
-  <documentManagement>
-    <PartNumber xmlns="0ad71be4-300e-4da4-9890-e32ad5c0a962" xsi:nil="true"/>
-    <TaxCatchAll xmlns="c631679c-bfd8-4445-9cda-c9f05602c282" xsi:nil="true"/>
-    <lcf76f155ced4ddcb4097134ff3c332f xmlns="0ad71be4-300e-4da4-9890-e32ad5c0a962">
-      <Terms xmlns="http://schemas.microsoft.com/office/infopath/2007/PartnerControls"/>
-    </lcf76f155ced4ddcb4097134ff3c332f>
-  </documentManagement>
-</p:properties>
+<file path=customXml/itemProps2.xml><?xml version="1.0" encoding="utf-8"?>
+<ds:datastoreItem xmlns:ds="http://schemas.openxmlformats.org/officeDocument/2006/customXml" ds:itemID="{C0F23239-E333-4032-AC80-25A4613621CD}">
+  <ds:schemaRefs>
+    <ds:schemaRef ds:uri="http://schemas.microsoft.com/sharepoint/v3/contenttype/forms"/>
+  </ds:schemaRefs>
+</ds:datastoreItem>
 </file>
 
-<file path=customXml/itemProps1.xml><?xml version="1.0" encoding="utf-8"?>
+<file path=customXml/itemProps3.xml><?xml version="1.0" encoding="utf-8"?>
 <ds:datastoreItem xmlns:ds="http://schemas.openxmlformats.org/officeDocument/2006/customXml" ds:itemID="{D1F8F129-F164-4506-9D59-3AFEFB715C23}">
   <ds:schemaRefs>
     <ds:schemaRef ds:uri="http://schemas.microsoft.com/office/2006/metadata/contentType"/>
@@ -7787,23 +7987,4 @@
     <ds:schemaRef ds:uri="http://schemas.microsoft.com/internal/obd"/>
   </ds:schemaRefs>
 </ds:datastoreItem>
-</file>
-
-<file path=customXml/itemProps2.xml><?xml version="1.0" encoding="utf-8"?>
-<ds:datastoreItem xmlns:ds="http://schemas.openxmlformats.org/officeDocument/2006/customXml" ds:itemID="{C0F23239-E333-4032-AC80-25A4613621CD}">
-  <ds:schemaRefs>
-    <ds:schemaRef ds:uri="http://schemas.microsoft.com/sharepoint/v3/contenttype/forms"/>
-  </ds:schemaRefs>
-</ds:datastoreItem>
-</file>
-
-<file path=customXml/itemProps3.xml><?xml version="1.0" encoding="utf-8"?>
-<ds:datastoreItem xmlns:ds="http://schemas.openxmlformats.org/officeDocument/2006/customXml" ds:itemID="{B253B42D-A807-4CAA-8FA4-4DA2EC658818}">
-  <ds:schemaRefs>
-    <ds:schemaRef ds:uri="http://schemas.microsoft.com/office/2006/metadata/properties"/>
-    <ds:schemaRef ds:uri="http://schemas.microsoft.com/office/infopath/2007/PartnerControls"/>
-    <ds:schemaRef ds:uri="0ad71be4-300e-4da4-9890-e32ad5c0a962"/>
-    <ds:schemaRef ds:uri="c631679c-bfd8-4445-9cda-c9f05602c282"/>
-  </ds:schemaRefs>
-</ds:datastoreItem>
 </file>
--- a/Theo_Devos-Vernes_c3479858_NUTeams2200Onboarding2026.docx
+++ b/Theo_Devos-Vernes_c3479858_NUTeams2200Onboarding2026.docx
@@ -1,9 +1,10 @@
 
 <file path=word/document.xml><?xml version="1.0" encoding="utf-8"?>
-<w:document xmlns:wpc="http://schemas.microsoft.com/office/word/2010/wordprocessingCanvas" xmlns:cx="http://schemas.microsoft.com/office/drawing/2014/chartex" xmlns:cx1="http://schemas.microsoft.com/office/drawing/2015/9/8/chartex" xmlns:cx2="http://schemas.microsoft.com/office/drawing/2015/10/21/chartex" xmlns:cx3="http://schemas.microsoft.com/office/drawing/2016/5/9/chartex" xmlns:cx4="http://schemas.microsoft.com/office/drawing/2016/5/10/chartex" xmlns:cx5="http://schemas.microsoft.com/office/drawing/2016/5/11/chartex" xmlns:cx6="http://schemas.microsoft.com/office/drawing/2016/5/12/chartex" xmlns:cx7="http://schemas.microsoft.com/office/drawing/2016/5/13/chartex" xmlns:cx8="http://schemas.microsoft.com/office/drawing/2016/5/14/chartex" xmlns:mc="http://schemas.openxmlformats.org/markup-compatibility/2006" xmlns:m="http://schemas.openxmlformats.org/officeDocument/2006/math" xmlns:aink="http://schemas.microsoft.com/office/drawing/2016/ink" xmlns:am3d="http://schemas.microsoft.com/office/drawing/2017/model3d" xmlns:oel="http://schemas.microsoft.com/office/2019/extlst" xmlns:r="http://schemas.openxmlformats.org/officeDocument/2006/relationships" xmlns:wp14="http://schemas.microsoft.com/office/word/2010/wordprocessingDrawing" xmlns:wp="http://schemas.openxmlformats.org/drawingml/2006/wordprocessingDrawing" xmlns:wpg="http://schemas.microsoft.com/office/word/2010/wordprocessingGroup" xmlns:wpi="http://schemas.microsoft.com/office/word/2010/wordprocessingInk" xmlns:wps="http://schemas.microsoft.com/office/word/2010/wordprocessingShape" xmlns:o="urn:schemas-microsoft-com:office:office" xmlns:v="urn:schemas-microsoft-com:vml" xmlns:w10="urn:schemas-microsoft-com:office:word" xmlns:w="http://schemas.openxmlformats.org/wordprocessingml/2006/main" xmlns:w14="http://schemas.microsoft.com/office/word/2010/wordml" xmlns:w15="http://schemas.microsoft.com/office/word/2012/wordml" xmlns:w16cex="http://schemas.microsoft.com/office/word/2018/wordml/cex" xmlns:w16cid="http://schemas.microsoft.com/office/word/2016/wordml/cid" xmlns:w16="http://schemas.microsoft.com/office/word/2018/wordml" xmlns:w16sdtdh="http://schemas.microsoft.com/office/word/2020/wordml/sdtdatahash" xmlns:w16sdtfl="http://schemas.microsoft.com/office/word/2024/wordml/sdtformatlock" xmlns:w16se="http://schemas.microsoft.com/office/word/2015/wordml/symex" xmlns:w16du="http://schemas.microsoft.com/office/word/2023/wordml/word16du" xmlns:wne="http://schemas.microsoft.com/office/word/2006/wordml" mc:Ignorable="w14 w15 w16se w16cid w16 w16cex w16sdtdh w16sdtfl w16du wp14">
+<w:document xmlns:o="urn:schemas-microsoft-com:office:office" xmlns:r="http://schemas.openxmlformats.org/officeDocument/2006/relationships" xmlns:v="urn:schemas-microsoft-com:vml" xmlns:w="http://schemas.openxmlformats.org/wordprocessingml/2006/main" xmlns:w10="urn:schemas-microsoft-com:office:word" xmlns:wp="http://schemas.openxmlformats.org/drawingml/2006/wordprocessingDrawing" xmlns:pic="http://schemas.openxmlformats.org/drawingml/2006/picture" xmlns:wps="http://schemas.microsoft.com/office/word/2010/wordprocessingShape" xmlns:wpg="http://schemas.microsoft.com/office/word/2010/wordprocessingGroup" xmlns:mc="http://schemas.openxmlformats.org/markup-compatibility/2006" xmlns:wp14="http://schemas.microsoft.com/office/word/2010/wordprocessingDrawing" xmlns:w14="http://schemas.microsoft.com/office/word/2010/wordml" xmlns:w15="http://schemas.microsoft.com/office/word/2012/wordml" mc:Ignorable="w14 wp14 w15">
   <w:body>
     <w:p>
       <w:pPr>
+        <w:pStyle w:val="Normal"/>
         <w:rPr>
           <w:b/>
           <w:bCs/>
@@ -24,7 +25,6 @@
         </w:rPr>
         <w:t xml:space="preserve"> </w:t>
       </w:r>
-      <w:proofErr w:type="spellStart"/>
       <w:r>
         <w:rPr>
           <w:b/>
@@ -34,9 +34,136 @@
           <w:u w:val="single"/>
           <w:lang w:val="en-GB"/>
         </w:rPr>
-        <w:t>NUTeams</w:t>
-      </w:r>
-      <w:proofErr w:type="spellEnd"/>
+        <w:t xml:space="preserve">NUTeams onboarding Portfolio </w:t>
+      </w:r>
+    </w:p>
+    <w:p>
+      <w:pPr>
+        <w:pStyle w:val="Normal"/>
+        <w:rPr>
+          <w:lang w:val="en-GB"/>
+        </w:rPr>
+      </w:pPr>
+      <w:r>
+        <w:rPr>
+          <w:lang w:val="en-GB"/>
+        </w:rPr>
+        <w:t xml:space="preserve">This is your NUTeams training portfolio. Download and complete this document as you complete onboarding exercises and submit it as evidence these tasks have been completed. </w:t>
+      </w:r>
+    </w:p>
+    <w:p>
+      <w:pPr>
+        <w:pStyle w:val="Normal"/>
+        <w:rPr>
+          <w:lang w:val="en-GB"/>
+        </w:rPr>
+      </w:pPr>
+      <w:r>
+        <w:rPr>
+          <w:lang w:val="en-GB"/>
+        </w:rPr>
+        <w:t xml:space="preserve">All tasks are required, all evidence is required for each task. </w:t>
+      </w:r>
+    </w:p>
+    <w:p>
+      <w:pPr>
+        <w:pStyle w:val="Normal"/>
+        <w:rPr>
+          <w:lang w:val="en-GB"/>
+        </w:rPr>
+      </w:pPr>
+      <w:r>
+        <w:rPr>
+          <w:lang w:val="en-GB"/>
+        </w:rPr>
+        <w:t xml:space="preserve">It is acceptable for you to have completed tasks before 2026 and have them counted, however you will need to provide appropriate evidence, as agreed by Malcolm or Dylan. If you do not have evidence you will need to redo the task. </w:t>
+      </w:r>
+    </w:p>
+    <w:p>
+      <w:pPr>
+        <w:pStyle w:val="Normal"/>
+        <w:rPr>
+          <w:rFonts w:ascii="Aptos" w:hAnsi="Aptos" w:eastAsia="Aptos" w:cs="Aptos"/>
+        </w:rPr>
+      </w:pPr>
+      <w:r>
+        <w:rPr>
+          <w:lang w:val="en-GB"/>
+        </w:rPr>
+        <w:t>Most evidence will require an Approver. The Approvers for 2026 are:</w:t>
+      </w:r>
+      <w:r>
+        <w:rPr/>
+        <w:br/>
+      </w:r>
+      <w:r>
+        <w:rPr>
+          <w:rFonts w:eastAsia="Aptos" w:cs="Aptos" w:ascii="Aptos" w:hAnsi="Aptos"/>
+          <w:color w:themeColor="text1" w:val="000000"/>
+        </w:rPr>
+        <w:t>Malcolm Sidney, Adam Minett (NURacing), John Wong (NUMarine), Rylie Heller (NURocketry), Ben Erwin (NUMarine), Riley Wollen (NURacing), Oliver O’Grady (NURocketry), and Dylan Cuskelly – note you do not need to get an approver from your team at this stage, any availible approver can mark you off.</w:t>
+      </w:r>
+    </w:p>
+    <w:p>
+      <w:pPr>
+        <w:pStyle w:val="Normal"/>
+        <w:rPr>
+          <w:lang w:val="en-GB"/>
+        </w:rPr>
+      </w:pPr>
+      <w:r>
+        <w:rPr>
+          <w:lang w:val="en-GB"/>
+        </w:rPr>
+        <w:t xml:space="preserve">Deadlines for tasks are as listed with each task. All tasks must be completed before the deadlines. No extension will be granted for any reason. You may need to submit this document periodically throughout the onboarding process. You do not have to work though it linearly, do task in whatever order is most efficient. </w:t>
+      </w:r>
+    </w:p>
+    <w:p>
+      <w:pPr>
+        <w:pStyle w:val="Normal"/>
+        <w:rPr>
+          <w:lang w:val="en-GB"/>
+        </w:rPr>
+      </w:pPr>
+      <w:r>
+        <w:rPr>
+          <w:lang w:val="en-GB"/>
+        </w:rPr>
+        <w:t>It is your responsibility to manage your time appropriately as a professional. Your ability to complete tasks on time and to an appropriate standard is one of the components being measured.</w:t>
+      </w:r>
+    </w:p>
+    <w:p>
+      <w:pPr>
+        <w:pStyle w:val="Normal"/>
+        <w:rPr>
+          <w:lang w:val="en-GB"/>
+        </w:rPr>
+      </w:pPr>
+      <w:r>
+        <w:rPr>
+          <w:lang w:val="en-GB"/>
+        </w:rPr>
+        <w:t xml:space="preserve">If you are having trouble completing tasks or collecting appropriate evidence reach out early. </w:t>
+      </w:r>
+    </w:p>
+    <w:p>
+      <w:pPr>
+        <w:pStyle w:val="Normal"/>
+        <w:rPr>
+          <w:lang w:val="en-GB"/>
+        </w:rPr>
+      </w:pPr>
+      <w:r>
+        <w:rPr>
+          <w:lang w:val="en-GB"/>
+        </w:rPr>
+        <w:t xml:space="preserve">If you are uncomfortable having your photo taken please reach out so we can organise other arrangements. </w:t>
+      </w:r>
+      <w:r>
+        <w:rPr/>
+        <w:br/>
+        <w:br/>
+      </w:r>
       <w:r>
         <w:rPr>
           <w:b/>
@@ -46,327 +173,28 @@
           <w:u w:val="single"/>
           <w:lang w:val="en-GB"/>
         </w:rPr>
-        <w:t xml:space="preserve"> onboarding Portfolio </w:t>
-      </w:r>
-    </w:p>
-    <w:p>
-      <w:pPr>
-        <w:rPr>
-          <w:lang w:val="en-GB"/>
-        </w:rPr>
-      </w:pPr>
-      <w:r>
-        <w:rPr>
-          <w:lang w:val="en-GB"/>
-        </w:rPr>
-        <w:t xml:space="preserve">This is your </w:t>
-      </w:r>
-      <w:proofErr w:type="spellStart"/>
-      <w:r>
-        <w:rPr>
-          <w:lang w:val="en-GB"/>
-        </w:rPr>
-        <w:t>NUTeams</w:t>
-      </w:r>
-      <w:proofErr w:type="spellEnd"/>
-      <w:r>
-        <w:rPr>
-          <w:lang w:val="en-GB"/>
-        </w:rPr>
-        <w:t xml:space="preserve"> training portfolio. Download and complete this document as you complete onboarding exercises and submit it as evidence these tasks have been completed. </w:t>
-      </w:r>
-    </w:p>
-    <w:p>
-      <w:pPr>
-        <w:rPr>
-          <w:lang w:val="en-GB"/>
-        </w:rPr>
-      </w:pPr>
-      <w:r>
-        <w:rPr>
-          <w:lang w:val="en-GB"/>
-        </w:rPr>
-        <w:t xml:space="preserve">All tasks are </w:t>
-      </w:r>
-      <w:proofErr w:type="gramStart"/>
-      <w:r>
-        <w:rPr>
-          <w:lang w:val="en-GB"/>
-        </w:rPr>
-        <w:t>required,</w:t>
-      </w:r>
-      <w:proofErr w:type="gramEnd"/>
-      <w:r>
-        <w:rPr>
-          <w:lang w:val="en-GB"/>
-        </w:rPr>
-        <w:t xml:space="preserve"> all evidence is required for each task. </w:t>
-      </w:r>
-    </w:p>
-    <w:p>
-      <w:pPr>
-        <w:rPr>
-          <w:lang w:val="en-GB"/>
-        </w:rPr>
-      </w:pPr>
-      <w:r>
-        <w:rPr>
-          <w:lang w:val="en-GB"/>
-        </w:rPr>
-        <w:t xml:space="preserve">It is acceptable for you to have completed tasks before 2026 and have them counted, however you will need to provide appropriate evidence, as agreed by Malcolm or Dylan. If you do not have </w:t>
-      </w:r>
-      <w:proofErr w:type="gramStart"/>
-      <w:r>
-        <w:rPr>
-          <w:lang w:val="en-GB"/>
-        </w:rPr>
-        <w:t>evidence</w:t>
-      </w:r>
-      <w:proofErr w:type="gramEnd"/>
-      <w:r>
-        <w:rPr>
-          <w:lang w:val="en-GB"/>
-        </w:rPr>
-        <w:t xml:space="preserve"> you will need to redo the task. </w:t>
-      </w:r>
-    </w:p>
-    <w:p>
-      <w:pPr>
-        <w:rPr>
-          <w:rFonts w:ascii="Aptos" w:eastAsia="Aptos" w:hAnsi="Aptos" w:cs="Aptos"/>
-        </w:rPr>
-      </w:pPr>
-      <w:r>
-        <w:rPr>
-          <w:lang w:val="en-GB"/>
-        </w:rPr>
-        <w:t>Most evidence will require an Approver. The Approvers for 2026 are:</w:t>
-      </w:r>
-      <w:r>
+        <w:t xml:space="preserve">Submission requirements </w:t>
+      </w:r>
+    </w:p>
+    <w:p>
+      <w:pPr>
+        <w:pStyle w:val="Normal"/>
+        <w:rPr>
+          <w:lang w:val="en-GB"/>
+        </w:rPr>
+      </w:pPr>
+      <w:r>
+        <w:rPr>
+          <w:lang w:val="en-GB"/>
+        </w:rPr>
+        <w:t xml:space="preserve">You are required to name this document: Firstname_lastname_c1234567_NUTeams2200Onboarding2026. </w:t>
+      </w:r>
+      <w:r>
+        <w:rPr/>
         <w:br/>
       </w:r>
       <w:r>
         <w:rPr>
-          <w:rFonts w:ascii="Aptos" w:eastAsia="Aptos" w:hAnsi="Aptos" w:cs="Aptos"/>
-          <w:color w:val="000000" w:themeColor="text1"/>
-        </w:rPr>
-        <w:t>Malcolm Sidney, Adam Minett (</w:t>
-      </w:r>
-      <w:proofErr w:type="spellStart"/>
-      <w:r>
-        <w:rPr>
-          <w:rFonts w:ascii="Aptos" w:eastAsia="Aptos" w:hAnsi="Aptos" w:cs="Aptos"/>
-          <w:color w:val="000000" w:themeColor="text1"/>
-        </w:rPr>
-        <w:t>NURacing</w:t>
-      </w:r>
-      <w:proofErr w:type="spellEnd"/>
-      <w:r>
-        <w:rPr>
-          <w:rFonts w:ascii="Aptos" w:eastAsia="Aptos" w:hAnsi="Aptos" w:cs="Aptos"/>
-          <w:color w:val="000000" w:themeColor="text1"/>
-        </w:rPr>
-        <w:t>), John Wong (</w:t>
-      </w:r>
-      <w:proofErr w:type="spellStart"/>
-      <w:r>
-        <w:rPr>
-          <w:rFonts w:ascii="Aptos" w:eastAsia="Aptos" w:hAnsi="Aptos" w:cs="Aptos"/>
-          <w:color w:val="000000" w:themeColor="text1"/>
-        </w:rPr>
-        <w:t>NUMarine</w:t>
-      </w:r>
-      <w:proofErr w:type="spellEnd"/>
-      <w:r>
-        <w:rPr>
-          <w:rFonts w:ascii="Aptos" w:eastAsia="Aptos" w:hAnsi="Aptos" w:cs="Aptos"/>
-          <w:color w:val="000000" w:themeColor="text1"/>
-        </w:rPr>
-        <w:t>), Rylie Heller (</w:t>
-      </w:r>
-      <w:proofErr w:type="spellStart"/>
-      <w:r>
-        <w:rPr>
-          <w:rFonts w:ascii="Aptos" w:eastAsia="Aptos" w:hAnsi="Aptos" w:cs="Aptos"/>
-          <w:color w:val="000000" w:themeColor="text1"/>
-        </w:rPr>
-        <w:t>NURocketry</w:t>
-      </w:r>
-      <w:proofErr w:type="spellEnd"/>
-      <w:r>
-        <w:rPr>
-          <w:rFonts w:ascii="Aptos" w:eastAsia="Aptos" w:hAnsi="Aptos" w:cs="Aptos"/>
-          <w:color w:val="000000" w:themeColor="text1"/>
-        </w:rPr>
-        <w:t>), Ben Erwin (</w:t>
-      </w:r>
-      <w:proofErr w:type="spellStart"/>
-      <w:r>
-        <w:rPr>
-          <w:rFonts w:ascii="Aptos" w:eastAsia="Aptos" w:hAnsi="Aptos" w:cs="Aptos"/>
-          <w:color w:val="000000" w:themeColor="text1"/>
-        </w:rPr>
-        <w:t>NUMarine</w:t>
-      </w:r>
-      <w:proofErr w:type="spellEnd"/>
-      <w:r>
-        <w:rPr>
-          <w:rFonts w:ascii="Aptos" w:eastAsia="Aptos" w:hAnsi="Aptos" w:cs="Aptos"/>
-          <w:color w:val="000000" w:themeColor="text1"/>
-        </w:rPr>
-        <w:t>), Riley Wollen (</w:t>
-      </w:r>
-      <w:proofErr w:type="spellStart"/>
-      <w:r>
-        <w:rPr>
-          <w:rFonts w:ascii="Aptos" w:eastAsia="Aptos" w:hAnsi="Aptos" w:cs="Aptos"/>
-          <w:color w:val="000000" w:themeColor="text1"/>
-        </w:rPr>
-        <w:t>NURacing</w:t>
-      </w:r>
-      <w:proofErr w:type="spellEnd"/>
-      <w:r>
-        <w:rPr>
-          <w:rFonts w:ascii="Aptos" w:eastAsia="Aptos" w:hAnsi="Aptos" w:cs="Aptos"/>
-          <w:color w:val="000000" w:themeColor="text1"/>
-        </w:rPr>
-        <w:t>), Oliver O’Grady (</w:t>
-      </w:r>
-      <w:proofErr w:type="spellStart"/>
-      <w:r>
-        <w:rPr>
-          <w:rFonts w:ascii="Aptos" w:eastAsia="Aptos" w:hAnsi="Aptos" w:cs="Aptos"/>
-          <w:color w:val="000000" w:themeColor="text1"/>
-        </w:rPr>
-        <w:t>NURocketry</w:t>
-      </w:r>
-      <w:proofErr w:type="spellEnd"/>
-      <w:r>
-        <w:rPr>
-          <w:rFonts w:ascii="Aptos" w:eastAsia="Aptos" w:hAnsi="Aptos" w:cs="Aptos"/>
-          <w:color w:val="000000" w:themeColor="text1"/>
-        </w:rPr>
-        <w:t xml:space="preserve">), and Dylan </w:t>
-      </w:r>
-      <w:proofErr w:type="spellStart"/>
-      <w:r>
-        <w:rPr>
-          <w:rFonts w:ascii="Aptos" w:eastAsia="Aptos" w:hAnsi="Aptos" w:cs="Aptos"/>
-          <w:color w:val="000000" w:themeColor="text1"/>
-        </w:rPr>
-        <w:t>Cuskelly</w:t>
-      </w:r>
-      <w:proofErr w:type="spellEnd"/>
-      <w:r>
-        <w:rPr>
-          <w:rFonts w:ascii="Aptos" w:eastAsia="Aptos" w:hAnsi="Aptos" w:cs="Aptos"/>
-          <w:color w:val="000000" w:themeColor="text1"/>
-        </w:rPr>
-        <w:t xml:space="preserve"> – note you do not need to get an approver from your team at this stage, any </w:t>
-      </w:r>
-      <w:proofErr w:type="spellStart"/>
-      <w:r>
-        <w:rPr>
-          <w:rFonts w:ascii="Aptos" w:eastAsia="Aptos" w:hAnsi="Aptos" w:cs="Aptos"/>
-          <w:color w:val="000000" w:themeColor="text1"/>
-        </w:rPr>
-        <w:t>availible</w:t>
-      </w:r>
-      <w:proofErr w:type="spellEnd"/>
-      <w:r>
-        <w:rPr>
-          <w:rFonts w:ascii="Aptos" w:eastAsia="Aptos" w:hAnsi="Aptos" w:cs="Aptos"/>
-          <w:color w:val="000000" w:themeColor="text1"/>
-        </w:rPr>
-        <w:t xml:space="preserve"> approver can mark you off.</w:t>
-      </w:r>
-    </w:p>
-    <w:p>
-      <w:pPr>
-        <w:rPr>
-          <w:lang w:val="en-GB"/>
-        </w:rPr>
-      </w:pPr>
-      <w:r>
-        <w:rPr>
-          <w:lang w:val="en-GB"/>
-        </w:rPr>
-        <w:t xml:space="preserve">Deadlines for tasks are as listed with each task. All tasks must be completed before the deadlines. No extension will be granted for any reason. You may need to submit this document periodically throughout the onboarding process. You do not have to work though it linearly, do task in whatever order is most efficient. </w:t>
-      </w:r>
-    </w:p>
-    <w:p>
-      <w:pPr>
-        <w:rPr>
-          <w:lang w:val="en-GB"/>
-        </w:rPr>
-      </w:pPr>
-      <w:r>
-        <w:rPr>
-          <w:lang w:val="en-GB"/>
-        </w:rPr>
-        <w:t>It is your responsibility to manage your time appropriately as a professional. Your ability to complete tasks on time and to an appropriate standard is one of the components being measured.</w:t>
-      </w:r>
-    </w:p>
-    <w:p>
-      <w:pPr>
-        <w:rPr>
-          <w:lang w:val="en-GB"/>
-        </w:rPr>
-      </w:pPr>
-      <w:r>
-        <w:rPr>
-          <w:lang w:val="en-GB"/>
-        </w:rPr>
-        <w:t xml:space="preserve">If you are having trouble completing tasks or collecting appropriate evidence reach out early. </w:t>
-      </w:r>
-    </w:p>
-    <w:p>
-      <w:pPr>
-        <w:rPr>
-          <w:lang w:val="en-GB"/>
-        </w:rPr>
-      </w:pPr>
-      <w:r>
-        <w:rPr>
-          <w:lang w:val="en-GB"/>
-        </w:rPr>
-        <w:t xml:space="preserve">If you are uncomfortable having your photo taken please reach out so we can organise other arrangements. </w:t>
-      </w:r>
-      <w:r>
-        <w:br/>
-      </w:r>
-      <w:r>
-        <w:br/>
-      </w:r>
-      <w:r>
-        <w:rPr>
-          <w:b/>
-          <w:bCs/>
-          <w:sz w:val="32"/>
-          <w:szCs w:val="32"/>
-          <w:u w:val="single"/>
-          <w:lang w:val="en-GB"/>
-        </w:rPr>
-        <w:t xml:space="preserve">Submission requirements </w:t>
-      </w:r>
-    </w:p>
-    <w:p>
-      <w:pPr>
-        <w:rPr>
-          <w:lang w:val="en-GB"/>
-        </w:rPr>
-      </w:pPr>
-      <w:r>
-        <w:rPr>
-          <w:lang w:val="en-GB"/>
-        </w:rPr>
-        <w:t xml:space="preserve">You are required to name this document: Firstname_lastname_c1234567_NUTeams2200Onboarding2026. </w:t>
-      </w:r>
-      <w:r>
-        <w:br/>
-      </w:r>
-      <w:r>
-        <w:rPr>
           <w:lang w:val="en-GB"/>
         </w:rPr>
         <w:t xml:space="preserve">You are required to submit this document to canvas as a .docx as ‘Assignment 1’ BEFORE 5pm Friday 11/09/26. Some tasks must be completed before this date. </w:t>
@@ -374,15 +202,26 @@
     </w:p>
     <w:p>
       <w:pPr>
-        <w:rPr>
-          <w:lang w:val="en-GB"/>
-        </w:rPr>
-      </w:pPr>
+        <w:pStyle w:val="Normal"/>
+        <w:rPr>
+          <w:lang w:val="en-GB"/>
+        </w:rPr>
+      </w:pPr>
+      <w:r>
+        <w:rPr>
+          <w:lang w:val="en-GB"/>
+        </w:rPr>
+      </w:r>
       <w:r>
         <w:br w:type="page"/>
       </w:r>
     </w:p>
     <w:p>
+      <w:pPr>
+        <w:pStyle w:val="Normal"/>
+        <w:spacing w:before="0" w:after="160"/>
+        <w:rPr/>
+      </w:pPr>
       <w:r>
         <w:rPr>
           <w:b/>
@@ -391,7 +230,6 @@
           <w:szCs w:val="28"/>
           <w:u w:val="single"/>
         </w:rPr>
-        <w:lastRenderedPageBreak/>
         <w:t>Required software.</w:t>
       </w:r>
       <w:r>
@@ -404,10 +242,9 @@
         <w:t xml:space="preserve"> </w:t>
       </w:r>
       <w:r>
+        <w:rPr/>
         <w:br/>
         <w:t xml:space="preserve">Join the following with your firstname.lastname@uon.edu.au account: </w:t>
-      </w:r>
-      <w:r>
         <w:br/>
       </w:r>
       <w:r>
@@ -418,9 +255,10 @@
         <w:t>ASANA</w:t>
       </w:r>
       <w:r>
+        <w:rPr/>
         <w:t xml:space="preserve"> - </w:t>
       </w:r>
-      <w:hyperlink r:id="rId7">
+      <w:hyperlink r:id="rId2">
         <w:r>
           <w:rPr>
             <w:rStyle w:val="Hyperlink"/>
@@ -429,6 +267,7 @@
         </w:r>
       </w:hyperlink>
       <w:r>
+        <w:rPr/>
         <w:t xml:space="preserve"> Go to setting, under profile, add your full name and a photo of yourself. Under </w:t>
       </w:r>
       <w:r>
@@ -439,6 +278,7 @@
         <w:t>Settings</w:t>
       </w:r>
       <w:r>
+        <w:rPr/>
         <w:t xml:space="preserve">, under </w:t>
       </w:r>
       <w:r>
@@ -449,41 +289,32 @@
         <w:t>notifications</w:t>
       </w:r>
       <w:r>
+        <w:rPr/>
         <w:t xml:space="preserve">, under </w:t>
       </w:r>
-      <w:proofErr w:type="gramStart"/>
       <w:r>
         <w:rPr>
           <w:i/>
           <w:iCs/>
         </w:rPr>
-        <w:t>Email</w:t>
-      </w:r>
-      <w:proofErr w:type="gramEnd"/>
+        <w:t xml:space="preserve">Email </w:t>
+      </w:r>
+      <w:r>
+        <w:rPr/>
+        <w:t xml:space="preserve">turn off everything except </w:t>
+      </w:r>
       <w:r>
         <w:rPr>
           <w:i/>
           <w:iCs/>
         </w:rPr>
-        <w:t xml:space="preserve"> </w:t>
-      </w:r>
-      <w:r>
-        <w:t xml:space="preserve">turn off everything except </w:t>
-      </w:r>
-      <w:r>
-        <w:rPr>
-          <w:i/>
-          <w:iCs/>
-        </w:rPr>
         <w:t>someone mentions @username</w:t>
       </w:r>
       <w:r>
+        <w:rPr/>
         <w:t xml:space="preserve">. No items will be purchased unless your photo can be verified. </w:t>
-      </w:r>
-      <w:r>
         <w:br/>
       </w:r>
-      <w:proofErr w:type="spellStart"/>
       <w:r>
         <w:rPr>
           <w:b/>
@@ -491,11 +322,11 @@
         </w:rPr>
         <w:t>OnShape</w:t>
       </w:r>
-      <w:proofErr w:type="spellEnd"/>
-      <w:r>
+      <w:r>
+        <w:rPr/>
         <w:t xml:space="preserve"> - </w:t>
       </w:r>
-      <w:hyperlink r:id="rId8">
+      <w:hyperlink r:id="rId3">
         <w:r>
           <w:rPr>
             <w:rStyle w:val="Hyperlink"/>
@@ -504,9 +335,8 @@
         </w:r>
       </w:hyperlink>
       <w:r>
+        <w:rPr/>
         <w:t xml:space="preserve"> </w:t>
-      </w:r>
-      <w:r>
         <w:br/>
       </w:r>
       <w:r>
@@ -517,9 +347,10 @@
         <w:t>ILab</w:t>
       </w:r>
       <w:r>
+        <w:rPr/>
         <w:t xml:space="preserve"> - </w:t>
       </w:r>
-      <w:hyperlink r:id="rId9">
+      <w:hyperlink r:id="rId4">
         <w:r>
           <w:rPr>
             <w:rStyle w:val="Hyperlink"/>
@@ -528,9 +359,8 @@
         </w:r>
       </w:hyperlink>
       <w:r>
+        <w:rPr/>
         <w:t xml:space="preserve"> - search "NU Teams" - don't enter a phone number, it is not required. </w:t>
-      </w:r>
-      <w:r>
         <w:br/>
       </w:r>
       <w:r>
@@ -541,9 +371,10 @@
         <w:t>GitHub</w:t>
       </w:r>
       <w:r>
+        <w:rPr/>
         <w:t xml:space="preserve"> - </w:t>
       </w:r>
-      <w:hyperlink r:id="rId10">
+      <w:hyperlink r:id="rId5">
         <w:r>
           <w:rPr>
             <w:rStyle w:val="Hyperlink"/>
@@ -552,12 +383,9 @@
         </w:r>
       </w:hyperlink>
       <w:r>
+        <w:rPr/>
         <w:t xml:space="preserve"> - you may sign up using your existing GitHub if you already have one.</w:t>
-      </w:r>
-      <w:r>
         <w:br/>
-      </w:r>
-      <w:r>
         <w:br/>
       </w:r>
       <w:r>
@@ -585,7 +413,7 @@
         </w:rPr>
         <w:t xml:space="preserve">online modules: </w:t>
       </w:r>
-      <w:hyperlink r:id="rId11">
+      <w:hyperlink r:id="rId6">
         <w:r>
           <w:rPr>
             <w:rStyle w:val="Hyperlink"/>
@@ -596,11 +424,13 @@
     </w:p>
     <w:p>
       <w:pPr>
-        <w:rPr>
-          <w:lang w:val="en-GB"/>
-        </w:rPr>
-      </w:pPr>
-      <w:r>
+        <w:pStyle w:val="Normal"/>
+        <w:rPr>
+          <w:lang w:val="en-GB"/>
+        </w:rPr>
+      </w:pPr>
+      <w:r>
+        <w:rPr/>
         <w:br/>
       </w:r>
       <w:r>
@@ -623,6 +453,7 @@
         <w:t xml:space="preserve"> </w:t>
       </w:r>
       <w:r>
+        <w:rPr/>
         <w:br/>
       </w:r>
       <w:r>
@@ -631,25 +462,7 @@
           <w:bCs/>
           <w:lang w:val="en-GB"/>
         </w:rPr>
-        <w:t xml:space="preserve">Self </w:t>
-      </w:r>
-      <w:proofErr w:type="gramStart"/>
-      <w:r>
-        <w:rPr>
-          <w:b/>
-          <w:bCs/>
-          <w:lang w:val="en-GB"/>
-        </w:rPr>
-        <w:t>enrol</w:t>
-      </w:r>
-      <w:proofErr w:type="gramEnd"/>
-      <w:r>
-        <w:rPr>
-          <w:b/>
-          <w:bCs/>
-          <w:lang w:val="en-GB"/>
-        </w:rPr>
-        <w:t xml:space="preserve"> link DO THIS FIRST:</w:t>
+        <w:t>Self enrol link DO THIS FIRST:</w:t>
       </w:r>
       <w:r>
         <w:rPr>
@@ -657,7 +470,7 @@
         </w:rPr>
         <w:t xml:space="preserve"> </w:t>
       </w:r>
-      <w:hyperlink r:id="rId12">
+      <w:hyperlink r:id="rId7">
         <w:r>
           <w:rPr>
             <w:rStyle w:val="Hyperlink"/>
@@ -675,49 +488,26 @@
     </w:p>
     <w:p>
       <w:pPr>
-        <w:rPr>
-          <w:lang w:val="en-GB"/>
-        </w:rPr>
-      </w:pPr>
-      <w:proofErr w:type="spellStart"/>
+        <w:pStyle w:val="Normal"/>
+        <w:rPr>
+          <w:lang w:val="en-GB"/>
+        </w:rPr>
+      </w:pPr>
       <w:r>
         <w:rPr>
           <w:b/>
           <w:bCs/>
           <w:lang w:val="en-GB"/>
         </w:rPr>
-        <w:t>NUTeams</w:t>
-      </w:r>
-      <w:proofErr w:type="spellEnd"/>
-      <w:r>
-        <w:rPr>
-          <w:b/>
-          <w:bCs/>
-          <w:lang w:val="en-GB"/>
-        </w:rPr>
-        <w:t xml:space="preserve"> safety induction quiz </w:t>
-      </w:r>
-      <w:r>
-        <w:rPr>
-          <w:lang w:val="en-GB"/>
-        </w:rPr>
-        <w:t xml:space="preserve">(sometimes referred to as the </w:t>
-      </w:r>
-      <w:proofErr w:type="gramStart"/>
-      <w:r>
-        <w:rPr>
-          <w:lang w:val="en-GB"/>
-        </w:rPr>
-        <w:t>Building</w:t>
-      </w:r>
-      <w:proofErr w:type="gramEnd"/>
-      <w:r>
-        <w:rPr>
-          <w:lang w:val="en-GB"/>
-        </w:rPr>
-        <w:t xml:space="preserve"> induction – you must do the quiz in this link): </w:t>
-      </w:r>
-      <w:hyperlink r:id="rId13">
+        <w:t xml:space="preserve">NUTeams safety induction quiz </w:t>
+      </w:r>
+      <w:r>
+        <w:rPr>
+          <w:lang w:val="en-GB"/>
+        </w:rPr>
+        <w:t xml:space="preserve">(sometimes referred to as the Building induction – you must do the quiz in this link): </w:t>
+      </w:r>
+      <w:hyperlink r:id="rId8">
         <w:r>
           <w:rPr>
             <w:rStyle w:val="Hyperlink"/>
@@ -735,6 +525,7 @@
     </w:p>
     <w:p>
       <w:pPr>
+        <w:pStyle w:val="Normal"/>
         <w:rPr>
           <w:lang w:val="en-GB"/>
         </w:rPr>
@@ -753,7 +544,7 @@
         </w:rPr>
         <w:t xml:space="preserve">: </w:t>
       </w:r>
-      <w:hyperlink r:id="rId14">
+      <w:hyperlink r:id="rId9">
         <w:r>
           <w:rPr>
             <w:rStyle w:val="Hyperlink"/>
@@ -771,6 +562,7 @@
     </w:p>
     <w:p>
       <w:pPr>
+        <w:pStyle w:val="Normal"/>
         <w:rPr>
           <w:b/>
           <w:bCs/>
@@ -785,7 +577,7 @@
         </w:rPr>
         <w:t xml:space="preserve">EC Student Workshop General Induction Quiz: </w:t>
       </w:r>
-      <w:hyperlink r:id="rId15">
+      <w:hyperlink r:id="rId10">
         <w:r>
           <w:rPr>
             <w:rStyle w:val="Hyperlink"/>
@@ -796,6 +588,10 @@
       </w:hyperlink>
     </w:p>
     <w:p>
+      <w:pPr>
+        <w:pStyle w:val="Normal"/>
+        <w:rPr/>
+      </w:pPr>
       <w:r>
         <w:rPr>
           <w:b/>
@@ -804,9 +600,10 @@
         <w:t>ABEW induction (now confusing also called student workshop):</w:t>
       </w:r>
       <w:r>
+        <w:rPr/>
         <w:t xml:space="preserve"> </w:t>
       </w:r>
-      <w:hyperlink r:id="rId16">
+      <w:hyperlink r:id="rId11">
         <w:r>
           <w:rPr>
             <w:rStyle w:val="Hyperlink"/>
@@ -815,11 +612,13 @@
         </w:r>
       </w:hyperlink>
       <w:r>
+        <w:rPr/>
         <w:t xml:space="preserve"> </w:t>
       </w:r>
     </w:p>
     <w:p>
       <w:pPr>
+        <w:pStyle w:val="Normal"/>
         <w:rPr>
           <w:lang w:val="en-GB"/>
         </w:rPr>
@@ -838,7 +637,7 @@
         </w:rPr>
         <w:t xml:space="preserve">: </w:t>
       </w:r>
-      <w:hyperlink r:id="rId17">
+      <w:hyperlink r:id="rId12">
         <w:r>
           <w:rPr>
             <w:rStyle w:val="Hyperlink"/>
@@ -856,6 +655,7 @@
     </w:p>
     <w:p>
       <w:pPr>
+        <w:pStyle w:val="Normal"/>
         <w:rPr>
           <w:lang w:val="en-GB"/>
         </w:rPr>
@@ -874,7 +674,7 @@
         </w:rPr>
         <w:t xml:space="preserve"> </w:t>
       </w:r>
-      <w:hyperlink r:id="rId18">
+      <w:hyperlink r:id="rId13">
         <w:r>
           <w:rPr>
             <w:rStyle w:val="Hyperlink"/>
@@ -892,6 +692,7 @@
     </w:p>
     <w:p>
       <w:pPr>
+        <w:pStyle w:val="Normal"/>
         <w:rPr>
           <w:lang w:val="en-GB"/>
         </w:rPr>
@@ -910,7 +711,7 @@
         </w:rPr>
         <w:t xml:space="preserve"> </w:t>
       </w:r>
-      <w:hyperlink r:id="rId19">
+      <w:hyperlink r:id="rId14">
         <w:r>
           <w:rPr>
             <w:rStyle w:val="Hyperlink"/>
@@ -928,6 +729,7 @@
     </w:p>
     <w:p>
       <w:pPr>
+        <w:pStyle w:val="Normal"/>
         <w:rPr>
           <w:lang w:val="en-GB"/>
         </w:rPr>
@@ -946,7 +748,7 @@
         </w:rPr>
         <w:t xml:space="preserve"> </w:t>
       </w:r>
-      <w:hyperlink r:id="rId20">
+      <w:hyperlink r:id="rId15">
         <w:r>
           <w:rPr>
             <w:rStyle w:val="Hyperlink"/>
@@ -964,6 +766,7 @@
     </w:p>
     <w:p>
       <w:pPr>
+        <w:pStyle w:val="Normal"/>
         <w:rPr>
           <w:b/>
           <w:bCs/>
@@ -972,9 +775,6 @@
           <w:u w:val="single"/>
         </w:rPr>
       </w:pPr>
-    </w:p>
-    <w:p>
-      <w:proofErr w:type="spellStart"/>
       <w:r>
         <w:rPr>
           <w:b/>
@@ -983,9 +783,13 @@
           <w:szCs w:val="28"/>
           <w:u w:val="single"/>
         </w:rPr>
-        <w:t>OnShape</w:t>
-      </w:r>
-      <w:proofErr w:type="spellEnd"/>
+      </w:r>
+    </w:p>
+    <w:p>
+      <w:pPr>
+        <w:pStyle w:val="Normal"/>
+        <w:rPr/>
+      </w:pPr>
       <w:r>
         <w:rPr>
           <w:b/>
@@ -994,9 +798,10 @@
           <w:szCs w:val="28"/>
           <w:u w:val="single"/>
         </w:rPr>
-        <w:t xml:space="preserve"> learning centre</w:t>
-      </w:r>
-      <w:r>
+        <w:t>OnShape learning centre</w:t>
+      </w:r>
+      <w:r>
+        <w:rPr/>
         <w:br/>
       </w:r>
       <w:r>
@@ -1007,9 +812,10 @@
         <w:t>Intro to part design short course</w:t>
       </w:r>
       <w:r>
+        <w:rPr/>
         <w:t xml:space="preserve">: </w:t>
       </w:r>
-      <w:hyperlink r:id="rId21">
+      <w:hyperlink r:id="rId16">
         <w:r>
           <w:rPr>
             <w:rStyle w:val="Hyperlink"/>
@@ -1018,6 +824,7 @@
         </w:r>
       </w:hyperlink>
       <w:r>
+        <w:rPr/>
         <w:br/>
       </w:r>
       <w:r>
@@ -1028,9 +835,10 @@
         <w:t>AND Introduction Exercises (2 parts in the video link)</w:t>
       </w:r>
       <w:r>
+        <w:rPr/>
         <w:t xml:space="preserve">: </w:t>
       </w:r>
-      <w:hyperlink r:id="rId22">
+      <w:hyperlink r:id="rId17">
         <w:r>
           <w:rPr>
             <w:rStyle w:val="Hyperlink"/>
@@ -1039,12 +847,22 @@
         </w:r>
       </w:hyperlink>
       <w:r>
+        <w:rPr/>
         <w:t xml:space="preserve"> </w:t>
       </w:r>
     </w:p>
-    <w:p/>
-    <w:p>
-      <w:pPr>
+    <w:p>
+      <w:pPr>
+        <w:pStyle w:val="Normal"/>
+        <w:rPr/>
+      </w:pPr>
+      <w:r>
+        <w:rPr/>
+      </w:r>
+    </w:p>
+    <w:p>
+      <w:pPr>
+        <w:pStyle w:val="Normal"/>
         <w:rPr>
           <w:b/>
           <w:bCs/>
@@ -1065,31 +883,17 @@
       </w:r>
     </w:p>
     <w:p>
+      <w:pPr>
+        <w:pStyle w:val="Normal"/>
+        <w:rPr/>
+      </w:pPr>
       <w:r>
         <w:rPr>
           <w:b/>
           <w:bCs/>
           <w:lang w:val="en-GB"/>
         </w:rPr>
-        <w:t xml:space="preserve">TA </w:t>
-      </w:r>
-      <w:proofErr w:type="spellStart"/>
-      <w:r>
-        <w:rPr>
-          <w:b/>
-          <w:bCs/>
-          <w:lang w:val="en-GB"/>
-        </w:rPr>
-        <w:t>Mcha</w:t>
-      </w:r>
-      <w:proofErr w:type="spellEnd"/>
-      <w:r>
-        <w:rPr>
-          <w:b/>
-          <w:bCs/>
-          <w:lang w:val="en-GB"/>
-        </w:rPr>
-        <w:t xml:space="preserve"> Lab Induction (Only to be completed AFTER Lab Tools Zero to Hero)</w:t>
+        <w:t>TA Mcha Lab Induction (Only to be completed AFTER Lab Tools Zero to Hero)</w:t>
       </w:r>
       <w:r>
         <w:rPr>
@@ -1097,7 +901,7 @@
         </w:rPr>
         <w:t xml:space="preserve">: </w:t>
       </w:r>
-      <w:hyperlink r:id="rId23">
+      <w:hyperlink r:id="rId18">
         <w:r>
           <w:rPr>
             <w:rStyle w:val="Hyperlink"/>
@@ -1115,6 +919,7 @@
     </w:p>
     <w:p>
       <w:pPr>
+        <w:pStyle w:val="Normal"/>
         <w:rPr>
           <w:lang w:val="en-GB"/>
         </w:rPr>
@@ -1133,7 +938,7 @@
         </w:rPr>
         <w:t xml:space="preserve"> </w:t>
       </w:r>
-      <w:hyperlink r:id="rId24">
+      <w:hyperlink r:id="rId19">
         <w:r>
           <w:rPr>
             <w:rStyle w:val="Hyperlink"/>
@@ -1149,6 +954,7 @@
         <w:t xml:space="preserve">  </w:t>
       </w:r>
       <w:r>
+        <w:rPr/>
         <w:br/>
       </w:r>
       <w:r>
@@ -1157,6 +963,8 @@
     </w:p>
     <w:p>
       <w:pPr>
+        <w:pStyle w:val="Normal"/>
+        <w:spacing w:before="0" w:after="160"/>
         <w:rPr>
           <w:b/>
           <w:bCs/>
@@ -1176,7 +984,6 @@
           <w:u w:val="single"/>
           <w:lang w:val="en-GB"/>
         </w:rPr>
-        <w:lastRenderedPageBreak/>
         <w:t xml:space="preserve">Sign up for Online systems – </w:t>
       </w:r>
       <w:r>
@@ -1194,47 +1001,21 @@
     </w:p>
     <w:p>
       <w:pPr>
-        <w:rPr>
-          <w:lang w:val="en-GB"/>
-        </w:rPr>
-      </w:pPr>
-      <w:r>
-        <w:rPr>
-          <w:lang w:val="en-GB"/>
-        </w:rPr>
-        <w:t xml:space="preserve">Sign up to the online systems </w:t>
-      </w:r>
-      <w:proofErr w:type="spellStart"/>
-      <w:r>
-        <w:rPr>
-          <w:lang w:val="en-GB"/>
-        </w:rPr>
-        <w:t>OnShape</w:t>
-      </w:r>
-      <w:proofErr w:type="spellEnd"/>
-      <w:r>
-        <w:rPr>
-          <w:lang w:val="en-GB"/>
-        </w:rPr>
-        <w:t xml:space="preserve">, </w:t>
-      </w:r>
-      <w:proofErr w:type="spellStart"/>
-      <w:r>
-        <w:rPr>
-          <w:lang w:val="en-GB"/>
-        </w:rPr>
-        <w:t>Ilab</w:t>
-      </w:r>
-      <w:proofErr w:type="spellEnd"/>
-      <w:r>
-        <w:rPr>
-          <w:lang w:val="en-GB"/>
-        </w:rPr>
-        <w:t xml:space="preserve">, GitHub and ASANA. </w:t>
-      </w:r>
-    </w:p>
-    <w:p>
-      <w:pPr>
+        <w:pStyle w:val="Normal"/>
+        <w:rPr>
+          <w:lang w:val="en-GB"/>
+        </w:rPr>
+      </w:pPr>
+      <w:r>
+        <w:rPr>
+          <w:lang w:val="en-GB"/>
+        </w:rPr>
+        <w:t xml:space="preserve">Sign up to the online systems OnShape, Ilab, GitHub and ASANA. </w:t>
+      </w:r>
+    </w:p>
+    <w:p>
+      <w:pPr>
+        <w:pStyle w:val="Normal"/>
         <w:rPr>
           <w:lang w:val="en-GB"/>
         </w:rPr>
@@ -1248,6 +1029,7 @@
     </w:p>
     <w:p>
       <w:pPr>
+        <w:pStyle w:val="Normal"/>
         <w:rPr>
           <w:lang w:val="en-GB"/>
         </w:rPr>
@@ -1259,6 +1041,7 @@
         <w:t>Student number</w:t>
       </w:r>
       <w:r>
+        <w:rPr/>
         <w:br/>
       </w:r>
       <w:r>
@@ -1268,31 +1051,17 @@
         <w:t>@uon email address</w:t>
       </w:r>
       <w:r>
+        <w:rPr/>
         <w:br/>
       </w:r>
-      <w:proofErr w:type="spellStart"/>
-      <w:r>
-        <w:rPr>
-          <w:lang w:val="en-GB"/>
-        </w:rPr>
-        <w:t>Github</w:t>
-      </w:r>
-      <w:proofErr w:type="spellEnd"/>
-      <w:r>
-        <w:rPr>
-          <w:lang w:val="en-GB"/>
-        </w:rPr>
-        <w:t xml:space="preserve"> </w:t>
-      </w:r>
-      <w:proofErr w:type="gramStart"/>
-      <w:r>
-        <w:rPr>
-          <w:lang w:val="en-GB"/>
-        </w:rPr>
-        <w:t>user name</w:t>
-      </w:r>
-      <w:proofErr w:type="gramEnd"/>
-      <w:r>
+      <w:r>
+        <w:rPr>
+          <w:lang w:val="en-GB"/>
+        </w:rPr>
+        <w:t>Github user name</w:t>
+      </w:r>
+      <w:r>
+        <w:rPr/>
         <w:br/>
       </w:r>
       <w:r>
@@ -1302,11 +1071,13 @@
         <w:t>Requesting Role FYP</w:t>
       </w:r>
       <w:r>
+        <w:rPr/>
         <w:br/>
       </w:r>
     </w:p>
     <w:p>
       <w:pPr>
+        <w:pStyle w:val="Normal"/>
         <w:rPr>
           <w:b/>
           <w:bCs/>
@@ -1324,36 +1095,29 @@
     </w:p>
     <w:p>
       <w:pPr>
-        <w:rPr>
-          <w:lang w:val="en-GB"/>
-        </w:rPr>
-      </w:pPr>
-    </w:p>
-    <w:p>
-      <w:pPr>
-        <w:rPr>
-          <w:lang w:val="en-GB"/>
-        </w:rPr>
-      </w:pPr>
-      <w:r>
-        <w:rPr>
-          <w:lang w:val="en-GB"/>
-        </w:rPr>
-        <w:t xml:space="preserve">Your Discord </w:t>
-      </w:r>
-      <w:proofErr w:type="gramStart"/>
-      <w:r>
-        <w:rPr>
-          <w:lang w:val="en-GB"/>
-        </w:rPr>
-        <w:t>user name</w:t>
-      </w:r>
-      <w:proofErr w:type="gramEnd"/>
-      <w:r>
-        <w:rPr>
-          <w:lang w:val="en-GB"/>
-        </w:rPr>
-        <w:t xml:space="preserve"> must be your name </w:t>
+        <w:pStyle w:val="Normal"/>
+        <w:rPr>
+          <w:lang w:val="en-GB"/>
+        </w:rPr>
+      </w:pPr>
+      <w:r>
+        <w:rPr>
+          <w:lang w:val="en-GB"/>
+        </w:rPr>
+      </w:r>
+    </w:p>
+    <w:p>
+      <w:pPr>
+        <w:pStyle w:val="Normal"/>
+        <w:rPr>
+          <w:lang w:val="en-GB"/>
+        </w:rPr>
+      </w:pPr>
+      <w:r>
+        <w:rPr>
+          <w:lang w:val="en-GB"/>
+        </w:rPr>
+        <w:t xml:space="preserve">Your Discord user name must be your name </w:t>
       </w:r>
       <w:r>
         <w:rPr>
@@ -1372,6 +1136,7 @@
     </w:p>
     <w:p>
       <w:pPr>
+        <w:pStyle w:val="Normal"/>
         <w:rPr>
           <w:b/>
           <w:bCs/>
@@ -1381,14 +1146,29 @@
           <w:lang w:val="en-GB"/>
         </w:rPr>
       </w:pPr>
-    </w:p>
-    <w:p>
-      <w:r>
+      <w:r>
+        <w:rPr>
+          <w:b/>
+          <w:bCs/>
+          <w:sz w:val="32"/>
+          <w:szCs w:val="32"/>
+          <w:u w:val="single"/>
+          <w:lang w:val="en-GB"/>
+        </w:rPr>
+      </w:r>
+    </w:p>
+    <w:p>
+      <w:pPr>
+        <w:pStyle w:val="Normal"/>
+        <w:rPr/>
+      </w:pPr>
+      <w:r>
+        <w:rPr/>
         <w:drawing>
-          <wp:inline distT="0" distB="0" distL="0" distR="0" wp14:anchorId="2AB534C6" wp14:editId="3DF83491">
+          <wp:inline distT="0" distB="0" distL="0" distR="0">
             <wp:extent cx="6645910" cy="2596515"/>
             <wp:effectExtent l="0" t="0" r="0" b="0"/>
-            <wp:docPr id="1430553806" name="Picture 1"/>
+            <wp:docPr id="1" name="Picture 1"/>
             <wp:cNvGraphicFramePr>
               <a:graphicFrameLocks xmlns:a="http://schemas.openxmlformats.org/drawingml/2006/main" noChangeAspect="1"/>
             </wp:cNvGraphicFramePr>
@@ -1396,16 +1176,18 @@
               <a:graphicData uri="http://schemas.openxmlformats.org/drawingml/2006/picture">
                 <pic:pic xmlns:pic="http://schemas.openxmlformats.org/drawingml/2006/picture">
                   <pic:nvPicPr>
-                    <pic:cNvPr id="1430553806" name=""/>
-                    <pic:cNvPicPr/>
+                    <pic:cNvPr id="1" name="Picture 1"/>
+                    <pic:cNvPicPr>
+                      <a:picLocks noChangeAspect="1" noChangeArrowheads="1"/>
+                    </pic:cNvPicPr>
                   </pic:nvPicPr>
                   <pic:blipFill>
-                    <a:blip r:embed="rId25"/>
+                    <a:blip r:embed="rId20"/>
                     <a:stretch>
                       <a:fillRect/>
                     </a:stretch>
                   </pic:blipFill>
-                  <pic:spPr>
+                  <pic:spPr bwMode="auto">
                     <a:xfrm>
                       <a:off x="0" y="0"/>
                       <a:ext cx="6645910" cy="2596515"/>
@@ -1413,6 +1195,7 @@
                     <a:prstGeom prst="rect">
                       <a:avLst/>
                     </a:prstGeom>
+                    <a:noFill/>
                   </pic:spPr>
                 </pic:pic>
               </a:graphicData>
@@ -1426,6 +1209,8 @@
     </w:p>
     <w:p>
       <w:pPr>
+        <w:pStyle w:val="Normal"/>
+        <w:spacing w:before="0" w:after="160"/>
         <w:rPr>
           <w:b/>
           <w:bCs/>
@@ -1445,7 +1230,6 @@
           <w:u w:val="single"/>
           <w:lang w:val="en-GB"/>
         </w:rPr>
-        <w:lastRenderedPageBreak/>
         <w:t xml:space="preserve">Online Inductions prt1 – </w:t>
       </w:r>
       <w:r>
@@ -1463,6 +1247,7 @@
     </w:p>
     <w:p>
       <w:pPr>
+        <w:pStyle w:val="Normal"/>
         <w:rPr>
           <w:lang w:val="en-GB"/>
         </w:rPr>
@@ -1476,6 +1261,7 @@
     </w:p>
     <w:p>
       <w:pPr>
+        <w:pStyle w:val="Normal"/>
         <w:rPr>
           <w:lang w:val="en-GB"/>
         </w:rPr>
@@ -1487,9 +1273,8 @@
         <w:t xml:space="preserve">Each screenshot be taken such that your name can be seen as well as your grade. </w:t>
       </w:r>
       <w:r>
+        <w:rPr/>
         <w:br/>
-      </w:r>
-      <w:r>
         <w:br/>
       </w:r>
       <w:r>
@@ -1501,6 +1286,7 @@
     </w:p>
     <w:p>
       <w:pPr>
+        <w:pStyle w:val="Normal"/>
         <w:rPr>
           <w:lang w:val="en-GB"/>
         </w:rPr>
@@ -1514,6 +1300,7 @@
     </w:p>
     <w:p>
       <w:pPr>
+        <w:pStyle w:val="Normal"/>
         <w:rPr>
           <w:lang w:val="en-GB"/>
         </w:rPr>
@@ -1527,16 +1314,16 @@
     </w:p>
     <w:p>
       <w:pPr>
-        <w:keepNext/>
-      </w:pPr>
-      <w:r>
-        <w:rPr>
-          <w:noProof/>
-        </w:rPr>
+        <w:pStyle w:val="Normal"/>
+        <w:keepNext w:val="true"/>
+        <w:rPr/>
+      </w:pPr>
+      <w:r>
+        <w:rPr/>
         <mc:AlternateContent>
           <mc:Choice Requires="wps">
             <w:drawing>
-              <wp:anchor distT="38100" distB="38100" distL="38100" distR="38100" simplePos="0" relativeHeight="43" behindDoc="0" locked="0" layoutInCell="1" allowOverlap="1" wp14:anchorId="0240F66D" wp14:editId="1ADFC348">
+              <wp:anchor distT="38100" distB="38100" distL="38100" distR="38100" simplePos="0" relativeHeight="44" behindDoc="0" locked="0" layoutInCell="1" allowOverlap="1" wp14:anchorId="0240F66D">
                 <wp:simplePos x="0" y="0"/>
                 <wp:positionH relativeFrom="column">
                   <wp:posOffset>4714875</wp:posOffset>
@@ -1548,7 +1335,6 @@
                 <wp:effectExtent l="38100" t="38100" r="38100" b="38100"/>
                 <wp:wrapNone/>
                 <wp:docPr id="2" name="Oval 59"/>
-                <wp:cNvGraphicFramePr/>
                 <a:graphic xmlns:a="http://schemas.openxmlformats.org/drawingml/2006/main">
                   <a:graphicData uri="http://schemas.microsoft.com/office/word/2010/wordprocessingShape">
                     <wps:wsp>
@@ -1589,7 +1375,7 @@
               </wp:anchor>
             </w:drawing>
           </mc:Choice>
-          <mc:Fallback xmlns:pic="http://schemas.openxmlformats.org/drawingml/2006/picture">
+          <mc:Fallback>
             <w:pict>
               <v:oval id="shape_0" stroked="t" o:allowincell="f" style="position:absolute;margin-left:371.25pt;margin-top:49.4pt;width:50.95pt;height:26.95pt;mso-wrap-style:none;v-text-anchor:middle" wp14:anchorId="0240F66D">
                 <v:fill o:detectmouseclick="t" on="false"/>
@@ -1599,13 +1385,8 @@
             </w:pict>
           </mc:Fallback>
         </mc:AlternateContent>
-      </w:r>
-      <w:r>
-        <w:rPr>
-          <w:noProof/>
-        </w:rPr>
         <w:drawing>
-          <wp:inline distT="0" distB="0" distL="0" distR="0" wp14:anchorId="15535E3A" wp14:editId="3A528BF8">
+          <wp:inline distT="0" distB="0" distL="0" distR="0">
             <wp:extent cx="6391275" cy="3602990"/>
             <wp:effectExtent l="0" t="0" r="0" b="0"/>
             <wp:docPr id="3" name="Picture 58"/>
@@ -1622,7 +1403,7 @@
                     </pic:cNvPicPr>
                   </pic:nvPicPr>
                   <pic:blipFill>
-                    <a:blip r:embed="rId26"/>
+                    <a:blip r:embed="rId21"/>
                     <a:stretch>
                       <a:fillRect/>
                     </a:stretch>
@@ -1652,49 +1433,62 @@
         </w:rPr>
       </w:pPr>
       <w:r>
+        <w:rPr/>
         <w:t xml:space="preserve">Figure </w:t>
       </w:r>
-      <w:fldSimple w:instr=" SEQ Figure \* ARABIC ">
-        <w:r>
-          <w:t>1</w:t>
-        </w:r>
-      </w:fldSimple>
-      <w:r>
-        <w:t xml:space="preserve"> It is hard to get both your name and grade on screen in Canvas gradebook - Use the print grades button for an easier </w:t>
-      </w:r>
-      <w:proofErr w:type="spellStart"/>
-      <w:r>
-        <w:t>screenshotable</w:t>
-      </w:r>
-      <w:proofErr w:type="spellEnd"/>
-      <w:r>
-        <w:t xml:space="preserve"> PDF.</w:t>
-      </w:r>
-    </w:p>
-    <w:p>
-      <w:pPr>
-        <w:rPr>
-          <w:lang w:val="en-GB"/>
-        </w:rPr>
-      </w:pPr>
-    </w:p>
-    <w:p>
-      <w:pPr>
-        <w:keepNext/>
-      </w:pPr>
-      <w:r>
-        <w:rPr>
-          <w:noProof/>
-        </w:rPr>
-        <w:lastRenderedPageBreak/>
+      <w:r>
+        <w:rPr/>
+        <w:fldChar w:fldCharType="begin"/>
+      </w:r>
+      <w:r>
+        <w:rPr/>
+        <w:instrText xml:space="preserve"> SEQ Figure \* ARABIC </w:instrText>
+      </w:r>
+      <w:r>
+        <w:rPr/>
+        <w:fldChar w:fldCharType="separate"/>
+      </w:r>
+      <w:r>
+        <w:rPr/>
+        <w:t>1</w:t>
+      </w:r>
+      <w:r>
+        <w:rPr/>
+        <w:fldChar w:fldCharType="end"/>
+      </w:r>
+      <w:r>
+        <w:rPr/>
+        <w:t xml:space="preserve"> It is hard to get both your name and grade on screen in Canvas gradebook - Use the print grades button for an easier screenshotable PDF.</w:t>
+      </w:r>
+    </w:p>
+    <w:p>
+      <w:pPr>
+        <w:pStyle w:val="Normal"/>
+        <w:rPr>
+          <w:lang w:val="en-GB"/>
+        </w:rPr>
+      </w:pPr>
+      <w:r>
+        <w:rPr>
+          <w:lang w:val="en-GB"/>
+        </w:rPr>
+      </w:r>
+    </w:p>
+    <w:p>
+      <w:pPr>
+        <w:pStyle w:val="Normal"/>
+        <w:keepNext w:val="true"/>
+        <w:rPr/>
+      </w:pPr>
+      <w:r>
+        <w:rPr/>
         <mc:AlternateContent>
           <mc:Choice Requires="wpg">
             <w:drawing>
-              <wp:inline distT="0" distB="0" distL="0" distR="0" wp14:anchorId="5DFB8A18" wp14:editId="0BD08C14">
+              <wp:inline distT="0" distB="0" distL="0" distR="0" wp14:anchorId="5DFB8A18">
                 <wp:extent cx="6807200" cy="2978150"/>
                 <wp:effectExtent l="0" t="0" r="12700" b="12700"/>
                 <wp:docPr id="4" name="Group 2"/>
-                <wp:cNvGraphicFramePr/>
                 <a:graphic xmlns:a="http://schemas.openxmlformats.org/drawingml/2006/main">
                   <a:graphicData uri="http://schemas.microsoft.com/office/word/2010/wordprocessingGroup">
                     <wpg:wgp>
@@ -1749,7 +1543,7 @@
                         <wps:spPr>
                           <a:xfrm>
                             <a:off x="165240" y="190440"/>
-                            <a:ext cx="2634480" cy="416520"/>
+                            <a:ext cx="2634120" cy="415800"/>
                           </a:xfrm>
                           <a:prstGeom prst="rect">
                             <a:avLst/>
@@ -1765,27 +1559,31 @@
                           </a:ln>
                         </wps:spPr>
                         <wps:style>
-                          <a:lnRef idx="0">
-                            <a:scrgbClr r="0" g="0" b="0"/>
-                          </a:lnRef>
-                          <a:fillRef idx="0">
-                            <a:scrgbClr r="0" g="0" b="0"/>
-                          </a:fillRef>
-                          <a:effectRef idx="0">
-                            <a:scrgbClr r="0" g="0" b="0"/>
-                          </a:effectRef>
+                          <a:lnRef idx="0"/>
+                          <a:fillRef idx="0"/>
+                          <a:effectRef idx="0"/>
                           <a:fontRef idx="minor"/>
                         </wps:style>
                         <wps:txbx>
                           <w:txbxContent>
                             <w:p>
+                              <w:pPr>
+                                <w:pStyle w:val="Normal"/>
+                                <w:widowControl/>
+                                <w:suppressAutoHyphens w:val="true"/>
+                                <w:bidi w:val="0"/>
+                                <w:spacing w:lineRule="auto" w:line="278" w:before="0" w:after="160"/>
+                                <w:jc w:val="start"/>
+                                <w:rPr/>
+                              </w:pPr>
                               <w:r>
+                                <w:rPr/>
                                 <w:t>Your name needs to be somewhere</w:t>
                               </w:r>
                             </w:p>
                           </w:txbxContent>
                         </wps:txbx>
-                        <wps:bodyPr anchor="t">
+                        <wps:bodyPr lIns="0" tIns="0" rIns="0" bIns="0" anchor="t">
                           <a:noAutofit/>
                         </wps:bodyPr>
                       </wps:wsp>
@@ -1811,21 +1609,17 @@
                           </a:ln>
                         </wps:spPr>
                         <wps:style>
-                          <a:lnRef idx="0">
-                            <a:scrgbClr r="0" g="0" b="0"/>
-                          </a:lnRef>
-                          <a:fillRef idx="0">
-                            <a:scrgbClr r="0" g="0" b="0"/>
-                          </a:fillRef>
-                          <a:effectRef idx="0">
-                            <a:scrgbClr r="0" g="0" b="0"/>
-                          </a:effectRef>
+                          <a:lnRef idx="0"/>
+                          <a:fillRef idx="0"/>
+                          <a:effectRef idx="0"/>
                           <a:fontRef idx="minor"/>
                         </wps:style>
                         <wps:txbx>
                           <w:txbxContent>
                             <w:p>
                               <w:pPr>
+                                <w:pStyle w:val="Normal"/>
+                                <w:spacing w:before="0" w:after="160"/>
                                 <w:rPr>
                                   <w:lang w:val="en-GB"/>
                                 </w:rPr>
@@ -1835,72 +1629,22 @@
                                   <w:lang w:val="en-GB"/>
                                 </w:rPr>
                                 <w:t>Quiz name</w:t>
-                              </w:r>
-                              <w:r>
-                                <w:rPr>
-                                  <w:lang w:val="en-GB"/>
-                                </w:rPr>
                                 <w:tab/>
-                              </w:r>
-                              <w:r>
-                                <w:rPr>
-                                  <w:lang w:val="en-GB"/>
-                                </w:rPr>
                                 <w:tab/>
-                              </w:r>
-                              <w:r>
-                                <w:rPr>
-                                  <w:lang w:val="en-GB"/>
-                                </w:rPr>
                                 <w:tab/>
-                              </w:r>
-                              <w:r>
-                                <w:rPr>
-                                  <w:lang w:val="en-GB"/>
-                                </w:rPr>
                                 <w:tab/>
-                              </w:r>
-                              <w:r>
-                                <w:rPr>
-                                  <w:lang w:val="en-GB"/>
-                                </w:rPr>
                                 <w:tab/>
-                              </w:r>
-                              <w:r>
-                                <w:rPr>
-                                  <w:lang w:val="en-GB"/>
-                                </w:rPr>
                                 <w:tab/>
-                              </w:r>
-                              <w:r>
-                                <w:rPr>
-                                  <w:lang w:val="en-GB"/>
-                                </w:rPr>
                                 <w:tab/>
-                              </w:r>
-                              <w:r>
-                                <w:rPr>
-                                  <w:lang w:val="en-GB"/>
-                                </w:rPr>
                                 <w:tab/>
-                              </w:r>
-                              <w:r>
-                                <w:rPr>
-                                  <w:lang w:val="en-GB"/>
-                                </w:rPr>
                                 <w:tab/>
-                              </w:r>
-                              <w:r>
-                                <w:rPr>
-                                  <w:lang w:val="en-GB"/>
-                                </w:rPr>
                                 <w:tab/>
                                 <w:t>score/score</w:t>
                               </w:r>
                             </w:p>
                           </w:txbxContent>
                         </wps:txbx>
-                        <wps:bodyPr anchor="t">
+                        <wps:bodyPr lIns="0" tIns="0" rIns="0" bIns="0" anchor="t">
                           <a:noAutofit/>
                         </wps:bodyPr>
                       </wps:wsp>
@@ -1912,24 +1656,45 @@
           </mc:Choice>
           <mc:Fallback>
             <w:pict>
-              <v:group w14:anchorId="5DFB8A18" id="Group 2" o:spid="_x0000_s1026" style="width:536pt;height:234.5pt;mso-position-horizontal-relative:char;mso-position-vertical-relative:line" coordsize="68072,29782" o:gfxdata="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">
-                <v:rect id="Rectangle 1" o:spid="_x0000_s1027" style="position:absolute;width:68072;height:29782;visibility:visible;mso-wrap-style:square;v-text-anchor:top" o:gfxdata="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" fillcolor="#156082" strokecolor="#092a38" strokeweight="1.5pt"/>
-                <v:rect id="_x0000_s1028" style="position:absolute;left:1652;top:1904;width:26345;height:4165;visibility:visible;mso-wrap-style:square;v-text-anchor:top" o:gfxdata="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">
+              <v:group id="shape_0" alt="Group 2" style="position:absolute;margin-left:0pt;margin-top:-235.55pt;width:536pt;height:234.5pt" coordorigin="0,-4711" coordsize="10720,4690">
+                <v:rect id="shape_0" fillcolor="#156082" stroked="t" o:allowincell="f" style="position:absolute;left:0;top:-4711;width:10719;height:4689;mso-wrap-style:none;v-text-anchor:middle;mso-position-vertical:top">
+                  <v:fill o:detectmouseclick="t" type="solid" color2="#ea9f7d"/>
+                  <v:stroke color="#092a38" weight="19080" joinstyle="miter" endcap="flat"/>
+                  <w10:wrap type="square"/>
+                </v:rect>
+                <v:rect id="shape_0" fillcolor="white" stroked="t" o:allowincell="f" style="position:absolute;left:260;top:-4411;width:4147;height:654;mso-wrap-style:square;v-text-anchor:top;mso-position-vertical:top">
+                  <v:fill o:detectmouseclick="t" type="solid" color2="black"/>
+                  <v:stroke color="black" weight="9360" joinstyle="miter" endcap="flat"/>
                   <v:textbox>
                     <w:txbxContent>
                       <w:p>
+                        <w:pPr>
+                          <w:pStyle w:val="Normal"/>
+                          <w:widowControl/>
+                          <w:suppressAutoHyphens w:val="true"/>
+                          <w:bidi w:val="0"/>
+                          <w:spacing w:lineRule="auto" w:line="278" w:before="0" w:after="160"/>
+                          <w:jc w:val="start"/>
+                          <w:rPr/>
+                        </w:pPr>
                         <w:r>
+                          <w:rPr/>
                           <w:t>Your name needs to be somewhere</w:t>
                         </w:r>
                       </w:p>
                     </w:txbxContent>
                   </v:textbox>
+                  <w10:wrap type="square"/>
                 </v:rect>
-                <v:rect id="_x0000_s1029" style="position:absolute;left:2412;top:14796;width:63817;height:4953;visibility:visible;mso-wrap-style:square;v-text-anchor:top" o:gfxdata="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">
+                <v:rect id="shape_0" fillcolor="white" stroked="t" o:allowincell="f" style="position:absolute;left:380;top:-2381;width:10049;height:779;mso-wrap-style:square;v-text-anchor:top;mso-position-vertical:top">
+                  <v:fill o:detectmouseclick="t" type="solid" color2="black"/>
+                  <v:stroke color="black" weight="9360" joinstyle="miter" endcap="flat"/>
                   <v:textbox>
                     <w:txbxContent>
                       <w:p>
                         <w:pPr>
+                          <w:pStyle w:val="Normal"/>
+                          <w:spacing w:before="0" w:after="160"/>
                           <w:rPr>
                             <w:lang w:val="en-GB"/>
                           </w:rPr>
@@ -1939,98 +1704,61 @@
                             <w:lang w:val="en-GB"/>
                           </w:rPr>
                           <w:t>Quiz name</w:t>
-                        </w:r>
-                        <w:r>
-                          <w:rPr>
-                            <w:lang w:val="en-GB"/>
-                          </w:rPr>
                           <w:tab/>
-                        </w:r>
-                        <w:r>
-                          <w:rPr>
-                            <w:lang w:val="en-GB"/>
-                          </w:rPr>
                           <w:tab/>
-                        </w:r>
-                        <w:r>
-                          <w:rPr>
-                            <w:lang w:val="en-GB"/>
-                          </w:rPr>
                           <w:tab/>
-                        </w:r>
-                        <w:r>
-                          <w:rPr>
-                            <w:lang w:val="en-GB"/>
-                          </w:rPr>
                           <w:tab/>
-                        </w:r>
-                        <w:r>
-                          <w:rPr>
-                            <w:lang w:val="en-GB"/>
-                          </w:rPr>
                           <w:tab/>
-                        </w:r>
-                        <w:r>
-                          <w:rPr>
-                            <w:lang w:val="en-GB"/>
-                          </w:rPr>
                           <w:tab/>
-                        </w:r>
-                        <w:r>
-                          <w:rPr>
-                            <w:lang w:val="en-GB"/>
-                          </w:rPr>
                           <w:tab/>
-                        </w:r>
-                        <w:r>
-                          <w:rPr>
-                            <w:lang w:val="en-GB"/>
-                          </w:rPr>
                           <w:tab/>
-                        </w:r>
-                        <w:r>
-                          <w:rPr>
-                            <w:lang w:val="en-GB"/>
-                          </w:rPr>
                           <w:tab/>
-                        </w:r>
-                        <w:r>
-                          <w:rPr>
-                            <w:lang w:val="en-GB"/>
-                          </w:rPr>
                           <w:tab/>
                           <w:t>score/score</w:t>
                         </w:r>
                       </w:p>
                     </w:txbxContent>
                   </v:textbox>
+                  <w10:wrap type="square"/>
                 </v:rect>
-                <w10:anchorlock/>
               </v:group>
             </w:pict>
           </mc:Fallback>
         </mc:AlternateContent>
       </w:r>
     </w:p>
-    <w:p/>
-    <w:p>
-      <w:r>
+    <w:p>
+      <w:pPr>
+        <w:pStyle w:val="Normal"/>
+        <w:rPr/>
+      </w:pPr>
+      <w:r>
+        <w:rPr/>
+      </w:r>
+    </w:p>
+    <w:p>
+      <w:pPr>
+        <w:pStyle w:val="Normal"/>
+        <w:rPr/>
+      </w:pPr>
+      <w:r>
+        <w:rPr/>
         <w:t xml:space="preserve">Include as many screenshots as required. </w:t>
       </w:r>
     </w:p>
     <w:p>
       <w:pPr>
-        <w:rPr>
-          <w:lang w:val="en-GB"/>
-        </w:rPr>
-      </w:pPr>
-      <w:r>
-        <w:rPr>
-          <w:noProof/>
+        <w:pStyle w:val="Normal"/>
+        <w:rPr>
+          <w:lang w:val="en-GB"/>
+        </w:rPr>
+      </w:pPr>
+      <w:r>
+        <w:rPr>
           <w:lang w:val="en-GB"/>
         </w:rPr>
         <w:drawing>
-          <wp:anchor distT="0" distB="0" distL="0" distR="0" simplePos="0" relativeHeight="45" behindDoc="0" locked="0" layoutInCell="0" allowOverlap="1" wp14:anchorId="5A9A8CB8" wp14:editId="7615442F">
+          <wp:anchor distT="0" distB="0" distL="0" distR="0" simplePos="0" relativeHeight="45" behindDoc="0" locked="0" layoutInCell="0" allowOverlap="1">
             <wp:simplePos x="0" y="0"/>
             <wp:positionH relativeFrom="column">
               <wp:align>left</wp:align>
@@ -2055,7 +1783,7 @@
                     </pic:cNvPicPr>
                   </pic:nvPicPr>
                   <pic:blipFill>
-                    <a:blip r:embed="rId27"/>
+                    <a:blip r:embed="rId22"/>
                     <a:stretch>
                       <a:fillRect/>
                     </a:stretch>
@@ -2075,14 +1803,8 @@
             </a:graphic>
           </wp:anchor>
         </w:drawing>
-      </w:r>
-      <w:r>
-        <w:rPr>
-          <w:noProof/>
-          <w:lang w:val="en-GB"/>
-        </w:rPr>
         <w:drawing>
-          <wp:anchor distT="0" distB="0" distL="0" distR="0" simplePos="0" relativeHeight="46" behindDoc="0" locked="0" layoutInCell="0" allowOverlap="1" wp14:anchorId="28E5BB02" wp14:editId="1043FFD7">
+          <wp:anchor distT="0" distB="0" distL="0" distR="0" simplePos="0" relativeHeight="46" behindDoc="0" locked="0" layoutInCell="0" allowOverlap="1">
             <wp:simplePos x="0" y="0"/>
             <wp:positionH relativeFrom="column">
               <wp:posOffset>3199130</wp:posOffset>
@@ -2107,7 +1829,7 @@
                     </pic:cNvPicPr>
                   </pic:nvPicPr>
                   <pic:blipFill>
-                    <a:blip r:embed="rId28"/>
+                    <a:blip r:embed="rId23"/>
                     <a:stretch>
                       <a:fillRect/>
                     </a:stretch>
@@ -2131,6 +1853,7 @@
     </w:p>
     <w:p>
       <w:pPr>
+        <w:pStyle w:val="Normal"/>
         <w:rPr>
           <w:b/>
           <w:bCs/>
@@ -2140,14 +1863,33 @@
           <w:lang w:val="en-GB"/>
         </w:rPr>
       </w:pPr>
-    </w:p>
-    <w:p>
+      <w:r>
+        <w:rPr>
+          <w:b/>
+          <w:bCs/>
+          <w:sz w:val="32"/>
+          <w:szCs w:val="32"/>
+          <w:u w:val="single"/>
+          <w:lang w:val="en-GB"/>
+        </w:rPr>
+      </w:r>
+    </w:p>
+    <w:p>
+      <w:pPr>
+        <w:pStyle w:val="Normal"/>
+        <w:rPr/>
+      </w:pPr>
+      <w:r>
+        <w:rPr/>
+      </w:r>
       <w:r>
         <w:br w:type="page"/>
       </w:r>
     </w:p>
     <w:p>
       <w:pPr>
+        <w:pStyle w:val="Normal"/>
+        <w:spacing w:before="0" w:after="160"/>
         <w:rPr>
           <w:b/>
           <w:bCs/>
@@ -2162,15 +1904,14 @@
         <w:rPr>
           <w:b/>
           <w:bCs/>
-          <w:noProof/>
+          <w:color w:val="FF0000"/>
           <w:sz w:val="32"/>
           <w:szCs w:val="32"/>
           <w:u w:val="single"/>
           <w:lang w:val="en-GB"/>
         </w:rPr>
-        <w:lastRenderedPageBreak/>
         <w:drawing>
-          <wp:anchor distT="0" distB="0" distL="0" distR="0" simplePos="0" relativeHeight="47" behindDoc="0" locked="0" layoutInCell="0" allowOverlap="1" wp14:anchorId="1BBA92DB" wp14:editId="5FA0946D">
+          <wp:anchor distT="0" distB="0" distL="0" distR="0" simplePos="0" relativeHeight="47" behindDoc="0" locked="0" layoutInCell="0" allowOverlap="1">
             <wp:simplePos x="0" y="0"/>
             <wp:positionH relativeFrom="column">
               <wp:posOffset>-20320</wp:posOffset>
@@ -2195,7 +1936,7 @@
                     </pic:cNvPicPr>
                   </pic:nvPicPr>
                   <pic:blipFill>
-                    <a:blip r:embed="rId29"/>
+                    <a:blip r:embed="rId24"/>
                     <a:stretch>
                       <a:fillRect/>
                     </a:stretch>
@@ -2215,19 +1956,8 @@
             </a:graphic>
           </wp:anchor>
         </w:drawing>
-      </w:r>
-      <w:r>
-        <w:rPr>
-          <w:b/>
-          <w:bCs/>
-          <w:noProof/>
-          <w:sz w:val="32"/>
-          <w:szCs w:val="32"/>
-          <w:u w:val="single"/>
-          <w:lang w:val="en-GB"/>
-        </w:rPr>
         <w:drawing>
-          <wp:anchor distT="0" distB="0" distL="0" distR="0" simplePos="0" relativeHeight="48" behindDoc="0" locked="0" layoutInCell="0" allowOverlap="1" wp14:anchorId="2E6B14A2" wp14:editId="5D034811">
+          <wp:anchor distT="0" distB="0" distL="0" distR="0" simplePos="0" relativeHeight="48" behindDoc="0" locked="0" layoutInCell="0" allowOverlap="1">
             <wp:simplePos x="0" y="0"/>
             <wp:positionH relativeFrom="column">
               <wp:posOffset>3265805</wp:posOffset>
@@ -2252,7 +1982,7 @@
                     </pic:cNvPicPr>
                   </pic:nvPicPr>
                   <pic:blipFill>
-                    <a:blip r:embed="rId30"/>
+                    <a:blip r:embed="rId25"/>
                     <a:stretch>
                       <a:fillRect/>
                     </a:stretch>
@@ -2272,19 +2002,8 @@
             </a:graphic>
           </wp:anchor>
         </w:drawing>
-      </w:r>
-      <w:r>
-        <w:rPr>
-          <w:b/>
-          <w:bCs/>
-          <w:noProof/>
-          <w:sz w:val="32"/>
-          <w:szCs w:val="32"/>
-          <w:u w:val="single"/>
-          <w:lang w:val="en-GB"/>
-        </w:rPr>
         <w:drawing>
-          <wp:anchor distT="0" distB="0" distL="0" distR="0" simplePos="0" relativeHeight="49" behindDoc="0" locked="0" layoutInCell="0" allowOverlap="1" wp14:anchorId="61F09D60" wp14:editId="66D2469C">
+          <wp:anchor distT="0" distB="0" distL="0" distR="0" simplePos="0" relativeHeight="49" behindDoc="0" locked="0" layoutInCell="0" allowOverlap="1">
             <wp:simplePos x="0" y="0"/>
             <wp:positionH relativeFrom="column">
               <wp:posOffset>1522730</wp:posOffset>
@@ -2309,7 +2028,7 @@
                     </pic:cNvPicPr>
                   </pic:nvPicPr>
                   <pic:blipFill>
-                    <a:blip r:embed="rId31"/>
+                    <a:blip r:embed="rId26"/>
                     <a:stretch>
                       <a:fillRect/>
                     </a:stretch>
@@ -2336,6 +2055,8 @@
     </w:p>
     <w:p>
       <w:pPr>
+        <w:pStyle w:val="Normal"/>
+        <w:spacing w:before="0" w:after="160"/>
         <w:rPr>
           <w:b/>
           <w:bCs/>
@@ -2355,7 +2076,6 @@
           <w:u w:val="single"/>
           <w:lang w:val="en-GB"/>
         </w:rPr>
-        <w:lastRenderedPageBreak/>
         <w:t xml:space="preserve">Online Inductions prt2 – </w:t>
       </w:r>
       <w:r>
@@ -2373,6 +2093,7 @@
     </w:p>
     <w:p>
       <w:pPr>
+        <w:pStyle w:val="Normal"/>
         <w:rPr>
           <w:lang w:val="en-GB"/>
         </w:rPr>
@@ -2386,6 +2107,7 @@
     </w:p>
     <w:p>
       <w:pPr>
+        <w:pStyle w:val="Normal"/>
         <w:rPr>
           <w:lang w:val="en-GB"/>
         </w:rPr>
@@ -2397,9 +2119,8 @@
         <w:t xml:space="preserve">Each screenshot be taken such that your name can be seen as well as your grade. </w:t>
       </w:r>
       <w:r>
+        <w:rPr/>
         <w:br/>
-      </w:r>
-      <w:r>
         <w:br/>
       </w:r>
       <w:r>
@@ -2411,6 +2132,7 @@
     </w:p>
     <w:p>
       <w:pPr>
+        <w:pStyle w:val="Normal"/>
         <w:rPr>
           <w:lang w:val="en-GB"/>
         </w:rPr>
@@ -2423,6 +2145,10 @@
       </w:r>
     </w:p>
     <w:p>
+      <w:pPr>
+        <w:pStyle w:val="Normal"/>
+        <w:rPr/>
+      </w:pPr>
       <w:r>
         <w:rPr>
           <w:lang w:val="en-GB"/>
@@ -2431,18 +2157,19 @@
       </w:r>
     </w:p>
     <w:p>
-      <w:r>
-        <w:rPr>
-          <w:noProof/>
-        </w:rPr>
+      <w:pPr>
+        <w:pStyle w:val="Normal"/>
+        <w:rPr/>
+      </w:pPr>
+      <w:r>
+        <w:rPr/>
         <mc:AlternateContent>
           <mc:Choice Requires="wpg">
             <w:drawing>
-              <wp:inline distT="0" distB="0" distL="0" distR="0" wp14:anchorId="3ECD3004" wp14:editId="2BEBCD9A">
+              <wp:inline distT="0" distB="0" distL="0" distR="0" wp14:anchorId="3ECD3004">
                 <wp:extent cx="6807200" cy="2978150"/>
                 <wp:effectExtent l="0" t="0" r="12700" b="12700"/>
                 <wp:docPr id="13" name="Group 2"/>
-                <wp:cNvGraphicFramePr/>
                 <a:graphic xmlns:a="http://schemas.openxmlformats.org/drawingml/2006/main">
                   <a:graphicData uri="http://schemas.microsoft.com/office/word/2010/wordprocessingGroup">
                     <wpg:wgp>
@@ -2497,7 +2224,7 @@
                         <wps:spPr>
                           <a:xfrm>
                             <a:off x="165240" y="190440"/>
-                            <a:ext cx="2634480" cy="416520"/>
+                            <a:ext cx="2634120" cy="415800"/>
                           </a:xfrm>
                           <a:prstGeom prst="rect">
                             <a:avLst/>
@@ -2513,27 +2240,31 @@
                           </a:ln>
                         </wps:spPr>
                         <wps:style>
-                          <a:lnRef idx="0">
-                            <a:scrgbClr r="0" g="0" b="0"/>
-                          </a:lnRef>
-                          <a:fillRef idx="0">
-                            <a:scrgbClr r="0" g="0" b="0"/>
-                          </a:fillRef>
-                          <a:effectRef idx="0">
-                            <a:scrgbClr r="0" g="0" b="0"/>
-                          </a:effectRef>
+                          <a:lnRef idx="0"/>
+                          <a:fillRef idx="0"/>
+                          <a:effectRef idx="0"/>
                           <a:fontRef idx="minor"/>
                         </wps:style>
                         <wps:txbx>
                           <w:txbxContent>
                             <w:p>
+                              <w:pPr>
+                                <w:pStyle w:val="Normal"/>
+                                <w:widowControl/>
+                                <w:suppressAutoHyphens w:val="true"/>
+                                <w:bidi w:val="0"/>
+                                <w:spacing w:lineRule="auto" w:line="278" w:before="0" w:after="160"/>
+                                <w:jc w:val="start"/>
+                                <w:rPr/>
+                              </w:pPr>
                               <w:r>
+                                <w:rPr/>
                                 <w:t>Your name needs to be somewhere</w:t>
                               </w:r>
                             </w:p>
                           </w:txbxContent>
                         </wps:txbx>
-                        <wps:bodyPr anchor="t">
+                        <wps:bodyPr lIns="0" tIns="0" rIns="0" bIns="0" anchor="t">
                           <a:noAutofit/>
                         </wps:bodyPr>
                       </wps:wsp>
@@ -2559,21 +2290,17 @@
                           </a:ln>
                         </wps:spPr>
                         <wps:style>
-                          <a:lnRef idx="0">
-                            <a:scrgbClr r="0" g="0" b="0"/>
-                          </a:lnRef>
-                          <a:fillRef idx="0">
-                            <a:scrgbClr r="0" g="0" b="0"/>
-                          </a:fillRef>
-                          <a:effectRef idx="0">
-                            <a:scrgbClr r="0" g="0" b="0"/>
-                          </a:effectRef>
+                          <a:lnRef idx="0"/>
+                          <a:fillRef idx="0"/>
+                          <a:effectRef idx="0"/>
                           <a:fontRef idx="minor"/>
                         </wps:style>
                         <wps:txbx>
                           <w:txbxContent>
                             <w:p>
                               <w:pPr>
+                                <w:pStyle w:val="Normal"/>
+                                <w:spacing w:before="0" w:after="160"/>
                                 <w:rPr>
                                   <w:lang w:val="en-GB"/>
                                 </w:rPr>
@@ -2583,72 +2310,22 @@
                                   <w:lang w:val="en-GB"/>
                                 </w:rPr>
                                 <w:t>Quiz name</w:t>
-                              </w:r>
-                              <w:r>
-                                <w:rPr>
-                                  <w:lang w:val="en-GB"/>
-                                </w:rPr>
                                 <w:tab/>
-                              </w:r>
-                              <w:r>
-                                <w:rPr>
-                                  <w:lang w:val="en-GB"/>
-                                </w:rPr>
                                 <w:tab/>
-                              </w:r>
-                              <w:r>
-                                <w:rPr>
-                                  <w:lang w:val="en-GB"/>
-                                </w:rPr>
                                 <w:tab/>
-                              </w:r>
-                              <w:r>
-                                <w:rPr>
-                                  <w:lang w:val="en-GB"/>
-                                </w:rPr>
                                 <w:tab/>
-                              </w:r>
-                              <w:r>
-                                <w:rPr>
-                                  <w:lang w:val="en-GB"/>
-                                </w:rPr>
                                 <w:tab/>
-                              </w:r>
-                              <w:r>
-                                <w:rPr>
-                                  <w:lang w:val="en-GB"/>
-                                </w:rPr>
                                 <w:tab/>
-                              </w:r>
-                              <w:r>
-                                <w:rPr>
-                                  <w:lang w:val="en-GB"/>
-                                </w:rPr>
                                 <w:tab/>
-                              </w:r>
-                              <w:r>
-                                <w:rPr>
-                                  <w:lang w:val="en-GB"/>
-                                </w:rPr>
                                 <w:tab/>
-                              </w:r>
-                              <w:r>
-                                <w:rPr>
-                                  <w:lang w:val="en-GB"/>
-                                </w:rPr>
                                 <w:tab/>
-                              </w:r>
-                              <w:r>
-                                <w:rPr>
-                                  <w:lang w:val="en-GB"/>
-                                </w:rPr>
                                 <w:tab/>
                                 <w:t>score/score</w:t>
                               </w:r>
                             </w:p>
                           </w:txbxContent>
                         </wps:txbx>
-                        <wps:bodyPr anchor="t">
+                        <wps:bodyPr lIns="0" tIns="0" rIns="0" bIns="0" anchor="t">
                           <a:noAutofit/>
                         </wps:bodyPr>
                       </wps:wsp>
@@ -2660,24 +2337,45 @@
           </mc:Choice>
           <mc:Fallback>
             <w:pict>
-              <v:group w14:anchorId="3ECD3004" id="_x0000_s1030" style="width:536pt;height:234.5pt;mso-position-horizontal-relative:char;mso-position-vertical-relative:line" coordsize="68072,29782" o:gfxdata="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">
-                <v:rect id="Rectangle 1" o:spid="_x0000_s1031" style="position:absolute;width:68072;height:29782;visibility:visible;mso-wrap-style:square;v-text-anchor:top" o:gfxdata="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" fillcolor="#156082" strokecolor="#092a38" strokeweight="1.5pt"/>
-                <v:rect id="_x0000_s1032" style="position:absolute;left:1652;top:1904;width:26345;height:4165;visibility:visible;mso-wrap-style:square;v-text-anchor:top" o:gfxdata="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">
+              <v:group id="shape_0" alt="Group 2" style="position:absolute;margin-left:0pt;margin-top:-235.55pt;width:536pt;height:234.5pt" coordorigin="0,-4711" coordsize="10720,4690">
+                <v:rect id="shape_0" fillcolor="#156082" stroked="t" o:allowincell="f" style="position:absolute;left:0;top:-4711;width:10719;height:4689;mso-wrap-style:none;v-text-anchor:middle;mso-position-vertical:top">
+                  <v:fill o:detectmouseclick="t" type="solid" color2="#ea9f7d"/>
+                  <v:stroke color="#092a38" weight="19080" joinstyle="miter" endcap="flat"/>
+                  <w10:wrap type="square"/>
+                </v:rect>
+                <v:rect id="shape_0" fillcolor="white" stroked="t" o:allowincell="f" style="position:absolute;left:260;top:-4411;width:4147;height:654;mso-wrap-style:square;v-text-anchor:top;mso-position-vertical:top">
+                  <v:fill o:detectmouseclick="t" type="solid" color2="black"/>
+                  <v:stroke color="black" weight="9360" joinstyle="miter" endcap="flat"/>
                   <v:textbox>
                     <w:txbxContent>
                       <w:p>
+                        <w:pPr>
+                          <w:pStyle w:val="Normal"/>
+                          <w:widowControl/>
+                          <w:suppressAutoHyphens w:val="true"/>
+                          <w:bidi w:val="0"/>
+                          <w:spacing w:lineRule="auto" w:line="278" w:before="0" w:after="160"/>
+                          <w:jc w:val="start"/>
+                          <w:rPr/>
+                        </w:pPr>
                         <w:r>
+                          <w:rPr/>
                           <w:t>Your name needs to be somewhere</w:t>
                         </w:r>
                       </w:p>
                     </w:txbxContent>
                   </v:textbox>
+                  <w10:wrap type="square"/>
                 </v:rect>
-                <v:rect id="_x0000_s1033" style="position:absolute;left:2412;top:14796;width:63817;height:4953;visibility:visible;mso-wrap-style:square;v-text-anchor:top" o:gfxdata="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">
+                <v:rect id="shape_0" fillcolor="white" stroked="t" o:allowincell="f" style="position:absolute;left:380;top:-2381;width:10049;height:779;mso-wrap-style:square;v-text-anchor:top;mso-position-vertical:top">
+                  <v:fill o:detectmouseclick="t" type="solid" color2="black"/>
+                  <v:stroke color="black" weight="9360" joinstyle="miter" endcap="flat"/>
                   <v:textbox>
                     <w:txbxContent>
                       <w:p>
                         <w:pPr>
+                          <w:pStyle w:val="Normal"/>
+                          <w:spacing w:before="0" w:after="160"/>
                           <w:rPr>
                             <w:lang w:val="en-GB"/>
                           </w:rPr>
@@ -2687,73 +2385,23 @@
                             <w:lang w:val="en-GB"/>
                           </w:rPr>
                           <w:t>Quiz name</w:t>
-                        </w:r>
-                        <w:r>
-                          <w:rPr>
-                            <w:lang w:val="en-GB"/>
-                          </w:rPr>
                           <w:tab/>
-                        </w:r>
-                        <w:r>
-                          <w:rPr>
-                            <w:lang w:val="en-GB"/>
-                          </w:rPr>
                           <w:tab/>
-                        </w:r>
-                        <w:r>
-                          <w:rPr>
-                            <w:lang w:val="en-GB"/>
-                          </w:rPr>
                           <w:tab/>
-                        </w:r>
-                        <w:r>
-                          <w:rPr>
-                            <w:lang w:val="en-GB"/>
-                          </w:rPr>
                           <w:tab/>
-                        </w:r>
-                        <w:r>
-                          <w:rPr>
-                            <w:lang w:val="en-GB"/>
-                          </w:rPr>
                           <w:tab/>
-                        </w:r>
-                        <w:r>
-                          <w:rPr>
-                            <w:lang w:val="en-GB"/>
-                          </w:rPr>
                           <w:tab/>
-                        </w:r>
-                        <w:r>
-                          <w:rPr>
-                            <w:lang w:val="en-GB"/>
-                          </w:rPr>
                           <w:tab/>
-                        </w:r>
-                        <w:r>
-                          <w:rPr>
-                            <w:lang w:val="en-GB"/>
-                          </w:rPr>
                           <w:tab/>
-                        </w:r>
-                        <w:r>
-                          <w:rPr>
-                            <w:lang w:val="en-GB"/>
-                          </w:rPr>
                           <w:tab/>
-                        </w:r>
-                        <w:r>
-                          <w:rPr>
-                            <w:lang w:val="en-GB"/>
-                          </w:rPr>
                           <w:tab/>
                           <w:t>score/score</w:t>
                         </w:r>
                       </w:p>
                     </w:txbxContent>
                   </v:textbox>
+                  <w10:wrap type="square"/>
                 </v:rect>
-                <w10:anchorlock/>
               </v:group>
             </w:pict>
           </mc:Fallback>
@@ -2762,30 +2410,52 @@
     </w:p>
     <w:p>
       <w:pPr>
-        <w:rPr>
-          <w:lang w:val="en-GB"/>
-        </w:rPr>
-      </w:pPr>
-    </w:p>
-    <w:p>
-      <w:pPr>
-        <w:rPr>
-          <w:lang w:val="en-GB"/>
-        </w:rPr>
-      </w:pPr>
-    </w:p>
-    <w:p>
-      <w:pPr>
-        <w:rPr>
-          <w:lang w:val="en-GB"/>
-        </w:rPr>
-      </w:pPr>
+        <w:pStyle w:val="Normal"/>
+        <w:rPr>
+          <w:lang w:val="en-GB"/>
+        </w:rPr>
+      </w:pPr>
+      <w:r>
+        <w:rPr>
+          <w:lang w:val="en-GB"/>
+        </w:rPr>
+      </w:r>
+    </w:p>
+    <w:p>
+      <w:pPr>
+        <w:pStyle w:val="Normal"/>
+        <w:rPr>
+          <w:lang w:val="en-GB"/>
+        </w:rPr>
+      </w:pPr>
+      <w:r>
+        <w:rPr>
+          <w:lang w:val="en-GB"/>
+        </w:rPr>
+      </w:r>
+    </w:p>
+    <w:p>
+      <w:pPr>
+        <w:pStyle w:val="Normal"/>
+        <w:rPr>
+          <w:lang w:val="en-GB"/>
+        </w:rPr>
+      </w:pPr>
+      <w:r>
+        <w:rPr>
+          <w:lang w:val="en-GB"/>
+        </w:rPr>
+      </w:r>
       <w:r>
         <w:br w:type="page"/>
       </w:r>
     </w:p>
     <w:p>
-      <w:proofErr w:type="spellStart"/>
+      <w:pPr>
+        <w:pStyle w:val="Normal"/>
+        <w:spacing w:before="0" w:after="160"/>
+        <w:rPr/>
+      </w:pPr>
       <w:r>
         <w:rPr>
           <w:b/>
@@ -2795,20 +2465,7 @@
           <w:u w:val="single"/>
           <w:lang w:val="en-GB"/>
         </w:rPr>
-        <w:lastRenderedPageBreak/>
-        <w:t>OnShape</w:t>
-      </w:r>
-      <w:proofErr w:type="spellEnd"/>
-      <w:r>
-        <w:rPr>
-          <w:b/>
-          <w:bCs/>
-          <w:sz w:val="32"/>
-          <w:szCs w:val="32"/>
-          <w:u w:val="single"/>
-          <w:lang w:val="en-GB"/>
-        </w:rPr>
-        <w:t xml:space="preserve"> – </w:t>
+        <w:t xml:space="preserve">OnShape – </w:t>
       </w:r>
       <w:r>
         <w:rPr>
@@ -2825,47 +2482,33 @@
     </w:p>
     <w:p>
       <w:pPr>
-        <w:rPr>
-          <w:lang w:val="en-GB"/>
-        </w:rPr>
-      </w:pPr>
-      <w:r>
-        <w:rPr>
-          <w:lang w:val="en-GB"/>
-        </w:rPr>
-        <w:t xml:space="preserve">Complete the Intro to Part design </w:t>
-      </w:r>
-      <w:proofErr w:type="spellStart"/>
-      <w:r>
-        <w:rPr>
-          <w:lang w:val="en-GB"/>
-        </w:rPr>
-        <w:t>Onshape</w:t>
-      </w:r>
-      <w:proofErr w:type="spellEnd"/>
-      <w:r>
-        <w:rPr>
-          <w:lang w:val="en-GB"/>
-        </w:rPr>
-        <w:t xml:space="preserve"> training module. Once complete you should get a pdf certificate. Paste a screenshot of the certificate below. </w:t>
-      </w:r>
-    </w:p>
-    <w:p>
-      <w:pPr>
-        <w:keepNext/>
-      </w:pPr>
-      <w:r>
-        <w:rPr>
-          <w:noProof/>
-        </w:rPr>
+        <w:pStyle w:val="Normal"/>
+        <w:rPr>
+          <w:lang w:val="en-GB"/>
+        </w:rPr>
+      </w:pPr>
+      <w:r>
+        <w:rPr>
+          <w:lang w:val="en-GB"/>
+        </w:rPr>
+        <w:t xml:space="preserve">Complete the Intro to Part design Onshape training module. Once complete you should get a pdf certificate. Paste a screenshot of the certificate below. </w:t>
+      </w:r>
+    </w:p>
+    <w:p>
+      <w:pPr>
+        <w:pStyle w:val="Normal"/>
+        <w:keepNext w:val="true"/>
+        <w:rPr/>
+      </w:pPr>
+      <w:r>
+        <w:rPr/>
         <mc:AlternateContent>
           <mc:Choice Requires="wpg">
             <w:drawing>
-              <wp:inline distT="0" distB="0" distL="0" distR="0" wp14:anchorId="6D29720E" wp14:editId="103B5B40">
+              <wp:inline distT="0" distB="0" distL="0" distR="0" wp14:anchorId="6D29720E">
                 <wp:extent cx="6807200" cy="2978150"/>
                 <wp:effectExtent l="0" t="0" r="12700" b="12700"/>
                 <wp:docPr id="17" name="Group 2"/>
-                <wp:cNvGraphicFramePr/>
                 <a:graphic xmlns:a="http://schemas.openxmlformats.org/drawingml/2006/main">
                   <a:graphicData uri="http://schemas.microsoft.com/office/word/2010/wordprocessingGroup">
                     <wpg:wgp>
@@ -2920,7 +2563,7 @@
                         <wps:spPr>
                           <a:xfrm>
                             <a:off x="1689120" y="952560"/>
-                            <a:ext cx="2635200" cy="416520"/>
+                            <a:ext cx="2635200" cy="415800"/>
                           </a:xfrm>
                           <a:prstGeom prst="rect">
                             <a:avLst/>
@@ -2936,27 +2579,31 @@
                           </a:ln>
                         </wps:spPr>
                         <wps:style>
-                          <a:lnRef idx="0">
-                            <a:scrgbClr r="0" g="0" b="0"/>
-                          </a:lnRef>
-                          <a:fillRef idx="0">
-                            <a:scrgbClr r="0" g="0" b="0"/>
-                          </a:fillRef>
-                          <a:effectRef idx="0">
-                            <a:scrgbClr r="0" g="0" b="0"/>
-                          </a:effectRef>
+                          <a:lnRef idx="0"/>
+                          <a:fillRef idx="0"/>
+                          <a:effectRef idx="0"/>
                           <a:fontRef idx="minor"/>
                         </wps:style>
                         <wps:txbx>
                           <w:txbxContent>
                             <w:p>
+                              <w:pPr>
+                                <w:pStyle w:val="Normal"/>
+                                <w:widowControl/>
+                                <w:suppressAutoHyphens w:val="true"/>
+                                <w:bidi w:val="0"/>
+                                <w:spacing w:lineRule="auto" w:line="278" w:before="0" w:after="160"/>
+                                <w:jc w:val="start"/>
+                                <w:rPr/>
+                              </w:pPr>
                               <w:r>
+                                <w:rPr/>
                                 <w:t>Your name needs to be somewhere</w:t>
                               </w:r>
                             </w:p>
                           </w:txbxContent>
                         </wps:txbx>
-                        <wps:bodyPr anchor="t">
+                        <wps:bodyPr lIns="0" tIns="0" rIns="0" bIns="0" anchor="t">
                           <a:noAutofit/>
                         </wps:bodyPr>
                       </wps:wsp>
@@ -2982,21 +2629,17 @@
                           </a:ln>
                         </wps:spPr>
                         <wps:style>
-                          <a:lnRef idx="0">
-                            <a:scrgbClr r="0" g="0" b="0"/>
-                          </a:lnRef>
-                          <a:fillRef idx="0">
-                            <a:scrgbClr r="0" g="0" b="0"/>
-                          </a:fillRef>
-                          <a:effectRef idx="0">
-                            <a:scrgbClr r="0" g="0" b="0"/>
-                          </a:effectRef>
+                          <a:lnRef idx="0"/>
+                          <a:fillRef idx="0"/>
+                          <a:effectRef idx="0"/>
                           <a:fontRef idx="minor"/>
                         </wps:style>
                         <wps:txbx>
                           <w:txbxContent>
                             <w:p>
                               <w:pPr>
+                                <w:pStyle w:val="Normal"/>
+                                <w:spacing w:before="0" w:after="160"/>
                                 <w:rPr>
                                   <w:lang w:val="en-GB"/>
                                 </w:rPr>
@@ -3010,7 +2653,7 @@
                             </w:p>
                           </w:txbxContent>
                         </wps:txbx>
-                        <wps:bodyPr anchor="t">
+                        <wps:bodyPr lIns="0" tIns="0" rIns="0" bIns="0" anchor="t">
                           <a:noAutofit/>
                         </wps:bodyPr>
                       </wps:wsp>
@@ -3022,24 +2665,45 @@
           </mc:Choice>
           <mc:Fallback>
             <w:pict>
-              <v:group w14:anchorId="6D29720E" id="_x0000_s1034" style="width:536pt;height:234.5pt;mso-position-horizontal-relative:char;mso-position-vertical-relative:line" coordsize="68072,29782" o:gfxdata="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">
-                <v:rect id="Rectangle 1" o:spid="_x0000_s1035" style="position:absolute;width:68072;height:29782;visibility:visible;mso-wrap-style:square;v-text-anchor:top" o:gfxdata="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" fillcolor="#156082" strokecolor="#092a38" strokeweight="1.5pt"/>
-                <v:rect id="_x0000_s1036" style="position:absolute;left:16891;top:9525;width:26352;height:4165;visibility:visible;mso-wrap-style:square;v-text-anchor:top" o:gfxdata="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">
+              <v:group id="shape_0" alt="Group 2" style="position:absolute;margin-left:0pt;margin-top:-235.55pt;width:536pt;height:234.5pt" coordorigin="0,-4711" coordsize="10720,4690">
+                <v:rect id="shape_0" fillcolor="#156082" stroked="t" o:allowincell="f" style="position:absolute;left:0;top:-4711;width:10719;height:4689;mso-wrap-style:none;v-text-anchor:middle;mso-position-vertical:top">
+                  <v:fill o:detectmouseclick="t" type="solid" color2="#ea9f7d"/>
+                  <v:stroke color="#092a38" weight="19080" joinstyle="miter" endcap="flat"/>
+                  <w10:wrap type="square"/>
+                </v:rect>
+                <v:rect id="shape_0" fillcolor="white" stroked="t" o:allowincell="f" style="position:absolute;left:2660;top:-3211;width:4149;height:654;mso-wrap-style:square;v-text-anchor:top;mso-position-vertical:top">
+                  <v:fill o:detectmouseclick="t" type="solid" color2="black"/>
+                  <v:stroke color="black" weight="9360" joinstyle="miter" endcap="flat"/>
                   <v:textbox>
                     <w:txbxContent>
                       <w:p>
+                        <w:pPr>
+                          <w:pStyle w:val="Normal"/>
+                          <w:widowControl/>
+                          <w:suppressAutoHyphens w:val="true"/>
+                          <w:bidi w:val="0"/>
+                          <w:spacing w:lineRule="auto" w:line="278" w:before="0" w:after="160"/>
+                          <w:jc w:val="start"/>
+                          <w:rPr/>
+                        </w:pPr>
                         <w:r>
+                          <w:rPr/>
                           <w:t>Your name needs to be somewhere</w:t>
                         </w:r>
                       </w:p>
                     </w:txbxContent>
                   </v:textbox>
+                  <w10:wrap type="square"/>
                 </v:rect>
-                <v:rect id="_x0000_s1037" style="position:absolute;left:2412;top:14796;width:63817;height:4953;visibility:visible;mso-wrap-style:square;v-text-anchor:top" o:gfxdata="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">
+                <v:rect id="shape_0" fillcolor="white" stroked="t" o:allowincell="f" style="position:absolute;left:380;top:-2381;width:10049;height:779;mso-wrap-style:square;v-text-anchor:top;mso-position-vertical:top">
+                  <v:fill o:detectmouseclick="t" type="solid" color2="black"/>
+                  <v:stroke color="black" weight="9360" joinstyle="miter" endcap="flat"/>
                   <v:textbox>
                     <w:txbxContent>
                       <w:p>
                         <w:pPr>
+                          <w:pStyle w:val="Normal"/>
+                          <w:spacing w:before="0" w:after="160"/>
                           <w:rPr>
                             <w:lang w:val="en-GB"/>
                           </w:rPr>
@@ -3053,8 +2717,8 @@
                       </w:p>
                     </w:txbxContent>
                   </v:textbox>
+                  <w10:wrap type="square"/>
                 </v:rect>
-                <w10:anchorlock/>
               </v:group>
             </w:pict>
           </mc:Fallback>
@@ -3063,112 +2727,47 @@
     </w:p>
     <w:p>
       <w:pPr>
-        <w:rPr>
-          <w:lang w:val="en-GB"/>
-        </w:rPr>
-      </w:pPr>
-    </w:p>
-    <w:p>
-      <w:pPr>
-        <w:rPr>
-          <w:lang w:val="en-GB"/>
-        </w:rPr>
-      </w:pPr>
-      <w:r>
-        <w:rPr>
-          <w:lang w:val="en-GB"/>
-        </w:rPr>
-        <w:t xml:space="preserve">Once you have access to the </w:t>
-      </w:r>
-      <w:proofErr w:type="spellStart"/>
-      <w:r>
-        <w:rPr>
-          <w:lang w:val="en-GB"/>
-        </w:rPr>
-        <w:t>NUTeams</w:t>
-      </w:r>
-      <w:proofErr w:type="spellEnd"/>
-      <w:r>
-        <w:rPr>
-          <w:lang w:val="en-GB"/>
-        </w:rPr>
-        <w:t xml:space="preserve"> </w:t>
-      </w:r>
-      <w:proofErr w:type="spellStart"/>
-      <w:r>
-        <w:rPr>
-          <w:lang w:val="en-GB"/>
-        </w:rPr>
-        <w:t>OnShape</w:t>
-      </w:r>
-      <w:proofErr w:type="spellEnd"/>
-      <w:r>
-        <w:rPr>
-          <w:lang w:val="en-GB"/>
-        </w:rPr>
-        <w:t xml:space="preserve">, complete the 2 NUTEAMS online induction exercises: NU Teams - </w:t>
-      </w:r>
-      <w:proofErr w:type="spellStart"/>
-      <w:r>
-        <w:rPr>
-          <w:lang w:val="en-GB"/>
-        </w:rPr>
-        <w:t>Onshape</w:t>
-      </w:r>
-      <w:proofErr w:type="spellEnd"/>
-      <w:r>
-        <w:rPr>
-          <w:lang w:val="en-GB"/>
-        </w:rPr>
-        <w:t xml:space="preserve"> introduction 1 (Lachlan’s example) and </w:t>
-      </w:r>
-      <w:proofErr w:type="spellStart"/>
-      <w:r>
-        <w:rPr>
-          <w:lang w:val="en-GB"/>
-        </w:rPr>
-        <w:t>NUTeams</w:t>
-      </w:r>
-      <w:proofErr w:type="spellEnd"/>
-      <w:r>
-        <w:rPr>
-          <w:lang w:val="en-GB"/>
-        </w:rPr>
-        <w:t xml:space="preserve"> – </w:t>
-      </w:r>
-      <w:proofErr w:type="spellStart"/>
-      <w:r>
-        <w:rPr>
-          <w:lang w:val="en-GB"/>
-        </w:rPr>
-        <w:t>Onshape</w:t>
-      </w:r>
-      <w:proofErr w:type="spellEnd"/>
-      <w:r>
-        <w:rPr>
-          <w:lang w:val="en-GB"/>
-        </w:rPr>
-        <w:t xml:space="preserve"> introduction 2. Provide screenshots of each</w:t>
-      </w:r>
-    </w:p>
-    <w:p>
-      <w:pPr>
-        <w:rPr>
-          <w:lang w:val="en-GB"/>
-        </w:rPr>
-      </w:pPr>
-      <w:r>
-        <w:rPr>
-          <w:noProof/>
-        </w:rPr>
+        <w:pStyle w:val="Normal"/>
+        <w:rPr>
+          <w:lang w:val="en-GB"/>
+        </w:rPr>
+      </w:pPr>
+      <w:r>
+        <w:rPr>
+          <w:lang w:val="en-GB"/>
+        </w:rPr>
+      </w:r>
+    </w:p>
+    <w:p>
+      <w:pPr>
+        <w:pStyle w:val="Normal"/>
+        <w:rPr>
+          <w:lang w:val="en-GB"/>
+        </w:rPr>
+      </w:pPr>
+      <w:r>
+        <w:rPr>
+          <w:lang w:val="en-GB"/>
+        </w:rPr>
+        <w:t>Once you have access to the NUTeams OnShape, complete the 2 NUTEAMS online induction exercises: NU Teams - Onshape introduction 1 (Lachlan’s example) and NUTeams – Onshape introduction 2. Provide screenshots of each</w:t>
+      </w:r>
+    </w:p>
+    <w:p>
+      <w:pPr>
+        <w:pStyle w:val="Normal"/>
+        <w:rPr>
+          <w:lang w:val="en-GB"/>
+        </w:rPr>
+      </w:pPr>
+      <w:r>
+        <w:rPr/>
         <mc:AlternateContent>
           <mc:Choice Requires="wpg">
             <w:drawing>
-              <wp:inline distT="0" distB="0" distL="0" distR="0" wp14:anchorId="12F1FA5A" wp14:editId="5028529B">
+              <wp:inline distT="0" distB="0" distL="0" distR="0" wp14:anchorId="12F1FA5A">
                 <wp:extent cx="6645910" cy="2907030"/>
                 <wp:effectExtent l="0" t="0" r="21590" b="26670"/>
                 <wp:docPr id="21" name="Group 2"/>
-                <wp:cNvGraphicFramePr/>
                 <a:graphic xmlns:a="http://schemas.openxmlformats.org/drawingml/2006/main">
                   <a:graphicData uri="http://schemas.microsoft.com/office/word/2010/wordprocessingGroup">
                     <wpg:wgp>
@@ -3239,21 +2838,17 @@
                           </a:ln>
                         </wps:spPr>
                         <wps:style>
-                          <a:lnRef idx="0">
-                            <a:scrgbClr r="0" g="0" b="0"/>
-                          </a:lnRef>
-                          <a:fillRef idx="0">
-                            <a:scrgbClr r="0" g="0" b="0"/>
-                          </a:fillRef>
-                          <a:effectRef idx="0">
-                            <a:scrgbClr r="0" g="0" b="0"/>
-                          </a:effectRef>
+                          <a:lnRef idx="0"/>
+                          <a:fillRef idx="0"/>
+                          <a:effectRef idx="0"/>
                           <a:fontRef idx="minor"/>
                         </wps:style>
                         <wps:txbx>
                           <w:txbxContent>
                             <w:p>
                               <w:pPr>
+                                <w:pStyle w:val="Normal"/>
+                                <w:spacing w:before="0" w:after="160"/>
                                 <w:rPr>
                                   <w:lang w:val="en-GB"/>
                                 </w:rPr>
@@ -3267,7 +2862,7 @@
                             </w:p>
                           </w:txbxContent>
                         </wps:txbx>
-                        <wps:bodyPr anchor="t">
+                        <wps:bodyPr lIns="0" tIns="0" rIns="0" bIns="0" anchor="t">
                           <a:noAutofit/>
                         </wps:bodyPr>
                       </wps:wsp>
@@ -3279,13 +2874,21 @@
           </mc:Choice>
           <mc:Fallback>
             <w:pict>
-              <v:group w14:anchorId="12F1FA5A" id="_x0000_s1038" style="width:523.3pt;height:228.9pt;mso-position-horizontal-relative:char;mso-position-vertical-relative:line" coordsize="66459,29070" o:gfxdata="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">
-                <v:rect id="Rectangle 1" o:spid="_x0000_s1039" style="position:absolute;width:66459;height:29070;visibility:visible;mso-wrap-style:square;v-text-anchor:top" o:gfxdata="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" fillcolor="#156082" strokecolor="#092a38" strokeweight="1.5pt"/>
-                <v:rect id="_x0000_s1040" style="position:absolute;left:2354;top:14439;width:62305;height:4831;visibility:visible;mso-wrap-style:square;v-text-anchor:top" o:gfxdata="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">
+              <v:group id="shape_0" alt="Group 2" style="position:absolute;margin-left:0pt;margin-top:-231.05pt;width:523.3pt;height:228.9pt" coordorigin="0,-4621" coordsize="10466,4578">
+                <v:rect id="shape_0" fillcolor="#156082" stroked="t" o:allowincell="f" style="position:absolute;left:0;top:-4621;width:10465;height:4577;mso-wrap-style:none;v-text-anchor:middle;mso-position-vertical:top">
+                  <v:fill o:detectmouseclick="t" type="solid" color2="#ea9f7d"/>
+                  <v:stroke color="#092a38" weight="19080" joinstyle="miter" endcap="flat"/>
+                  <w10:wrap type="square"/>
+                </v:rect>
+                <v:rect id="shape_0" fillcolor="white" stroked="t" o:allowincell="f" style="position:absolute;left:371;top:-2347;width:9811;height:760;mso-wrap-style:square;v-text-anchor:top;mso-position-vertical:top">
+                  <v:fill o:detectmouseclick="t" type="solid" color2="black"/>
+                  <v:stroke color="black" weight="9360" joinstyle="miter" endcap="flat"/>
                   <v:textbox>
                     <w:txbxContent>
                       <w:p>
                         <w:pPr>
+                          <w:pStyle w:val="Normal"/>
+                          <w:spacing w:before="0" w:after="160"/>
                           <w:rPr>
                             <w:lang w:val="en-GB"/>
                           </w:rPr>
@@ -3299,8 +2902,8 @@
                       </w:p>
                     </w:txbxContent>
                   </v:textbox>
+                  <w10:wrap type="square"/>
                 </v:rect>
-                <w10:anchorlock/>
               </v:group>
             </w:pict>
           </mc:Fallback>
@@ -3309,23 +2912,20 @@
     </w:p>
     <w:p>
       <w:pPr>
-        <w:rPr>
-          <w:lang w:val="en-GB"/>
-        </w:rPr>
-      </w:pPr>
-      <w:r>
-        <w:rPr>
-          <w:noProof/>
-        </w:rPr>
-        <w:lastRenderedPageBreak/>
+        <w:pStyle w:val="Normal"/>
+        <w:rPr>
+          <w:lang w:val="en-GB"/>
+        </w:rPr>
+      </w:pPr>
+      <w:r>
+        <w:rPr/>
         <mc:AlternateContent>
           <mc:Choice Requires="wpg">
             <w:drawing>
-              <wp:inline distT="0" distB="0" distL="0" distR="0" wp14:anchorId="03BA3F4F" wp14:editId="35F5F287">
+              <wp:inline distT="0" distB="0" distL="0" distR="0" wp14:anchorId="03BA3F4F">
                 <wp:extent cx="6645910" cy="2907665"/>
                 <wp:effectExtent l="0" t="0" r="21590" b="26670"/>
                 <wp:docPr id="24" name="Group 2"/>
-                <wp:cNvGraphicFramePr/>
                 <a:graphic xmlns:a="http://schemas.openxmlformats.org/drawingml/2006/main">
                   <a:graphicData uri="http://schemas.microsoft.com/office/word/2010/wordprocessingGroup">
                     <wpg:wgp>
@@ -3396,21 +2996,17 @@
                           </a:ln>
                         </wps:spPr>
                         <wps:style>
-                          <a:lnRef idx="0">
-                            <a:scrgbClr r="0" g="0" b="0"/>
-                          </a:lnRef>
-                          <a:fillRef idx="0">
-                            <a:scrgbClr r="0" g="0" b="0"/>
-                          </a:fillRef>
-                          <a:effectRef idx="0">
-                            <a:scrgbClr r="0" g="0" b="0"/>
-                          </a:effectRef>
+                          <a:lnRef idx="0"/>
+                          <a:fillRef idx="0"/>
+                          <a:effectRef idx="0"/>
                           <a:fontRef idx="minor"/>
                         </wps:style>
                         <wps:txbx>
                           <w:txbxContent>
                             <w:p>
                               <w:pPr>
+                                <w:pStyle w:val="Normal"/>
+                                <w:spacing w:before="0" w:after="160"/>
                                 <w:rPr>
                                   <w:lang w:val="en-GB"/>
                                 </w:rPr>
@@ -3424,7 +3020,7 @@
                             </w:p>
                           </w:txbxContent>
                         </wps:txbx>
-                        <wps:bodyPr anchor="t">
+                        <wps:bodyPr lIns="0" tIns="0" rIns="0" bIns="0" anchor="t">
                           <a:noAutofit/>
                         </wps:bodyPr>
                       </wps:wsp>
@@ -3436,13 +3032,21 @@
           </mc:Choice>
           <mc:Fallback>
             <w:pict>
-              <v:group w14:anchorId="03BA3F4F" id="_x0000_s1041" style="width:523.3pt;height:228.95pt;mso-position-horizontal-relative:char;mso-position-vertical-relative:line" coordsize="66459,29077" o:gfxdata="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">
-                <v:rect id="Rectangle 1" o:spid="_x0000_s1042" style="position:absolute;width:66459;height:29077;visibility:visible;mso-wrap-style:square;v-text-anchor:top" o:gfxdata="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" fillcolor="#156082" strokecolor="#092a38" strokeweight="1.5pt"/>
-                <v:rect id="_x0000_s1043" style="position:absolute;left:2354;top:14446;width:62305;height:4839;visibility:visible;mso-wrap-style:square;v-text-anchor:top" o:gfxdata="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">
+              <v:group id="shape_0" alt="Group 2" style="position:absolute;margin-left:0pt;margin-top:-231.1pt;width:523.3pt;height:228.95pt" coordorigin="0,-4622" coordsize="10466,4579">
+                <v:rect id="shape_0" fillcolor="#156082" stroked="t" o:allowincell="f" style="position:absolute;left:0;top:-4622;width:10465;height:4578;mso-wrap-style:none;v-text-anchor:middle;mso-position-vertical:top">
+                  <v:fill o:detectmouseclick="t" type="solid" color2="#ea9f7d"/>
+                  <v:stroke color="#092a38" weight="19080" joinstyle="miter" endcap="flat"/>
+                  <w10:wrap type="square"/>
+                </v:rect>
+                <v:rect id="shape_0" fillcolor="white" stroked="t" o:allowincell="f" style="position:absolute;left:371;top:-2347;width:9811;height:761;mso-wrap-style:square;v-text-anchor:top;mso-position-vertical:top">
+                  <v:fill o:detectmouseclick="t" type="solid" color2="black"/>
+                  <v:stroke color="black" weight="9360" joinstyle="miter" endcap="flat"/>
                   <v:textbox>
                     <w:txbxContent>
                       <w:p>
                         <w:pPr>
+                          <w:pStyle w:val="Normal"/>
+                          <w:spacing w:before="0" w:after="160"/>
                           <w:rPr>
                             <w:lang w:val="en-GB"/>
                           </w:rPr>
@@ -3456,8 +3060,8 @@
                       </w:p>
                     </w:txbxContent>
                   </v:textbox>
+                  <w10:wrap type="square"/>
                 </v:rect>
-                <w10:anchorlock/>
               </v:group>
             </w:pict>
           </mc:Fallback>
@@ -3466,15 +3070,26 @@
     </w:p>
     <w:p>
       <w:pPr>
-        <w:rPr>
-          <w:lang w:val="en-GB"/>
-        </w:rPr>
-      </w:pPr>
+        <w:pStyle w:val="Normal"/>
+        <w:rPr>
+          <w:lang w:val="en-GB"/>
+        </w:rPr>
+      </w:pPr>
+      <w:r>
+        <w:rPr>
+          <w:lang w:val="en-GB"/>
+        </w:rPr>
+      </w:r>
       <w:r>
         <w:br w:type="page"/>
       </w:r>
     </w:p>
     <w:p>
+      <w:pPr>
+        <w:pStyle w:val="Normal"/>
+        <w:spacing w:before="0" w:after="160"/>
+        <w:rPr/>
+      </w:pPr>
       <w:r>
         <w:rPr>
           <w:b/>
@@ -3484,7 +3099,6 @@
           <w:u w:val="single"/>
           <w:lang w:val="en-GB"/>
         </w:rPr>
-        <w:lastRenderedPageBreak/>
         <w:t>GitHub</w:t>
       </w:r>
       <w:r>
@@ -3519,6 +3133,7 @@
     </w:p>
     <w:p>
       <w:pPr>
+        <w:pStyle w:val="Normal"/>
         <w:rPr>
           <w:lang w:val="en-GB"/>
         </w:rPr>
@@ -3532,6 +3147,7 @@
     </w:p>
     <w:p>
       <w:pPr>
+        <w:pStyle w:val="Normal"/>
         <w:rPr>
           <w:lang w:val="en-GB"/>
         </w:rPr>
@@ -3545,16 +3161,15 @@
     </w:p>
     <w:p>
       <w:pPr>
-        <w:rPr>
-          <w:lang w:val="en-GB"/>
-        </w:rPr>
-      </w:pPr>
-      <w:r>
-        <w:rPr>
-          <w:noProof/>
-        </w:rPr>
+        <w:pStyle w:val="Normal"/>
+        <w:rPr>
+          <w:lang w:val="en-GB"/>
+        </w:rPr>
+      </w:pPr>
+      <w:r>
+        <w:rPr/>
         <w:drawing>
-          <wp:inline distT="0" distB="0" distL="0" distR="0" wp14:anchorId="3766064D" wp14:editId="600C88F8">
+          <wp:inline distT="0" distB="0" distL="0" distR="0">
             <wp:extent cx="6715125" cy="2696845"/>
             <wp:effectExtent l="0" t="0" r="0" b="0"/>
             <wp:docPr id="27" name="Picture 3"/>
@@ -3571,7 +3186,7 @@
                     </pic:cNvPicPr>
                   </pic:nvPicPr>
                   <pic:blipFill>
-                    <a:blip r:embed="rId32"/>
+                    <a:blip r:embed="rId27"/>
                     <a:stretch>
                       <a:fillRect/>
                     </a:stretch>
@@ -3595,16 +3210,98 @@
     </w:p>
     <w:p>
       <w:pPr>
-        <w:rPr>
-          <w:lang w:val="en-GB"/>
-        </w:rPr>
-      </w:pPr>
+        <w:pStyle w:val="Normal"/>
+        <w:rPr>
+          <w:lang w:val="en-GB"/>
+        </w:rPr>
+      </w:pPr>
+      <w:r>
+        <w:rPr>
+          <w:lang w:val="en-GB"/>
+        </w:rPr>
+      </w:r>
+    </w:p>
+    <w:p>
+      <w:pPr>
+        <w:pStyle w:val="Normal"/>
+        <w:rPr>
+          <w:lang w:val="en-GB"/>
+        </w:rPr>
+      </w:pPr>
+      <w:r>
+        <w:rPr>
+          <w:lang w:val="en-GB"/>
+        </w:rPr>
+      </w:r>
+    </w:p>
+    <w:p>
+      <w:pPr>
+        <w:pStyle w:val="Normal"/>
+        <w:rPr>
+          <w:lang w:val="en-GB"/>
+        </w:rPr>
+      </w:pPr>
+      <w:r>
+        <w:rPr>
+          <w:lang w:val="en-GB"/>
+        </w:rPr>
+        <w:drawing>
+          <wp:anchor distT="0" distB="0" distL="0" distR="0" simplePos="0" relativeHeight="50" behindDoc="0" locked="0" layoutInCell="0" allowOverlap="1">
+            <wp:simplePos x="0" y="0"/>
+            <wp:positionH relativeFrom="column">
+              <wp:align>center</wp:align>
+            </wp:positionH>
+            <wp:positionV relativeFrom="paragraph">
+              <wp:posOffset>635</wp:posOffset>
+            </wp:positionV>
+            <wp:extent cx="6645910" cy="2604135"/>
+            <wp:effectExtent l="0" t="0" r="0" b="0"/>
+            <wp:wrapSquare wrapText="largest"/>
+            <wp:docPr id="28" name="Image1"/>
+            <wp:cNvGraphicFramePr>
+              <a:graphicFrameLocks xmlns:a="http://schemas.openxmlformats.org/drawingml/2006/main" noChangeAspect="1"/>
+            </wp:cNvGraphicFramePr>
+            <a:graphic xmlns:a="http://schemas.openxmlformats.org/drawingml/2006/main">
+              <a:graphicData uri="http://schemas.openxmlformats.org/drawingml/2006/picture">
+                <pic:pic xmlns:pic="http://schemas.openxmlformats.org/drawingml/2006/picture">
+                  <pic:nvPicPr>
+                    <pic:cNvPr id="28" name="Image1"/>
+                    <pic:cNvPicPr>
+                      <a:picLocks noChangeAspect="1" noChangeArrowheads="1"/>
+                    </pic:cNvPicPr>
+                  </pic:nvPicPr>
+                  <pic:blipFill>
+                    <a:blip r:embed="rId28"/>
+                    <a:stretch>
+                      <a:fillRect/>
+                    </a:stretch>
+                  </pic:blipFill>
+                  <pic:spPr bwMode="auto">
+                    <a:xfrm>
+                      <a:off x="0" y="0"/>
+                      <a:ext cx="6645910" cy="2604135"/>
+                    </a:xfrm>
+                    <a:prstGeom prst="rect">
+                      <a:avLst/>
+                    </a:prstGeom>
+                    <a:noFill/>
+                  </pic:spPr>
+                </pic:pic>
+              </a:graphicData>
+            </a:graphic>
+          </wp:anchor>
+        </w:drawing>
+      </w:r>
       <w:r>
         <w:br w:type="page"/>
       </w:r>
     </w:p>
     <w:p>
-      <w:proofErr w:type="spellStart"/>
+      <w:pPr>
+        <w:pStyle w:val="Normal"/>
+        <w:spacing w:before="0" w:after="160"/>
+        <w:rPr/>
+      </w:pPr>
       <w:r>
         <w:rPr>
           <w:b/>
@@ -3614,20 +3311,7 @@
           <w:u w:val="single"/>
           <w:lang w:val="en-GB"/>
         </w:rPr>
-        <w:lastRenderedPageBreak/>
-        <w:t>LabTools</w:t>
-      </w:r>
-      <w:proofErr w:type="spellEnd"/>
-      <w:r>
-        <w:rPr>
-          <w:b/>
-          <w:bCs/>
-          <w:sz w:val="32"/>
-          <w:szCs w:val="32"/>
-          <w:u w:val="single"/>
-          <w:lang w:val="en-GB"/>
-        </w:rPr>
-        <w:t xml:space="preserve"> – </w:t>
+        <w:t xml:space="preserve">LabTools – </w:t>
       </w:r>
       <w:r>
         <w:rPr>
@@ -3644,6 +3328,7 @@
     </w:p>
     <w:p>
       <w:pPr>
+        <w:pStyle w:val="Normal"/>
         <w:rPr>
           <w:lang w:val="en-GB"/>
         </w:rPr>
@@ -3657,29 +3342,33 @@
     </w:p>
     <w:p>
       <w:pPr>
-        <w:rPr>
-          <w:lang w:val="en-GB"/>
-        </w:rPr>
-      </w:pPr>
-    </w:p>
-    <w:p>
-      <w:pPr>
-        <w:rPr>
-          <w:lang w:val="en-GB"/>
-        </w:rPr>
-      </w:pPr>
-      <w:r>
-        <w:rPr>
-          <w:noProof/>
-        </w:rPr>
+        <w:pStyle w:val="Normal"/>
+        <w:rPr>
+          <w:lang w:val="en-GB"/>
+        </w:rPr>
+      </w:pPr>
+      <w:r>
+        <w:rPr>
+          <w:lang w:val="en-GB"/>
+        </w:rPr>
+      </w:r>
+    </w:p>
+    <w:p>
+      <w:pPr>
+        <w:pStyle w:val="Normal"/>
+        <w:rPr>
+          <w:lang w:val="en-GB"/>
+        </w:rPr>
+      </w:pPr>
+      <w:r>
+        <w:rPr/>
         <mc:AlternateContent>
           <mc:Choice Requires="wpg">
             <w:drawing>
-              <wp:inline distT="0" distB="0" distL="0" distR="0" wp14:anchorId="7ADD0AE8" wp14:editId="5BEF797E">
+              <wp:inline distT="0" distB="0" distL="0" distR="0" wp14:anchorId="7ADD0AE8">
                 <wp:extent cx="6445250" cy="3727450"/>
                 <wp:effectExtent l="0" t="0" r="12700" b="25400"/>
-                <wp:docPr id="28" name="Group 7"/>
-                <wp:cNvGraphicFramePr/>
+                <wp:docPr id="29" name="Group 7"/>
                 <a:graphic xmlns:a="http://schemas.openxmlformats.org/drawingml/2006/main">
                   <a:graphicData uri="http://schemas.microsoft.com/office/word/2010/wordprocessingGroup">
                     <wpg:wgp>
@@ -3693,7 +3382,7 @@
                         </a:xfrm>
                       </wpg:grpSpPr>
                       <wps:wsp>
-                        <wps:cNvPr id="29" name="Rectangle 4"/>
+                        <wps:cNvPr id="30" name="Rectangle 4"/>
                         <wps:cNvSpPr/>
                         <wps:spPr>
                           <a:xfrm>
@@ -3729,12 +3418,12 @@
                         <wps:bodyPr/>
                       </wps:wsp>
                       <wps:wsp>
-                        <wps:cNvPr id="30" name="Smiley Face 5"/>
+                        <wps:cNvPr id="31" name="Smiley Face 5"/>
                         <wps:cNvSpPr/>
                         <wps:spPr>
                           <a:xfrm>
                             <a:off x="851040" y="876240"/>
-                            <a:ext cx="1212840" cy="939240"/>
+                            <a:ext cx="1212120" cy="938520"/>
                           </a:xfrm>
                           <a:prstGeom prst="smileyFace">
                             <a:avLst>
@@ -3767,12 +3456,12 @@
                         <wps:bodyPr/>
                       </wps:wsp>
                       <wps:wsp>
-                        <wps:cNvPr id="31" name="Smiley Face 5"/>
+                        <wps:cNvPr id="32" name="Smiley Face 5"/>
                         <wps:cNvSpPr/>
                         <wps:spPr>
                           <a:xfrm>
-                            <a:off x="4255200" y="857160"/>
-                            <a:ext cx="1098000" cy="958680"/>
+                            <a:off x="4255920" y="857160"/>
+                            <a:ext cx="1097280" cy="958320"/>
                           </a:xfrm>
                           <a:prstGeom prst="smileyFace">
                             <a:avLst>
@@ -3805,12 +3494,12 @@
                         <wps:bodyPr/>
                       </wps:wsp>
                       <wps:wsp>
-                        <wps:cNvPr id="32" name="Explosion: 14 Points 6"/>
+                        <wps:cNvPr id="33" name="Explosion: 14 Points 6"/>
                         <wps:cNvSpPr/>
                         <wps:spPr>
                           <a:xfrm>
-                            <a:off x="2476440" y="1880280"/>
-                            <a:ext cx="1619280" cy="1332720"/>
+                            <a:off x="2476440" y="1881000"/>
+                            <a:ext cx="1619280" cy="1332360"/>
                           </a:xfrm>
                           <a:prstGeom prst="irregularSeal2">
                             <a:avLst/>
@@ -3841,12 +3530,12 @@
                         <wps:bodyPr/>
                       </wps:wsp>
                       <wps:wsp>
-                        <wps:cNvPr id="33" name="Text Box 2"/>
+                        <wps:cNvPr id="34" name="Text Box 2"/>
                         <wps:cNvSpPr/>
                         <wps:spPr>
                           <a:xfrm>
                             <a:off x="1003320" y="317520"/>
-                            <a:ext cx="824760" cy="405720"/>
+                            <a:ext cx="824400" cy="405000"/>
                           </a:xfrm>
                           <a:prstGeom prst="rect">
                             <a:avLst/>
@@ -3862,21 +3551,17 @@
                           </a:ln>
                         </wps:spPr>
                         <wps:style>
-                          <a:lnRef idx="0">
-                            <a:scrgbClr r="0" g="0" b="0"/>
-                          </a:lnRef>
-                          <a:fillRef idx="0">
-                            <a:scrgbClr r="0" g="0" b="0"/>
-                          </a:fillRef>
-                          <a:effectRef idx="0">
-                            <a:scrgbClr r="0" g="0" b="0"/>
-                          </a:effectRef>
+                          <a:lnRef idx="0"/>
+                          <a:fillRef idx="0"/>
+                          <a:effectRef idx="0"/>
                           <a:fontRef idx="minor"/>
                         </wps:style>
                         <wps:txbx>
                           <w:txbxContent>
                             <w:p>
                               <w:pPr>
+                                <w:pStyle w:val="Normal"/>
+                                <w:spacing w:before="0" w:after="160"/>
                                 <w:jc w:val="center"/>
                                 <w:rPr>
                                   <w:b/>
@@ -3895,17 +3580,17 @@
                             </w:p>
                           </w:txbxContent>
                         </wps:txbx>
-                        <wps:bodyPr anchor="t">
+                        <wps:bodyPr lIns="0" tIns="0" rIns="0" bIns="0" anchor="t">
                           <a:noAutofit/>
                         </wps:bodyPr>
                       </wps:wsp>
                       <wps:wsp>
-                        <wps:cNvPr id="34" name="Text Box 2"/>
+                        <wps:cNvPr id="35" name="Text Box 2"/>
                         <wps:cNvSpPr/>
                         <wps:spPr>
                           <a:xfrm>
-                            <a:off x="4204440" y="317520"/>
-                            <a:ext cx="1193040" cy="405720"/>
+                            <a:off x="4204800" y="317520"/>
+                            <a:ext cx="1192680" cy="405000"/>
                           </a:xfrm>
                           <a:prstGeom prst="rect">
                             <a:avLst/>
@@ -3921,21 +3606,17 @@
                           </a:ln>
                         </wps:spPr>
                         <wps:style>
-                          <a:lnRef idx="0">
-                            <a:scrgbClr r="0" g="0" b="0"/>
-                          </a:lnRef>
-                          <a:fillRef idx="0">
-                            <a:scrgbClr r="0" g="0" b="0"/>
-                          </a:fillRef>
-                          <a:effectRef idx="0">
-                            <a:scrgbClr r="0" g="0" b="0"/>
-                          </a:effectRef>
+                          <a:lnRef idx="0"/>
+                          <a:fillRef idx="0"/>
+                          <a:effectRef idx="0"/>
                           <a:fontRef idx="minor"/>
                         </wps:style>
                         <wps:txbx>
                           <w:txbxContent>
                             <w:p>
                               <w:pPr>
+                                <w:pStyle w:val="Normal"/>
+                                <w:spacing w:before="0" w:after="160"/>
                                 <w:jc w:val="center"/>
                                 <w:rPr>
                                   <w:b/>
@@ -3956,12 +3637,12 @@
                             </w:p>
                           </w:txbxContent>
                         </wps:txbx>
-                        <wps:bodyPr anchor="t">
+                        <wps:bodyPr lIns="0" tIns="0" rIns="0" bIns="0" anchor="t">
                           <a:noAutofit/>
                         </wps:bodyPr>
                       </wps:wsp>
                       <wps:wsp>
-                        <wps:cNvPr id="35" name="Text Box 2"/>
+                        <wps:cNvPr id="36" name="Text Box 2"/>
                         <wps:cNvSpPr/>
                         <wps:spPr>
                           <a:xfrm>
@@ -3982,21 +3663,17 @@
                           </a:ln>
                         </wps:spPr>
                         <wps:style>
-                          <a:lnRef idx="0">
-                            <a:scrgbClr r="0" g="0" b="0"/>
-                          </a:lnRef>
-                          <a:fillRef idx="0">
-                            <a:scrgbClr r="0" g="0" b="0"/>
-                          </a:fillRef>
-                          <a:effectRef idx="0">
-                            <a:scrgbClr r="0" g="0" b="0"/>
-                          </a:effectRef>
+                          <a:lnRef idx="0"/>
+                          <a:fillRef idx="0"/>
+                          <a:effectRef idx="0"/>
                           <a:fontRef idx="minor"/>
                         </wps:style>
                         <wps:txbx>
                           <w:txbxContent>
                             <w:p>
                               <w:pPr>
+                                <w:pStyle w:val="Normal"/>
+                                <w:spacing w:before="0" w:after="160"/>
                                 <w:jc w:val="center"/>
                                 <w:rPr>
                                   <w:b/>
@@ -4017,7 +3694,7 @@
                             </w:p>
                           </w:txbxContent>
                         </wps:txbx>
-                        <wps:bodyPr anchor="t">
+                        <wps:bodyPr lIns="0" tIns="0" rIns="0" bIns="0" anchor="t">
                           <a:noAutofit/>
                         </wps:bodyPr>
                       </wps:wsp>
@@ -4029,37 +3706,113 @@
           </mc:Choice>
           <mc:Fallback>
             <w:pict>
-              <v:group w14:anchorId="7ADD0AE8" id="Group 7" o:spid="_x0000_s1044" style="width:507.5pt;height:293.5pt;mso-position-horizontal-relative:char;mso-position-vertical-relative:line" coordsize="64450,37274" o:gfxdata="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">
-                <v:rect id="Rectangle 4" o:spid="_x0000_s1045" style="position:absolute;width:64450;height:37274;visibility:visible;mso-wrap-style:square;v-text-anchor:top" o:gfxdata="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" fillcolor="#156082" strokecolor="#092a38" strokeweight="1.5pt"/>
-                <v:shapetype id="_x0000_t96" coordsize="21600,21600" o:spt="96" adj="17520" path="m10800,qx,10800,10800,21600,21600,10800,10800,xem7340,6445qx6215,7570,7340,8695,8465,7570,7340,6445xnfem14260,6445qx13135,7570,14260,8695,15385,7570,14260,6445xnfem4960@0c8853@3,12747@3,16640@0nfe">
+              <v:group id="shape_0" alt="Group 7" style="position:absolute;margin-left:0pt;margin-top:-295.55pt;width:507.5pt;height:293.5pt" coordorigin="0,-5911" coordsize="10150,5870">
+                <v:rect id="shape_0" fillcolor="#156082" stroked="t" o:allowincell="f" style="position:absolute;left:0;top:-5911;width:10149;height:5869;mso-wrap-style:none;v-text-anchor:middle;mso-position-vertical:top">
+                  <v:fill o:detectmouseclick="t" type="solid" color2="#ea9f7d"/>
+                  <v:stroke color="#092a38" weight="19080" joinstyle="miter" endcap="flat"/>
+                  <w10:wrap type="square"/>
+                </v:rect>
+                <v:shapetype id="_x0000_t96" coordsize="21600,21600" o:spt="96" adj="1005" path="m,10800qy@19@20qx@21@22qy@23@24qx@25@26xnsem@2@5qy@27@28qx@29@30qy@31@32qx@33@34m@3@5qy@35@28qx@36@30qy@37@32qx@38@34em@1@7c@41@47@44@50@4@7nfem,10800qy@19@20qx@21@22qy@23@24qx@25@26xnfe">
+                  <v:stroke joinstyle="miter"/>
                   <v:formulas>
-                    <v:f eqn="sum 33030 0 #0"/>
-                    <v:f eqn="prod #0 4 3"/>
-                    <v:f eqn="prod @0 1 3"/>
-                    <v:f eqn="sum @1 0 @2"/>
+                    <v:f eqn="val #0"/>
+                    <v:f eqn="prod width 4969 21699"/>
+                    <v:f eqn="val 6215"/>
+                    <v:f eqn="val 13135"/>
+                    <v:f eqn="val 16640"/>
+                    <v:f eqn="val 7570"/>
+                    <v:f eqn="val 16515"/>
+                    <v:f eqn="sum @6 0 @0"/>
+                    <v:f eqn="sum @6 @0 0"/>
+                    <v:f eqn="prod 2 @0 1"/>
+                    <v:f eqn="sum @8 @9 0"/>
+                    <v:f eqn="sumangle 0 45 0"/>
+                    <v:f eqn="cos 10800 @11"/>
+                    <v:f eqn="sin 10800 @11"/>
+                    <v:f eqn="sum 10800 0 @12"/>
+                    <v:f eqn="sum 10800 @12 0"/>
+                    <v:f eqn="sum 10800 0 @13"/>
+                    <v:f eqn="sum 10800 @13 0"/>
+                    <v:f eqn="val 1125"/>
+                    <v:f eqn="sum 10800 0 0"/>
+                    <v:f eqn="sum 0 10800 10800"/>
+                    <v:f eqn="sum 10800 @19 0"/>
+                    <v:f eqn="sum 10800 @20 0"/>
+                    <v:f eqn="sum 0 @21 10800"/>
+                    <v:f eqn="sum 10800 @22 0"/>
+                    <v:f eqn="sum 0 @23 10800"/>
+                    <v:f eqn="sum 0 @24 10800"/>
+                    <v:f eqn="sum @18 @2 0"/>
+                    <v:f eqn="sum 0 @5 @18"/>
+                    <v:f eqn="sum @18 @27 0"/>
+                    <v:f eqn="sum @18 @28 0"/>
+                    <v:f eqn="sum 0 @29 @18"/>
+                    <v:f eqn="sum @18 @30 0"/>
+                    <v:f eqn="sum 0 @31 @18"/>
+                    <v:f eqn="sum 0 @32 @18"/>
+                    <v:f eqn="sum @18 @3 0"/>
+                    <v:f eqn="sum @18 @35 0"/>
+                    <v:f eqn="sum 0 @36 @18"/>
+                    <v:f eqn="sum 0 @37 @18"/>
+                    <v:f eqn="sum 0 10800 @1"/>
+                    <v:f eqn="prod 2 @39 3"/>
+                    <v:f eqn="sum @1 @40 0"/>
+                    <v:f eqn="sum 0 @4 @1"/>
+                    <v:f eqn="prod 1 @42 3"/>
+                    <v:f eqn="sum @41 @43 0"/>
+                    <v:f eqn="sum 0 @10 @7"/>
+                    <v:f eqn="prod 2 @45 3"/>
+                    <v:f eqn="sum @7 @46 0"/>
+                    <v:f eqn="sum 0 @7 @7"/>
+                    <v:f eqn="prod 1 @48 3"/>
+                    <v:f eqn="sum @47 @49 0"/>
                   </v:formulas>
-                  <v:path o:extrusionok="f" gradientshapeok="t" o:connecttype="custom" o:connectlocs="10800,0;3163,3163;0,10800;3163,18437;10800,21600;18437,18437;21600,10800;18437,3163" textboxrect="3163,3163,18437,18437"/>
+                  <v:path gradientshapeok="t" o:connecttype="rect" textboxrect="@14,@16,@15,@17"/>
                   <v:handles>
-                    <v:h position="center,#0" yrange="15510,17520"/>
+                    <v:h position="10800,@8"/>
                   </v:handles>
-                  <o:complex v:ext="view"/>
                 </v:shapetype>
-                <v:shape id="Smiley Face 5" o:spid="_x0000_s1046" type="#_x0000_t96" style="position:absolute;left:8510;top:8762;width:12128;height:9392;visibility:visible;mso-wrap-style:square;v-text-anchor:top" o:gfxdata="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" fillcolor="#156082" strokecolor="#092a38" strokeweight="1.5pt">
+                <v:shape id="shape_0" fillcolor="#156082" stroked="t" o:allowincell="f" style="position:absolute;left:1340;top:-4531;width:1908;height:1477;mso-wrap-style:none;v-text-anchor:middle;mso-position-vertical:top" type="_x0000_t96" path="l-2147483623,-2147483618xel-2147483641,-2147483635l-2147483597,-2147483596el-2147483604,-2147483602el-2147483643,-2147483630xe">
+                  <v:fill o:detectmouseclick="t" type="solid" color2="#ea9f7d"/>
+                  <v:stroke color="#092a38" weight="19080" joinstyle="miter" endcap="flat"/>
+                  <w10:wrap type="square"/>
+                </v:shape>
+                <v:shape id="shape_0" fillcolor="#156082" stroked="t" o:allowincell="f" style="position:absolute;left:6702;top:-4561;width:1727;height:1508;mso-wrap-style:none;v-text-anchor:middle;mso-position-vertical:top" type="_x0000_t96" path="l-2147483623,-2147483618xel-2147483641,-2147483635l-2147483597,-2147483596el-2147483604,-2147483602el-2147483643,-2147483630xe">
+                  <v:fill o:detectmouseclick="t" type="solid" color2="#ea9f7d"/>
+                  <v:stroke color="#092a38" weight="19080" joinstyle="miter" endcap="flat"/>
+                  <w10:wrap type="square"/>
+                </v:shape>
+                <v:shapetype id="_x0000_t72" coordsize="21600,21600" o:spt="72" path="m11462,4342l14790,l14525,5777l18007,3172l16380,6532l21600,6645l16985,9402l18270,11290l16380,12310l18877,15632l14640,14350l14942,17370l12180,15935l11612,18842l9872,17370l8700,19712l7527,18125l4917,21600l4805,18240l1285,17825l3330,15370l,12877l3935,11592l1172,8270l5372,7817l4502,3625l8550,6382l9722,1887xe">
                   <v:stroke joinstyle="miter"/>
+                  <v:formulas>
+                    <v:f eqn="val 9722"/>
+                    <v:f eqn="val 5372"/>
+                    <v:f eqn="val 11612"/>
+                    <v:f eqn="val 14640"/>
+                    <v:f eqn="val 1887"/>
+                    <v:f eqn="val 6382"/>
+                    <v:f eqn="val 12877"/>
+                    <v:f eqn="val 19712"/>
+                    <v:f eqn="val 18842"/>
+                    <v:f eqn="val 15935"/>
+                    <v:f eqn="val 6645"/>
+                  </v:formulas>
+                  <v:path gradientshapeok="t" o:connecttype="rect" textboxrect="@1,@5,@3,@9"/>
+                </v:shapetype>
+                <v:shape id="shape_0" fillcolor="#e97132" stroked="t" o:allowincell="f" style="position:absolute;left:3900;top:-2949;width:2549;height:2097;mso-wrap-style:none;v-text-anchor:middle;mso-position-vertical:top" type="_x0000_t72" path="m11462,4342l14790,0l14525,5777l18007,3172l16380,6532l21600,6645l16985,9402l18270,11290l16380,12310l18877,15632l14640,14350l14942,17370l12180,15935l11612,18842l9872,17370l8700,19712l7527,18125l4917,21600l4805,18240l1285,17825l3330,15370l0,12877l3935,11592l1172,8270l5372,7817l4502,3625l8550,6382l9722,1887xe">
+                  <v:fill o:detectmouseclick="t" type="solid" color2="#168ecd"/>
+                  <v:stroke color="#092a38" weight="19080" joinstyle="miter" endcap="flat"/>
+                  <w10:wrap type="square"/>
                 </v:shape>
-                <v:shape id="Smiley Face 5" o:spid="_x0000_s1047" type="#_x0000_t96" style="position:absolute;left:42552;top:8571;width:10980;height:9587;visibility:visible;mso-wrap-style:square;v-text-anchor:top" o:gfxdata="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" fillcolor="#156082" strokecolor="#092a38" strokeweight="1.5pt">
-                  <v:stroke joinstyle="miter"/>
-                </v:shape>
-                <v:shapetype id="_x0000_t72" coordsize="21600,21600" o:spt="72" path="m11462,4342l9722,1887,8550,6382,4502,3625r870,4192l1172,8270r2763,3322l,12877r3330,2493l1285,17825r3520,415l4917,21600,7527,18125r1173,1587l9872,17370r1740,1472l12180,15935r2762,1435l14640,14350r4237,1282l16380,12310r1890,-1020l16985,9402,21600,6645,16380,6532,18007,3172,14525,5777,14790,xe">
-                  <v:stroke joinstyle="miter"/>
-                  <v:path gradientshapeok="t" o:connecttype="custom" o:connectlocs="9722,1887;0,12877;11612,18842;21600,6645" o:connectangles="270,180,90,0" textboxrect="5372,6382,14640,15935"/>
-                </v:shapetype>
-                <v:shape id="Explosion: 14 Points 6" o:spid="_x0000_s1048" type="#_x0000_t72" style="position:absolute;left:24764;top:18802;width:16193;height:13328;visibility:visible;mso-wrap-style:square;v-text-anchor:top" o:gfxdata="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" fillcolor="#e97132 [3205]" strokecolor="#092a38" strokeweight="1.5pt"/>
-                <v:rect id="_x0000_s1049" style="position:absolute;left:10033;top:3175;width:8247;height:4057;visibility:visible;mso-wrap-style:square;v-text-anchor:top" o:gfxdata="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">
+                <v:rect id="shape_0" fillcolor="white" stroked="t" o:allowincell="f" style="position:absolute;left:1580;top:-5411;width:1297;height:637;mso-wrap-style:square;v-text-anchor:top;mso-position-vertical:top">
+                  <v:fill o:detectmouseclick="t" type="solid" color2="black"/>
+                  <v:stroke color="black" weight="9360" joinstyle="miter" endcap="flat"/>
                   <v:textbox>
                     <w:txbxContent>
                       <w:p>
                         <w:pPr>
+                          <w:pStyle w:val="Normal"/>
+                          <w:spacing w:before="0" w:after="160"/>
                           <w:jc w:val="center"/>
                           <w:rPr>
                             <w:b/>
@@ -4078,12 +3831,17 @@
                       </w:p>
                     </w:txbxContent>
                   </v:textbox>
+                  <w10:wrap type="square"/>
                 </v:rect>
-                <v:rect id="_x0000_s1050" style="position:absolute;left:42044;top:3175;width:11930;height:4057;visibility:visible;mso-wrap-style:square;v-text-anchor:top" o:gfxdata="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">
+                <v:rect id="shape_0" fillcolor="white" stroked="t" o:allowincell="f" style="position:absolute;left:6622;top:-5411;width:1877;height:637;mso-wrap-style:square;v-text-anchor:top;mso-position-vertical:top">
+                  <v:fill o:detectmouseclick="t" type="solid" color2="black"/>
+                  <v:stroke color="black" weight="9360" joinstyle="miter" endcap="flat"/>
                   <v:textbox>
                     <w:txbxContent>
                       <w:p>
                         <w:pPr>
+                          <w:pStyle w:val="Normal"/>
+                          <w:spacing w:before="0" w:after="160"/>
                           <w:jc w:val="center"/>
                           <w:rPr>
                             <w:b/>
@@ -4104,12 +3862,17 @@
                       </w:p>
                     </w:txbxContent>
                   </v:textbox>
+                  <w10:wrap type="square"/>
                 </v:rect>
-                <v:rect id="_x0000_s1051" style="position:absolute;left:26733;top:14731;width:11938;height:4064;visibility:visible;mso-wrap-style:square;v-text-anchor:top" o:gfxdata="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">
+                <v:rect id="shape_0" fillcolor="white" stroked="t" o:allowincell="f" style="position:absolute;left:4210;top:-3591;width:1879;height:639;mso-wrap-style:square;v-text-anchor:top;mso-position-vertical:top">
+                  <v:fill o:detectmouseclick="t" type="solid" color2="black"/>
+                  <v:stroke color="black" weight="9360" joinstyle="miter" endcap="flat"/>
                   <v:textbox>
                     <w:txbxContent>
                       <w:p>
                         <w:pPr>
+                          <w:pStyle w:val="Normal"/>
+                          <w:spacing w:before="0" w:after="160"/>
                           <w:jc w:val="center"/>
                           <w:rPr>
                             <w:b/>
@@ -4130,8 +3893,8 @@
                       </w:p>
                     </w:txbxContent>
                   </v:textbox>
+                  <w10:wrap type="square"/>
                 </v:rect>
-                <w10:anchorlock/>
               </v:group>
             </w:pict>
           </mc:Fallback>
@@ -4140,22 +3903,39 @@
     </w:p>
     <w:p>
       <w:pPr>
-        <w:rPr>
-          <w:lang w:val="en-GB"/>
-        </w:rPr>
-      </w:pPr>
-    </w:p>
-    <w:p>
-      <w:pPr>
-        <w:rPr>
-          <w:lang w:val="en-GB"/>
-        </w:rPr>
-      </w:pPr>
+        <w:pStyle w:val="Normal"/>
+        <w:rPr>
+          <w:lang w:val="en-GB"/>
+        </w:rPr>
+      </w:pPr>
+      <w:r>
+        <w:rPr>
+          <w:lang w:val="en-GB"/>
+        </w:rPr>
+      </w:r>
+    </w:p>
+    <w:p>
+      <w:pPr>
+        <w:pStyle w:val="Normal"/>
+        <w:rPr>
+          <w:lang w:val="en-GB"/>
+        </w:rPr>
+      </w:pPr>
+      <w:r>
+        <w:rPr>
+          <w:lang w:val="en-GB"/>
+        </w:rPr>
+      </w:r>
       <w:r>
         <w:br w:type="page"/>
       </w:r>
     </w:p>
     <w:p>
+      <w:pPr>
+        <w:pStyle w:val="Normal"/>
+        <w:spacing w:before="0" w:after="160"/>
+        <w:rPr/>
+      </w:pPr>
       <w:r>
         <w:rPr>
           <w:b/>
@@ -4165,7 +3945,6 @@
           <w:u w:val="single"/>
           <w:lang w:val="en-GB"/>
         </w:rPr>
-        <w:lastRenderedPageBreak/>
         <w:t xml:space="preserve">PCB Zero to Hero – </w:t>
       </w:r>
       <w:r>
@@ -4183,6 +3962,7 @@
     </w:p>
     <w:p>
       <w:pPr>
+        <w:pStyle w:val="Normal"/>
         <w:rPr>
           <w:lang w:val="en-GB"/>
         </w:rPr>
@@ -4196,22 +3976,20 @@
     </w:p>
     <w:p>
       <w:pPr>
-        <w:rPr>
-          <w:lang w:val="en-GB"/>
-        </w:rPr>
-      </w:pPr>
-      <w:r>
-        <w:rPr>
-          <w:noProof/>
-        </w:rPr>
+        <w:pStyle w:val="Normal"/>
+        <w:rPr>
+          <w:lang w:val="en-GB"/>
+        </w:rPr>
+      </w:pPr>
+      <w:r>
+        <w:rPr/>
         <mc:AlternateContent>
           <mc:Choice Requires="wpg">
             <w:drawing>
-              <wp:inline distT="0" distB="0" distL="0" distR="0" wp14:anchorId="2E8D4E0B" wp14:editId="0D14CA17">
+              <wp:inline distT="0" distB="0" distL="0" distR="0" wp14:anchorId="2E8D4E0B">
                 <wp:extent cx="6445250" cy="3727450"/>
                 <wp:effectExtent l="0" t="0" r="12700" b="25400"/>
-                <wp:docPr id="36" name="Group 7"/>
-                <wp:cNvGraphicFramePr/>
+                <wp:docPr id="37" name="Group 7"/>
                 <a:graphic xmlns:a="http://schemas.openxmlformats.org/drawingml/2006/main">
                   <a:graphicData uri="http://schemas.microsoft.com/office/word/2010/wordprocessingGroup">
                     <wpg:wgp>
@@ -4225,7 +4003,7 @@
                         </a:xfrm>
                       </wpg:grpSpPr>
                       <wps:wsp>
-                        <wps:cNvPr id="37" name="Rectangle 4"/>
+                        <wps:cNvPr id="38" name="Rectangle 4"/>
                         <wps:cNvSpPr/>
                         <wps:spPr>
                           <a:xfrm>
@@ -4261,12 +4039,12 @@
                         <wps:bodyPr/>
                       </wps:wsp>
                       <wps:wsp>
-                        <wps:cNvPr id="38" name="Smiley Face 5"/>
+                        <wps:cNvPr id="39" name="Smiley Face 5"/>
                         <wps:cNvSpPr/>
                         <wps:spPr>
                           <a:xfrm>
                             <a:off x="851040" y="876240"/>
-                            <a:ext cx="1212840" cy="939240"/>
+                            <a:ext cx="1212120" cy="938520"/>
                           </a:xfrm>
                           <a:prstGeom prst="smileyFace">
                             <a:avLst>
@@ -4299,12 +4077,12 @@
                         <wps:bodyPr/>
                       </wps:wsp>
                       <wps:wsp>
-                        <wps:cNvPr id="39" name="Smiley Face 5"/>
+                        <wps:cNvPr id="40" name="Smiley Face 5"/>
                         <wps:cNvSpPr/>
                         <wps:spPr>
                           <a:xfrm>
-                            <a:off x="4255200" y="857160"/>
-                            <a:ext cx="1098000" cy="958680"/>
+                            <a:off x="4255920" y="857160"/>
+                            <a:ext cx="1097280" cy="958320"/>
                           </a:xfrm>
                           <a:prstGeom prst="smileyFace">
                             <a:avLst>
@@ -4337,12 +4115,12 @@
                         <wps:bodyPr/>
                       </wps:wsp>
                       <wps:wsp>
-                        <wps:cNvPr id="40" name="Explosion: 14 Points 6"/>
+                        <wps:cNvPr id="41" name="Explosion: 14 Points 6"/>
                         <wps:cNvSpPr/>
                         <wps:spPr>
                           <a:xfrm>
-                            <a:off x="2476440" y="1880280"/>
-                            <a:ext cx="1619280" cy="1332720"/>
+                            <a:off x="2476440" y="1881000"/>
+                            <a:ext cx="1619280" cy="1332360"/>
                           </a:xfrm>
                           <a:prstGeom prst="irregularSeal2">
                             <a:avLst/>
@@ -4373,12 +4151,12 @@
                         <wps:bodyPr/>
                       </wps:wsp>
                       <wps:wsp>
-                        <wps:cNvPr id="41" name="Text Box 2"/>
+                        <wps:cNvPr id="42" name="Text Box 2"/>
                         <wps:cNvSpPr/>
                         <wps:spPr>
                           <a:xfrm>
                             <a:off x="1003320" y="317520"/>
-                            <a:ext cx="824760" cy="405720"/>
+                            <a:ext cx="824400" cy="405000"/>
                           </a:xfrm>
                           <a:prstGeom prst="rect">
                             <a:avLst/>
@@ -4394,21 +4172,17 @@
                           </a:ln>
                         </wps:spPr>
                         <wps:style>
-                          <a:lnRef idx="0">
-                            <a:scrgbClr r="0" g="0" b="0"/>
-                          </a:lnRef>
-                          <a:fillRef idx="0">
-                            <a:scrgbClr r="0" g="0" b="0"/>
-                          </a:fillRef>
-                          <a:effectRef idx="0">
-                            <a:scrgbClr r="0" g="0" b="0"/>
-                          </a:effectRef>
+                          <a:lnRef idx="0"/>
+                          <a:fillRef idx="0"/>
+                          <a:effectRef idx="0"/>
                           <a:fontRef idx="minor"/>
                         </wps:style>
                         <wps:txbx>
                           <w:txbxContent>
                             <w:p>
                               <w:pPr>
+                                <w:pStyle w:val="Normal"/>
+                                <w:spacing w:before="0" w:after="160"/>
                                 <w:jc w:val="center"/>
                                 <w:rPr>
                                   <w:b/>
@@ -4427,17 +4201,17 @@
                             </w:p>
                           </w:txbxContent>
                         </wps:txbx>
-                        <wps:bodyPr anchor="t">
+                        <wps:bodyPr lIns="0" tIns="0" rIns="0" bIns="0" anchor="t">
                           <a:noAutofit/>
                         </wps:bodyPr>
                       </wps:wsp>
                       <wps:wsp>
-                        <wps:cNvPr id="42" name="Text Box 2"/>
+                        <wps:cNvPr id="43" name="Text Box 2"/>
                         <wps:cNvSpPr/>
                         <wps:spPr>
                           <a:xfrm>
-                            <a:off x="4204440" y="317520"/>
-                            <a:ext cx="1193040" cy="405720"/>
+                            <a:off x="4204800" y="317520"/>
+                            <a:ext cx="1192680" cy="405000"/>
                           </a:xfrm>
                           <a:prstGeom prst="rect">
                             <a:avLst/>
@@ -4453,21 +4227,17 @@
                           </a:ln>
                         </wps:spPr>
                         <wps:style>
-                          <a:lnRef idx="0">
-                            <a:scrgbClr r="0" g="0" b="0"/>
-                          </a:lnRef>
-                          <a:fillRef idx="0">
-                            <a:scrgbClr r="0" g="0" b="0"/>
-                          </a:fillRef>
-                          <a:effectRef idx="0">
-                            <a:scrgbClr r="0" g="0" b="0"/>
-                          </a:effectRef>
+                          <a:lnRef idx="0"/>
+                          <a:fillRef idx="0"/>
+                          <a:effectRef idx="0"/>
                           <a:fontRef idx="minor"/>
                         </wps:style>
                         <wps:txbx>
                           <w:txbxContent>
                             <w:p>
                               <w:pPr>
+                                <w:pStyle w:val="Normal"/>
+                                <w:spacing w:before="0" w:after="160"/>
                                 <w:jc w:val="center"/>
                                 <w:rPr>
                                   <w:b/>
@@ -4488,12 +4258,12 @@
                             </w:p>
                           </w:txbxContent>
                         </wps:txbx>
-                        <wps:bodyPr anchor="t">
+                        <wps:bodyPr lIns="0" tIns="0" rIns="0" bIns="0" anchor="t">
                           <a:noAutofit/>
                         </wps:bodyPr>
                       </wps:wsp>
                       <wps:wsp>
-                        <wps:cNvPr id="43" name="Text Box 2"/>
+                        <wps:cNvPr id="44" name="Text Box 2"/>
                         <wps:cNvSpPr/>
                         <wps:spPr>
                           <a:xfrm>
@@ -4514,21 +4284,17 @@
                           </a:ln>
                         </wps:spPr>
                         <wps:style>
-                          <a:lnRef idx="0">
-                            <a:scrgbClr r="0" g="0" b="0"/>
-                          </a:lnRef>
-                          <a:fillRef idx="0">
-                            <a:scrgbClr r="0" g="0" b="0"/>
-                          </a:fillRef>
-                          <a:effectRef idx="0">
-                            <a:scrgbClr r="0" g="0" b="0"/>
-                          </a:effectRef>
+                          <a:lnRef idx="0"/>
+                          <a:fillRef idx="0"/>
+                          <a:effectRef idx="0"/>
                           <a:fontRef idx="minor"/>
                         </wps:style>
                         <wps:txbx>
                           <w:txbxContent>
                             <w:p>
                               <w:pPr>
+                                <w:pStyle w:val="Normal"/>
+                                <w:spacing w:before="0" w:after="160"/>
                                 <w:jc w:val="center"/>
                                 <w:rPr>
                                   <w:b/>
@@ -4549,7 +4315,7 @@
                             </w:p>
                           </w:txbxContent>
                         </wps:txbx>
-                        <wps:bodyPr anchor="t">
+                        <wps:bodyPr lIns="0" tIns="0" rIns="0" bIns="0" anchor="t">
                           <a:noAutofit/>
                         </wps:bodyPr>
                       </wps:wsp>
@@ -4561,20 +4327,36 @@
           </mc:Choice>
           <mc:Fallback>
             <w:pict>
-              <v:group w14:anchorId="2E8D4E0B" id="_x0000_s1052" style="width:507.5pt;height:293.5pt;mso-position-horizontal-relative:char;mso-position-vertical-relative:line" coordsize="64450,37274" o:gfxdata="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">
-                <v:rect id="Rectangle 4" o:spid="_x0000_s1053" style="position:absolute;width:64450;height:37274;visibility:visible;mso-wrap-style:square;v-text-anchor:top" o:gfxdata="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" fillcolor="#156082" strokecolor="#092a38" strokeweight="1.5pt"/>
-                <v:shape id="Smiley Face 5" o:spid="_x0000_s1054" type="#_x0000_t96" style="position:absolute;left:8510;top:8762;width:12128;height:9392;visibility:visible;mso-wrap-style:square;v-text-anchor:top" o:gfxdata="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" fillcolor="#156082" strokecolor="#092a38" strokeweight="1.5pt">
-                  <v:stroke joinstyle="miter"/>
+              <v:group id="shape_0" alt="Group 7" style="position:absolute;margin-left:0pt;margin-top:-295.55pt;width:507.5pt;height:293.5pt" coordorigin="0,-5911" coordsize="10150,5870">
+                <v:rect id="shape_0" fillcolor="#156082" stroked="t" o:allowincell="f" style="position:absolute;left:0;top:-5911;width:10149;height:5869;mso-wrap-style:none;v-text-anchor:middle;mso-position-vertical:top">
+                  <v:fill o:detectmouseclick="t" type="solid" color2="#ea9f7d"/>
+                  <v:stroke color="#092a38" weight="19080" joinstyle="miter" endcap="flat"/>
+                  <w10:wrap type="square"/>
+                </v:rect>
+                <v:shape id="shape_0" fillcolor="#156082" stroked="t" o:allowincell="f" style="position:absolute;left:1340;top:-4531;width:1908;height:1477;mso-wrap-style:none;v-text-anchor:middle;mso-position-vertical:top" type="_x0000_t96" path="l-2147483623,-2147483618xel-2147483641,-2147483635l-2147483597,-2147483596el-2147483604,-2147483602el-2147483643,-2147483630xe">
+                  <v:fill o:detectmouseclick="t" type="solid" color2="#ea9f7d"/>
+                  <v:stroke color="#092a38" weight="19080" joinstyle="miter" endcap="flat"/>
+                  <w10:wrap type="square"/>
                 </v:shape>
-                <v:shape id="Smiley Face 5" o:spid="_x0000_s1055" type="#_x0000_t96" style="position:absolute;left:42552;top:8571;width:10980;height:9587;visibility:visible;mso-wrap-style:square;v-text-anchor:top" o:gfxdata="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" fillcolor="#156082" strokecolor="#092a38" strokeweight="1.5pt">
-                  <v:stroke joinstyle="miter"/>
+                <v:shape id="shape_0" fillcolor="#156082" stroked="t" o:allowincell="f" style="position:absolute;left:6702;top:-4561;width:1727;height:1508;mso-wrap-style:none;v-text-anchor:middle;mso-position-vertical:top" type="_x0000_t96" path="l-2147483623,-2147483618xel-2147483641,-2147483635l-2147483597,-2147483596el-2147483604,-2147483602el-2147483643,-2147483630xe">
+                  <v:fill o:detectmouseclick="t" type="solid" color2="#ea9f7d"/>
+                  <v:stroke color="#092a38" weight="19080" joinstyle="miter" endcap="flat"/>
+                  <w10:wrap type="square"/>
                 </v:shape>
-                <v:shape id="Explosion: 14 Points 6" o:spid="_x0000_s1056" type="#_x0000_t72" style="position:absolute;left:24764;top:18802;width:16193;height:13328;visibility:visible;mso-wrap-style:square;v-text-anchor:top" o:gfxdata="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" fillcolor="#e97132 [3205]" strokecolor="#092a38" strokeweight="1.5pt"/>
-                <v:rect id="_x0000_s1057" style="position:absolute;left:10033;top:3175;width:8247;height:4057;visibility:visible;mso-wrap-style:square;v-text-anchor:top" o:gfxdata="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">
+                <v:shape id="shape_0" fillcolor="#e97132" stroked="t" o:allowincell="f" style="position:absolute;left:3900;top:-2949;width:2549;height:2097;mso-wrap-style:none;v-text-anchor:middle;mso-position-vertical:top" type="_x0000_t72" path="m11462,4342l14790,0l14525,5777l18007,3172l16380,6532l21600,6645l16985,9402l18270,11290l16380,12310l18877,15632l14640,14350l14942,17370l12180,15935l11612,18842l9872,17370l8700,19712l7527,18125l4917,21600l4805,18240l1285,17825l3330,15370l0,12877l3935,11592l1172,8270l5372,7817l4502,3625l8550,6382l9722,1887xe">
+                  <v:fill o:detectmouseclick="t" type="solid" color2="#168ecd"/>
+                  <v:stroke color="#092a38" weight="19080" joinstyle="miter" endcap="flat"/>
+                  <w10:wrap type="square"/>
+                </v:shape>
+                <v:rect id="shape_0" fillcolor="white" stroked="t" o:allowincell="f" style="position:absolute;left:1580;top:-5411;width:1297;height:637;mso-wrap-style:square;v-text-anchor:top;mso-position-vertical:top">
+                  <v:fill o:detectmouseclick="t" type="solid" color2="black"/>
+                  <v:stroke color="black" weight="9360" joinstyle="miter" endcap="flat"/>
                   <v:textbox>
                     <w:txbxContent>
                       <w:p>
                         <w:pPr>
+                          <w:pStyle w:val="Normal"/>
+                          <w:spacing w:before="0" w:after="160"/>
                           <w:jc w:val="center"/>
                           <w:rPr>
                             <w:b/>
@@ -4593,12 +4375,17 @@
                       </w:p>
                     </w:txbxContent>
                   </v:textbox>
+                  <w10:wrap type="square"/>
                 </v:rect>
-                <v:rect id="_x0000_s1058" style="position:absolute;left:42044;top:3175;width:11930;height:4057;visibility:visible;mso-wrap-style:square;v-text-anchor:top" o:gfxdata="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">
+                <v:rect id="shape_0" fillcolor="white" stroked="t" o:allowincell="f" style="position:absolute;left:6622;top:-5411;width:1877;height:637;mso-wrap-style:square;v-text-anchor:top;mso-position-vertical:top">
+                  <v:fill o:detectmouseclick="t" type="solid" color2="black"/>
+                  <v:stroke color="black" weight="9360" joinstyle="miter" endcap="flat"/>
                   <v:textbox>
                     <w:txbxContent>
                       <w:p>
                         <w:pPr>
+                          <w:pStyle w:val="Normal"/>
+                          <w:spacing w:before="0" w:after="160"/>
                           <w:jc w:val="center"/>
                           <w:rPr>
                             <w:b/>
@@ -4619,12 +4406,17 @@
                       </w:p>
                     </w:txbxContent>
                   </v:textbox>
+                  <w10:wrap type="square"/>
                 </v:rect>
-                <v:rect id="_x0000_s1059" style="position:absolute;left:26733;top:14731;width:11938;height:4064;visibility:visible;mso-wrap-style:square;v-text-anchor:top" o:gfxdata="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">
+                <v:rect id="shape_0" fillcolor="white" stroked="t" o:allowincell="f" style="position:absolute;left:4210;top:-3591;width:1879;height:639;mso-wrap-style:square;v-text-anchor:top;mso-position-vertical:top">
+                  <v:fill o:detectmouseclick="t" type="solid" color2="black"/>
+                  <v:stroke color="black" weight="9360" joinstyle="miter" endcap="flat"/>
                   <v:textbox>
                     <w:txbxContent>
                       <w:p>
                         <w:pPr>
+                          <w:pStyle w:val="Normal"/>
+                          <w:spacing w:before="0" w:after="160"/>
                           <w:jc w:val="center"/>
                           <w:rPr>
                             <w:b/>
@@ -4645,8 +4437,8 @@
                       </w:p>
                     </w:txbxContent>
                   </v:textbox>
+                  <w10:wrap type="square"/>
                 </v:rect>
-                <w10:anchorlock/>
               </v:group>
             </w:pict>
           </mc:Fallback>
@@ -4655,47 +4447,21 @@
     </w:p>
     <w:p>
       <w:pPr>
-        <w:rPr>
-          <w:lang w:val="en-GB"/>
-        </w:rPr>
-      </w:pPr>
-      <w:r>
-        <w:rPr>
-          <w:lang w:val="en-GB"/>
-        </w:rPr>
-        <w:t xml:space="preserve">Provide a </w:t>
-      </w:r>
-      <w:proofErr w:type="gramStart"/>
-      <w:r>
-        <w:rPr>
-          <w:lang w:val="en-GB"/>
-        </w:rPr>
-        <w:t>screenshots of your PCB</w:t>
-      </w:r>
-      <w:proofErr w:type="gramEnd"/>
-      <w:r>
-        <w:rPr>
-          <w:lang w:val="en-GB"/>
-        </w:rPr>
-        <w:t xml:space="preserve"> in </w:t>
-      </w:r>
-      <w:proofErr w:type="spellStart"/>
-      <w:r>
-        <w:rPr>
-          <w:lang w:val="en-GB"/>
-        </w:rPr>
-        <w:t>KiCad</w:t>
-      </w:r>
-      <w:proofErr w:type="spellEnd"/>
-      <w:r>
-        <w:rPr>
-          <w:lang w:val="en-GB"/>
-        </w:rPr>
-        <w:t xml:space="preserve"> as a schematic and as a populated board. </w:t>
-      </w:r>
-    </w:p>
-    <w:p>
-      <w:pPr>
+        <w:pStyle w:val="Normal"/>
+        <w:rPr>
+          <w:lang w:val="en-GB"/>
+        </w:rPr>
+      </w:pPr>
+      <w:r>
+        <w:rPr>
+          <w:lang w:val="en-GB"/>
+        </w:rPr>
+        <w:t xml:space="preserve">Provide a screenshots of your PCB in KiCad as a schematic and as a populated board. </w:t>
+      </w:r>
+    </w:p>
+    <w:p>
+      <w:pPr>
+        <w:pStyle w:val="Normal"/>
         <w:rPr>
           <w:lang w:val="en-GB"/>
         </w:rPr>
@@ -4709,18 +4475,17 @@
     </w:p>
     <w:p>
       <w:pPr>
-        <w:rPr>
-          <w:lang w:val="en-GB"/>
-        </w:rPr>
-      </w:pPr>
-      <w:r>
-        <w:rPr>
-          <w:noProof/>
-        </w:rPr>
+        <w:pStyle w:val="Normal"/>
+        <w:rPr>
+          <w:lang w:val="en-GB"/>
+        </w:rPr>
+      </w:pPr>
+      <w:r>
+        <w:rPr/>
         <mc:AlternateContent>
           <mc:Choice Requires="wps">
             <w:drawing>
-              <wp:anchor distT="0" distB="12065" distL="0" distR="22225" simplePos="0" relativeHeight="41" behindDoc="0" locked="0" layoutInCell="0" allowOverlap="1" wp14:anchorId="4EBECE3B" wp14:editId="71999CBC">
+              <wp:anchor distT="5715" distB="4445" distL="5715" distR="4445" simplePos="0" relativeHeight="42" behindDoc="0" locked="0" layoutInCell="0" allowOverlap="1" wp14:anchorId="4EBECE3B">
                 <wp:simplePos x="0" y="0"/>
                 <wp:positionH relativeFrom="margin">
                   <wp:posOffset>4305300</wp:posOffset>
@@ -4731,8 +4496,7 @@
                 <wp:extent cx="2320925" cy="483235"/>
                 <wp:effectExtent l="5715" t="5715" r="4445" b="4445"/>
                 <wp:wrapNone/>
-                <wp:docPr id="44" name="Text Box 2"/>
-                <wp:cNvGraphicFramePr/>
+                <wp:docPr id="45" name="Text Box 2"/>
                 <a:graphic xmlns:a="http://schemas.openxmlformats.org/drawingml/2006/main">
                   <a:graphicData uri="http://schemas.microsoft.com/office/word/2010/wordprocessingShape">
                     <wps:wsp>
@@ -4756,28 +4520,24 @@
                         </a:ln>
                       </wps:spPr>
                       <wps:style>
-                        <a:lnRef idx="0">
-                          <a:scrgbClr r="0" g="0" b="0"/>
-                        </a:lnRef>
-                        <a:fillRef idx="0">
-                          <a:scrgbClr r="0" g="0" b="0"/>
-                        </a:fillRef>
-                        <a:effectRef idx="0">
-                          <a:scrgbClr r="0" g="0" b="0"/>
-                        </a:effectRef>
+                        <a:lnRef idx="0"/>
+                        <a:fillRef idx="0"/>
+                        <a:effectRef idx="0"/>
                         <a:fontRef idx="minor"/>
                       </wps:style>
                       <wps:txbx>
                         <w:txbxContent>
                           <w:p>
                             <w:pPr>
-                              <w:pStyle w:val="FrameContents"/>
+                              <w:pStyle w:val="FrameContentsuser"/>
+                              <w:spacing w:before="0" w:after="160"/>
                               <w:rPr>
                                 <w:lang w:val="en-GB"/>
                               </w:rPr>
                             </w:pPr>
                             <w:r>
                               <w:rPr>
+                                <w:color w:val="000000"/>
                                 <w:lang w:val="en-GB"/>
                               </w:rPr>
                               <w:t>Make sure you remember to add your name to the title block</w:t>
@@ -4796,18 +4556,22 @@
           </mc:Choice>
           <mc:Fallback>
             <w:pict>
-              <v:rect w14:anchorId="4EBECE3B" id="Text Box 2" o:spid="_x0000_s1060" style="position:absolute;margin-left:339pt;margin-top:190.9pt;width:182.75pt;height:38.05pt;z-index:41;visibility:visible;mso-wrap-style:square;mso-wrap-distance-left:0;mso-wrap-distance-top:0;mso-wrap-distance-right:1.75pt;mso-wrap-distance-bottom:.95pt;mso-position-horizontal:absolute;mso-position-horizontal-relative:margin;mso-position-vertical:absolute;mso-position-vertical-relative:text;v-text-anchor:top" o:gfxdata="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" o:allowincell="f">
+              <v:rect id="shape_0" fillcolor="white" stroked="t" o:allowincell="f" style="position:absolute;margin-left:339pt;margin-top:190.9pt;width:182.7pt;height:38pt;mso-wrap-style:square;v-text-anchor:top;mso-position-horizontal-relative:margin" wp14:anchorId="4EBECE3B">
+                <v:fill o:detectmouseclick="t" type="solid" color2="black"/>
+                <v:stroke color="black" weight="9360" joinstyle="miter" endcap="flat"/>
                 <v:textbox>
                   <w:txbxContent>
                     <w:p>
                       <w:pPr>
-                        <w:pStyle w:val="FrameContents"/>
+                        <w:pStyle w:val="FrameContentsuser"/>
+                        <w:spacing w:before="0" w:after="160"/>
                         <w:rPr>
                           <w:lang w:val="en-GB"/>
                         </w:rPr>
                       </w:pPr>
                       <w:r>
                         <w:rPr>
+                          <w:color w:val="000000"/>
                           <w:lang w:val="en-GB"/>
                         </w:rPr>
                         <w:t>Make sure you remember to add your name to the title block</w:t>
@@ -4815,24 +4579,18 @@
                     </w:p>
                   </w:txbxContent>
                 </v:textbox>
-                <w10:wrap anchorx="margin"/>
+                <w10:wrap type="none"/>
               </v:rect>
             </w:pict>
           </mc:Fallback>
         </mc:AlternateContent>
-      </w:r>
-      <w:r>
-        <w:rPr>
-          <w:noProof/>
-        </w:rPr>
         <mc:AlternateContent>
           <mc:Choice Requires="wpg">
             <w:drawing>
-              <wp:inline distT="0" distB="0" distL="0" distR="0" wp14:anchorId="1A5B4610" wp14:editId="2D1EC3F8">
+              <wp:inline distT="0" distB="0" distL="0" distR="0" wp14:anchorId="1A5B4610">
                 <wp:extent cx="6645910" cy="2907030"/>
                 <wp:effectExtent l="0" t="0" r="21590" b="26670"/>
-                <wp:docPr id="45" name="Group 2"/>
-                <wp:cNvGraphicFramePr/>
+                <wp:docPr id="46" name="Group 2"/>
                 <a:graphic xmlns:a="http://schemas.openxmlformats.org/drawingml/2006/main">
                   <a:graphicData uri="http://schemas.microsoft.com/office/word/2010/wordprocessingGroup">
                     <wpg:wgp>
@@ -4846,7 +4604,7 @@
                         </a:xfrm>
                       </wpg:grpSpPr>
                       <wps:wsp>
-                        <wps:cNvPr id="46" name="Rectangle 1"/>
+                        <wps:cNvPr id="47" name="Rectangle 1"/>
                         <wps:cNvSpPr/>
                         <wps:spPr>
                           <a:xfrm>
@@ -4882,7 +4640,7 @@
                         <wps:bodyPr/>
                       </wps:wsp>
                       <wps:wsp>
-                        <wps:cNvPr id="47" name="Text Box 2"/>
+                        <wps:cNvPr id="48" name="Text Box 2"/>
                         <wps:cNvSpPr/>
                         <wps:spPr>
                           <a:xfrm>
@@ -4903,21 +4661,17 @@
                           </a:ln>
                         </wps:spPr>
                         <wps:style>
-                          <a:lnRef idx="0">
-                            <a:scrgbClr r="0" g="0" b="0"/>
-                          </a:lnRef>
-                          <a:fillRef idx="0">
-                            <a:scrgbClr r="0" g="0" b="0"/>
-                          </a:fillRef>
-                          <a:effectRef idx="0">
-                            <a:scrgbClr r="0" g="0" b="0"/>
-                          </a:effectRef>
+                          <a:lnRef idx="0"/>
+                          <a:fillRef idx="0"/>
+                          <a:effectRef idx="0"/>
                           <a:fontRef idx="minor"/>
                         </wps:style>
                         <wps:txbx>
                           <w:txbxContent>
                             <w:p>
                               <w:pPr>
+                                <w:pStyle w:val="Normal"/>
+                                <w:spacing w:before="0" w:after="160"/>
                                 <w:rPr>
                                   <w:lang w:val="en-GB"/>
                                 </w:rPr>
@@ -4931,7 +4685,7 @@
                             </w:p>
                           </w:txbxContent>
                         </wps:txbx>
-                        <wps:bodyPr anchor="t">
+                        <wps:bodyPr lIns="0" tIns="0" rIns="0" bIns="0" anchor="t">
                           <a:noAutofit/>
                         </wps:bodyPr>
                       </wps:wsp>
@@ -4943,13 +4697,21 @@
           </mc:Choice>
           <mc:Fallback>
             <w:pict>
-              <v:group w14:anchorId="1A5B4610" id="_x0000_s1061" style="width:523.3pt;height:228.9pt;mso-position-horizontal-relative:char;mso-position-vertical-relative:line" coordsize="66459,29070" o:gfxdata="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">
-                <v:rect id="Rectangle 1" o:spid="_x0000_s1062" style="position:absolute;width:66459;height:29070;visibility:visible;mso-wrap-style:square;v-text-anchor:top" o:gfxdata="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" fillcolor="#156082" strokecolor="#092a38" strokeweight="1.5pt"/>
-                <v:rect id="_x0000_s1063" style="position:absolute;left:2354;top:14439;width:62305;height:4831;visibility:visible;mso-wrap-style:square;v-text-anchor:top" o:gfxdata="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">
+              <v:group id="shape_0" alt="Group 2" style="position:absolute;margin-left:0pt;margin-top:-231.05pt;width:523.3pt;height:228.9pt" coordorigin="0,-4621" coordsize="10466,4578">
+                <v:rect id="shape_0" fillcolor="#156082" stroked="t" o:allowincell="f" style="position:absolute;left:0;top:-4621;width:10465;height:4577;mso-wrap-style:none;v-text-anchor:middle;mso-position-vertical:top">
+                  <v:fill o:detectmouseclick="t" type="solid" color2="#ea9f7d"/>
+                  <v:stroke color="#092a38" weight="19080" joinstyle="miter" endcap="flat"/>
+                  <w10:wrap type="square"/>
+                </v:rect>
+                <v:rect id="shape_0" fillcolor="white" stroked="t" o:allowincell="f" style="position:absolute;left:371;top:-2347;width:9811;height:760;mso-wrap-style:square;v-text-anchor:top;mso-position-vertical:top">
+                  <v:fill o:detectmouseclick="t" type="solid" color2="black"/>
+                  <v:stroke color="black" weight="9360" joinstyle="miter" endcap="flat"/>
                   <v:textbox>
                     <w:txbxContent>
                       <w:p>
                         <w:pPr>
+                          <w:pStyle w:val="Normal"/>
+                          <w:spacing w:before="0" w:after="160"/>
                           <w:rPr>
                             <w:lang w:val="en-GB"/>
                           </w:rPr>
@@ -4963,8 +4725,8 @@
                       </w:p>
                     </w:txbxContent>
                   </v:textbox>
+                  <w10:wrap type="square"/>
                 </v:rect>
-                <w10:anchorlock/>
               </v:group>
             </w:pict>
           </mc:Fallback>
@@ -4973,23 +4735,20 @@
     </w:p>
     <w:p>
       <w:pPr>
-        <w:rPr>
-          <w:lang w:val="en-GB"/>
-        </w:rPr>
-      </w:pPr>
-      <w:r>
-        <w:rPr>
-          <w:noProof/>
-        </w:rPr>
-        <w:lastRenderedPageBreak/>
+        <w:pStyle w:val="Normal"/>
+        <w:rPr>
+          <w:lang w:val="en-GB"/>
+        </w:rPr>
+      </w:pPr>
+      <w:r>
+        <w:rPr/>
         <mc:AlternateContent>
           <mc:Choice Requires="wpg">
             <w:drawing>
-              <wp:inline distT="0" distB="0" distL="0" distR="0" wp14:anchorId="39F56A6D" wp14:editId="1050DBAF">
+              <wp:inline distT="0" distB="0" distL="0" distR="0" wp14:anchorId="39F56A6D">
                 <wp:extent cx="6645910" cy="2907030"/>
                 <wp:effectExtent l="0" t="0" r="21590" b="26670"/>
-                <wp:docPr id="48" name="Group 2"/>
-                <wp:cNvGraphicFramePr/>
+                <wp:docPr id="49" name="Group 2"/>
                 <a:graphic xmlns:a="http://schemas.openxmlformats.org/drawingml/2006/main">
                   <a:graphicData uri="http://schemas.microsoft.com/office/word/2010/wordprocessingGroup">
                     <wpg:wgp>
@@ -5003,7 +4762,7 @@
                         </a:xfrm>
                       </wpg:grpSpPr>
                       <wps:wsp>
-                        <wps:cNvPr id="49" name="Rectangle 1"/>
+                        <wps:cNvPr id="50" name="Rectangle 1"/>
                         <wps:cNvSpPr/>
                         <wps:spPr>
                           <a:xfrm>
@@ -5039,7 +4798,7 @@
                         <wps:bodyPr/>
                       </wps:wsp>
                       <wps:wsp>
-                        <wps:cNvPr id="50" name="Text Box 2"/>
+                        <wps:cNvPr id="51" name="Text Box 2"/>
                         <wps:cNvSpPr/>
                         <wps:spPr>
                           <a:xfrm>
@@ -5060,21 +4819,17 @@
                           </a:ln>
                         </wps:spPr>
                         <wps:style>
-                          <a:lnRef idx="0">
-                            <a:scrgbClr r="0" g="0" b="0"/>
-                          </a:lnRef>
-                          <a:fillRef idx="0">
-                            <a:scrgbClr r="0" g="0" b="0"/>
-                          </a:fillRef>
-                          <a:effectRef idx="0">
-                            <a:scrgbClr r="0" g="0" b="0"/>
-                          </a:effectRef>
+                          <a:lnRef idx="0"/>
+                          <a:fillRef idx="0"/>
+                          <a:effectRef idx="0"/>
                           <a:fontRef idx="minor"/>
                         </wps:style>
                         <wps:txbx>
                           <w:txbxContent>
                             <w:p>
                               <w:pPr>
+                                <w:pStyle w:val="Normal"/>
+                                <w:spacing w:before="0" w:after="160"/>
                                 <w:rPr>
                                   <w:lang w:val="en-GB"/>
                                 </w:rPr>
@@ -5088,7 +4843,7 @@
                             </w:p>
                           </w:txbxContent>
                         </wps:txbx>
-                        <wps:bodyPr anchor="t">
+                        <wps:bodyPr lIns="0" tIns="0" rIns="0" bIns="0" anchor="t">
                           <a:noAutofit/>
                         </wps:bodyPr>
                       </wps:wsp>
@@ -5100,13 +4855,21 @@
           </mc:Choice>
           <mc:Fallback>
             <w:pict>
-              <v:group w14:anchorId="39F56A6D" id="_x0000_s1064" style="width:523.3pt;height:228.9pt;mso-position-horizontal-relative:char;mso-position-vertical-relative:line" coordsize="66459,29070" o:gfxdata="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">
-                <v:rect id="Rectangle 1" o:spid="_x0000_s1065" style="position:absolute;width:66459;height:29070;visibility:visible;mso-wrap-style:square;v-text-anchor:top" o:gfxdata="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" fillcolor="#156082" strokecolor="#092a38" strokeweight="1.5pt"/>
-                <v:rect id="_x0000_s1066" style="position:absolute;left:2354;top:14439;width:62305;height:4831;visibility:visible;mso-wrap-style:square;v-text-anchor:top" o:gfxdata="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">
+              <v:group id="shape_0" alt="Group 2" style="position:absolute;margin-left:0pt;margin-top:-231.05pt;width:523.3pt;height:228.9pt" coordorigin="0,-4621" coordsize="10466,4578">
+                <v:rect id="shape_0" fillcolor="#156082" stroked="t" o:allowincell="f" style="position:absolute;left:0;top:-4621;width:10465;height:4577;mso-wrap-style:none;v-text-anchor:middle;mso-position-vertical:top">
+                  <v:fill o:detectmouseclick="t" type="solid" color2="#ea9f7d"/>
+                  <v:stroke color="#092a38" weight="19080" joinstyle="miter" endcap="flat"/>
+                  <w10:wrap type="square"/>
+                </v:rect>
+                <v:rect id="shape_0" fillcolor="white" stroked="t" o:allowincell="f" style="position:absolute;left:371;top:-2347;width:9811;height:760;mso-wrap-style:square;v-text-anchor:top;mso-position-vertical:top">
+                  <v:fill o:detectmouseclick="t" type="solid" color2="black"/>
+                  <v:stroke color="black" weight="9360" joinstyle="miter" endcap="flat"/>
                   <v:textbox>
                     <w:txbxContent>
                       <w:p>
                         <w:pPr>
+                          <w:pStyle w:val="Normal"/>
+                          <w:spacing w:before="0" w:after="160"/>
                           <w:rPr>
                             <w:lang w:val="en-GB"/>
                           </w:rPr>
@@ -5120,8 +4883,8 @@
                       </w:p>
                     </w:txbxContent>
                   </v:textbox>
+                  <w10:wrap type="square"/>
                 </v:rect>
-                <w10:anchorlock/>
               </v:group>
             </w:pict>
           </mc:Fallback>
@@ -5130,22 +4893,39 @@
     </w:p>
     <w:p>
       <w:pPr>
-        <w:rPr>
-          <w:lang w:val="en-GB"/>
-        </w:rPr>
-      </w:pPr>
-    </w:p>
-    <w:p>
-      <w:pPr>
-        <w:rPr>
-          <w:lang w:val="en-GB"/>
-        </w:rPr>
-      </w:pPr>
+        <w:pStyle w:val="Normal"/>
+        <w:rPr>
+          <w:lang w:val="en-GB"/>
+        </w:rPr>
+      </w:pPr>
+      <w:r>
+        <w:rPr>
+          <w:lang w:val="en-GB"/>
+        </w:rPr>
+      </w:r>
+    </w:p>
+    <w:p>
+      <w:pPr>
+        <w:pStyle w:val="Normal"/>
+        <w:rPr>
+          <w:lang w:val="en-GB"/>
+        </w:rPr>
+      </w:pPr>
+      <w:r>
+        <w:rPr>
+          <w:lang w:val="en-GB"/>
+        </w:rPr>
+      </w:r>
       <w:r>
         <w:br w:type="page"/>
       </w:r>
     </w:p>
     <w:p>
+      <w:pPr>
+        <w:pStyle w:val="Normal"/>
+        <w:spacing w:before="0" w:after="160"/>
+        <w:rPr/>
+      </w:pPr>
       <w:r>
         <w:rPr>
           <w:b/>
@@ -5155,7 +4935,6 @@
           <w:u w:val="single"/>
           <w:lang w:val="en-GB"/>
         </w:rPr>
-        <w:lastRenderedPageBreak/>
         <w:t xml:space="preserve">3D printing Zero to Hero – </w:t>
       </w:r>
       <w:r>
@@ -5173,6 +4952,7 @@
     </w:p>
     <w:p>
       <w:pPr>
+        <w:pStyle w:val="Normal"/>
         <w:rPr>
           <w:lang w:val="en-GB"/>
         </w:rPr>
@@ -5186,22 +4966,20 @@
     </w:p>
     <w:p>
       <w:pPr>
-        <w:rPr>
-          <w:lang w:val="en-GB"/>
-        </w:rPr>
-      </w:pPr>
-      <w:r>
-        <w:rPr>
-          <w:noProof/>
-        </w:rPr>
+        <w:pStyle w:val="Normal"/>
+        <w:rPr>
+          <w:lang w:val="en-GB"/>
+        </w:rPr>
+      </w:pPr>
+      <w:r>
+        <w:rPr/>
         <mc:AlternateContent>
           <mc:Choice Requires="wpg">
             <w:drawing>
-              <wp:inline distT="0" distB="0" distL="0" distR="0" wp14:anchorId="5CA58347" wp14:editId="09089335">
+              <wp:inline distT="0" distB="0" distL="0" distR="0" wp14:anchorId="5CA58347">
                 <wp:extent cx="6445250" cy="3727450"/>
                 <wp:effectExtent l="0" t="0" r="12700" b="25400"/>
-                <wp:docPr id="51" name="Group 7"/>
-                <wp:cNvGraphicFramePr/>
+                <wp:docPr id="52" name="Group 7"/>
                 <a:graphic xmlns:a="http://schemas.openxmlformats.org/drawingml/2006/main">
                   <a:graphicData uri="http://schemas.microsoft.com/office/word/2010/wordprocessingGroup">
                     <wpg:wgp>
@@ -5215,7 +4993,7 @@
                         </a:xfrm>
                       </wpg:grpSpPr>
                       <wps:wsp>
-                        <wps:cNvPr id="52" name="Rectangle 4"/>
+                        <wps:cNvPr id="53" name="Rectangle 4"/>
                         <wps:cNvSpPr/>
                         <wps:spPr>
                           <a:xfrm>
@@ -5251,12 +5029,12 @@
                         <wps:bodyPr/>
                       </wps:wsp>
                       <wps:wsp>
-                        <wps:cNvPr id="53" name="Smiley Face 5"/>
+                        <wps:cNvPr id="54" name="Smiley Face 5"/>
                         <wps:cNvSpPr/>
                         <wps:spPr>
                           <a:xfrm>
                             <a:off x="851040" y="876240"/>
-                            <a:ext cx="1212840" cy="939240"/>
+                            <a:ext cx="1212120" cy="938520"/>
                           </a:xfrm>
                           <a:prstGeom prst="smileyFace">
                             <a:avLst>
@@ -5289,12 +5067,12 @@
                         <wps:bodyPr/>
                       </wps:wsp>
                       <wps:wsp>
-                        <wps:cNvPr id="54" name="Smiley Face 5"/>
+                        <wps:cNvPr id="55" name="Smiley Face 5"/>
                         <wps:cNvSpPr/>
                         <wps:spPr>
                           <a:xfrm>
-                            <a:off x="4255200" y="857160"/>
-                            <a:ext cx="1098000" cy="958680"/>
+                            <a:off x="4255920" y="857160"/>
+                            <a:ext cx="1097280" cy="958320"/>
                           </a:xfrm>
                           <a:prstGeom prst="smileyFace">
                             <a:avLst>
@@ -5327,12 +5105,12 @@
                         <wps:bodyPr/>
                       </wps:wsp>
                       <wps:wsp>
-                        <wps:cNvPr id="55" name="Explosion: 14 Points 6"/>
+                        <wps:cNvPr id="56" name="Explosion: 14 Points 6"/>
                         <wps:cNvSpPr/>
                         <wps:spPr>
                           <a:xfrm>
-                            <a:off x="2476440" y="1880280"/>
-                            <a:ext cx="1619280" cy="1332720"/>
+                            <a:off x="2476440" y="1881000"/>
+                            <a:ext cx="1619280" cy="1332360"/>
                           </a:xfrm>
                           <a:prstGeom prst="irregularSeal2">
                             <a:avLst/>
@@ -5363,12 +5141,12 @@
                         <wps:bodyPr/>
                       </wps:wsp>
                       <wps:wsp>
-                        <wps:cNvPr id="56" name="Text Box 2"/>
+                        <wps:cNvPr id="57" name="Text Box 2"/>
                         <wps:cNvSpPr/>
                         <wps:spPr>
                           <a:xfrm>
                             <a:off x="1003320" y="317520"/>
-                            <a:ext cx="824760" cy="405720"/>
+                            <a:ext cx="824400" cy="405000"/>
                           </a:xfrm>
                           <a:prstGeom prst="rect">
                             <a:avLst/>
@@ -5384,21 +5162,17 @@
                           </a:ln>
                         </wps:spPr>
                         <wps:style>
-                          <a:lnRef idx="0">
-                            <a:scrgbClr r="0" g="0" b="0"/>
-                          </a:lnRef>
-                          <a:fillRef idx="0">
-                            <a:scrgbClr r="0" g="0" b="0"/>
-                          </a:fillRef>
-                          <a:effectRef idx="0">
-                            <a:scrgbClr r="0" g="0" b="0"/>
-                          </a:effectRef>
+                          <a:lnRef idx="0"/>
+                          <a:fillRef idx="0"/>
+                          <a:effectRef idx="0"/>
                           <a:fontRef idx="minor"/>
                         </wps:style>
                         <wps:txbx>
                           <w:txbxContent>
                             <w:p>
                               <w:pPr>
+                                <w:pStyle w:val="Normal"/>
+                                <w:spacing w:before="0" w:after="160"/>
                                 <w:jc w:val="center"/>
                                 <w:rPr>
                                   <w:b/>
@@ -5417,17 +5191,17 @@
                             </w:p>
                           </w:txbxContent>
                         </wps:txbx>
-                        <wps:bodyPr anchor="t">
+                        <wps:bodyPr lIns="0" tIns="0" rIns="0" bIns="0" anchor="t">
                           <a:noAutofit/>
                         </wps:bodyPr>
                       </wps:wsp>
                       <wps:wsp>
-                        <wps:cNvPr id="57" name="Text Box 2"/>
+                        <wps:cNvPr id="58" name="Text Box 2"/>
                         <wps:cNvSpPr/>
                         <wps:spPr>
                           <a:xfrm>
-                            <a:off x="4204440" y="317520"/>
-                            <a:ext cx="1193040" cy="405720"/>
+                            <a:off x="4204800" y="317520"/>
+                            <a:ext cx="1192680" cy="405000"/>
                           </a:xfrm>
                           <a:prstGeom prst="rect">
                             <a:avLst/>
@@ -5443,21 +5217,17 @@
                           </a:ln>
                         </wps:spPr>
                         <wps:style>
-                          <a:lnRef idx="0">
-                            <a:scrgbClr r="0" g="0" b="0"/>
-                          </a:lnRef>
-                          <a:fillRef idx="0">
-                            <a:scrgbClr r="0" g="0" b="0"/>
-                          </a:fillRef>
-                          <a:effectRef idx="0">
-                            <a:scrgbClr r="0" g="0" b="0"/>
-                          </a:effectRef>
+                          <a:lnRef idx="0"/>
+                          <a:fillRef idx="0"/>
+                          <a:effectRef idx="0"/>
                           <a:fontRef idx="minor"/>
                         </wps:style>
                         <wps:txbx>
                           <w:txbxContent>
                             <w:p>
                               <w:pPr>
+                                <w:pStyle w:val="Normal"/>
+                                <w:spacing w:before="0" w:after="160"/>
                                 <w:jc w:val="center"/>
                                 <w:rPr>
                                   <w:b/>
@@ -5478,12 +5248,12 @@
                             </w:p>
                           </w:txbxContent>
                         </wps:txbx>
-                        <wps:bodyPr anchor="t">
+                        <wps:bodyPr lIns="0" tIns="0" rIns="0" bIns="0" anchor="t">
                           <a:noAutofit/>
                         </wps:bodyPr>
                       </wps:wsp>
                       <wps:wsp>
-                        <wps:cNvPr id="58" name="Text Box 2"/>
+                        <wps:cNvPr id="59" name="Text Box 2"/>
                         <wps:cNvSpPr/>
                         <wps:spPr>
                           <a:xfrm>
@@ -5504,21 +5274,17 @@
                           </a:ln>
                         </wps:spPr>
                         <wps:style>
-                          <a:lnRef idx="0">
-                            <a:scrgbClr r="0" g="0" b="0"/>
-                          </a:lnRef>
-                          <a:fillRef idx="0">
-                            <a:scrgbClr r="0" g="0" b="0"/>
-                          </a:fillRef>
-                          <a:effectRef idx="0">
-                            <a:scrgbClr r="0" g="0" b="0"/>
-                          </a:effectRef>
+                          <a:lnRef idx="0"/>
+                          <a:fillRef idx="0"/>
+                          <a:effectRef idx="0"/>
                           <a:fontRef idx="minor"/>
                         </wps:style>
                         <wps:txbx>
                           <w:txbxContent>
                             <w:p>
                               <w:pPr>
+                                <w:pStyle w:val="Normal"/>
+                                <w:spacing w:before="0" w:after="160"/>
                                 <w:jc w:val="center"/>
                                 <w:rPr>
                                   <w:b/>
@@ -5539,7 +5305,7 @@
                             </w:p>
                           </w:txbxContent>
                         </wps:txbx>
-                        <wps:bodyPr anchor="t">
+                        <wps:bodyPr lIns="0" tIns="0" rIns="0" bIns="0" anchor="t">
                           <a:noAutofit/>
                         </wps:bodyPr>
                       </wps:wsp>
@@ -5551,20 +5317,36 @@
           </mc:Choice>
           <mc:Fallback>
             <w:pict>
-              <v:group w14:anchorId="5CA58347" id="_x0000_s1067" style="width:507.5pt;height:293.5pt;mso-position-horizontal-relative:char;mso-position-vertical-relative:line" coordsize="64450,37274" o:gfxdata="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">
-                <v:rect id="Rectangle 4" o:spid="_x0000_s1068" style="position:absolute;width:64450;height:37274;visibility:visible;mso-wrap-style:square;v-text-anchor:top" o:gfxdata="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" fillcolor="#156082" strokecolor="#092a38" strokeweight="1.5pt"/>
-                <v:shape id="Smiley Face 5" o:spid="_x0000_s1069" type="#_x0000_t96" style="position:absolute;left:8510;top:8762;width:12128;height:9392;visibility:visible;mso-wrap-style:square;v-text-anchor:top" o:gfxdata="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" fillcolor="#156082" strokecolor="#092a38" strokeweight="1.5pt">
-                  <v:stroke joinstyle="miter"/>
+              <v:group id="shape_0" alt="Group 7" style="position:absolute;margin-left:0pt;margin-top:-295.55pt;width:507.5pt;height:293.5pt" coordorigin="0,-5911" coordsize="10150,5870">
+                <v:rect id="shape_0" fillcolor="#156082" stroked="t" o:allowincell="f" style="position:absolute;left:0;top:-5911;width:10149;height:5869;mso-wrap-style:none;v-text-anchor:middle;mso-position-vertical:top">
+                  <v:fill o:detectmouseclick="t" type="solid" color2="#ea9f7d"/>
+                  <v:stroke color="#092a38" weight="19080" joinstyle="miter" endcap="flat"/>
+                  <w10:wrap type="square"/>
+                </v:rect>
+                <v:shape id="shape_0" fillcolor="#156082" stroked="t" o:allowincell="f" style="position:absolute;left:1340;top:-4531;width:1908;height:1477;mso-wrap-style:none;v-text-anchor:middle;mso-position-vertical:top" type="_x0000_t96" path="l-2147483623,-2147483618xel-2147483641,-2147483635l-2147483597,-2147483596el-2147483604,-2147483602el-2147483643,-2147483630xe">
+                  <v:fill o:detectmouseclick="t" type="solid" color2="#ea9f7d"/>
+                  <v:stroke color="#092a38" weight="19080" joinstyle="miter" endcap="flat"/>
+                  <w10:wrap type="square"/>
                 </v:shape>
-                <v:shape id="Smiley Face 5" o:spid="_x0000_s1070" type="#_x0000_t96" style="position:absolute;left:42552;top:8571;width:10980;height:9587;visibility:visible;mso-wrap-style:square;v-text-anchor:top" o:gfxdata="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" fillcolor="#156082" strokecolor="#092a38" strokeweight="1.5pt">
-                  <v:stroke joinstyle="miter"/>
+                <v:shape id="shape_0" fillcolor="#156082" stroked="t" o:allowincell="f" style="position:absolute;left:6702;top:-4561;width:1727;height:1508;mso-wrap-style:none;v-text-anchor:middle;mso-position-vertical:top" type="_x0000_t96" path="l-2147483623,-2147483618xel-2147483641,-2147483635l-2147483597,-2147483596el-2147483604,-2147483602el-2147483643,-2147483630xe">
+                  <v:fill o:detectmouseclick="t" type="solid" color2="#ea9f7d"/>
+                  <v:stroke color="#092a38" weight="19080" joinstyle="miter" endcap="flat"/>
+                  <w10:wrap type="square"/>
                 </v:shape>
-                <v:shape id="Explosion: 14 Points 6" o:spid="_x0000_s1071" type="#_x0000_t72" style="position:absolute;left:24764;top:18802;width:16193;height:13328;visibility:visible;mso-wrap-style:square;v-text-anchor:top" o:gfxdata="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" fillcolor="#e97132 [3205]" strokecolor="#092a38" strokeweight="1.5pt"/>
-                <v:rect id="_x0000_s1072" style="position:absolute;left:10033;top:3175;width:8247;height:4057;visibility:visible;mso-wrap-style:square;v-text-anchor:top" o:gfxdata="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">
+                <v:shape id="shape_0" fillcolor="#e97132" stroked="t" o:allowincell="f" style="position:absolute;left:3900;top:-2949;width:2549;height:2097;mso-wrap-style:none;v-text-anchor:middle;mso-position-vertical:top" type="_x0000_t72" path="m11462,4342l14790,0l14525,5777l18007,3172l16380,6532l21600,6645l16985,9402l18270,11290l16380,12310l18877,15632l14640,14350l14942,17370l12180,15935l11612,18842l9872,17370l8700,19712l7527,18125l4917,21600l4805,18240l1285,17825l3330,15370l0,12877l3935,11592l1172,8270l5372,7817l4502,3625l8550,6382l9722,1887xe">
+                  <v:fill o:detectmouseclick="t" type="solid" color2="#168ecd"/>
+                  <v:stroke color="#092a38" weight="19080" joinstyle="miter" endcap="flat"/>
+                  <w10:wrap type="square"/>
+                </v:shape>
+                <v:rect id="shape_0" fillcolor="white" stroked="t" o:allowincell="f" style="position:absolute;left:1580;top:-5411;width:1297;height:637;mso-wrap-style:square;v-text-anchor:top;mso-position-vertical:top">
+                  <v:fill o:detectmouseclick="t" type="solid" color2="black"/>
+                  <v:stroke color="black" weight="9360" joinstyle="miter" endcap="flat"/>
                   <v:textbox>
                     <w:txbxContent>
                       <w:p>
                         <w:pPr>
+                          <w:pStyle w:val="Normal"/>
+                          <w:spacing w:before="0" w:after="160"/>
                           <w:jc w:val="center"/>
                           <w:rPr>
                             <w:b/>
@@ -5583,12 +5365,17 @@
                       </w:p>
                     </w:txbxContent>
                   </v:textbox>
+                  <w10:wrap type="square"/>
                 </v:rect>
-                <v:rect id="_x0000_s1073" style="position:absolute;left:42044;top:3175;width:11930;height:4057;visibility:visible;mso-wrap-style:square;v-text-anchor:top" o:gfxdata="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">
+                <v:rect id="shape_0" fillcolor="white" stroked="t" o:allowincell="f" style="position:absolute;left:6622;top:-5411;width:1877;height:637;mso-wrap-style:square;v-text-anchor:top;mso-position-vertical:top">
+                  <v:fill o:detectmouseclick="t" type="solid" color2="black"/>
+                  <v:stroke color="black" weight="9360" joinstyle="miter" endcap="flat"/>
                   <v:textbox>
                     <w:txbxContent>
                       <w:p>
                         <w:pPr>
+                          <w:pStyle w:val="Normal"/>
+                          <w:spacing w:before="0" w:after="160"/>
                           <w:jc w:val="center"/>
                           <w:rPr>
                             <w:b/>
@@ -5609,12 +5396,17 @@
                       </w:p>
                     </w:txbxContent>
                   </v:textbox>
+                  <w10:wrap type="square"/>
                 </v:rect>
-                <v:rect id="_x0000_s1074" style="position:absolute;left:26733;top:14731;width:11938;height:4064;visibility:visible;mso-wrap-style:square;v-text-anchor:top" o:gfxdata="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">
+                <v:rect id="shape_0" fillcolor="white" stroked="t" o:allowincell="f" style="position:absolute;left:4210;top:-3591;width:1879;height:639;mso-wrap-style:square;v-text-anchor:top;mso-position-vertical:top">
+                  <v:fill o:detectmouseclick="t" type="solid" color2="black"/>
+                  <v:stroke color="black" weight="9360" joinstyle="miter" endcap="flat"/>
                   <v:textbox>
                     <w:txbxContent>
                       <w:p>
                         <w:pPr>
+                          <w:pStyle w:val="Normal"/>
+                          <w:spacing w:before="0" w:after="160"/>
                           <w:jc w:val="center"/>
                           <w:rPr>
                             <w:b/>
@@ -5635,8 +5427,8 @@
                       </w:p>
                     </w:txbxContent>
                   </v:textbox>
+                  <w10:wrap type="square"/>
                 </v:rect>
-                <w10:anchorlock/>
               </v:group>
             </w:pict>
           </mc:Fallback>
@@ -5645,13 +5437,20 @@
     </w:p>
     <w:p>
       <w:pPr>
-        <w:rPr>
-          <w:lang w:val="en-GB"/>
-        </w:rPr>
-      </w:pPr>
-    </w:p>
-    <w:p>
-      <w:pPr>
+        <w:pStyle w:val="Normal"/>
+        <w:rPr>
+          <w:lang w:val="en-GB"/>
+        </w:rPr>
+      </w:pPr>
+      <w:r>
+        <w:rPr>
+          <w:lang w:val="en-GB"/>
+        </w:rPr>
+      </w:r>
+    </w:p>
+    <w:p>
+      <w:pPr>
+        <w:pStyle w:val="Normal"/>
         <w:rPr>
           <w:lang w:val="en-GB"/>
         </w:rPr>
@@ -5665,22 +5464,20 @@
     </w:p>
     <w:p>
       <w:pPr>
-        <w:rPr>
-          <w:lang w:val="en-GB"/>
-        </w:rPr>
-      </w:pPr>
-      <w:r>
-        <w:rPr>
-          <w:noProof/>
-        </w:rPr>
+        <w:pStyle w:val="Normal"/>
+        <w:rPr>
+          <w:lang w:val="en-GB"/>
+        </w:rPr>
+      </w:pPr>
+      <w:r>
+        <w:rPr/>
         <mc:AlternateContent>
           <mc:Choice Requires="wpg">
             <w:drawing>
-              <wp:inline distT="0" distB="0" distL="0" distR="0" wp14:anchorId="0760E258" wp14:editId="2904086F">
+              <wp:inline distT="0" distB="0" distL="0" distR="0" wp14:anchorId="0760E258">
                 <wp:extent cx="6645910" cy="2907030"/>
                 <wp:effectExtent l="0" t="0" r="21590" b="26670"/>
-                <wp:docPr id="59" name="Group 2"/>
-                <wp:cNvGraphicFramePr/>
+                <wp:docPr id="60" name="Group 2"/>
                 <a:graphic xmlns:a="http://schemas.openxmlformats.org/drawingml/2006/main">
                   <a:graphicData uri="http://schemas.microsoft.com/office/word/2010/wordprocessingGroup">
                     <wpg:wgp>
@@ -5694,7 +5491,7 @@
                         </a:xfrm>
                       </wpg:grpSpPr>
                       <wps:wsp>
-                        <wps:cNvPr id="60" name="Rectangle 1"/>
+                        <wps:cNvPr id="61" name="Rectangle 1"/>
                         <wps:cNvSpPr/>
                         <wps:spPr>
                           <a:xfrm>
@@ -5730,7 +5527,7 @@
                         <wps:bodyPr/>
                       </wps:wsp>
                       <wps:wsp>
-                        <wps:cNvPr id="61" name="Text Box 2"/>
+                        <wps:cNvPr id="62" name="Text Box 2"/>
                         <wps:cNvSpPr/>
                         <wps:spPr>
                           <a:xfrm>
@@ -5751,21 +5548,17 @@
                           </a:ln>
                         </wps:spPr>
                         <wps:style>
-                          <a:lnRef idx="0">
-                            <a:scrgbClr r="0" g="0" b="0"/>
-                          </a:lnRef>
-                          <a:fillRef idx="0">
-                            <a:scrgbClr r="0" g="0" b="0"/>
-                          </a:fillRef>
-                          <a:effectRef idx="0">
-                            <a:scrgbClr r="0" g="0" b="0"/>
-                          </a:effectRef>
+                          <a:lnRef idx="0"/>
+                          <a:fillRef idx="0"/>
+                          <a:effectRef idx="0"/>
                           <a:fontRef idx="minor"/>
                         </wps:style>
                         <wps:txbx>
                           <w:txbxContent>
                             <w:p>
                               <w:pPr>
+                                <w:pStyle w:val="Normal"/>
+                                <w:spacing w:before="0" w:after="160"/>
                                 <w:rPr>
                                   <w:lang w:val="en-GB"/>
                                 </w:rPr>
@@ -5779,7 +5572,7 @@
                             </w:p>
                           </w:txbxContent>
                         </wps:txbx>
-                        <wps:bodyPr anchor="t">
+                        <wps:bodyPr lIns="0" tIns="0" rIns="0" bIns="0" anchor="t">
                           <a:noAutofit/>
                         </wps:bodyPr>
                       </wps:wsp>
@@ -5791,13 +5584,21 @@
           </mc:Choice>
           <mc:Fallback>
             <w:pict>
-              <v:group w14:anchorId="0760E258" id="_x0000_s1075" style="width:523.3pt;height:228.9pt;mso-position-horizontal-relative:char;mso-position-vertical-relative:line" coordsize="66459,29070" o:gfxdata="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">
-                <v:rect id="Rectangle 1" o:spid="_x0000_s1076" style="position:absolute;width:66459;height:29070;visibility:visible;mso-wrap-style:square;v-text-anchor:top" o:gfxdata="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" fillcolor="#156082" strokecolor="#092a38" strokeweight="1.5pt"/>
-                <v:rect id="_x0000_s1077" style="position:absolute;left:2354;top:14439;width:62305;height:4831;visibility:visible;mso-wrap-style:square;v-text-anchor:top" o:gfxdata="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">
+              <v:group id="shape_0" alt="Group 2" style="position:absolute;margin-left:0pt;margin-top:-231.05pt;width:523.3pt;height:228.9pt" coordorigin="0,-4621" coordsize="10466,4578">
+                <v:rect id="shape_0" fillcolor="#156082" stroked="t" o:allowincell="f" style="position:absolute;left:0;top:-4621;width:10465;height:4577;mso-wrap-style:none;v-text-anchor:middle;mso-position-vertical:top">
+                  <v:fill o:detectmouseclick="t" type="solid" color2="#ea9f7d"/>
+                  <v:stroke color="#092a38" weight="19080" joinstyle="miter" endcap="flat"/>
+                  <w10:wrap type="square"/>
+                </v:rect>
+                <v:rect id="shape_0" fillcolor="white" stroked="t" o:allowincell="f" style="position:absolute;left:371;top:-2347;width:9811;height:760;mso-wrap-style:square;v-text-anchor:top;mso-position-vertical:top">
+                  <v:fill o:detectmouseclick="t" type="solid" color2="black"/>
+                  <v:stroke color="black" weight="9360" joinstyle="miter" endcap="flat"/>
                   <v:textbox>
                     <w:txbxContent>
                       <w:p>
                         <w:pPr>
+                          <w:pStyle w:val="Normal"/>
+                          <w:spacing w:before="0" w:after="160"/>
                           <w:rPr>
                             <w:lang w:val="en-GB"/>
                           </w:rPr>
@@ -5811,8 +5612,8 @@
                       </w:p>
                     </w:txbxContent>
                   </v:textbox>
+                  <w10:wrap type="square"/>
                 </v:rect>
-                <w10:anchorlock/>
               </v:group>
             </w:pict>
           </mc:Fallback>
@@ -5821,22 +5622,39 @@
     </w:p>
     <w:p>
       <w:pPr>
-        <w:rPr>
-          <w:lang w:val="en-GB"/>
-        </w:rPr>
-      </w:pPr>
-    </w:p>
-    <w:p>
-      <w:pPr>
-        <w:rPr>
-          <w:lang w:val="en-GB"/>
-        </w:rPr>
-      </w:pPr>
+        <w:pStyle w:val="Normal"/>
+        <w:rPr>
+          <w:lang w:val="en-GB"/>
+        </w:rPr>
+      </w:pPr>
+      <w:r>
+        <w:rPr>
+          <w:lang w:val="en-GB"/>
+        </w:rPr>
+      </w:r>
+    </w:p>
+    <w:p>
+      <w:pPr>
+        <w:pStyle w:val="Normal"/>
+        <w:rPr>
+          <w:lang w:val="en-GB"/>
+        </w:rPr>
+      </w:pPr>
+      <w:r>
+        <w:rPr>
+          <w:lang w:val="en-GB"/>
+        </w:rPr>
+      </w:r>
       <w:r>
         <w:br w:type="page"/>
       </w:r>
     </w:p>
     <w:p>
+      <w:pPr>
+        <w:pStyle w:val="Normal"/>
+        <w:spacing w:before="0" w:after="160"/>
+        <w:rPr/>
+      </w:pPr>
       <w:r>
         <w:rPr>
           <w:b/>
@@ -5846,7 +5664,6 @@
           <w:u w:val="single"/>
           <w:lang w:val="en-GB"/>
         </w:rPr>
-        <w:lastRenderedPageBreak/>
         <w:t xml:space="preserve">Arduino Zero to Hero – </w:t>
       </w:r>
       <w:r>
@@ -5864,6 +5681,7 @@
     </w:p>
     <w:p>
       <w:pPr>
+        <w:pStyle w:val="Normal"/>
         <w:rPr>
           <w:lang w:val="en-GB"/>
         </w:rPr>
@@ -5877,22 +5695,20 @@
     </w:p>
     <w:p>
       <w:pPr>
-        <w:rPr>
-          <w:lang w:val="en-GB"/>
-        </w:rPr>
-      </w:pPr>
-      <w:r>
-        <w:rPr>
-          <w:noProof/>
-        </w:rPr>
+        <w:pStyle w:val="Normal"/>
+        <w:rPr>
+          <w:lang w:val="en-GB"/>
+        </w:rPr>
+      </w:pPr>
+      <w:r>
+        <w:rPr/>
         <mc:AlternateContent>
           <mc:Choice Requires="wpg">
             <w:drawing>
-              <wp:inline distT="0" distB="0" distL="0" distR="0" wp14:anchorId="69C4F392" wp14:editId="1AC45C4C">
+              <wp:inline distT="0" distB="0" distL="0" distR="0" wp14:anchorId="69C4F392">
                 <wp:extent cx="6445250" cy="3727450"/>
                 <wp:effectExtent l="0" t="0" r="12700" b="25400"/>
-                <wp:docPr id="62" name="Group 7"/>
-                <wp:cNvGraphicFramePr/>
+                <wp:docPr id="63" name="Group 7"/>
                 <a:graphic xmlns:a="http://schemas.openxmlformats.org/drawingml/2006/main">
                   <a:graphicData uri="http://schemas.microsoft.com/office/word/2010/wordprocessingGroup">
                     <wpg:wgp>
@@ -5906,7 +5722,7 @@
                         </a:xfrm>
                       </wpg:grpSpPr>
                       <wps:wsp>
-                        <wps:cNvPr id="63" name="Rectangle 4"/>
+                        <wps:cNvPr id="64" name="Rectangle 4"/>
                         <wps:cNvSpPr/>
                         <wps:spPr>
                           <a:xfrm>
@@ -5942,12 +5758,12 @@
                         <wps:bodyPr/>
                       </wps:wsp>
                       <wps:wsp>
-                        <wps:cNvPr id="64" name="Smiley Face 5"/>
+                        <wps:cNvPr id="65" name="Smiley Face 5"/>
                         <wps:cNvSpPr/>
                         <wps:spPr>
                           <a:xfrm>
                             <a:off x="851040" y="876240"/>
-                            <a:ext cx="1212840" cy="939240"/>
+                            <a:ext cx="1212120" cy="938520"/>
                           </a:xfrm>
                           <a:prstGeom prst="smileyFace">
                             <a:avLst>
@@ -5980,12 +5796,12 @@
                         <wps:bodyPr/>
                       </wps:wsp>
                       <wps:wsp>
-                        <wps:cNvPr id="65" name="Smiley Face 5"/>
+                        <wps:cNvPr id="66" name="Smiley Face 5"/>
                         <wps:cNvSpPr/>
                         <wps:spPr>
                           <a:xfrm>
-                            <a:off x="4255200" y="857160"/>
-                            <a:ext cx="1098000" cy="958680"/>
+                            <a:off x="4255920" y="857160"/>
+                            <a:ext cx="1097280" cy="958320"/>
                           </a:xfrm>
                           <a:prstGeom prst="smileyFace">
                             <a:avLst>
@@ -6018,12 +5834,12 @@
                         <wps:bodyPr/>
                       </wps:wsp>
                       <wps:wsp>
-                        <wps:cNvPr id="66" name="Explosion: 14 Points 6"/>
+                        <wps:cNvPr id="67" name="Explosion: 14 Points 6"/>
                         <wps:cNvSpPr/>
                         <wps:spPr>
                           <a:xfrm>
-                            <a:off x="2476440" y="1880280"/>
-                            <a:ext cx="1619280" cy="1332720"/>
+                            <a:off x="2476440" y="1881000"/>
+                            <a:ext cx="1619280" cy="1332360"/>
                           </a:xfrm>
                           <a:prstGeom prst="irregularSeal2">
                             <a:avLst/>
@@ -6054,12 +5870,12 @@
                         <wps:bodyPr/>
                       </wps:wsp>
                       <wps:wsp>
-                        <wps:cNvPr id="67" name="Text Box 2"/>
+                        <wps:cNvPr id="68" name="Text Box 2"/>
                         <wps:cNvSpPr/>
                         <wps:spPr>
                           <a:xfrm>
                             <a:off x="1003320" y="317520"/>
-                            <a:ext cx="824760" cy="405720"/>
+                            <a:ext cx="824400" cy="405000"/>
                           </a:xfrm>
                           <a:prstGeom prst="rect">
                             <a:avLst/>
@@ -6075,21 +5891,17 @@
                           </a:ln>
                         </wps:spPr>
                         <wps:style>
-                          <a:lnRef idx="0">
-                            <a:scrgbClr r="0" g="0" b="0"/>
-                          </a:lnRef>
-                          <a:fillRef idx="0">
-                            <a:scrgbClr r="0" g="0" b="0"/>
-                          </a:fillRef>
-                          <a:effectRef idx="0">
-                            <a:scrgbClr r="0" g="0" b="0"/>
-                          </a:effectRef>
+                          <a:lnRef idx="0"/>
+                          <a:fillRef idx="0"/>
+                          <a:effectRef idx="0"/>
                           <a:fontRef idx="minor"/>
                         </wps:style>
                         <wps:txbx>
                           <w:txbxContent>
                             <w:p>
                               <w:pPr>
+                                <w:pStyle w:val="Normal"/>
+                                <w:spacing w:before="0" w:after="160"/>
                                 <w:jc w:val="center"/>
                                 <w:rPr>
                                   <w:b/>
@@ -6108,17 +5920,17 @@
                             </w:p>
                           </w:txbxContent>
                         </wps:txbx>
-                        <wps:bodyPr anchor="t">
+                        <wps:bodyPr lIns="0" tIns="0" rIns="0" bIns="0" anchor="t">
                           <a:noAutofit/>
                         </wps:bodyPr>
                       </wps:wsp>
                       <wps:wsp>
-                        <wps:cNvPr id="68" name="Text Box 2"/>
+                        <wps:cNvPr id="69" name="Text Box 2"/>
                         <wps:cNvSpPr/>
                         <wps:spPr>
                           <a:xfrm>
-                            <a:off x="4204440" y="317520"/>
-                            <a:ext cx="1193040" cy="405720"/>
+                            <a:off x="4204800" y="317520"/>
+                            <a:ext cx="1192680" cy="405000"/>
                           </a:xfrm>
                           <a:prstGeom prst="rect">
                             <a:avLst/>
@@ -6134,21 +5946,17 @@
                           </a:ln>
                         </wps:spPr>
                         <wps:style>
-                          <a:lnRef idx="0">
-                            <a:scrgbClr r="0" g="0" b="0"/>
-                          </a:lnRef>
-                          <a:fillRef idx="0">
-                            <a:scrgbClr r="0" g="0" b="0"/>
-                          </a:fillRef>
-                          <a:effectRef idx="0">
-                            <a:scrgbClr r="0" g="0" b="0"/>
-                          </a:effectRef>
+                          <a:lnRef idx="0"/>
+                          <a:fillRef idx="0"/>
+                          <a:effectRef idx="0"/>
                           <a:fontRef idx="minor"/>
                         </wps:style>
                         <wps:txbx>
                           <w:txbxContent>
                             <w:p>
                               <w:pPr>
+                                <w:pStyle w:val="Normal"/>
+                                <w:spacing w:before="0" w:after="160"/>
                                 <w:jc w:val="center"/>
                                 <w:rPr>
                                   <w:b/>
@@ -6169,12 +5977,12 @@
                             </w:p>
                           </w:txbxContent>
                         </wps:txbx>
-                        <wps:bodyPr anchor="t">
+                        <wps:bodyPr lIns="0" tIns="0" rIns="0" bIns="0" anchor="t">
                           <a:noAutofit/>
                         </wps:bodyPr>
                       </wps:wsp>
                       <wps:wsp>
-                        <wps:cNvPr id="69" name="Text Box 2"/>
+                        <wps:cNvPr id="70" name="Text Box 2"/>
                         <wps:cNvSpPr/>
                         <wps:spPr>
                           <a:xfrm>
@@ -6195,21 +6003,17 @@
                           </a:ln>
                         </wps:spPr>
                         <wps:style>
-                          <a:lnRef idx="0">
-                            <a:scrgbClr r="0" g="0" b="0"/>
-                          </a:lnRef>
-                          <a:fillRef idx="0">
-                            <a:scrgbClr r="0" g="0" b="0"/>
-                          </a:fillRef>
-                          <a:effectRef idx="0">
-                            <a:scrgbClr r="0" g="0" b="0"/>
-                          </a:effectRef>
+                          <a:lnRef idx="0"/>
+                          <a:fillRef idx="0"/>
+                          <a:effectRef idx="0"/>
                           <a:fontRef idx="minor"/>
                         </wps:style>
                         <wps:txbx>
                           <w:txbxContent>
                             <w:p>
                               <w:pPr>
+                                <w:pStyle w:val="Normal"/>
+                                <w:spacing w:before="0" w:after="160"/>
                                 <w:jc w:val="center"/>
                                 <w:rPr>
                                   <w:b/>
@@ -6230,7 +6034,7 @@
                             </w:p>
                           </w:txbxContent>
                         </wps:txbx>
-                        <wps:bodyPr anchor="t">
+                        <wps:bodyPr lIns="0" tIns="0" rIns="0" bIns="0" anchor="t">
                           <a:noAutofit/>
                         </wps:bodyPr>
                       </wps:wsp>
@@ -6242,20 +6046,36 @@
           </mc:Choice>
           <mc:Fallback>
             <w:pict>
-              <v:group w14:anchorId="69C4F392" id="_x0000_s1078" style="width:507.5pt;height:293.5pt;mso-position-horizontal-relative:char;mso-position-vertical-relative:line" coordsize="64450,37274" o:gfxdata="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">
-                <v:rect id="Rectangle 4" o:spid="_x0000_s1079" style="position:absolute;width:64450;height:37274;visibility:visible;mso-wrap-style:square;v-text-anchor:top" o:gfxdata="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" fillcolor="#156082" strokecolor="#092a38" strokeweight="1.5pt"/>
-                <v:shape id="Smiley Face 5" o:spid="_x0000_s1080" type="#_x0000_t96" style="position:absolute;left:8510;top:8762;width:12128;height:9392;visibility:visible;mso-wrap-style:square;v-text-anchor:top" o:gfxdata="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" fillcolor="#156082" strokecolor="#092a38" strokeweight="1.5pt">
-                  <v:stroke joinstyle="miter"/>
+              <v:group id="shape_0" alt="Group 7" style="position:absolute;margin-left:0pt;margin-top:-295.55pt;width:507.5pt;height:293.5pt" coordorigin="0,-5911" coordsize="10150,5870">
+                <v:rect id="shape_0" fillcolor="#156082" stroked="t" o:allowincell="f" style="position:absolute;left:0;top:-5911;width:10149;height:5869;mso-wrap-style:none;v-text-anchor:middle;mso-position-vertical:top">
+                  <v:fill o:detectmouseclick="t" type="solid" color2="#ea9f7d"/>
+                  <v:stroke color="#092a38" weight="19080" joinstyle="miter" endcap="flat"/>
+                  <w10:wrap type="square"/>
+                </v:rect>
+                <v:shape id="shape_0" fillcolor="#156082" stroked="t" o:allowincell="f" style="position:absolute;left:1340;top:-4531;width:1908;height:1477;mso-wrap-style:none;v-text-anchor:middle;mso-position-vertical:top" type="_x0000_t96" path="l-2147483623,-2147483618xel-2147483641,-2147483635l-2147483597,-2147483596el-2147483604,-2147483602el-2147483643,-2147483630xe">
+                  <v:fill o:detectmouseclick="t" type="solid" color2="#ea9f7d"/>
+                  <v:stroke color="#092a38" weight="19080" joinstyle="miter" endcap="flat"/>
+                  <w10:wrap type="square"/>
                 </v:shape>
-                <v:shape id="Smiley Face 5" o:spid="_x0000_s1081" type="#_x0000_t96" style="position:absolute;left:42552;top:8571;width:10980;height:9587;visibility:visible;mso-wrap-style:square;v-text-anchor:top" o:gfxdata="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" fillcolor="#156082" strokecolor="#092a38" strokeweight="1.5pt">
-                  <v:stroke joinstyle="miter"/>
+                <v:shape id="shape_0" fillcolor="#156082" stroked="t" o:allowincell="f" style="position:absolute;left:6702;top:-4561;width:1727;height:1508;mso-wrap-style:none;v-text-anchor:middle;mso-position-vertical:top" type="_x0000_t96" path="l-2147483623,-2147483618xel-2147483641,-2147483635l-2147483597,-2147483596el-2147483604,-2147483602el-2147483643,-2147483630xe">
+                  <v:fill o:detectmouseclick="t" type="solid" color2="#ea9f7d"/>
+                  <v:stroke color="#092a38" weight="19080" joinstyle="miter" endcap="flat"/>
+                  <w10:wrap type="square"/>
                 </v:shape>
-                <v:shape id="Explosion: 14 Points 6" o:spid="_x0000_s1082" type="#_x0000_t72" style="position:absolute;left:24764;top:18802;width:16193;height:13328;visibility:visible;mso-wrap-style:square;v-text-anchor:top" o:gfxdata="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" fillcolor="#e97132 [3205]" strokecolor="#092a38" strokeweight="1.5pt"/>
-                <v:rect id="_x0000_s1083" style="position:absolute;left:10033;top:3175;width:8247;height:4057;visibility:visible;mso-wrap-style:square;v-text-anchor:top" o:gfxdata="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">
+                <v:shape id="shape_0" fillcolor="#e97132" stroked="t" o:allowincell="f" style="position:absolute;left:3900;top:-2949;width:2549;height:2097;mso-wrap-style:none;v-text-anchor:middle;mso-position-vertical:top" type="_x0000_t72" path="m11462,4342l14790,0l14525,5777l18007,3172l16380,6532l21600,6645l16985,9402l18270,11290l16380,12310l18877,15632l14640,14350l14942,17370l12180,15935l11612,18842l9872,17370l8700,19712l7527,18125l4917,21600l4805,18240l1285,17825l3330,15370l0,12877l3935,11592l1172,8270l5372,7817l4502,3625l8550,6382l9722,1887xe">
+                  <v:fill o:detectmouseclick="t" type="solid" color2="#168ecd"/>
+                  <v:stroke color="#092a38" weight="19080" joinstyle="miter" endcap="flat"/>
+                  <w10:wrap type="square"/>
+                </v:shape>
+                <v:rect id="shape_0" fillcolor="white" stroked="t" o:allowincell="f" style="position:absolute;left:1580;top:-5411;width:1297;height:637;mso-wrap-style:square;v-text-anchor:top;mso-position-vertical:top">
+                  <v:fill o:detectmouseclick="t" type="solid" color2="black"/>
+                  <v:stroke color="black" weight="9360" joinstyle="miter" endcap="flat"/>
                   <v:textbox>
                     <w:txbxContent>
                       <w:p>
                         <w:pPr>
+                          <w:pStyle w:val="Normal"/>
+                          <w:spacing w:before="0" w:after="160"/>
                           <w:jc w:val="center"/>
                           <w:rPr>
                             <w:b/>
@@ -6274,12 +6094,17 @@
                       </w:p>
                     </w:txbxContent>
                   </v:textbox>
+                  <w10:wrap type="square"/>
                 </v:rect>
-                <v:rect id="_x0000_s1084" style="position:absolute;left:42044;top:3175;width:11930;height:4057;visibility:visible;mso-wrap-style:square;v-text-anchor:top" o:gfxdata="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">
+                <v:rect id="shape_0" fillcolor="white" stroked="t" o:allowincell="f" style="position:absolute;left:6622;top:-5411;width:1877;height:637;mso-wrap-style:square;v-text-anchor:top;mso-position-vertical:top">
+                  <v:fill o:detectmouseclick="t" type="solid" color2="black"/>
+                  <v:stroke color="black" weight="9360" joinstyle="miter" endcap="flat"/>
                   <v:textbox>
                     <w:txbxContent>
                       <w:p>
                         <w:pPr>
+                          <w:pStyle w:val="Normal"/>
+                          <w:spacing w:before="0" w:after="160"/>
                           <w:jc w:val="center"/>
                           <w:rPr>
                             <w:b/>
@@ -6300,12 +6125,17 @@
                       </w:p>
                     </w:txbxContent>
                   </v:textbox>
+                  <w10:wrap type="square"/>
                 </v:rect>
-                <v:rect id="_x0000_s1085" style="position:absolute;left:26733;top:14731;width:11938;height:4064;visibility:visible;mso-wrap-style:square;v-text-anchor:top" o:gfxdata="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">
+                <v:rect id="shape_0" fillcolor="white" stroked="t" o:allowincell="f" style="position:absolute;left:4210;top:-3591;width:1879;height:639;mso-wrap-style:square;v-text-anchor:top;mso-position-vertical:top">
+                  <v:fill o:detectmouseclick="t" type="solid" color2="black"/>
+                  <v:stroke color="black" weight="9360" joinstyle="miter" endcap="flat"/>
                   <v:textbox>
                     <w:txbxContent>
                       <w:p>
                         <w:pPr>
+                          <w:pStyle w:val="Normal"/>
+                          <w:spacing w:before="0" w:after="160"/>
                           <w:jc w:val="center"/>
                           <w:rPr>
                             <w:b/>
@@ -6326,8 +6156,8 @@
                       </w:p>
                     </w:txbxContent>
                   </v:textbox>
+                  <w10:wrap type="square"/>
                 </v:rect>
-                <w10:anchorlock/>
               </v:group>
             </w:pict>
           </mc:Fallback>
@@ -6336,6 +6166,7 @@
     </w:p>
     <w:p>
       <w:pPr>
+        <w:pStyle w:val="Normal"/>
         <w:rPr>
           <w:lang w:val="en-GB"/>
         </w:rPr>
@@ -6349,22 +6180,21 @@
     </w:p>
     <w:p>
       <w:pPr>
-        <w:rPr>
-          <w:lang w:val="en-GB"/>
-        </w:rPr>
-      </w:pPr>
-      <w:r>
-        <w:rPr>
-          <w:noProof/>
-        </w:rPr>
+        <w:pStyle w:val="Normal"/>
+        <w:spacing w:before="0" w:after="160"/>
+        <w:rPr>
+          <w:lang w:val="en-GB"/>
+        </w:rPr>
+      </w:pPr>
+      <w:r>
+        <w:rPr/>
         <mc:AlternateContent>
           <mc:Choice Requires="wpg">
             <w:drawing>
-              <wp:inline distT="0" distB="0" distL="0" distR="0" wp14:anchorId="2F508949" wp14:editId="7A159E81">
+              <wp:inline distT="0" distB="0" distL="0" distR="0" wp14:anchorId="2F508949">
                 <wp:extent cx="6645910" cy="2907030"/>
                 <wp:effectExtent l="0" t="0" r="21590" b="26670"/>
-                <wp:docPr id="70" name="Group 2"/>
-                <wp:cNvGraphicFramePr/>
+                <wp:docPr id="71" name="Group 2"/>
                 <a:graphic xmlns:a="http://schemas.openxmlformats.org/drawingml/2006/main">
                   <a:graphicData uri="http://schemas.microsoft.com/office/word/2010/wordprocessingGroup">
                     <wpg:wgp>
@@ -6378,7 +6208,7 @@
                         </a:xfrm>
                       </wpg:grpSpPr>
                       <wps:wsp>
-                        <wps:cNvPr id="71" name="Rectangle 1"/>
+                        <wps:cNvPr id="72" name="Rectangle 1"/>
                         <wps:cNvSpPr/>
                         <wps:spPr>
                           <a:xfrm>
@@ -6414,7 +6244,7 @@
                         <wps:bodyPr/>
                       </wps:wsp>
                       <wps:wsp>
-                        <wps:cNvPr id="72" name="Text Box 2"/>
+                        <wps:cNvPr id="73" name="Text Box 2"/>
                         <wps:cNvSpPr/>
                         <wps:spPr>
                           <a:xfrm>
@@ -6435,21 +6265,17 @@
                           </a:ln>
                         </wps:spPr>
                         <wps:style>
-                          <a:lnRef idx="0">
-                            <a:scrgbClr r="0" g="0" b="0"/>
-                          </a:lnRef>
-                          <a:fillRef idx="0">
-                            <a:scrgbClr r="0" g="0" b="0"/>
-                          </a:fillRef>
-                          <a:effectRef idx="0">
-                            <a:scrgbClr r="0" g="0" b="0"/>
-                          </a:effectRef>
+                          <a:lnRef idx="0"/>
+                          <a:fillRef idx="0"/>
+                          <a:effectRef idx="0"/>
                           <a:fontRef idx="minor"/>
                         </wps:style>
                         <wps:txbx>
                           <w:txbxContent>
                             <w:p>
                               <w:pPr>
+                                <w:pStyle w:val="Normal"/>
+                                <w:spacing w:before="0" w:after="160"/>
                                 <w:rPr>
                                   <w:lang w:val="en-GB"/>
                                 </w:rPr>
@@ -6463,7 +6289,7 @@
                             </w:p>
                           </w:txbxContent>
                         </wps:txbx>
-                        <wps:bodyPr anchor="t">
+                        <wps:bodyPr lIns="0" tIns="0" rIns="0" bIns="0" anchor="t">
                           <a:noAutofit/>
                         </wps:bodyPr>
                       </wps:wsp>
@@ -6475,13 +6301,21 @@
           </mc:Choice>
           <mc:Fallback>
             <w:pict>
-              <v:group w14:anchorId="2F508949" id="_x0000_s1086" style="width:523.3pt;height:228.9pt;mso-position-horizontal-relative:char;mso-position-vertical-relative:line" coordsize="66459,29070" o:gfxdata="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">
-                <v:rect id="Rectangle 1" o:spid="_x0000_s1087" style="position:absolute;width:66459;height:29070;visibility:visible;mso-wrap-style:square;v-text-anchor:top" o:gfxdata="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" fillcolor="#156082" strokecolor="#092a38" strokeweight="1.5pt"/>
-                <v:rect id="_x0000_s1088" style="position:absolute;left:2354;top:14439;width:62305;height:4831;visibility:visible;mso-wrap-style:square;v-text-anchor:top" o:gfxdata="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">
+              <v:group id="shape_0" alt="Group 2" style="position:absolute;margin-left:0pt;margin-top:-231.05pt;width:523.3pt;height:228.9pt" coordorigin="0,-4621" coordsize="10466,4578">
+                <v:rect id="shape_0" fillcolor="#156082" stroked="t" o:allowincell="f" style="position:absolute;left:0;top:-4621;width:10465;height:4577;mso-wrap-style:none;v-text-anchor:middle;mso-position-vertical:top">
+                  <v:fill o:detectmouseclick="t" type="solid" color2="#ea9f7d"/>
+                  <v:stroke color="#092a38" weight="19080" joinstyle="miter" endcap="flat"/>
+                  <w10:wrap type="square"/>
+                </v:rect>
+                <v:rect id="shape_0" fillcolor="white" stroked="t" o:allowincell="f" style="position:absolute;left:371;top:-2347;width:9811;height:760;mso-wrap-style:square;v-text-anchor:top;mso-position-vertical:top">
+                  <v:fill o:detectmouseclick="t" type="solid" color2="black"/>
+                  <v:stroke color="black" weight="9360" joinstyle="miter" endcap="flat"/>
                   <v:textbox>
                     <w:txbxContent>
                       <w:p>
                         <w:pPr>
+                          <w:pStyle w:val="Normal"/>
+                          <w:spacing w:before="0" w:after="160"/>
                           <w:rPr>
                             <w:lang w:val="en-GB"/>
                           </w:rPr>
@@ -6495,8 +6329,8 @@
                       </w:p>
                     </w:txbxContent>
                   </v:textbox>
+                  <w10:wrap type="square"/>
                 </v:rect>
-                <w10:anchorlock/>
               </v:group>
             </w:pict>
           </mc:Fallback>
@@ -6504,22 +6338,24 @@
       </w:r>
     </w:p>
     <w:sectPr>
+      <w:type w:val="nextPage"/>
       <w:pgSz w:w="11906" w:h="16838"/>
-      <w:pgMar w:top="720" w:right="720" w:bottom="720" w:left="720" w:header="0" w:footer="0" w:gutter="0"/>
-      <w:cols w:space="720"/>
-      <w:formProt w:val="0"/>
-      <w:docGrid w:linePitch="360"/>
+      <w:pgMar w:left="720" w:right="720" w:gutter="0" w:header="0" w:top="720" w:footer="0" w:bottom="720"/>
+      <w:pgNumType w:fmt="decimal"/>
+      <w:formProt w:val="false"/>
+      <w:textDirection w:val="lrTb"/>
+      <w:docGrid w:type="default" w:linePitch="360" w:charSpace="0"/>
     </w:sectPr>
   </w:body>
 </w:document>
 </file>
 
 <file path=word/styles.xml><?xml version="1.0" encoding="utf-8"?>
-<w:styles xmlns:mc="http://schemas.openxmlformats.org/markup-compatibility/2006" xmlns:r="http://schemas.openxmlformats.org/officeDocument/2006/relationships" xmlns:w="http://schemas.openxmlformats.org/wordprocessingml/2006/main" xmlns:w14="http://schemas.microsoft.com/office/word/2010/wordml" xmlns:w15="http://schemas.microsoft.com/office/word/2012/wordml" xmlns:w16cex="http://schemas.microsoft.com/office/word/2018/wordml/cex" xmlns:w16cid="http://schemas.microsoft.com/office/word/2016/wordml/cid" xmlns:w16="http://schemas.microsoft.com/office/word/2018/wordml" xmlns:w16sdtdh="http://schemas.microsoft.com/office/word/2020/wordml/sdtdatahash" xmlns:w16sdtfl="http://schemas.microsoft.com/office/word/2024/wordml/sdtformatlock" xmlns:w16se="http://schemas.microsoft.com/office/word/2015/wordml/symex" xmlns:w16du="http://schemas.microsoft.com/office/word/2023/wordml/word16du" mc:Ignorable="w14 w15 w16se w16cid w16 w16cex w16sdtdh w16sdtfl w16du">
+<w:styles xmlns:w="http://schemas.openxmlformats.org/wordprocessingml/2006/main" xmlns:w14="http://schemas.microsoft.com/office/word/2010/wordml" xmlns:mc="http://schemas.openxmlformats.org/markup-compatibility/2006" mc:Ignorable="w14">
   <w:docDefaults>
     <w:rPrDefault>
       <w:rPr>
-        <w:rFonts w:asciiTheme="minorHAnsi" w:eastAsiaTheme="minorHAnsi" w:hAnsiTheme="minorHAnsi" w:cstheme="minorBidi"/>
+        <w:rFonts w:ascii="Aptos" w:hAnsi="Aptos" w:eastAsia="Aptos" w:cs="" w:asciiTheme="minorHAnsi" w:cstheme="minorBidi" w:eastAsiaTheme="minorHAnsi" w:hAnsiTheme="minorHAnsi"/>
         <w:kern w:val="2"/>
         <w:sz w:val="24"/>
         <w:szCs w:val="24"/>
@@ -6529,21 +6365,21 @@
     </w:rPrDefault>
     <w:pPrDefault>
       <w:pPr>
-        <w:suppressAutoHyphens/>
+        <w:suppressAutoHyphens w:val="true"/>
       </w:pPr>
     </w:pPrDefault>
   </w:docDefaults>
   <w:latentStyles w:defLockedState="0" w:defUIPriority="99" w:defSemiHidden="0" w:defUnhideWhenUsed="0" w:defQFormat="0" w:count="376">
     <w:lsdException w:name="Normal" w:uiPriority="0" w:qFormat="1"/>
     <w:lsdException w:name="heading 1" w:uiPriority="9" w:qFormat="1"/>
-    <w:lsdException w:name="heading 2" w:semiHidden="1" w:uiPriority="9" w:unhideWhenUsed="1" w:qFormat="1"/>
-    <w:lsdException w:name="heading 3" w:semiHidden="1" w:uiPriority="9" w:unhideWhenUsed="1" w:qFormat="1"/>
-    <w:lsdException w:name="heading 4" w:semiHidden="1" w:uiPriority="9" w:unhideWhenUsed="1" w:qFormat="1"/>
-    <w:lsdException w:name="heading 5" w:semiHidden="1" w:uiPriority="9" w:unhideWhenUsed="1" w:qFormat="1"/>
-    <w:lsdException w:name="heading 6" w:semiHidden="1" w:uiPriority="9" w:unhideWhenUsed="1" w:qFormat="1"/>
-    <w:lsdException w:name="heading 7" w:semiHidden="1" w:uiPriority="9" w:unhideWhenUsed="1" w:qFormat="1"/>
-    <w:lsdException w:name="heading 8" w:semiHidden="1" w:uiPriority="9" w:unhideWhenUsed="1" w:qFormat="1"/>
-    <w:lsdException w:name="heading 9" w:semiHidden="1" w:uiPriority="9" w:unhideWhenUsed="1" w:qFormat="1"/>
+    <w:lsdException w:name="heading 2" w:uiPriority="9" w:semiHidden="1" w:unhideWhenUsed="1" w:qFormat="1"/>
+    <w:lsdException w:name="heading 3" w:uiPriority="9" w:semiHidden="1" w:unhideWhenUsed="1" w:qFormat="1"/>
+    <w:lsdException w:name="heading 4" w:uiPriority="9" w:semiHidden="1" w:unhideWhenUsed="1" w:qFormat="1"/>
+    <w:lsdException w:name="heading 5" w:uiPriority="9" w:semiHidden="1" w:unhideWhenUsed="1" w:qFormat="1"/>
+    <w:lsdException w:name="heading 6" w:uiPriority="9" w:semiHidden="1" w:unhideWhenUsed="1" w:qFormat="1"/>
+    <w:lsdException w:name="heading 7" w:uiPriority="9" w:semiHidden="1" w:unhideWhenUsed="1" w:qFormat="1"/>
+    <w:lsdException w:name="heading 8" w:uiPriority="9" w:semiHidden="1" w:unhideWhenUsed="1" w:qFormat="1"/>
+    <w:lsdException w:name="heading 9" w:uiPriority="9" w:semiHidden="1" w:unhideWhenUsed="1" w:qFormat="1"/>
     <w:lsdException w:name="index 1" w:semiHidden="1" w:unhideWhenUsed="1"/>
     <w:lsdException w:name="index 2" w:semiHidden="1" w:unhideWhenUsed="1"/>
     <w:lsdException w:name="index 3" w:semiHidden="1" w:unhideWhenUsed="1"/>
@@ -6553,22 +6389,22 @@
     <w:lsdException w:name="index 7" w:semiHidden="1" w:unhideWhenUsed="1"/>
     <w:lsdException w:name="index 8" w:semiHidden="1" w:unhideWhenUsed="1"/>
     <w:lsdException w:name="index 9" w:semiHidden="1" w:unhideWhenUsed="1"/>
-    <w:lsdException w:name="toc 1" w:semiHidden="1" w:uiPriority="39" w:unhideWhenUsed="1"/>
-    <w:lsdException w:name="toc 2" w:semiHidden="1" w:uiPriority="39" w:unhideWhenUsed="1"/>
-    <w:lsdException w:name="toc 3" w:semiHidden="1" w:uiPriority="39" w:unhideWhenUsed="1"/>
-    <w:lsdException w:name="toc 4" w:semiHidden="1" w:uiPriority="39" w:unhideWhenUsed="1"/>
-    <w:lsdException w:name="toc 5" w:semiHidden="1" w:uiPriority="39" w:unhideWhenUsed="1"/>
-    <w:lsdException w:name="toc 6" w:semiHidden="1" w:uiPriority="39" w:unhideWhenUsed="1"/>
-    <w:lsdException w:name="toc 7" w:semiHidden="1" w:uiPriority="39" w:unhideWhenUsed="1"/>
-    <w:lsdException w:name="toc 8" w:semiHidden="1" w:uiPriority="39" w:unhideWhenUsed="1"/>
-    <w:lsdException w:name="toc 9" w:semiHidden="1" w:uiPriority="39" w:unhideWhenUsed="1"/>
+    <w:lsdException w:name="toc 1" w:uiPriority="39" w:semiHidden="1" w:unhideWhenUsed="1"/>
+    <w:lsdException w:name="toc 2" w:uiPriority="39" w:semiHidden="1" w:unhideWhenUsed="1"/>
+    <w:lsdException w:name="toc 3" w:uiPriority="39" w:semiHidden="1" w:unhideWhenUsed="1"/>
+    <w:lsdException w:name="toc 4" w:uiPriority="39" w:semiHidden="1" w:unhideWhenUsed="1"/>
+    <w:lsdException w:name="toc 5" w:uiPriority="39" w:semiHidden="1" w:unhideWhenUsed="1"/>
+    <w:lsdException w:name="toc 6" w:uiPriority="39" w:semiHidden="1" w:unhideWhenUsed="1"/>
+    <w:lsdException w:name="toc 7" w:uiPriority="39" w:semiHidden="1" w:unhideWhenUsed="1"/>
+    <w:lsdException w:name="toc 8" w:uiPriority="39" w:semiHidden="1" w:unhideWhenUsed="1"/>
+    <w:lsdException w:name="toc 9" w:uiPriority="39" w:semiHidden="1" w:unhideWhenUsed="1"/>
     <w:lsdException w:name="Normal Indent" w:semiHidden="1" w:unhideWhenUsed="1"/>
     <w:lsdException w:name="footnote text" w:semiHidden="1" w:unhideWhenUsed="1"/>
     <w:lsdException w:name="annotation text" w:semiHidden="1" w:unhideWhenUsed="1"/>
     <w:lsdException w:name="header" w:semiHidden="1" w:unhideWhenUsed="1"/>
     <w:lsdException w:name="footer" w:semiHidden="1" w:unhideWhenUsed="1"/>
     <w:lsdException w:name="index heading" w:semiHidden="1" w:unhideWhenUsed="1"/>
-    <w:lsdException w:name="caption" w:semiHidden="1" w:uiPriority="35" w:unhideWhenUsed="1" w:qFormat="1"/>
+    <w:lsdException w:name="caption" w:uiPriority="35" w:semiHidden="1" w:unhideWhenUsed="1" w:qFormat="1"/>
     <w:lsdException w:name="table of figures" w:semiHidden="1" w:unhideWhenUsed="1"/>
     <w:lsdException w:name="envelope address" w:semiHidden="1" w:unhideWhenUsed="1"/>
     <w:lsdException w:name="envelope return" w:semiHidden="1" w:unhideWhenUsed="1"/>
@@ -6599,7 +6435,7 @@
     <w:lsdException w:name="Title" w:uiPriority="10" w:qFormat="1"/>
     <w:lsdException w:name="Closing" w:semiHidden="1" w:unhideWhenUsed="1"/>
     <w:lsdException w:name="Signature" w:semiHidden="1" w:unhideWhenUsed="1"/>
-    <w:lsdException w:name="Default Paragraph Font" w:semiHidden="1" w:uiPriority="1" w:unhideWhenUsed="1"/>
+    <w:lsdException w:name="Default Paragraph Font" w:uiPriority="1" w:semiHidden="1" w:unhideWhenUsed="1"/>
     <w:lsdException w:name="Body Text" w:semiHidden="1" w:unhideWhenUsed="1"/>
     <w:lsdException w:name="Body Text Indent" w:semiHidden="1" w:unhideWhenUsed="1"/>
     <w:lsdException w:name="List Continue" w:semiHidden="1" w:unhideWhenUsed="1"/>
@@ -6799,8 +6635,8 @@
     <w:lsdException w:name="Subtle Reference" w:uiPriority="31" w:qFormat="1"/>
     <w:lsdException w:name="Intense Reference" w:uiPriority="32" w:qFormat="1"/>
     <w:lsdException w:name="Book Title" w:uiPriority="33" w:qFormat="1"/>
-    <w:lsdException w:name="Bibliography" w:semiHidden="1" w:uiPriority="37" w:unhideWhenUsed="1"/>
-    <w:lsdException w:name="TOC Heading" w:semiHidden="1" w:uiPriority="39" w:unhideWhenUsed="1" w:qFormat="1"/>
+    <w:lsdException w:name="Bibliography" w:uiPriority="37" w:semiHidden="1" w:unhideWhenUsed="1"/>
+    <w:lsdException w:name="TOC Heading" w:uiPriority="39" w:semiHidden="1" w:unhideWhenUsed="1" w:qFormat="1"/>
     <w:lsdException w:name="Plain Table 1" w:uiPriority="41"/>
     <w:lsdException w:name="Plain Table 2" w:uiPriority="42"/>
     <w:lsdException w:name="Plain Table 3" w:uiPriority="43"/>
@@ -6911,12 +6747,25 @@
     <w:lsdException w:name="Unresolved Mention" w:semiHidden="1" w:unhideWhenUsed="1"/>
     <w:lsdException w:name="Smart Link" w:semiHidden="1" w:unhideWhenUsed="1"/>
   </w:latentStyles>
-  <w:style w:type="paragraph" w:default="1" w:styleId="Normal">
+  <w:style w:type="paragraph" w:styleId="Normal" w:default="1">
     <w:name w:val="Normal"/>
     <w:qFormat/>
     <w:pPr>
-      <w:spacing w:after="160" w:line="278" w:lineRule="auto"/>
+      <w:widowControl/>
+      <w:suppressAutoHyphens w:val="true"/>
+      <w:bidi w:val="0"/>
+      <w:spacing w:lineRule="auto" w:line="278" w:before="0" w:after="160"/>
+      <w:jc w:val="start"/>
     </w:pPr>
+    <w:rPr>
+      <w:rFonts w:ascii="Aptos" w:hAnsi="Aptos" w:eastAsia="Aptos" w:cs="" w:asciiTheme="minorHAnsi" w:cstheme="minorBidi" w:eastAsiaTheme="minorHAnsi" w:hAnsiTheme="minorHAnsi"/>
+      <w:color w:val="auto"/>
+      <w:kern w:val="2"/>
+      <w:sz w:val="24"/>
+      <w:szCs w:val="24"/>
+      <w:lang w:val="en-AU" w:eastAsia="en-US" w:bidi="ar-SA"/>
+      <w14:ligatures w14:val="standardContextual"/>
+    </w:rPr>
   </w:style>
   <w:style w:type="paragraph" w:styleId="Heading1">
     <w:name w:val="heading 1"/>
@@ -6925,16 +6774,16 @@
     <w:link w:val="Heading1Char"/>
     <w:uiPriority w:val="9"/>
     <w:qFormat/>
-    <w:rsid w:val="00814DC8"/>
+    <w:rsid w:val="00814dc8"/>
     <w:pPr>
-      <w:keepNext/>
+      <w:keepNext w:val="true"/>
       <w:keepLines/>
       <w:spacing w:before="360" w:after="80"/>
       <w:outlineLvl w:val="0"/>
     </w:pPr>
     <w:rPr>
-      <w:rFonts w:asciiTheme="majorHAnsi" w:eastAsiaTheme="majorEastAsia" w:hAnsiTheme="majorHAnsi" w:cstheme="majorBidi"/>
-      <w:color w:val="0F4761" w:themeColor="accent1" w:themeShade="BF"/>
+      <w:rFonts w:ascii="Aptos Display" w:hAnsi="Aptos Display" w:eastAsia="" w:cs="" w:asciiTheme="majorHAnsi" w:cstheme="majorBidi" w:eastAsiaTheme="majorEastAsia" w:hAnsiTheme="majorHAnsi"/>
+      <w:color w:themeColor="accent1" w:themeShade="bf" w:val="0F4761"/>
       <w:sz w:val="40"/>
       <w:szCs w:val="40"/>
     </w:rPr>
@@ -6948,16 +6797,16 @@
     <w:semiHidden/>
     <w:unhideWhenUsed/>
     <w:qFormat/>
-    <w:rsid w:val="00814DC8"/>
+    <w:rsid w:val="00814dc8"/>
     <w:pPr>
-      <w:keepNext/>
+      <w:keepNext w:val="true"/>
       <w:keepLines/>
       <w:spacing w:before="160" w:after="80"/>
       <w:outlineLvl w:val="1"/>
     </w:pPr>
     <w:rPr>
-      <w:rFonts w:asciiTheme="majorHAnsi" w:eastAsiaTheme="majorEastAsia" w:hAnsiTheme="majorHAnsi" w:cstheme="majorBidi"/>
-      <w:color w:val="0F4761" w:themeColor="accent1" w:themeShade="BF"/>
+      <w:rFonts w:ascii="Aptos Display" w:hAnsi="Aptos Display" w:eastAsia="" w:cs="" w:asciiTheme="majorHAnsi" w:cstheme="majorBidi" w:eastAsiaTheme="majorEastAsia" w:hAnsiTheme="majorHAnsi"/>
+      <w:color w:themeColor="accent1" w:themeShade="bf" w:val="0F4761"/>
       <w:sz w:val="32"/>
       <w:szCs w:val="32"/>
     </w:rPr>
@@ -6971,16 +6820,16 @@
     <w:semiHidden/>
     <w:unhideWhenUsed/>
     <w:qFormat/>
-    <w:rsid w:val="00814DC8"/>
+    <w:rsid w:val="00814dc8"/>
     <w:pPr>
-      <w:keepNext/>
+      <w:keepNext w:val="true"/>
       <w:keepLines/>
       <w:spacing w:before="160" w:after="80"/>
       <w:outlineLvl w:val="2"/>
     </w:pPr>
     <w:rPr>
-      <w:rFonts w:eastAsiaTheme="majorEastAsia" w:cstheme="majorBidi"/>
-      <w:color w:val="0F4761" w:themeColor="accent1" w:themeShade="BF"/>
+      <w:rFonts w:eastAsia="" w:cs="" w:cstheme="majorBidi" w:eastAsiaTheme="majorEastAsia"/>
+      <w:color w:themeColor="accent1" w:themeShade="bf" w:val="0F4761"/>
       <w:sz w:val="28"/>
       <w:szCs w:val="28"/>
     </w:rPr>
@@ -6994,18 +6843,18 @@
     <w:semiHidden/>
     <w:unhideWhenUsed/>
     <w:qFormat/>
-    <w:rsid w:val="00814DC8"/>
+    <w:rsid w:val="00814dc8"/>
     <w:pPr>
-      <w:keepNext/>
+      <w:keepNext w:val="true"/>
       <w:keepLines/>
       <w:spacing w:before="80" w:after="40"/>
       <w:outlineLvl w:val="3"/>
     </w:pPr>
     <w:rPr>
-      <w:rFonts w:eastAsiaTheme="majorEastAsia" w:cstheme="majorBidi"/>
+      <w:rFonts w:eastAsia="" w:cs="" w:cstheme="majorBidi" w:eastAsiaTheme="majorEastAsia"/>
       <w:i/>
       <w:iCs/>
-      <w:color w:val="0F4761" w:themeColor="accent1" w:themeShade="BF"/>
+      <w:color w:themeColor="accent1" w:themeShade="bf" w:val="0F4761"/>
     </w:rPr>
   </w:style>
   <w:style w:type="paragraph" w:styleId="Heading5">
@@ -7017,16 +6866,16 @@
     <w:semiHidden/>
     <w:unhideWhenUsed/>
     <w:qFormat/>
-    <w:rsid w:val="00814DC8"/>
+    <w:rsid w:val="00814dc8"/>
     <w:pPr>
-      <w:keepNext/>
+      <w:keepNext w:val="true"/>
       <w:keepLines/>
       <w:spacing w:before="80" w:after="40"/>
       <w:outlineLvl w:val="4"/>
     </w:pPr>
     <w:rPr>
-      <w:rFonts w:eastAsiaTheme="majorEastAsia" w:cstheme="majorBidi"/>
-      <w:color w:val="0F4761" w:themeColor="accent1" w:themeShade="BF"/>
+      <w:rFonts w:eastAsia="" w:cs="" w:cstheme="majorBidi" w:eastAsiaTheme="majorEastAsia"/>
+      <w:color w:themeColor="accent1" w:themeShade="bf" w:val="0F4761"/>
     </w:rPr>
   </w:style>
   <w:style w:type="paragraph" w:styleId="Heading6">
@@ -7038,18 +6887,18 @@
     <w:semiHidden/>
     <w:unhideWhenUsed/>
     <w:qFormat/>
-    <w:rsid w:val="00814DC8"/>
+    <w:rsid w:val="00814dc8"/>
     <w:pPr>
-      <w:keepNext/>
+      <w:keepNext w:val="true"/>
       <w:keepLines/>
       <w:spacing w:before="40" w:after="0"/>
       <w:outlineLvl w:val="5"/>
     </w:pPr>
     <w:rPr>
-      <w:rFonts w:eastAsiaTheme="majorEastAsia" w:cstheme="majorBidi"/>
+      <w:rFonts w:eastAsia="" w:cs="" w:cstheme="majorBidi" w:eastAsiaTheme="majorEastAsia"/>
       <w:i/>
       <w:iCs/>
-      <w:color w:val="595959" w:themeColor="text1" w:themeTint="A6"/>
+      <w:color w:themeColor="text1" w:themeTint="a6" w:val="595959"/>
     </w:rPr>
   </w:style>
   <w:style w:type="paragraph" w:styleId="Heading7">
@@ -7061,16 +6910,16 @@
     <w:semiHidden/>
     <w:unhideWhenUsed/>
     <w:qFormat/>
-    <w:rsid w:val="00814DC8"/>
+    <w:rsid w:val="00814dc8"/>
     <w:pPr>
-      <w:keepNext/>
+      <w:keepNext w:val="true"/>
       <w:keepLines/>
       <w:spacing w:before="40" w:after="0"/>
       <w:outlineLvl w:val="6"/>
     </w:pPr>
     <w:rPr>
-      <w:rFonts w:eastAsiaTheme="majorEastAsia" w:cstheme="majorBidi"/>
-      <w:color w:val="595959" w:themeColor="text1" w:themeTint="A6"/>
+      <w:rFonts w:eastAsia="" w:cs="" w:cstheme="majorBidi" w:eastAsiaTheme="majorEastAsia"/>
+      <w:color w:themeColor="text1" w:themeTint="a6" w:val="595959"/>
     </w:rPr>
   </w:style>
   <w:style w:type="paragraph" w:styleId="Heading8">
@@ -7082,18 +6931,18 @@
     <w:semiHidden/>
     <w:unhideWhenUsed/>
     <w:qFormat/>
-    <w:rsid w:val="00814DC8"/>
+    <w:rsid w:val="00814dc8"/>
     <w:pPr>
-      <w:keepNext/>
+      <w:keepNext w:val="true"/>
       <w:keepLines/>
-      <w:spacing w:after="0"/>
+      <w:spacing w:before="0" w:after="0"/>
       <w:outlineLvl w:val="7"/>
     </w:pPr>
     <w:rPr>
-      <w:rFonts w:eastAsiaTheme="majorEastAsia" w:cstheme="majorBidi"/>
+      <w:rFonts w:eastAsia="" w:cs="" w:cstheme="majorBidi" w:eastAsiaTheme="majorEastAsia"/>
       <w:i/>
       <w:iCs/>
-      <w:color w:val="272727" w:themeColor="text1" w:themeTint="D8"/>
+      <w:color w:themeColor="text1" w:themeTint="d8" w:val="272727"/>
     </w:rPr>
   </w:style>
   <w:style w:type="paragraph" w:styleId="Heading9">
@@ -7105,214 +6954,195 @@
     <w:semiHidden/>
     <w:unhideWhenUsed/>
     <w:qFormat/>
-    <w:rsid w:val="00814DC8"/>
+    <w:rsid w:val="00814dc8"/>
     <w:pPr>
-      <w:keepNext/>
+      <w:keepNext w:val="true"/>
       <w:keepLines/>
-      <w:spacing w:after="0"/>
+      <w:spacing w:before="0" w:after="0"/>
       <w:outlineLvl w:val="8"/>
     </w:pPr>
     <w:rPr>
-      <w:rFonts w:eastAsiaTheme="majorEastAsia" w:cstheme="majorBidi"/>
-      <w:color w:val="272727" w:themeColor="text1" w:themeTint="D8"/>
+      <w:rFonts w:eastAsia="" w:cs="" w:cstheme="majorBidi" w:eastAsiaTheme="majorEastAsia"/>
+      <w:color w:themeColor="text1" w:themeTint="d8" w:val="272727"/>
     </w:rPr>
   </w:style>
-  <w:style w:type="character" w:default="1" w:styleId="DefaultParagraphFont">
+  <w:style w:type="character" w:styleId="DefaultParagraphFont" w:default="1">
     <w:name w:val="Default Paragraph Font"/>
     <w:uiPriority w:val="1"/>
     <w:semiHidden/>
     <w:unhideWhenUsed/>
+    <w:qFormat/>
+    <w:rPr/>
   </w:style>
-  <w:style w:type="table" w:default="1" w:styleId="TableNormal">
-    <w:name w:val="Normal Table"/>
-    <w:uiPriority w:val="99"/>
-    <w:semiHidden/>
-    <w:unhideWhenUsed/>
-    <w:tblPr>
-      <w:tblInd w:w="0" w:type="dxa"/>
-      <w:tblCellMar>
-        <w:top w:w="0" w:type="dxa"/>
-        <w:left w:w="108" w:type="dxa"/>
-        <w:bottom w:w="0" w:type="dxa"/>
-        <w:right w:w="108" w:type="dxa"/>
-      </w:tblCellMar>
-    </w:tblPr>
-  </w:style>
-  <w:style w:type="numbering" w:default="1" w:styleId="NoList">
-    <w:name w:val="No List"/>
-    <w:uiPriority w:val="99"/>
-    <w:semiHidden/>
-    <w:unhideWhenUsed/>
-  </w:style>
-  <w:style w:type="character" w:customStyle="1" w:styleId="Heading1Char">
+  <w:style w:type="character" w:styleId="Heading1Char" w:customStyle="1">
     <w:name w:val="Heading 1 Char"/>
     <w:basedOn w:val="DefaultParagraphFont"/>
     <w:link w:val="Heading1"/>
     <w:uiPriority w:val="9"/>
     <w:qFormat/>
-    <w:rsid w:val="00814DC8"/>
+    <w:rsid w:val="00814dc8"/>
     <w:rPr>
-      <w:rFonts w:asciiTheme="majorHAnsi" w:eastAsiaTheme="majorEastAsia" w:hAnsiTheme="majorHAnsi" w:cstheme="majorBidi"/>
-      <w:color w:val="0F4761" w:themeColor="accent1" w:themeShade="BF"/>
+      <w:rFonts w:ascii="Aptos Display" w:hAnsi="Aptos Display" w:eastAsia="" w:cs="" w:asciiTheme="majorHAnsi" w:cstheme="majorBidi" w:eastAsiaTheme="majorEastAsia" w:hAnsiTheme="majorHAnsi"/>
+      <w:color w:themeColor="accent1" w:themeShade="bf" w:val="0F4761"/>
       <w:sz w:val="40"/>
       <w:szCs w:val="40"/>
     </w:rPr>
   </w:style>
-  <w:style w:type="character" w:customStyle="1" w:styleId="Heading2Char">
+  <w:style w:type="character" w:styleId="Heading2Char" w:customStyle="1">
     <w:name w:val="Heading 2 Char"/>
     <w:basedOn w:val="DefaultParagraphFont"/>
     <w:link w:val="Heading2"/>
     <w:uiPriority w:val="9"/>
     <w:semiHidden/>
     <w:qFormat/>
-    <w:rsid w:val="00814DC8"/>
+    <w:rsid w:val="00814dc8"/>
     <w:rPr>
-      <w:rFonts w:asciiTheme="majorHAnsi" w:eastAsiaTheme="majorEastAsia" w:hAnsiTheme="majorHAnsi" w:cstheme="majorBidi"/>
-      <w:color w:val="0F4761" w:themeColor="accent1" w:themeShade="BF"/>
+      <w:rFonts w:ascii="Aptos Display" w:hAnsi="Aptos Display" w:eastAsia="" w:cs="" w:asciiTheme="majorHAnsi" w:cstheme="majorBidi" w:eastAsiaTheme="majorEastAsia" w:hAnsiTheme="majorHAnsi"/>
+      <w:color w:themeColor="accent1" w:themeShade="bf" w:val="0F4761"/>
       <w:sz w:val="32"/>
       <w:szCs w:val="32"/>
     </w:rPr>
   </w:style>
-  <w:style w:type="character" w:customStyle="1" w:styleId="Heading3Char">
+  <w:style w:type="character" w:styleId="Heading3Char" w:customStyle="1">
     <w:name w:val="Heading 3 Char"/>
     <w:basedOn w:val="DefaultParagraphFont"/>
     <w:link w:val="Heading3"/>
     <w:uiPriority w:val="9"/>
     <w:semiHidden/>
     <w:qFormat/>
-    <w:rsid w:val="00814DC8"/>
+    <w:rsid w:val="00814dc8"/>
     <w:rPr>
-      <w:rFonts w:eastAsiaTheme="majorEastAsia" w:cstheme="majorBidi"/>
-      <w:color w:val="0F4761" w:themeColor="accent1" w:themeShade="BF"/>
+      <w:rFonts w:eastAsia="" w:cs="" w:cstheme="majorBidi" w:eastAsiaTheme="majorEastAsia"/>
+      <w:color w:themeColor="accent1" w:themeShade="bf" w:val="0F4761"/>
       <w:sz w:val="28"/>
       <w:szCs w:val="28"/>
     </w:rPr>
   </w:style>
-  <w:style w:type="character" w:customStyle="1" w:styleId="Heading4Char">
+  <w:style w:type="character" w:styleId="Heading4Char" w:customStyle="1">
     <w:name w:val="Heading 4 Char"/>
     <w:basedOn w:val="DefaultParagraphFont"/>
     <w:link w:val="Heading4"/>
     <w:uiPriority w:val="9"/>
     <w:semiHidden/>
     <w:qFormat/>
-    <w:rsid w:val="00814DC8"/>
+    <w:rsid w:val="00814dc8"/>
     <w:rPr>
-      <w:rFonts w:eastAsiaTheme="majorEastAsia" w:cstheme="majorBidi"/>
+      <w:rFonts w:eastAsia="" w:cs="" w:cstheme="majorBidi" w:eastAsiaTheme="majorEastAsia"/>
       <w:i/>
       <w:iCs/>
-      <w:color w:val="0F4761" w:themeColor="accent1" w:themeShade="BF"/>
+      <w:color w:themeColor="accent1" w:themeShade="bf" w:val="0F4761"/>
     </w:rPr>
   </w:style>
-  <w:style w:type="character" w:customStyle="1" w:styleId="Heading5Char">
+  <w:style w:type="character" w:styleId="Heading5Char" w:customStyle="1">
     <w:name w:val="Heading 5 Char"/>
     <w:basedOn w:val="DefaultParagraphFont"/>
     <w:link w:val="Heading5"/>
     <w:uiPriority w:val="9"/>
     <w:semiHidden/>
     <w:qFormat/>
-    <w:rsid w:val="00814DC8"/>
+    <w:rsid w:val="00814dc8"/>
     <w:rPr>
-      <w:rFonts w:eastAsiaTheme="majorEastAsia" w:cstheme="majorBidi"/>
-      <w:color w:val="0F4761" w:themeColor="accent1" w:themeShade="BF"/>
+      <w:rFonts w:eastAsia="" w:cs="" w:cstheme="majorBidi" w:eastAsiaTheme="majorEastAsia"/>
+      <w:color w:themeColor="accent1" w:themeShade="bf" w:val="0F4761"/>
     </w:rPr>
   </w:style>
-  <w:style w:type="character" w:customStyle="1" w:styleId="Heading6Char">
+  <w:style w:type="character" w:styleId="Heading6Char" w:customStyle="1">
     <w:name w:val="Heading 6 Char"/>
     <w:basedOn w:val="DefaultParagraphFont"/>
     <w:link w:val="Heading6"/>
     <w:uiPriority w:val="9"/>
     <w:semiHidden/>
     <w:qFormat/>
-    <w:rsid w:val="00814DC8"/>
+    <w:rsid w:val="00814dc8"/>
     <w:rPr>
-      <w:rFonts w:eastAsiaTheme="majorEastAsia" w:cstheme="majorBidi"/>
+      <w:rFonts w:eastAsia="" w:cs="" w:cstheme="majorBidi" w:eastAsiaTheme="majorEastAsia"/>
       <w:i/>
       <w:iCs/>
-      <w:color w:val="595959" w:themeColor="text1" w:themeTint="A6"/>
+      <w:color w:themeColor="text1" w:themeTint="a6" w:val="595959"/>
     </w:rPr>
   </w:style>
-  <w:style w:type="character" w:customStyle="1" w:styleId="Heading7Char">
+  <w:style w:type="character" w:styleId="Heading7Char" w:customStyle="1">
     <w:name w:val="Heading 7 Char"/>
     <w:basedOn w:val="DefaultParagraphFont"/>
     <w:link w:val="Heading7"/>
     <w:uiPriority w:val="9"/>
     <w:semiHidden/>
     <w:qFormat/>
-    <w:rsid w:val="00814DC8"/>
+    <w:rsid w:val="00814dc8"/>
     <w:rPr>
-      <w:rFonts w:eastAsiaTheme="majorEastAsia" w:cstheme="majorBidi"/>
-      <w:color w:val="595959" w:themeColor="text1" w:themeTint="A6"/>
+      <w:rFonts w:eastAsia="" w:cs="" w:cstheme="majorBidi" w:eastAsiaTheme="majorEastAsia"/>
+      <w:color w:themeColor="text1" w:themeTint="a6" w:val="595959"/>
     </w:rPr>
   </w:style>
-  <w:style w:type="character" w:customStyle="1" w:styleId="Heading8Char">
+  <w:style w:type="character" w:styleId="Heading8Char" w:customStyle="1">
     <w:name w:val="Heading 8 Char"/>
     <w:basedOn w:val="DefaultParagraphFont"/>
     <w:link w:val="Heading8"/>
     <w:uiPriority w:val="9"/>
     <w:semiHidden/>
     <w:qFormat/>
-    <w:rsid w:val="00814DC8"/>
+    <w:rsid w:val="00814dc8"/>
     <w:rPr>
-      <w:rFonts w:eastAsiaTheme="majorEastAsia" w:cstheme="majorBidi"/>
+      <w:rFonts w:eastAsia="" w:cs="" w:cstheme="majorBidi" w:eastAsiaTheme="majorEastAsia"/>
       <w:i/>
       <w:iCs/>
-      <w:color w:val="272727" w:themeColor="text1" w:themeTint="D8"/>
+      <w:color w:themeColor="text1" w:themeTint="d8" w:val="272727"/>
     </w:rPr>
   </w:style>
-  <w:style w:type="character" w:customStyle="1" w:styleId="Heading9Char">
+  <w:style w:type="character" w:styleId="Heading9Char" w:customStyle="1">
     <w:name w:val="Heading 9 Char"/>
     <w:basedOn w:val="DefaultParagraphFont"/>
     <w:link w:val="Heading9"/>
     <w:uiPriority w:val="9"/>
     <w:semiHidden/>
     <w:qFormat/>
-    <w:rsid w:val="00814DC8"/>
+    <w:rsid w:val="00814dc8"/>
     <w:rPr>
-      <w:rFonts w:eastAsiaTheme="majorEastAsia" w:cstheme="majorBidi"/>
-      <w:color w:val="272727" w:themeColor="text1" w:themeTint="D8"/>
+      <w:rFonts w:eastAsia="" w:cs="" w:cstheme="majorBidi" w:eastAsiaTheme="majorEastAsia"/>
+      <w:color w:themeColor="text1" w:themeTint="d8" w:val="272727"/>
     </w:rPr>
   </w:style>
-  <w:style w:type="character" w:customStyle="1" w:styleId="TitleChar">
+  <w:style w:type="character" w:styleId="TitleChar" w:customStyle="1">
     <w:name w:val="Title Char"/>
     <w:basedOn w:val="DefaultParagraphFont"/>
     <w:link w:val="Title"/>
     <w:uiPriority w:val="10"/>
     <w:qFormat/>
-    <w:rsid w:val="00814DC8"/>
+    <w:rsid w:val="00814dc8"/>
     <w:rPr>
-      <w:rFonts w:asciiTheme="majorHAnsi" w:eastAsiaTheme="majorEastAsia" w:hAnsiTheme="majorHAnsi" w:cstheme="majorBidi"/>
+      <w:rFonts w:ascii="Aptos Display" w:hAnsi="Aptos Display" w:eastAsia="" w:cs="" w:asciiTheme="majorHAnsi" w:cstheme="majorBidi" w:eastAsiaTheme="majorEastAsia" w:hAnsiTheme="majorHAnsi"/>
       <w:spacing w:val="-10"/>
       <w:kern w:val="2"/>
       <w:sz w:val="56"/>
       <w:szCs w:val="56"/>
     </w:rPr>
   </w:style>
-  <w:style w:type="character" w:customStyle="1" w:styleId="SubtitleChar">
+  <w:style w:type="character" w:styleId="SubtitleChar" w:customStyle="1">
     <w:name w:val="Subtitle Char"/>
     <w:basedOn w:val="DefaultParagraphFont"/>
     <w:link w:val="Subtitle"/>
     <w:uiPriority w:val="11"/>
     <w:qFormat/>
-    <w:rsid w:val="00814DC8"/>
+    <w:rsid w:val="00814dc8"/>
     <w:rPr>
-      <w:rFonts w:eastAsiaTheme="majorEastAsia" w:cstheme="majorBidi"/>
-      <w:color w:val="595959" w:themeColor="text1" w:themeTint="A6"/>
+      <w:rFonts w:eastAsia="" w:cs="" w:cstheme="majorBidi" w:eastAsiaTheme="majorEastAsia"/>
+      <w:color w:themeColor="text1" w:themeTint="a6" w:val="595959"/>
       <w:spacing w:val="15"/>
       <w:sz w:val="28"/>
       <w:szCs w:val="28"/>
     </w:rPr>
   </w:style>
-  <w:style w:type="character" w:customStyle="1" w:styleId="QuoteChar">
+  <w:style w:type="character" w:styleId="QuoteChar" w:customStyle="1">
     <w:name w:val="Quote Char"/>
     <w:basedOn w:val="DefaultParagraphFont"/>
     <w:link w:val="Quote"/>
     <w:uiPriority w:val="29"/>
     <w:qFormat/>
-    <w:rsid w:val="00814DC8"/>
+    <w:rsid w:val="00814dc8"/>
     <w:rPr>
       <w:i/>
       <w:iCs/>
-      <w:color w:val="404040" w:themeColor="text1" w:themeTint="BF"/>
+      <w:color w:themeColor="text1" w:themeTint="bf" w:val="404040"/>
     </w:rPr>
   </w:style>
   <w:style w:type="character" w:styleId="IntenseEmphasis">
@@ -7320,24 +7150,24 @@
     <w:basedOn w:val="DefaultParagraphFont"/>
     <w:uiPriority w:val="21"/>
     <w:qFormat/>
-    <w:rsid w:val="00814DC8"/>
+    <w:rsid w:val="00814dc8"/>
     <w:rPr>
       <w:i/>
       <w:iCs/>
-      <w:color w:val="0F4761" w:themeColor="accent1" w:themeShade="BF"/>
+      <w:color w:themeColor="accent1" w:themeShade="bf" w:val="0F4761"/>
     </w:rPr>
   </w:style>
-  <w:style w:type="character" w:customStyle="1" w:styleId="IntenseQuoteChar">
+  <w:style w:type="character" w:styleId="IntenseQuoteChar" w:customStyle="1">
     <w:name w:val="Intense Quote Char"/>
     <w:basedOn w:val="DefaultParagraphFont"/>
     <w:link w:val="IntenseQuote"/>
     <w:uiPriority w:val="30"/>
     <w:qFormat/>
-    <w:rsid w:val="00814DC8"/>
+    <w:rsid w:val="00814dc8"/>
     <w:rPr>
       <w:i/>
       <w:iCs/>
-      <w:color w:val="0F4761" w:themeColor="accent1" w:themeShade="BF"/>
+      <w:color w:themeColor="accent1" w:themeShade="bf" w:val="0F4761"/>
     </w:rPr>
   </w:style>
   <w:style w:type="character" w:styleId="IntenseReference">
@@ -7345,12 +7175,12 @@
     <w:basedOn w:val="DefaultParagraphFont"/>
     <w:uiPriority w:val="32"/>
     <w:qFormat/>
-    <w:rsid w:val="00814DC8"/>
+    <w:rsid w:val="00814dc8"/>
     <w:rPr>
       <w:b/>
       <w:bCs/>
       <w:smallCaps/>
-      <w:color w:val="0F4761" w:themeColor="accent1" w:themeShade="BF"/>
+      <w:color w:themeColor="accent1" w:themeShade="bf" w:val="0F4761"/>
       <w:spacing w:val="5"/>
     </w:rPr>
   </w:style>
@@ -7359,9 +7189,9 @@
     <w:basedOn w:val="DefaultParagraphFont"/>
     <w:uiPriority w:val="99"/>
     <w:unhideWhenUsed/>
-    <w:rsid w:val="00AD72B4"/>
+    <w:rsid w:val="00ad72b4"/>
     <w:rPr>
-      <w:color w:val="467886" w:themeColor="hyperlink"/>
+      <w:color w:themeColor="hyperlink" w:val="467886"/>
       <w:u w:val="single"/>
     </w:rPr>
   </w:style>
@@ -7372,10 +7202,10 @@
     <w:semiHidden/>
     <w:unhideWhenUsed/>
     <w:qFormat/>
-    <w:rsid w:val="00AD72B4"/>
+    <w:rsid w:val="00ad72b4"/>
     <w:rPr>
       <w:color w:val="605E5C"/>
-      <w:shd w:val="clear" w:color="auto" w:fill="E1DFDD"/>
+      <w:shd w:fill="E1DFDD" w:val="clear"/>
     </w:rPr>
   </w:style>
   <w:style w:type="character" w:styleId="FollowedHyperlink">
@@ -7384,23 +7214,23 @@
     <w:uiPriority w:val="99"/>
     <w:semiHidden/>
     <w:unhideWhenUsed/>
-    <w:rsid w:val="006B63CF"/>
+    <w:rsid w:val="006b63cf"/>
     <w:rPr>
-      <w:color w:val="96607D" w:themeColor="followedHyperlink"/>
+      <w:color w:themeColor="followedHyperlink" w:val="96607D"/>
       <w:u w:val="single"/>
     </w:rPr>
   </w:style>
-  <w:style w:type="paragraph" w:customStyle="1" w:styleId="Heading">
+  <w:style w:type="paragraph" w:styleId="Heading" w:customStyle="1">
     <w:name w:val="Heading"/>
     <w:basedOn w:val="Normal"/>
     <w:next w:val="BodyText"/>
     <w:qFormat/>
     <w:pPr>
-      <w:keepNext/>
+      <w:keepNext w:val="true"/>
       <w:spacing w:before="240" w:after="120"/>
     </w:pPr>
     <w:rPr>
-      <w:rFonts w:ascii="Liberation Sans" w:eastAsia="Noto Sans CJK SC" w:hAnsi="Liberation Sans" w:cs="Noto Sans Devanagari"/>
+      <w:rFonts w:ascii="Liberation Sans" w:hAnsi="Liberation Sans" w:eastAsia="Noto Sans CJK SC" w:cs="Noto Sans Devanagari"/>
       <w:sz w:val="28"/>
       <w:szCs w:val="28"/>
     </w:rPr>
@@ -7409,12 +7239,14 @@
     <w:name w:val="Body Text"/>
     <w:basedOn w:val="Normal"/>
     <w:pPr>
-      <w:spacing w:after="140" w:line="276" w:lineRule="auto"/>
+      <w:spacing w:lineRule="auto" w:line="276" w:before="0" w:after="140"/>
     </w:pPr>
+    <w:rPr/>
   </w:style>
   <w:style w:type="paragraph" w:styleId="List">
     <w:name w:val="List"/>
     <w:basedOn w:val="BodyText"/>
+    <w:pPr/>
     <w:rPr>
       <w:rFonts w:cs="Noto Sans Devanagari"/>
     </w:rPr>
@@ -7426,18 +7258,18 @@
     <w:uiPriority w:val="35"/>
     <w:unhideWhenUsed/>
     <w:qFormat/>
-    <w:rsid w:val="003B0F06"/>
+    <w:rsid w:val="003b0f06"/>
     <w:pPr>
-      <w:spacing w:after="200" w:line="240" w:lineRule="auto"/>
+      <w:spacing w:lineRule="auto" w:line="240" w:before="0" w:after="200"/>
     </w:pPr>
     <w:rPr>
       <w:i/>
       <w:iCs/>
-      <w:color w:val="000000" w:themeColor="text1"/>
+      <w:color w:themeColor="text1" w:val="000000"/>
       <w:szCs w:val="18"/>
     </w:rPr>
   </w:style>
-  <w:style w:type="paragraph" w:customStyle="1" w:styleId="Index">
+  <w:style w:type="paragraph" w:styleId="Index" w:customStyle="1">
     <w:name w:val="Index"/>
     <w:basedOn w:val="Normal"/>
     <w:qFormat/>
@@ -7455,13 +7287,13 @@
     <w:link w:val="TitleChar"/>
     <w:uiPriority w:val="10"/>
     <w:qFormat/>
-    <w:rsid w:val="00814DC8"/>
+    <w:rsid w:val="00814dc8"/>
     <w:pPr>
-      <w:spacing w:after="80" w:line="240" w:lineRule="auto"/>
+      <w:spacing w:lineRule="auto" w:line="240" w:before="0" w:after="80"/>
       <w:contextualSpacing/>
     </w:pPr>
     <w:rPr>
-      <w:rFonts w:asciiTheme="majorHAnsi" w:eastAsiaTheme="majorEastAsia" w:hAnsiTheme="majorHAnsi" w:cstheme="majorBidi"/>
+      <w:rFonts w:ascii="Aptos Display" w:hAnsi="Aptos Display" w:eastAsia="" w:cs="" w:asciiTheme="majorHAnsi" w:cstheme="majorBidi" w:eastAsiaTheme="majorEastAsia" w:hAnsiTheme="majorHAnsi"/>
       <w:spacing w:val="-10"/>
       <w:sz w:val="56"/>
       <w:szCs w:val="56"/>
@@ -7474,10 +7306,11 @@
     <w:link w:val="SubtitleChar"/>
     <w:uiPriority w:val="11"/>
     <w:qFormat/>
-    <w:rsid w:val="00814DC8"/>
+    <w:rsid w:val="00814dc8"/>
+    <w:pPr/>
     <w:rPr>
-      <w:rFonts w:eastAsiaTheme="majorEastAsia" w:cstheme="majorBidi"/>
-      <w:color w:val="595959" w:themeColor="text1" w:themeTint="A6"/>
+      <w:rFonts w:eastAsia="" w:cs="" w:cstheme="majorBidi" w:eastAsiaTheme="majorEastAsia"/>
+      <w:color w:themeColor="text1" w:themeTint="a6" w:val="595959"/>
       <w:spacing w:val="15"/>
       <w:sz w:val="28"/>
       <w:szCs w:val="28"/>
@@ -7490,15 +7323,15 @@
     <w:link w:val="QuoteChar"/>
     <w:uiPriority w:val="29"/>
     <w:qFormat/>
-    <w:rsid w:val="00814DC8"/>
+    <w:rsid w:val="00814dc8"/>
     <w:pPr>
-      <w:spacing w:before="160"/>
+      <w:spacing w:before="160" w:after="160"/>
       <w:jc w:val="center"/>
     </w:pPr>
     <w:rPr>
       <w:i/>
       <w:iCs/>
-      <w:color w:val="404040" w:themeColor="text1" w:themeTint="BF"/>
+      <w:color w:themeColor="text1" w:themeTint="bf" w:val="404040"/>
     </w:rPr>
   </w:style>
   <w:style w:type="paragraph" w:styleId="ListParagraph">
@@ -7506,11 +7339,13 @@
     <w:basedOn w:val="Normal"/>
     <w:uiPriority w:val="34"/>
     <w:qFormat/>
-    <w:rsid w:val="00814DC8"/>
+    <w:rsid w:val="00814dc8"/>
     <w:pPr>
-      <w:ind w:left="720"/>
+      <w:spacing w:before="0" w:after="160"/>
+      <w:ind w:start="720"/>
       <w:contextualSpacing/>
     </w:pPr>
+    <w:rPr/>
   </w:style>
   <w:style w:type="paragraph" w:styleId="IntenseQuote">
     <w:name w:val="Intense Quote"/>
@@ -7519,32 +7354,62 @@
     <w:link w:val="IntenseQuoteChar"/>
     <w:uiPriority w:val="30"/>
     <w:qFormat/>
-    <w:rsid w:val="00814DC8"/>
+    <w:rsid w:val="00814dc8"/>
     <w:pPr>
       <w:pBdr>
-        <w:top w:val="single" w:sz="4" w:space="10" w:color="0F4761" w:themeColor="accent1" w:themeShade="BF"/>
-        <w:bottom w:val="single" w:sz="4" w:space="10" w:color="0F4761" w:themeColor="accent1" w:themeShade="BF"/>
+        <w:top w:val="single" w:sz="4" w:space="10" w:color="0F4761" w:themeColor="accent1" w:themeShade="bf"/>
+        <w:bottom w:val="single" w:sz="4" w:space="10" w:color="0F4761" w:themeColor="accent1" w:themeShade="bf"/>
       </w:pBdr>
       <w:spacing w:before="360" w:after="360"/>
-      <w:ind w:left="864" w:right="864"/>
+      <w:ind w:start="864" w:end="864"/>
       <w:jc w:val="center"/>
     </w:pPr>
     <w:rPr>
       <w:i/>
       <w:iCs/>
-      <w:color w:val="0F4761" w:themeColor="accent1" w:themeShade="BF"/>
+      <w:color w:themeColor="accent1" w:themeShade="bf" w:val="0F4761"/>
     </w:rPr>
   </w:style>
-  <w:style w:type="paragraph" w:customStyle="1" w:styleId="FrameContents">
+  <w:style w:type="paragraph" w:styleId="FrameContentsuser" w:customStyle="1">
+    <w:name w:val="Frame Contents (user)"/>
+    <w:basedOn w:val="Normal"/>
+    <w:qFormat/>
+    <w:pPr/>
+    <w:rPr/>
+  </w:style>
+  <w:style w:type="paragraph" w:styleId="FrameContents">
     <w:name w:val="Frame Contents"/>
     <w:basedOn w:val="Normal"/>
     <w:qFormat/>
+    <w:pPr/>
+    <w:rPr/>
+  </w:style>
+  <w:style w:type="numbering" w:styleId="NoList" w:default="1">
+    <w:name w:val="No List"/>
+    <w:uiPriority w:val="99"/>
+    <w:semiHidden/>
+    <w:unhideWhenUsed/>
+    <w:qFormat/>
+  </w:style>
+  <w:style w:type="table" w:default="1" w:styleId="TableNormal">
+    <w:name w:val="Normal Table"/>
+    <w:uiPriority w:val="99"/>
+    <w:semiHidden/>
+    <w:unhideWhenUsed/>
+    <w:tblPr>
+      <w:tblCellMar>
+        <w:top w:w="0" w:type="dxa"/>
+        <w:left w:w="108" w:type="dxa"/>
+        <w:bottom w:w="0" w:type="dxa"/>
+        <w:right w:w="108" w:type="dxa"/>
+      </w:tblCellMar>
+    </w:tblPr>
   </w:style>
 </w:styles>
 </file>
 
 <file path=word/theme/theme1.xml><?xml version="1.0" encoding="utf-8"?>
-<a:theme xmlns:a="http://schemas.openxmlformats.org/drawingml/2006/main" name="Office Theme">
+<a:theme xmlns:a="http://schemas.openxmlformats.org/drawingml/2006/main" xmlns:r="http://schemas.openxmlformats.org/officeDocument/2006/relationships" name="Office Theme">
   <a:themeElements>
     <a:clrScheme name="Office">
       <a:dk1>
@@ -7586,12 +7451,12 @@
     </a:clrScheme>
     <a:fontScheme name="Office">
       <a:majorFont>
-        <a:latin typeface="Aptos Display" panose="02110004020202020204"/>
+        <a:latin typeface="Aptos Display" panose="02110004020202020204" pitchFamily="0" charset="1"/>
         <a:ea typeface=""/>
         <a:cs typeface=""/>
       </a:majorFont>
       <a:minorFont>
-        <a:latin typeface="Aptos" panose="02110004020202020204"/>
+        <a:latin typeface="Aptos" panose="02110004020202020204" pitchFamily="0" charset="1"/>
         <a:ea typeface=""/>
         <a:cs typeface=""/>
       </a:minorFont>
@@ -7623,7 +7488,7 @@
             </a:gs>
           </a:gsLst>
           <a:lin ang="5400000" scaled="0"/>
-          <a:tileRect/>
+          <a:tileRect l="0" t="0" r="0" b="0"/>
         </a:gradFill>
         <a:gradFill>
           <a:gsLst>
@@ -7647,7 +7512,7 @@
             </a:gs>
           </a:gsLst>
           <a:lin ang="5400000" scaled="0"/>
-          <a:tileRect/>
+          <a:tileRect l="0" t="0" r="0" b="0"/>
         </a:gradFill>
       </a:fillStyleLst>
       <a:lnStyleLst>
@@ -7707,38 +7572,15 @@
             </a:gs>
           </a:gsLst>
           <a:lin ang="5400000" scaled="0"/>
-          <a:tileRect/>
+          <a:tileRect l="0" t="0" r="0" b="0"/>
         </a:gradFill>
       </a:bgFillStyleLst>
     </a:fmtScheme>
   </a:themeElements>
-  <a:objectDefaults/>
-  <a:extraClrSchemeLst/>
 </a:theme>
 </file>
 
 <file path=customXml/item1.xml><?xml version="1.0" encoding="utf-8"?>
-<p:properties xmlns:p="http://schemas.microsoft.com/office/2006/metadata/properties" xmlns:xsi="http://www.w3.org/2001/XMLSchema-instance" xmlns:pc="http://schemas.microsoft.com/office/infopath/2007/PartnerControls">
-  <documentManagement>
-    <PartNumber xmlns="0ad71be4-300e-4da4-9890-e32ad5c0a962" xsi:nil="true"/>
-    <TaxCatchAll xmlns="c631679c-bfd8-4445-9cda-c9f05602c282" xsi:nil="true"/>
-    <lcf76f155ced4ddcb4097134ff3c332f xmlns="0ad71be4-300e-4da4-9890-e32ad5c0a962">
-      <Terms xmlns="http://schemas.microsoft.com/office/infopath/2007/PartnerControls"/>
-    </lcf76f155ced4ddcb4097134ff3c332f>
-  </documentManagement>
-</p:properties>
-</file>
-
-<file path=customXml/item2.xml><?xml version="1.0" encoding="utf-8"?>
-<?mso-contentType ?>
-<FormTemplates xmlns="http://schemas.microsoft.com/sharepoint/v3/contenttype/forms">
-  <Display>DocumentLibraryForm</Display>
-  <Edit>DocumentLibraryForm</Edit>
-  <New>DocumentLibraryForm</New>
-</FormTemplates>
-</file>
-
-<file path=customXml/item3.xml><?xml version="1.0" encoding="utf-8"?>
 <ct:contentTypeSchema xmlns:ct="http://schemas.microsoft.com/office/2006/metadata/contentType" xmlns:ma="http://schemas.microsoft.com/office/2006/metadata/properties/metaAttributes" ct:_="" ma:_="" ma:contentTypeName="Document" ma:contentTypeID="0x0101000AC20C0D73B1E34F9B2B46F6AD2F766E" ma:contentTypeVersion="14" ma:contentTypeDescription="Create a new document." ma:contentTypeScope="" ma:versionID="46225f4707eac3d6eb376a3d996c0d6b">
   <xsd:schema xmlns:xsd="http://www.w3.org/2001/XMLSchema" xmlns:xs="http://www.w3.org/2001/XMLSchema" xmlns:p="http://schemas.microsoft.com/office/2006/metadata/properties" xmlns:ns2="0ad71be4-300e-4da4-9890-e32ad5c0a962" xmlns:ns3="c631679c-bfd8-4445-9cda-c9f05602c282" targetNamespace="http://schemas.microsoft.com/office/2006/metadata/properties" ma:root="true" ma:fieldsID="9ce227525533969de88b2603fe31c150" ns2:_="" ns3:_="">
     <xsd:import namespace="0ad71be4-300e-4da4-9890-e32ad5c0a962"/>
@@ -7951,26 +7793,28 @@
 </ct:contentTypeSchema>
 </file>
 
-<file path=customXml/itemProps1.xml><?xml version="1.0" encoding="utf-8"?>
-<ds:datastoreItem xmlns:ds="http://schemas.openxmlformats.org/officeDocument/2006/customXml" ds:itemID="{B253B42D-A807-4CAA-8FA4-4DA2EC658818}">
-  <ds:schemaRefs>
-    <ds:schemaRef ds:uri="http://schemas.microsoft.com/office/2006/metadata/properties"/>
-    <ds:schemaRef ds:uri="http://schemas.microsoft.com/office/infopath/2007/PartnerControls"/>
-    <ds:schemaRef ds:uri="0ad71be4-300e-4da4-9890-e32ad5c0a962"/>
-    <ds:schemaRef ds:uri="c631679c-bfd8-4445-9cda-c9f05602c282"/>
-  </ds:schemaRefs>
-</ds:datastoreItem>
+<file path=customXml/item2.xml><?xml version="1.0" encoding="utf-8"?>
+<?mso-contentType ?>
+<FormTemplates xmlns="http://schemas.microsoft.com/sharepoint/v3/contenttype/forms">
+  <Display>DocumentLibraryForm</Display>
+  <Edit>DocumentLibraryForm</Edit>
+  <New>DocumentLibraryForm</New>
+</FormTemplates>
 </file>
 
-<file path=customXml/itemProps2.xml><?xml version="1.0" encoding="utf-8"?>
-<ds:datastoreItem xmlns:ds="http://schemas.openxmlformats.org/officeDocument/2006/customXml" ds:itemID="{C0F23239-E333-4032-AC80-25A4613621CD}">
-  <ds:schemaRefs>
-    <ds:schemaRef ds:uri="http://schemas.microsoft.com/sharepoint/v3/contenttype/forms"/>
-  </ds:schemaRefs>
-</ds:datastoreItem>
+<file path=customXml/item3.xml><?xml version="1.0" encoding="utf-8"?>
+<p:properties xmlns:p="http://schemas.microsoft.com/office/2006/metadata/properties" xmlns:xsi="http://www.w3.org/2001/XMLSchema-instance" xmlns:pc="http://schemas.microsoft.com/office/infopath/2007/PartnerControls">
+  <documentManagement>
+    <PartNumber xmlns="0ad71be4-300e-4da4-9890-e32ad5c0a962" xsi:nil="true"/>
+    <TaxCatchAll xmlns="c631679c-bfd8-4445-9cda-c9f05602c282" xsi:nil="true"/>
+    <lcf76f155ced4ddcb4097134ff3c332f xmlns="0ad71be4-300e-4da4-9890-e32ad5c0a962">
+      <Terms xmlns="http://schemas.microsoft.com/office/infopath/2007/PartnerControls"/>
+    </lcf76f155ced4ddcb4097134ff3c332f>
+  </documentManagement>
+</p:properties>
 </file>
 
-<file path=customXml/itemProps3.xml><?xml version="1.0" encoding="utf-8"?>
+<file path=customXml/itemProps1.xml><?xml version="1.0" encoding="utf-8"?>
 <ds:datastoreItem xmlns:ds="http://schemas.openxmlformats.org/officeDocument/2006/customXml" ds:itemID="{D1F8F129-F164-4506-9D59-3AFEFB715C23}">
   <ds:schemaRefs>
     <ds:schemaRef ds:uri="http://schemas.microsoft.com/office/2006/metadata/contentType"/>
@@ -7987,4 +7831,23 @@
     <ds:schemaRef ds:uri="http://schemas.microsoft.com/internal/obd"/>
   </ds:schemaRefs>
 </ds:datastoreItem>
+</file>
+
+<file path=customXml/itemProps2.xml><?xml version="1.0" encoding="utf-8"?>
+<ds:datastoreItem xmlns:ds="http://schemas.openxmlformats.org/officeDocument/2006/customXml" ds:itemID="{C0F23239-E333-4032-AC80-25A4613621CD}">
+  <ds:schemaRefs>
+    <ds:schemaRef ds:uri="http://schemas.microsoft.com/sharepoint/v3/contenttype/forms"/>
+  </ds:schemaRefs>
+</ds:datastoreItem>
+</file>
+
+<file path=customXml/itemProps3.xml><?xml version="1.0" encoding="utf-8"?>
+<ds:datastoreItem xmlns:ds="http://schemas.openxmlformats.org/officeDocument/2006/customXml" ds:itemID="{B253B42D-A807-4CAA-8FA4-4DA2EC658818}">
+  <ds:schemaRefs>
+    <ds:schemaRef ds:uri="http://schemas.microsoft.com/office/2006/metadata/properties"/>
+    <ds:schemaRef ds:uri="http://schemas.microsoft.com/office/infopath/2007/PartnerControls"/>
+    <ds:schemaRef ds:uri="0ad71be4-300e-4da4-9890-e32ad5c0a962"/>
+    <ds:schemaRef ds:uri="c631679c-bfd8-4445-9cda-c9f05602c282"/>
+  </ds:schemaRefs>
+</ds:datastoreItem>
 </file>